--- a/discoverer-neo/docs/user-guide/manual/Discoverer-Neo-MANAGER-Guide-Quick-es-ES.docx
+++ b/discoverer-neo/docs/user-guide/manual/Discoverer-Neo-MANAGER-Guide-Quick-es-ES.docx
@@ -54,7 +54,7 @@
           <w:sz w:val="22"/>
           <w:szCs w:val="22"/>
         </w:rPr>
-        <w:t>Versión 2.0.0</w:t>
+        <w:t>Versión 2.0.1</w:t>
       </w:r>
     </w:p>
     <w:p>
@@ -74,7 +74,7 @@
     <w:sdt>
       <w:sdtPr>
         <w:alias w:val="Índice"/>
-        <w:id w:val="146014057"/>
+        <w:id w:val="1088581872"/>
       </w:sdtPr>
       <w:sdtEndPr/>
       <w:sdtContent>
@@ -102,7 +102,7 @@
           <w:r>
             <w:fldChar w:fldCharType="separate"/>
           </w:r>
-          <w:hyperlink w:anchor="_Toc241668821" w:history="1">
+          <w:hyperlink w:anchor="_Toc241671352" w:history="1">
             <w:r>
               <w:rPr>
                 <w:rStyle w:val="Hiperligao"/>
@@ -126,7 +126,7 @@
               <w:rPr>
                 <w:noProof/>
               </w:rPr>
-              <w:instrText xml:space="preserve"> PAGEREF _Toc241668821 \h </w:instrText>
+              <w:instrText xml:space="preserve"> PAGEREF _Toc241671352 \h </w:instrText>
             </w:r>
             <w:r>
               <w:rPr>
@@ -168,7 +168,7 @@
               <w14:ligatures w14:val="standardContextual"/>
             </w:rPr>
           </w:pPr>
-          <w:hyperlink w:anchor="_Toc241668822" w:history="1">
+          <w:hyperlink w:anchor="_Toc241671353" w:history="1">
             <w:r>
               <w:rPr>
                 <w:rStyle w:val="Hiperligao"/>
@@ -192,7 +192,7 @@
               <w:rPr>
                 <w:noProof/>
               </w:rPr>
-              <w:instrText xml:space="preserve"> PAGEREF _Toc241668822 \h </w:instrText>
+              <w:instrText xml:space="preserve"> PAGEREF _Toc241671353 \h </w:instrText>
             </w:r>
             <w:r>
               <w:rPr>
@@ -234,7 +234,7 @@
               <w14:ligatures w14:val="standardContextual"/>
             </w:rPr>
           </w:pPr>
-          <w:hyperlink w:anchor="_Toc241668823" w:history="1">
+          <w:hyperlink w:anchor="_Toc241671354" w:history="1">
             <w:r>
               <w:rPr>
                 <w:rStyle w:val="Hiperligao"/>
@@ -258,7 +258,7 @@
               <w:rPr>
                 <w:noProof/>
               </w:rPr>
-              <w:instrText xml:space="preserve"> PAGEREF _Toc241668823 \h </w:instrText>
+              <w:instrText xml:space="preserve"> PAGEREF _Toc241671354 \h </w:instrText>
             </w:r>
             <w:r>
               <w:rPr>
@@ -300,7 +300,7 @@
               <w14:ligatures w14:val="standardContextual"/>
             </w:rPr>
           </w:pPr>
-          <w:hyperlink w:anchor="_Toc241668824" w:history="1">
+          <w:hyperlink w:anchor="_Toc241671355" w:history="1">
             <w:r>
               <w:rPr>
                 <w:rStyle w:val="Hiperligao"/>
@@ -324,7 +324,7 @@
               <w:rPr>
                 <w:noProof/>
               </w:rPr>
-              <w:instrText xml:space="preserve"> PAGEREF _Toc241668824 \h </w:instrText>
+              <w:instrText xml:space="preserve"> PAGEREF _Toc241671355 \h </w:instrText>
             </w:r>
             <w:r>
               <w:rPr>
@@ -366,7 +366,7 @@
               <w14:ligatures w14:val="standardContextual"/>
             </w:rPr>
           </w:pPr>
-          <w:hyperlink w:anchor="_Toc241668825" w:history="1">
+          <w:hyperlink w:anchor="_Toc241671356" w:history="1">
             <w:r>
               <w:rPr>
                 <w:rStyle w:val="Hiperligao"/>
@@ -390,7 +390,7 @@
               <w:rPr>
                 <w:noProof/>
               </w:rPr>
-              <w:instrText xml:space="preserve"> PAGEREF _Toc241668825 \h </w:instrText>
+              <w:instrText xml:space="preserve"> PAGEREF _Toc241671356 \h </w:instrText>
             </w:r>
             <w:r>
               <w:rPr>
@@ -432,7 +432,7 @@
               <w14:ligatures w14:val="standardContextual"/>
             </w:rPr>
           </w:pPr>
-          <w:hyperlink w:anchor="_Toc241668826" w:history="1">
+          <w:hyperlink w:anchor="_Toc241671357" w:history="1">
             <w:r>
               <w:rPr>
                 <w:rStyle w:val="Hiperligao"/>
@@ -456,7 +456,7 @@
               <w:rPr>
                 <w:noProof/>
               </w:rPr>
-              <w:instrText xml:space="preserve"> PAGEREF _Toc241668826 \h </w:instrText>
+              <w:instrText xml:space="preserve"> PAGEREF _Toc241671357 \h </w:instrText>
             </w:r>
             <w:r>
               <w:rPr>
@@ -498,7 +498,7 @@
               <w14:ligatures w14:val="standardContextual"/>
             </w:rPr>
           </w:pPr>
-          <w:hyperlink w:anchor="_Toc241668827" w:history="1">
+          <w:hyperlink w:anchor="_Toc241671358" w:history="1">
             <w:r>
               <w:rPr>
                 <w:rStyle w:val="Hiperligao"/>
@@ -522,7 +522,7 @@
               <w:rPr>
                 <w:noProof/>
               </w:rPr>
-              <w:instrText xml:space="preserve"> PAGEREF _Toc241668827 \h </w:instrText>
+              <w:instrText xml:space="preserve"> PAGEREF _Toc241671358 \h </w:instrText>
             </w:r>
             <w:r>
               <w:rPr>
@@ -564,7 +564,7 @@
               <w14:ligatures w14:val="standardContextual"/>
             </w:rPr>
           </w:pPr>
-          <w:hyperlink w:anchor="_Toc241668828" w:history="1">
+          <w:hyperlink w:anchor="_Toc241671359" w:history="1">
             <w:r>
               <w:rPr>
                 <w:rStyle w:val="Hiperligao"/>
@@ -588,7 +588,7 @@
               <w:rPr>
                 <w:noProof/>
               </w:rPr>
-              <w:instrText xml:space="preserve"> PAGEREF _Toc241668828 \h </w:instrText>
+              <w:instrText xml:space="preserve"> PAGEREF _Toc241671359 \h </w:instrText>
             </w:r>
             <w:r>
               <w:rPr>
@@ -630,7 +630,7 @@
               <w14:ligatures w14:val="standardContextual"/>
             </w:rPr>
           </w:pPr>
-          <w:hyperlink w:anchor="_Toc241668829" w:history="1">
+          <w:hyperlink w:anchor="_Toc241671360" w:history="1">
             <w:r>
               <w:rPr>
                 <w:rStyle w:val="Hiperligao"/>
@@ -654,7 +654,7 @@
               <w:rPr>
                 <w:noProof/>
               </w:rPr>
-              <w:instrText xml:space="preserve"> PAGEREF _Toc241668829 \h </w:instrText>
+              <w:instrText xml:space="preserve"> PAGEREF _Toc241671360 \h </w:instrText>
             </w:r>
             <w:r>
               <w:rPr>
@@ -696,7 +696,7 @@
               <w14:ligatures w14:val="standardContextual"/>
             </w:rPr>
           </w:pPr>
-          <w:hyperlink w:anchor="_Toc241668830" w:history="1">
+          <w:hyperlink w:anchor="_Toc241671361" w:history="1">
             <w:r>
               <w:rPr>
                 <w:rStyle w:val="Hiperligao"/>
@@ -720,7 +720,7 @@
               <w:rPr>
                 <w:noProof/>
               </w:rPr>
-              <w:instrText xml:space="preserve"> PAGEREF _Toc241668830 \h </w:instrText>
+              <w:instrText xml:space="preserve"> PAGEREF _Toc241671361 \h </w:instrText>
             </w:r>
             <w:r>
               <w:rPr>
@@ -762,7 +762,7 @@
               <w14:ligatures w14:val="standardContextual"/>
             </w:rPr>
           </w:pPr>
-          <w:hyperlink w:anchor="_Toc241668831" w:history="1">
+          <w:hyperlink w:anchor="_Toc241671362" w:history="1">
             <w:r>
               <w:rPr>
                 <w:rStyle w:val="Hiperligao"/>
@@ -786,7 +786,7 @@
               <w:rPr>
                 <w:noProof/>
               </w:rPr>
-              <w:instrText xml:space="preserve"> PAGEREF _Toc241668831 \h </w:instrText>
+              <w:instrText xml:space="preserve"> PAGEREF _Toc241671362 \h </w:instrText>
             </w:r>
             <w:r>
               <w:rPr>
@@ -834,7 +834,7 @@
       <w:pPr>
         <w:pStyle w:val="Ttulo1"/>
       </w:pPr>
-      <w:bookmarkStart w:id="0" w:name="_Toc241668821"/>
+      <w:bookmarkStart w:id="0" w:name="_Toc241671352"/>
       <w:r>
         <w:lastRenderedPageBreak/>
         <w:t>Su rol en una página</w:t>
@@ -1454,7 +1454,7 @@
         <w:pStyle w:val="Ttulo1"/>
         <w:pageBreakBefore/>
       </w:pPr>
-      <w:bookmarkStart w:id="1" w:name="_Toc241668822"/>
+      <w:bookmarkStart w:id="1" w:name="_Toc241671353"/>
       <w:r>
         <w:lastRenderedPageBreak/>
         <w:t>Mapas</w:t>
@@ -1487,7 +1487,7 @@
           <w:noProof/>
         </w:rPr>
         <w:drawing>
-          <wp:inline distT="0" distB="0" distL="0" distR="0" wp14:anchorId="0BD40FC0" wp14:editId="616CDE83">
+          <wp:inline distT="0" distB="0" distL="0" distR="0" wp14:anchorId="03DA925F" wp14:editId="732DF1E4">
             <wp:extent cx="5715000" cy="3429000"/>
             <wp:effectExtent l="0" t="0" r="0" b="0"/>
             <wp:docPr id="297" name="02-maps-all.png" descr="La lista de Mapas, pestaña Todos, con los iconos Copiar, Compartir, Programar y Exportar en cada fila." title="La lista de Mapas, pestaña Todos, con los iconos Copiar, Compartir, Programar y Exportar en cada fila."/>
@@ -1951,7 +1951,7 @@
         <w:pStyle w:val="Ttulo1"/>
         <w:pageBreakBefore/>
       </w:pPr>
-      <w:bookmarkStart w:id="2" w:name="_Toc241668823"/>
+      <w:bookmarkStart w:id="2" w:name="_Toc241671354"/>
       <w:r>
         <w:lastRenderedPageBreak/>
         <w:t>Compartir un mapa</w:t>
@@ -1974,7 +1974,7 @@
           <w:noProof/>
         </w:rPr>
         <w:drawing>
-          <wp:inline distT="0" distB="0" distL="0" distR="0" wp14:anchorId="28A13669" wp14:editId="4BB1266C">
+          <wp:inline distT="0" distB="0" distL="0" distR="0" wp14:anchorId="44A5BE8D" wp14:editId="258BF17B">
             <wp:extent cx="3743325" cy="3895725"/>
             <wp:effectExtent l="0" t="0" r="0" b="0"/>
             <wp:docPr id="298" name="03-share-dialog.png" descr="El cuadro Compartir mapa con un cuadro de búsqueda y los botones Puede ver, Puede exportar y Puede editar." title="El cuadro Compartir mapa con un cuadro de búsqueda y los botones Puede ver, Puede exportar y Puede editar."/>
@@ -2377,7 +2377,7 @@
         <w:pStyle w:val="Ttulo1"/>
         <w:pageBreakBefore/>
       </w:pPr>
-      <w:bookmarkStart w:id="3" w:name="_Toc241668824"/>
+      <w:bookmarkStart w:id="3" w:name="_Toc241671355"/>
       <w:r>
         <w:lastRenderedPageBreak/>
         <w:t>Ver, ejecutar y exportar</w:t>
@@ -2400,7 +2400,7 @@
           <w:noProof/>
         </w:rPr>
         <w:drawing>
-          <wp:inline distT="0" distB="0" distL="0" distR="0" wp14:anchorId="661BD3A0" wp14:editId="54928B86">
+          <wp:inline distT="0" distB="0" distL="0" distR="0" wp14:anchorId="04BBAF63" wp14:editId="2F44292E">
             <wp:extent cx="5715000" cy="3571875"/>
             <wp:effectExtent l="0" t="0" r="0" b="0"/>
             <wp:docPr id="299" name="06-viewer-results.png" descr="Una ejecución completada con los botones Excel, CSV y PDF sobre la cuadrícula de resultados." title="Una ejecución completada con los botones Excel, CSV y PDF sobre la cuadrícula de resultados."/>
@@ -2598,7 +2598,7 @@
         <w:pStyle w:val="Ttulo1"/>
         <w:pageBreakBefore/>
       </w:pPr>
-      <w:bookmarkStart w:id="4" w:name="_Toc241668825"/>
+      <w:bookmarkStart w:id="4" w:name="_Toc241671356"/>
       <w:r>
         <w:lastRenderedPageBreak/>
         <w:t>Generador de mapas</w:t>
@@ -2631,7 +2631,7 @@
           <w:noProof/>
         </w:rPr>
         <w:drawing>
-          <wp:inline distT="0" distB="0" distL="0" distR="0" wp14:anchorId="14FF6AD3" wp14:editId="25B1DDA5">
+          <wp:inline distT="0" distB="0" distL="0" distR="0" wp14:anchorId="64EC96BC" wp14:editId="635FA002">
             <wp:extent cx="5715000" cy="3571875"/>
             <wp:effectExtent l="0" t="0" r="0" b="0"/>
             <wp:docPr id="300" name="05-builder-overview.png" descr="El generador de mapas con el árbol Áreas de negocio, el lienzo de columnas y el panel Propiedades." title="El generador de mapas con el árbol Áreas de negocio, el lienzo de columnas y el panel Propiedades."/>
@@ -2869,7 +2869,7 @@
         <w:pStyle w:val="Ttulo1"/>
         <w:pageBreakBefore/>
       </w:pPr>
-      <w:bookmarkStart w:id="5" w:name="_Toc241668826"/>
+      <w:bookmarkStart w:id="5" w:name="_Toc241671357"/>
       <w:r>
         <w:lastRenderedPageBreak/>
         <w:t>Programaciones</w:t>
@@ -2892,7 +2892,7 @@
           <w:noProof/>
         </w:rPr>
         <w:drawing>
-          <wp:inline distT="0" distB="0" distL="0" distR="0" wp14:anchorId="3390D73D" wp14:editId="569DFFE6">
+          <wp:inline distT="0" distB="0" distL="0" distR="0" wp14:anchorId="668A5447" wp14:editId="63D002AE">
             <wp:extent cx="5715000" cy="3571875"/>
             <wp:effectExtent l="0" t="0" r="0" b="0"/>
             <wp:docPr id="301" name="38-schedules-list.png" descr="La página Programaciones con una programación en pausa y sus iconos de acción." title="La página Programaciones con una programación en pausa y sus iconos de acción."/>
@@ -3428,7 +3428,7 @@
         <w:pStyle w:val="Ttulo1"/>
         <w:pageBreakBefore/>
       </w:pPr>
-      <w:bookmarkStart w:id="6" w:name="_Toc241668827"/>
+      <w:bookmarkStart w:id="6" w:name="_Toc241671358"/>
       <w:r>
         <w:lastRenderedPageBreak/>
         <w:t>Ejecuciones y Exportaciones</w:t>
@@ -3468,7 +3468,7 @@
           <w:noProof/>
         </w:rPr>
         <w:drawing>
-          <wp:inline distT="0" distB="0" distL="0" distR="0" wp14:anchorId="066EF200" wp14:editId="69469C80">
+          <wp:inline distT="0" distB="0" distL="0" distR="0" wp14:anchorId="3E03B3B7" wp14:editId="2F12398A">
             <wp:extent cx="5715000" cy="3571875"/>
             <wp:effectExtent l="0" t="0" r="0" b="0"/>
             <wp:docPr id="302" name="11-runs.png" descr="La página Ejecuciones con los filtros Mapa, Estado y Tipo y la lista de ejecuciones." title="La página Ejecuciones con los filtros Mapa, Estado y Tipo y la lista de ejecuciones."/>
@@ -3643,7 +3643,7 @@
         <w:pStyle w:val="Ttulo1"/>
         <w:pageBreakBefore/>
       </w:pPr>
-      <w:bookmarkStart w:id="7" w:name="_Toc241668828"/>
+      <w:bookmarkStart w:id="7" w:name="_Toc241671359"/>
       <w:r>
         <w:lastRenderedPageBreak/>
         <w:t>Usuarios</w:t>
@@ -3676,7 +3676,7 @@
           <w:noProof/>
         </w:rPr>
         <w:drawing>
-          <wp:inline distT="0" distB="0" distL="0" distR="0" wp14:anchorId="54EEC4AC" wp14:editId="66FBE315">
+          <wp:inline distT="0" distB="0" distL="0" distR="0" wp14:anchorId="6936369A" wp14:editId="5FD9991F">
             <wp:extent cx="4362450" cy="2190750"/>
             <wp:effectExtent l="0" t="0" r="0" b="0"/>
             <wp:docPr id="303" name="12-users-maps-dialog.png" descr="El cuadro Mapas de un usuario, con selectores de nivel de acceso compartido e iconos de propietario y de quitar." title="El cuadro Mapas de un usuario, con selectores de nivel de acceso compartido e iconos de propietario y de quitar."/>
@@ -3831,7 +3831,7 @@
         <w:pStyle w:val="Ttulo1"/>
         <w:pageBreakBefore/>
       </w:pPr>
-      <w:bookmarkStart w:id="8" w:name="_Toc241668829"/>
+      <w:bookmarkStart w:id="8" w:name="_Toc241671360"/>
       <w:r>
         <w:lastRenderedPageBreak/>
         <w:t>Modelado de datos</w:t>
@@ -3904,7 +3904,7 @@
           <w:noProof/>
         </w:rPr>
         <w:drawing>
-          <wp:inline distT="0" distB="0" distL="0" distR="0" wp14:anchorId="68438C58" wp14:editId="026C0582">
+          <wp:inline distT="0" distB="0" distL="0" distR="0" wp14:anchorId="39D418AC" wp14:editId="18C3533B">
             <wp:extent cx="5715000" cy="3571875"/>
             <wp:effectExtent l="0" t="0" r="0" b="0"/>
             <wp:docPr id="304" name="11-folders.png" descr="La página Carpetas con un área de negocio elegida y sus carpetas." title="La página Carpetas con un área de negocio elegida y sus carpetas."/>
@@ -4462,7 +4462,7 @@
         <w:pStyle w:val="Ttulo1"/>
         <w:pageBreakBefore/>
       </w:pPr>
-      <w:bookmarkStart w:id="9" w:name="_Toc241668830"/>
+      <w:bookmarkStart w:id="9" w:name="_Toc241671361"/>
       <w:r>
         <w:lastRenderedPageBreak/>
         <w:t>Funciones personalizadas y Orígenes de datos</w:t>
@@ -4505,7 +4505,7 @@
           <w:noProof/>
         </w:rPr>
         <w:drawing>
-          <wp:inline distT="0" distB="0" distL="0" distR="0" wp14:anchorId="051BF12C" wp14:editId="1BFFC728">
+          <wp:inline distT="0" distB="0" distL="0" distR="0" wp14:anchorId="185CC29F" wp14:editId="39A30C7A">
             <wp:extent cx="5715000" cy="3571875"/>
             <wp:effectExtent l="0" t="0" r="0" b="0"/>
             <wp:docPr id="305" name="09-custom-functions.png" descr="La página Funciones personalizadas con la lista, Actualizar todo y Nueva función." title="La página Funciones personalizadas con la lista, Actualizar todo y Nueva función."/>
@@ -4760,7 +4760,7 @@
         <w:pStyle w:val="Ttulo1"/>
         <w:pageBreakBefore/>
       </w:pPr>
-      <w:bookmarkStart w:id="10" w:name="_Toc241668831"/>
+      <w:bookmarkStart w:id="10" w:name="_Toc241671362"/>
       <w:r>
         <w:lastRenderedPageBreak/>
         <w:t>Configuración</w:t>
@@ -4793,7 +4793,7 @@
           <w:noProof/>
         </w:rPr>
         <w:drawing>
-          <wp:inline distT="0" distB="0" distL="0" distR="0" wp14:anchorId="3E880D68" wp14:editId="04772F1B">
+          <wp:inline distT="0" distB="0" distL="0" distR="0" wp14:anchorId="3F227F6F" wp14:editId="297F9A5F">
             <wp:extent cx="5715000" cy="3571875"/>
             <wp:effectExtent l="0" t="0" r="0" b="0"/>
             <wp:docPr id="306" name="04-settings.png" descr="La página Configuración con las tarjetas Idioma, Tema y Paleta de colores." title="La página Configuración con las tarjetas Idioma, Tema y Paleta de colores."/>
@@ -5062,7 +5062,7 @@
         <w:sz w:val="16"/>
         <w:szCs w:val="16"/>
       </w:rPr>
-      <w:t>Discoverer Neo 2.0.0 · Guía rápida · MANAGER</w:t>
+      <w:t>Discoverer Neo 2.0.1 · Guía rápida · MANAGER</w:t>
     </w:r>
   </w:p>
 </w:hdr>
@@ -5071,10 +5071,10 @@
 <file path=word/numbering.xml><?xml version="1.0" encoding="utf-8"?>
 <w:numbering xmlns:wpc="http://schemas.microsoft.com/office/word/2010/wordprocessingCanvas" xmlns:cx="http://schemas.microsoft.com/office/drawing/2014/chartex" xmlns:cx1="http://schemas.microsoft.com/office/drawing/2015/9/8/chartex" xmlns:cx2="http://schemas.microsoft.com/office/drawing/2015/10/21/chartex" xmlns:cx3="http://schemas.microsoft.com/office/drawing/2016/5/9/chartex" xmlns:cx4="http://schemas.microsoft.com/office/drawing/2016/5/10/chartex" xmlns:cx5="http://schemas.microsoft.com/office/drawing/2016/5/11/chartex" xmlns:cx6="http://schemas.microsoft.com/office/drawing/2016/5/12/chartex" xmlns:cx7="http://schemas.microsoft.com/office/drawing/2016/5/13/chartex" xmlns:cx8="http://schemas.microsoft.com/office/drawing/2016/5/14/chartex" xmlns:mc="http://schemas.openxmlformats.org/markup-compatibility/2006" xmlns:aink="http://schemas.microsoft.com/office/drawing/2016/ink" xmlns:am3d="http://schemas.microsoft.com/office/drawing/2017/model3d" xmlns:o="urn:schemas-microsoft-com:office:office" xmlns:oel="http://schemas.microsoft.com/office/2019/extlst" xmlns:r="http://schemas.openxmlformats.org/officeDocument/2006/relationships" xmlns:m="http://schemas.openxmlformats.org/officeDocument/2006/math" xmlns:v="urn:schemas-microsoft-com:vml" xmlns:wp14="http://schemas.microsoft.com/office/word/2010/wordprocessingDrawing" xmlns:wp="http://schemas.openxmlformats.org/drawingml/2006/wordprocessingDrawing" xmlns:w10="urn:schemas-microsoft-com:office:word" xmlns:w="http://schemas.openxmlformats.org/wordprocessingml/2006/main" xmlns:w14="http://schemas.microsoft.com/office/word/2010/wordml" xmlns:w15="http://schemas.microsoft.com/office/word/2012/wordml" xmlns:w16cex="http://schemas.microsoft.com/office/word/2018/wordml/cex" xmlns:w16cid="http://schemas.microsoft.com/office/word/2016/wordml/cid" xmlns:w16="http://schemas.microsoft.com/office/word/2018/wordml" xmlns:w16sdtdh="http://schemas.microsoft.com/office/word/2020/wordml/sdtdatahash" xmlns:w16se="http://schemas.microsoft.com/office/word/2015/wordml/symex" xmlns:wpg="http://schemas.microsoft.com/office/word/2010/wordprocessingGroup" xmlns:wpi="http://schemas.microsoft.com/office/word/2010/wordprocessingInk" xmlns:wne="http://schemas.microsoft.com/office/word/2006/wordml" xmlns:wps="http://schemas.microsoft.com/office/word/2010/wordprocessingShape" mc:Ignorable="w14 w15 w16se w16cid w16 w16cex w16sdtdh wp14">
   <w:abstractNum w:abstractNumId="0" w15:restartNumberingAfterBreak="0">
-    <w:nsid w:val="03190465"/>
+    <w:nsid w:val="02773274"/>
     <w:multiLevelType w:val="hybridMultilevel"/>
-    <w:tmpl w:val="8C38DB36"/>
-    <w:lvl w:ilvl="0" w:tplc="3A6834D0">
+    <w:tmpl w:val="8CF40FEA"/>
+    <w:lvl w:ilvl="0" w:tplc="D6E6CDF8">
       <w:start w:val="1"/>
       <w:numFmt w:val="decimal"/>
       <w:lvlText w:val="%1."/>
@@ -5083,7 +5083,7 @@
         <w:ind w:left="360" w:hanging="300"/>
       </w:pPr>
     </w:lvl>
-    <w:lvl w:ilvl="1" w:tplc="940CFC22" w:tentative="1">
+    <w:lvl w:ilvl="1" w:tplc="54968430" w:tentative="1">
       <w:start w:val="1"/>
       <w:numFmt w:val="lowerLetter"/>
       <w:lvlText w:val="%2."/>
@@ -5092,47 +5092,47 @@
         <w:ind w:left="720" w:hanging="300"/>
       </w:pPr>
     </w:lvl>
-    <w:lvl w:ilvl="2" w:tplc="30547D4C">
-      <w:numFmt w:val="decimal"/>
-      <w:lvlText w:val=""/>
-      <w:lvlJc w:val="left"/>
-    </w:lvl>
-    <w:lvl w:ilvl="3" w:tplc="6D84F2B8">
-      <w:numFmt w:val="decimal"/>
-      <w:lvlText w:val=""/>
-      <w:lvlJc w:val="left"/>
-    </w:lvl>
-    <w:lvl w:ilvl="4" w:tplc="2D36F424">
-      <w:numFmt w:val="decimal"/>
-      <w:lvlText w:val=""/>
-      <w:lvlJc w:val="left"/>
-    </w:lvl>
-    <w:lvl w:ilvl="5" w:tplc="D26C30C0">
-      <w:numFmt w:val="decimal"/>
-      <w:lvlText w:val=""/>
-      <w:lvlJc w:val="left"/>
-    </w:lvl>
-    <w:lvl w:ilvl="6" w:tplc="91B434A2">
-      <w:numFmt w:val="decimal"/>
-      <w:lvlText w:val=""/>
-      <w:lvlJc w:val="left"/>
-    </w:lvl>
-    <w:lvl w:ilvl="7" w:tplc="78909478">
-      <w:numFmt w:val="decimal"/>
-      <w:lvlText w:val=""/>
-      <w:lvlJc w:val="left"/>
-    </w:lvl>
-    <w:lvl w:ilvl="8" w:tplc="6166F4C4">
+    <w:lvl w:ilvl="2" w:tplc="CAF23F16">
+      <w:numFmt w:val="decimal"/>
+      <w:lvlText w:val=""/>
+      <w:lvlJc w:val="left"/>
+    </w:lvl>
+    <w:lvl w:ilvl="3" w:tplc="86EC855C">
+      <w:numFmt w:val="decimal"/>
+      <w:lvlText w:val=""/>
+      <w:lvlJc w:val="left"/>
+    </w:lvl>
+    <w:lvl w:ilvl="4" w:tplc="9FDAFE7E">
+      <w:numFmt w:val="decimal"/>
+      <w:lvlText w:val=""/>
+      <w:lvlJc w:val="left"/>
+    </w:lvl>
+    <w:lvl w:ilvl="5" w:tplc="B0868878">
+      <w:numFmt w:val="decimal"/>
+      <w:lvlText w:val=""/>
+      <w:lvlJc w:val="left"/>
+    </w:lvl>
+    <w:lvl w:ilvl="6" w:tplc="C4BCD762">
+      <w:numFmt w:val="decimal"/>
+      <w:lvlText w:val=""/>
+      <w:lvlJc w:val="left"/>
+    </w:lvl>
+    <w:lvl w:ilvl="7" w:tplc="8850E696">
+      <w:numFmt w:val="decimal"/>
+      <w:lvlText w:val=""/>
+      <w:lvlJc w:val="left"/>
+    </w:lvl>
+    <w:lvl w:ilvl="8" w:tplc="88942722">
       <w:numFmt w:val="decimal"/>
       <w:lvlText w:val=""/>
       <w:lvlJc w:val="left"/>
     </w:lvl>
   </w:abstractNum>
   <w:abstractNum w:abstractNumId="1" w15:restartNumberingAfterBreak="0">
-    <w:nsid w:val="076F5CCF"/>
+    <w:nsid w:val="060F28A3"/>
     <w:multiLevelType w:val="hybridMultilevel"/>
-    <w:tmpl w:val="795A117A"/>
-    <w:lvl w:ilvl="0" w:tplc="EA729CA4">
+    <w:tmpl w:val="731C8E88"/>
+    <w:lvl w:ilvl="0" w:tplc="5994E3DE">
       <w:start w:val="1"/>
       <w:numFmt w:val="decimal"/>
       <w:lvlText w:val="%1."/>
@@ -5141,7 +5141,7 @@
         <w:ind w:left="360" w:hanging="300"/>
       </w:pPr>
     </w:lvl>
-    <w:lvl w:ilvl="1" w:tplc="AD926AEC" w:tentative="1">
+    <w:lvl w:ilvl="1" w:tplc="392A79B8" w:tentative="1">
       <w:start w:val="1"/>
       <w:numFmt w:val="lowerLetter"/>
       <w:lvlText w:val="%2."/>
@@ -5150,47 +5150,47 @@
         <w:ind w:left="720" w:hanging="300"/>
       </w:pPr>
     </w:lvl>
-    <w:lvl w:ilvl="2" w:tplc="68B674A2">
-      <w:numFmt w:val="decimal"/>
-      <w:lvlText w:val=""/>
-      <w:lvlJc w:val="left"/>
-    </w:lvl>
-    <w:lvl w:ilvl="3" w:tplc="E72C25A8">
-      <w:numFmt w:val="decimal"/>
-      <w:lvlText w:val=""/>
-      <w:lvlJc w:val="left"/>
-    </w:lvl>
-    <w:lvl w:ilvl="4" w:tplc="F4B2149C">
-      <w:numFmt w:val="decimal"/>
-      <w:lvlText w:val=""/>
-      <w:lvlJc w:val="left"/>
-    </w:lvl>
-    <w:lvl w:ilvl="5" w:tplc="FF18D1BC">
-      <w:numFmt w:val="decimal"/>
-      <w:lvlText w:val=""/>
-      <w:lvlJc w:val="left"/>
-    </w:lvl>
-    <w:lvl w:ilvl="6" w:tplc="D9B47DE8">
-      <w:numFmt w:val="decimal"/>
-      <w:lvlText w:val=""/>
-      <w:lvlJc w:val="left"/>
-    </w:lvl>
-    <w:lvl w:ilvl="7" w:tplc="905E11E0">
-      <w:numFmt w:val="decimal"/>
-      <w:lvlText w:val=""/>
-      <w:lvlJc w:val="left"/>
-    </w:lvl>
-    <w:lvl w:ilvl="8" w:tplc="02BA0F7C">
+    <w:lvl w:ilvl="2" w:tplc="161EE0DA">
+      <w:numFmt w:val="decimal"/>
+      <w:lvlText w:val=""/>
+      <w:lvlJc w:val="left"/>
+    </w:lvl>
+    <w:lvl w:ilvl="3" w:tplc="97761122">
+      <w:numFmt w:val="decimal"/>
+      <w:lvlText w:val=""/>
+      <w:lvlJc w:val="left"/>
+    </w:lvl>
+    <w:lvl w:ilvl="4" w:tplc="AE0EDA46">
+      <w:numFmt w:val="decimal"/>
+      <w:lvlText w:val=""/>
+      <w:lvlJc w:val="left"/>
+    </w:lvl>
+    <w:lvl w:ilvl="5" w:tplc="363E56CC">
+      <w:numFmt w:val="decimal"/>
+      <w:lvlText w:val=""/>
+      <w:lvlJc w:val="left"/>
+    </w:lvl>
+    <w:lvl w:ilvl="6" w:tplc="2A02E39A">
+      <w:numFmt w:val="decimal"/>
+      <w:lvlText w:val=""/>
+      <w:lvlJc w:val="left"/>
+    </w:lvl>
+    <w:lvl w:ilvl="7" w:tplc="36CEDAB0">
+      <w:numFmt w:val="decimal"/>
+      <w:lvlText w:val=""/>
+      <w:lvlJc w:val="left"/>
+    </w:lvl>
+    <w:lvl w:ilvl="8" w:tplc="47DC3C04">
       <w:numFmt w:val="decimal"/>
       <w:lvlText w:val=""/>
       <w:lvlJc w:val="left"/>
     </w:lvl>
   </w:abstractNum>
   <w:abstractNum w:abstractNumId="2" w15:restartNumberingAfterBreak="0">
-    <w:nsid w:val="15871A8B"/>
+    <w:nsid w:val="11005A6E"/>
     <w:multiLevelType w:val="hybridMultilevel"/>
-    <w:tmpl w:val="075E1DCA"/>
-    <w:lvl w:ilvl="0" w:tplc="2550E656">
+    <w:tmpl w:val="EAB82F6A"/>
+    <w:lvl w:ilvl="0" w:tplc="3F02BC48">
       <w:start w:val="1"/>
       <w:numFmt w:val="decimal"/>
       <w:lvlText w:val="%1."/>
@@ -5199,7 +5199,7 @@
         <w:ind w:left="360" w:hanging="300"/>
       </w:pPr>
     </w:lvl>
-    <w:lvl w:ilvl="1" w:tplc="FD066590" w:tentative="1">
+    <w:lvl w:ilvl="1" w:tplc="8774E000" w:tentative="1">
       <w:start w:val="1"/>
       <w:numFmt w:val="lowerLetter"/>
       <w:lvlText w:val="%2."/>
@@ -5208,47 +5208,47 @@
         <w:ind w:left="720" w:hanging="300"/>
       </w:pPr>
     </w:lvl>
-    <w:lvl w:ilvl="2" w:tplc="BB2E7DD4">
-      <w:numFmt w:val="decimal"/>
-      <w:lvlText w:val=""/>
-      <w:lvlJc w:val="left"/>
-    </w:lvl>
-    <w:lvl w:ilvl="3" w:tplc="D1C06E6C">
-      <w:numFmt w:val="decimal"/>
-      <w:lvlText w:val=""/>
-      <w:lvlJc w:val="left"/>
-    </w:lvl>
-    <w:lvl w:ilvl="4" w:tplc="7F124C3C">
-      <w:numFmt w:val="decimal"/>
-      <w:lvlText w:val=""/>
-      <w:lvlJc w:val="left"/>
-    </w:lvl>
-    <w:lvl w:ilvl="5" w:tplc="19540C54">
-      <w:numFmt w:val="decimal"/>
-      <w:lvlText w:val=""/>
-      <w:lvlJc w:val="left"/>
-    </w:lvl>
-    <w:lvl w:ilvl="6" w:tplc="3D7C4104">
-      <w:numFmt w:val="decimal"/>
-      <w:lvlText w:val=""/>
-      <w:lvlJc w:val="left"/>
-    </w:lvl>
-    <w:lvl w:ilvl="7" w:tplc="A61AACB2">
-      <w:numFmt w:val="decimal"/>
-      <w:lvlText w:val=""/>
-      <w:lvlJc w:val="left"/>
-    </w:lvl>
-    <w:lvl w:ilvl="8" w:tplc="B8948B78">
+    <w:lvl w:ilvl="2" w:tplc="D99244B4">
+      <w:numFmt w:val="decimal"/>
+      <w:lvlText w:val=""/>
+      <w:lvlJc w:val="left"/>
+    </w:lvl>
+    <w:lvl w:ilvl="3" w:tplc="3DA8AECC">
+      <w:numFmt w:val="decimal"/>
+      <w:lvlText w:val=""/>
+      <w:lvlJc w:val="left"/>
+    </w:lvl>
+    <w:lvl w:ilvl="4" w:tplc="6764E0FA">
+      <w:numFmt w:val="decimal"/>
+      <w:lvlText w:val=""/>
+      <w:lvlJc w:val="left"/>
+    </w:lvl>
+    <w:lvl w:ilvl="5" w:tplc="5B0C39BA">
+      <w:numFmt w:val="decimal"/>
+      <w:lvlText w:val=""/>
+      <w:lvlJc w:val="left"/>
+    </w:lvl>
+    <w:lvl w:ilvl="6" w:tplc="F1585020">
+      <w:numFmt w:val="decimal"/>
+      <w:lvlText w:val=""/>
+      <w:lvlJc w:val="left"/>
+    </w:lvl>
+    <w:lvl w:ilvl="7" w:tplc="48C8A6E0">
+      <w:numFmt w:val="decimal"/>
+      <w:lvlText w:val=""/>
+      <w:lvlJc w:val="left"/>
+    </w:lvl>
+    <w:lvl w:ilvl="8" w:tplc="73305890">
       <w:numFmt w:val="decimal"/>
       <w:lvlText w:val=""/>
       <w:lvlJc w:val="left"/>
     </w:lvl>
   </w:abstractNum>
   <w:abstractNum w:abstractNumId="3" w15:restartNumberingAfterBreak="0">
-    <w:nsid w:val="1CAB088D"/>
+    <w:nsid w:val="1B3E59C7"/>
     <w:multiLevelType w:val="hybridMultilevel"/>
-    <w:tmpl w:val="56FEE6C8"/>
-    <w:lvl w:ilvl="0" w:tplc="459A6FF2">
+    <w:tmpl w:val="03CAB8C8"/>
+    <w:lvl w:ilvl="0" w:tplc="42DE8C44">
       <w:start w:val="1"/>
       <w:numFmt w:val="decimal"/>
       <w:lvlText w:val="%1."/>
@@ -5257,7 +5257,7 @@
         <w:ind w:left="360" w:hanging="300"/>
       </w:pPr>
     </w:lvl>
-    <w:lvl w:ilvl="1" w:tplc="22185B90" w:tentative="1">
+    <w:lvl w:ilvl="1" w:tplc="AB9296D0" w:tentative="1">
       <w:start w:val="1"/>
       <w:numFmt w:val="lowerLetter"/>
       <w:lvlText w:val="%2."/>
@@ -5266,47 +5266,47 @@
         <w:ind w:left="720" w:hanging="300"/>
       </w:pPr>
     </w:lvl>
-    <w:lvl w:ilvl="2" w:tplc="26B2C69C">
-      <w:numFmt w:val="decimal"/>
-      <w:lvlText w:val=""/>
-      <w:lvlJc w:val="left"/>
-    </w:lvl>
-    <w:lvl w:ilvl="3" w:tplc="CDB4226A">
-      <w:numFmt w:val="decimal"/>
-      <w:lvlText w:val=""/>
-      <w:lvlJc w:val="left"/>
-    </w:lvl>
-    <w:lvl w:ilvl="4" w:tplc="B230886C">
-      <w:numFmt w:val="decimal"/>
-      <w:lvlText w:val=""/>
-      <w:lvlJc w:val="left"/>
-    </w:lvl>
-    <w:lvl w:ilvl="5" w:tplc="003ECD1A">
-      <w:numFmt w:val="decimal"/>
-      <w:lvlText w:val=""/>
-      <w:lvlJc w:val="left"/>
-    </w:lvl>
-    <w:lvl w:ilvl="6" w:tplc="DC0AED66">
-      <w:numFmt w:val="decimal"/>
-      <w:lvlText w:val=""/>
-      <w:lvlJc w:val="left"/>
-    </w:lvl>
-    <w:lvl w:ilvl="7" w:tplc="1F14B6C2">
-      <w:numFmt w:val="decimal"/>
-      <w:lvlText w:val=""/>
-      <w:lvlJc w:val="left"/>
-    </w:lvl>
-    <w:lvl w:ilvl="8" w:tplc="C80AB3CA">
+    <w:lvl w:ilvl="2" w:tplc="1696F47E">
+      <w:numFmt w:val="decimal"/>
+      <w:lvlText w:val=""/>
+      <w:lvlJc w:val="left"/>
+    </w:lvl>
+    <w:lvl w:ilvl="3" w:tplc="4F0A94A0">
+      <w:numFmt w:val="decimal"/>
+      <w:lvlText w:val=""/>
+      <w:lvlJc w:val="left"/>
+    </w:lvl>
+    <w:lvl w:ilvl="4" w:tplc="61AC8700">
+      <w:numFmt w:val="decimal"/>
+      <w:lvlText w:val=""/>
+      <w:lvlJc w:val="left"/>
+    </w:lvl>
+    <w:lvl w:ilvl="5" w:tplc="699AC0AE">
+      <w:numFmt w:val="decimal"/>
+      <w:lvlText w:val=""/>
+      <w:lvlJc w:val="left"/>
+    </w:lvl>
+    <w:lvl w:ilvl="6" w:tplc="5D10A292">
+      <w:numFmt w:val="decimal"/>
+      <w:lvlText w:val=""/>
+      <w:lvlJc w:val="left"/>
+    </w:lvl>
+    <w:lvl w:ilvl="7" w:tplc="4BBE292C">
+      <w:numFmt w:val="decimal"/>
+      <w:lvlText w:val=""/>
+      <w:lvlJc w:val="left"/>
+    </w:lvl>
+    <w:lvl w:ilvl="8" w:tplc="C978AC94">
       <w:numFmt w:val="decimal"/>
       <w:lvlText w:val=""/>
       <w:lvlJc w:val="left"/>
     </w:lvl>
   </w:abstractNum>
   <w:abstractNum w:abstractNumId="4" w15:restartNumberingAfterBreak="0">
-    <w:nsid w:val="1FFB123E"/>
+    <w:nsid w:val="1DB848DA"/>
     <w:multiLevelType w:val="hybridMultilevel"/>
-    <w:tmpl w:val="F2821360"/>
-    <w:lvl w:ilvl="0" w:tplc="CE4A92C8">
+    <w:tmpl w:val="13867C88"/>
+    <w:lvl w:ilvl="0" w:tplc="D5022AE0">
       <w:start w:val="1"/>
       <w:numFmt w:val="decimal"/>
       <w:lvlText w:val="%1."/>
@@ -5315,7 +5315,7 @@
         <w:ind w:left="360" w:hanging="300"/>
       </w:pPr>
     </w:lvl>
-    <w:lvl w:ilvl="1" w:tplc="A9968558" w:tentative="1">
+    <w:lvl w:ilvl="1" w:tplc="2E8C399E" w:tentative="1">
       <w:start w:val="1"/>
       <w:numFmt w:val="lowerLetter"/>
       <w:lvlText w:val="%2."/>
@@ -5324,47 +5324,105 @@
         <w:ind w:left="720" w:hanging="300"/>
       </w:pPr>
     </w:lvl>
-    <w:lvl w:ilvl="2" w:tplc="F27C3C7E">
-      <w:numFmt w:val="decimal"/>
-      <w:lvlText w:val=""/>
-      <w:lvlJc w:val="left"/>
-    </w:lvl>
-    <w:lvl w:ilvl="3" w:tplc="13BC5DFC">
-      <w:numFmt w:val="decimal"/>
-      <w:lvlText w:val=""/>
-      <w:lvlJc w:val="left"/>
-    </w:lvl>
-    <w:lvl w:ilvl="4" w:tplc="F888FE5E">
-      <w:numFmt w:val="decimal"/>
-      <w:lvlText w:val=""/>
-      <w:lvlJc w:val="left"/>
-    </w:lvl>
-    <w:lvl w:ilvl="5" w:tplc="FD94B67A">
-      <w:numFmt w:val="decimal"/>
-      <w:lvlText w:val=""/>
-      <w:lvlJc w:val="left"/>
-    </w:lvl>
-    <w:lvl w:ilvl="6" w:tplc="EA2EAB70">
-      <w:numFmt w:val="decimal"/>
-      <w:lvlText w:val=""/>
-      <w:lvlJc w:val="left"/>
-    </w:lvl>
-    <w:lvl w:ilvl="7" w:tplc="701A212E">
-      <w:numFmt w:val="decimal"/>
-      <w:lvlText w:val=""/>
-      <w:lvlJc w:val="left"/>
-    </w:lvl>
-    <w:lvl w:ilvl="8" w:tplc="45D437B2">
+    <w:lvl w:ilvl="2" w:tplc="E7900642">
+      <w:numFmt w:val="decimal"/>
+      <w:lvlText w:val=""/>
+      <w:lvlJc w:val="left"/>
+    </w:lvl>
+    <w:lvl w:ilvl="3" w:tplc="75D86110">
+      <w:numFmt w:val="decimal"/>
+      <w:lvlText w:val=""/>
+      <w:lvlJc w:val="left"/>
+    </w:lvl>
+    <w:lvl w:ilvl="4" w:tplc="01E2A040">
+      <w:numFmt w:val="decimal"/>
+      <w:lvlText w:val=""/>
+      <w:lvlJc w:val="left"/>
+    </w:lvl>
+    <w:lvl w:ilvl="5" w:tplc="51DA6D9C">
+      <w:numFmt w:val="decimal"/>
+      <w:lvlText w:val=""/>
+      <w:lvlJc w:val="left"/>
+    </w:lvl>
+    <w:lvl w:ilvl="6" w:tplc="99363552">
+      <w:numFmt w:val="decimal"/>
+      <w:lvlText w:val=""/>
+      <w:lvlJc w:val="left"/>
+    </w:lvl>
+    <w:lvl w:ilvl="7" w:tplc="E5161114">
+      <w:numFmt w:val="decimal"/>
+      <w:lvlText w:val=""/>
+      <w:lvlJc w:val="left"/>
+    </w:lvl>
+    <w:lvl w:ilvl="8" w:tplc="85D4A97A">
       <w:numFmt w:val="decimal"/>
       <w:lvlText w:val=""/>
       <w:lvlJc w:val="left"/>
     </w:lvl>
   </w:abstractNum>
   <w:abstractNum w:abstractNumId="5" w15:restartNumberingAfterBreak="0">
-    <w:nsid w:val="265723B1"/>
+    <w:nsid w:val="2664164D"/>
     <w:multiLevelType w:val="hybridMultilevel"/>
-    <w:tmpl w:val="E90641E8"/>
-    <w:lvl w:ilvl="0" w:tplc="B59CD610" w:tentative="1">
+    <w:tmpl w:val="896212DC"/>
+    <w:lvl w:ilvl="0" w:tplc="EB1EA35E">
+      <w:start w:val="1"/>
+      <w:numFmt w:val="decimal"/>
+      <w:lvlText w:val="%1."/>
+      <w:lvlJc w:val="left"/>
+      <w:pPr>
+        <w:ind w:left="360" w:hanging="300"/>
+      </w:pPr>
+    </w:lvl>
+    <w:lvl w:ilvl="1" w:tplc="C6A08FF8" w:tentative="1">
+      <w:start w:val="1"/>
+      <w:numFmt w:val="lowerLetter"/>
+      <w:lvlText w:val="%2."/>
+      <w:lvlJc w:val="left"/>
+      <w:pPr>
+        <w:ind w:left="720" w:hanging="300"/>
+      </w:pPr>
+    </w:lvl>
+    <w:lvl w:ilvl="2" w:tplc="A550A0CC">
+      <w:numFmt w:val="decimal"/>
+      <w:lvlText w:val=""/>
+      <w:lvlJc w:val="left"/>
+    </w:lvl>
+    <w:lvl w:ilvl="3" w:tplc="64AA6E1A">
+      <w:numFmt w:val="decimal"/>
+      <w:lvlText w:val=""/>
+      <w:lvlJc w:val="left"/>
+    </w:lvl>
+    <w:lvl w:ilvl="4" w:tplc="40EAC93A">
+      <w:numFmt w:val="decimal"/>
+      <w:lvlText w:val=""/>
+      <w:lvlJc w:val="left"/>
+    </w:lvl>
+    <w:lvl w:ilvl="5" w:tplc="6BF866AC">
+      <w:numFmt w:val="decimal"/>
+      <w:lvlText w:val=""/>
+      <w:lvlJc w:val="left"/>
+    </w:lvl>
+    <w:lvl w:ilvl="6" w:tplc="4F1EC744">
+      <w:numFmt w:val="decimal"/>
+      <w:lvlText w:val=""/>
+      <w:lvlJc w:val="left"/>
+    </w:lvl>
+    <w:lvl w:ilvl="7" w:tplc="EE50364C">
+      <w:numFmt w:val="decimal"/>
+      <w:lvlText w:val=""/>
+      <w:lvlJc w:val="left"/>
+    </w:lvl>
+    <w:lvl w:ilvl="8" w:tplc="8C6C7922">
+      <w:numFmt w:val="decimal"/>
+      <w:lvlText w:val=""/>
+      <w:lvlJc w:val="left"/>
+    </w:lvl>
+  </w:abstractNum>
+  <w:abstractNum w:abstractNumId="6" w15:restartNumberingAfterBreak="0">
+    <w:nsid w:val="3EFF0951"/>
+    <w:multiLevelType w:val="hybridMultilevel"/>
+    <w:tmpl w:val="49FCD1D6"/>
+    <w:lvl w:ilvl="0" w:tplc="87704B82" w:tentative="1">
       <w:start w:val="1"/>
       <w:numFmt w:val="bullet"/>
       <w:lvlText w:val="●"/>
@@ -5373,7 +5431,7 @@
         <w:ind w:left="720" w:hanging="360"/>
       </w:pPr>
     </w:lvl>
-    <w:lvl w:ilvl="1" w:tplc="9EA6C760" w:tentative="1">
+    <w:lvl w:ilvl="1" w:tplc="3FE0F73E" w:tentative="1">
       <w:start w:val="1"/>
       <w:numFmt w:val="bullet"/>
       <w:lvlText w:val="○"/>
@@ -5382,7 +5440,7 @@
         <w:ind w:left="1440" w:hanging="360"/>
       </w:pPr>
     </w:lvl>
-    <w:lvl w:ilvl="2" w:tplc="4D10D5F2" w:tentative="1">
+    <w:lvl w:ilvl="2" w:tplc="BC3E2036" w:tentative="1">
       <w:start w:val="1"/>
       <w:numFmt w:val="bullet"/>
       <w:lvlText w:val="■"/>
@@ -5391,7 +5449,7 @@
         <w:ind w:left="2160" w:hanging="360"/>
       </w:pPr>
     </w:lvl>
-    <w:lvl w:ilvl="3" w:tplc="5A828E46" w:tentative="1">
+    <w:lvl w:ilvl="3" w:tplc="0486CC46" w:tentative="1">
       <w:start w:val="1"/>
       <w:numFmt w:val="bullet"/>
       <w:lvlText w:val="●"/>
@@ -5400,7 +5458,7 @@
         <w:ind w:left="2880" w:hanging="360"/>
       </w:pPr>
     </w:lvl>
-    <w:lvl w:ilvl="4" w:tplc="836E96DC" w:tentative="1">
+    <w:lvl w:ilvl="4" w:tplc="2FBA6E18" w:tentative="1">
       <w:start w:val="1"/>
       <w:numFmt w:val="bullet"/>
       <w:lvlText w:val="○"/>
@@ -5409,7 +5467,7 @@
         <w:ind w:left="3600" w:hanging="360"/>
       </w:pPr>
     </w:lvl>
-    <w:lvl w:ilvl="5" w:tplc="DCD8E48A" w:tentative="1">
+    <w:lvl w:ilvl="5" w:tplc="04EE82B0" w:tentative="1">
       <w:start w:val="1"/>
       <w:numFmt w:val="bullet"/>
       <w:lvlText w:val="■"/>
@@ -5418,7 +5476,7 @@
         <w:ind w:left="4320" w:hanging="360"/>
       </w:pPr>
     </w:lvl>
-    <w:lvl w:ilvl="6" w:tplc="2ADECBF6" w:tentative="1">
+    <w:lvl w:ilvl="6" w:tplc="0E006478" w:tentative="1">
       <w:start w:val="1"/>
       <w:numFmt w:val="bullet"/>
       <w:lvlText w:val="●"/>
@@ -5427,7 +5485,7 @@
         <w:ind w:left="5040" w:hanging="360"/>
       </w:pPr>
     </w:lvl>
-    <w:lvl w:ilvl="7" w:tplc="31B8DF60" w:tentative="1">
+    <w:lvl w:ilvl="7" w:tplc="C1F6AD56" w:tentative="1">
       <w:start w:val="1"/>
       <w:numFmt w:val="bullet"/>
       <w:lvlText w:val="●"/>
@@ -5436,7 +5494,7 @@
         <w:ind w:left="5760" w:hanging="360"/>
       </w:pPr>
     </w:lvl>
-    <w:lvl w:ilvl="8" w:tplc="FBF221C4" w:tentative="1">
+    <w:lvl w:ilvl="8" w:tplc="33A008A2" w:tentative="1">
       <w:start w:val="1"/>
       <w:numFmt w:val="bullet"/>
       <w:lvlText w:val="●"/>
@@ -5446,11 +5504,69 @@
       </w:pPr>
     </w:lvl>
   </w:abstractNum>
-  <w:abstractNum w:abstractNumId="6" w15:restartNumberingAfterBreak="0">
-    <w:nsid w:val="2CB25771"/>
+  <w:abstractNum w:abstractNumId="7" w15:restartNumberingAfterBreak="0">
+    <w:nsid w:val="4092519A"/>
     <w:multiLevelType w:val="hybridMultilevel"/>
-    <w:tmpl w:val="8638A74A"/>
-    <w:lvl w:ilvl="0" w:tplc="5882EB2C" w:tentative="1">
+    <w:tmpl w:val="73760978"/>
+    <w:lvl w:ilvl="0" w:tplc="B8867C8A">
+      <w:start w:val="1"/>
+      <w:numFmt w:val="decimal"/>
+      <w:lvlText w:val="%1."/>
+      <w:lvlJc w:val="left"/>
+      <w:pPr>
+        <w:ind w:left="360" w:hanging="300"/>
+      </w:pPr>
+    </w:lvl>
+    <w:lvl w:ilvl="1" w:tplc="28664B5E" w:tentative="1">
+      <w:start w:val="1"/>
+      <w:numFmt w:val="lowerLetter"/>
+      <w:lvlText w:val="%2."/>
+      <w:lvlJc w:val="left"/>
+      <w:pPr>
+        <w:ind w:left="720" w:hanging="300"/>
+      </w:pPr>
+    </w:lvl>
+    <w:lvl w:ilvl="2" w:tplc="D9BA588E">
+      <w:numFmt w:val="decimal"/>
+      <w:lvlText w:val=""/>
+      <w:lvlJc w:val="left"/>
+    </w:lvl>
+    <w:lvl w:ilvl="3" w:tplc="93D6ED0A">
+      <w:numFmt w:val="decimal"/>
+      <w:lvlText w:val=""/>
+      <w:lvlJc w:val="left"/>
+    </w:lvl>
+    <w:lvl w:ilvl="4" w:tplc="22F42FAC">
+      <w:numFmt w:val="decimal"/>
+      <w:lvlText w:val=""/>
+      <w:lvlJc w:val="left"/>
+    </w:lvl>
+    <w:lvl w:ilvl="5" w:tplc="266EA442">
+      <w:numFmt w:val="decimal"/>
+      <w:lvlText w:val=""/>
+      <w:lvlJc w:val="left"/>
+    </w:lvl>
+    <w:lvl w:ilvl="6" w:tplc="16AABF06">
+      <w:numFmt w:val="decimal"/>
+      <w:lvlText w:val=""/>
+      <w:lvlJc w:val="left"/>
+    </w:lvl>
+    <w:lvl w:ilvl="7" w:tplc="EEB2BFEC">
+      <w:numFmt w:val="decimal"/>
+      <w:lvlText w:val=""/>
+      <w:lvlJc w:val="left"/>
+    </w:lvl>
+    <w:lvl w:ilvl="8" w:tplc="7CF063D0">
+      <w:numFmt w:val="decimal"/>
+      <w:lvlText w:val=""/>
+      <w:lvlJc w:val="left"/>
+    </w:lvl>
+  </w:abstractNum>
+  <w:abstractNum w:abstractNumId="8" w15:restartNumberingAfterBreak="0">
+    <w:nsid w:val="573428BF"/>
+    <w:multiLevelType w:val="hybridMultilevel"/>
+    <w:tmpl w:val="A336C12C"/>
+    <w:lvl w:ilvl="0" w:tplc="64EACAB4" w:tentative="1">
       <w:start w:val="1"/>
       <w:numFmt w:val="bullet"/>
       <w:lvlText w:val="•"/>
@@ -5459,7 +5575,7 @@
         <w:ind w:left="360" w:hanging="260"/>
       </w:pPr>
     </w:lvl>
-    <w:lvl w:ilvl="1" w:tplc="8048BDD6" w:tentative="1">
+    <w:lvl w:ilvl="1" w:tplc="04464F36" w:tentative="1">
       <w:start w:val="1"/>
       <w:numFmt w:val="bullet"/>
       <w:lvlText w:val="–"/>
@@ -5468,47 +5584,47 @@
         <w:ind w:left="720" w:hanging="260"/>
       </w:pPr>
     </w:lvl>
-    <w:lvl w:ilvl="2" w:tplc="6242153C">
-      <w:numFmt w:val="decimal"/>
-      <w:lvlText w:val=""/>
-      <w:lvlJc w:val="left"/>
-    </w:lvl>
-    <w:lvl w:ilvl="3" w:tplc="EA3CC80A">
-      <w:numFmt w:val="decimal"/>
-      <w:lvlText w:val=""/>
-      <w:lvlJc w:val="left"/>
-    </w:lvl>
-    <w:lvl w:ilvl="4" w:tplc="D158C984">
-      <w:numFmt w:val="decimal"/>
-      <w:lvlText w:val=""/>
-      <w:lvlJc w:val="left"/>
-    </w:lvl>
-    <w:lvl w:ilvl="5" w:tplc="5CC8E022">
-      <w:numFmt w:val="decimal"/>
-      <w:lvlText w:val=""/>
-      <w:lvlJc w:val="left"/>
-    </w:lvl>
-    <w:lvl w:ilvl="6" w:tplc="0E0AF206">
-      <w:numFmt w:val="decimal"/>
-      <w:lvlText w:val=""/>
-      <w:lvlJc w:val="left"/>
-    </w:lvl>
-    <w:lvl w:ilvl="7" w:tplc="624448F4">
-      <w:numFmt w:val="decimal"/>
-      <w:lvlText w:val=""/>
-      <w:lvlJc w:val="left"/>
-    </w:lvl>
-    <w:lvl w:ilvl="8" w:tplc="4E5EE6E6">
+    <w:lvl w:ilvl="2" w:tplc="624C8724">
+      <w:numFmt w:val="decimal"/>
+      <w:lvlText w:val=""/>
+      <w:lvlJc w:val="left"/>
+    </w:lvl>
+    <w:lvl w:ilvl="3" w:tplc="E132F7FC">
+      <w:numFmt w:val="decimal"/>
+      <w:lvlText w:val=""/>
+      <w:lvlJc w:val="left"/>
+    </w:lvl>
+    <w:lvl w:ilvl="4" w:tplc="47747FD6">
+      <w:numFmt w:val="decimal"/>
+      <w:lvlText w:val=""/>
+      <w:lvlJc w:val="left"/>
+    </w:lvl>
+    <w:lvl w:ilvl="5" w:tplc="A796D69A">
+      <w:numFmt w:val="decimal"/>
+      <w:lvlText w:val=""/>
+      <w:lvlJc w:val="left"/>
+    </w:lvl>
+    <w:lvl w:ilvl="6" w:tplc="70281C38">
+      <w:numFmt w:val="decimal"/>
+      <w:lvlText w:val=""/>
+      <w:lvlJc w:val="left"/>
+    </w:lvl>
+    <w:lvl w:ilvl="7" w:tplc="F64C4A8A">
+      <w:numFmt w:val="decimal"/>
+      <w:lvlText w:val=""/>
+      <w:lvlJc w:val="left"/>
+    </w:lvl>
+    <w:lvl w:ilvl="8" w:tplc="F858DCB2">
       <w:numFmt w:val="decimal"/>
       <w:lvlText w:val=""/>
       <w:lvlJc w:val="left"/>
     </w:lvl>
   </w:abstractNum>
-  <w:abstractNum w:abstractNumId="7" w15:restartNumberingAfterBreak="0">
-    <w:nsid w:val="2E1939BD"/>
+  <w:abstractNum w:abstractNumId="9" w15:restartNumberingAfterBreak="0">
+    <w:nsid w:val="626B6960"/>
     <w:multiLevelType w:val="hybridMultilevel"/>
-    <w:tmpl w:val="A9C8EC4A"/>
-    <w:lvl w:ilvl="0" w:tplc="54943910">
+    <w:tmpl w:val="B6347E00"/>
+    <w:lvl w:ilvl="0" w:tplc="5728FE76">
       <w:start w:val="1"/>
       <w:numFmt w:val="decimal"/>
       <w:lvlText w:val="%1."/>
@@ -5517,7 +5633,7 @@
         <w:ind w:left="360" w:hanging="300"/>
       </w:pPr>
     </w:lvl>
-    <w:lvl w:ilvl="1" w:tplc="6862D916" w:tentative="1">
+    <w:lvl w:ilvl="1" w:tplc="7E20015C" w:tentative="1">
       <w:start w:val="1"/>
       <w:numFmt w:val="lowerLetter"/>
       <w:lvlText w:val="%2."/>
@@ -5526,47 +5642,47 @@
         <w:ind w:left="720" w:hanging="300"/>
       </w:pPr>
     </w:lvl>
-    <w:lvl w:ilvl="2" w:tplc="AD2A91F2">
-      <w:numFmt w:val="decimal"/>
-      <w:lvlText w:val=""/>
-      <w:lvlJc w:val="left"/>
-    </w:lvl>
-    <w:lvl w:ilvl="3" w:tplc="82E2A1C8">
-      <w:numFmt w:val="decimal"/>
-      <w:lvlText w:val=""/>
-      <w:lvlJc w:val="left"/>
-    </w:lvl>
-    <w:lvl w:ilvl="4" w:tplc="15884E68">
-      <w:numFmt w:val="decimal"/>
-      <w:lvlText w:val=""/>
-      <w:lvlJc w:val="left"/>
-    </w:lvl>
-    <w:lvl w:ilvl="5" w:tplc="815C2940">
-      <w:numFmt w:val="decimal"/>
-      <w:lvlText w:val=""/>
-      <w:lvlJc w:val="left"/>
-    </w:lvl>
-    <w:lvl w:ilvl="6" w:tplc="E2243E54">
-      <w:numFmt w:val="decimal"/>
-      <w:lvlText w:val=""/>
-      <w:lvlJc w:val="left"/>
-    </w:lvl>
-    <w:lvl w:ilvl="7" w:tplc="7826C690">
-      <w:numFmt w:val="decimal"/>
-      <w:lvlText w:val=""/>
-      <w:lvlJc w:val="left"/>
-    </w:lvl>
-    <w:lvl w:ilvl="8" w:tplc="F8FEC880">
+    <w:lvl w:ilvl="2" w:tplc="8870C36A">
+      <w:numFmt w:val="decimal"/>
+      <w:lvlText w:val=""/>
+      <w:lvlJc w:val="left"/>
+    </w:lvl>
+    <w:lvl w:ilvl="3" w:tplc="692ACE74">
+      <w:numFmt w:val="decimal"/>
+      <w:lvlText w:val=""/>
+      <w:lvlJc w:val="left"/>
+    </w:lvl>
+    <w:lvl w:ilvl="4" w:tplc="DD744ECC">
+      <w:numFmt w:val="decimal"/>
+      <w:lvlText w:val=""/>
+      <w:lvlJc w:val="left"/>
+    </w:lvl>
+    <w:lvl w:ilvl="5" w:tplc="5FCEB514">
+      <w:numFmt w:val="decimal"/>
+      <w:lvlText w:val=""/>
+      <w:lvlJc w:val="left"/>
+    </w:lvl>
+    <w:lvl w:ilvl="6" w:tplc="697C24C0">
+      <w:numFmt w:val="decimal"/>
+      <w:lvlText w:val=""/>
+      <w:lvlJc w:val="left"/>
+    </w:lvl>
+    <w:lvl w:ilvl="7" w:tplc="40D6C21A">
+      <w:numFmt w:val="decimal"/>
+      <w:lvlText w:val=""/>
+      <w:lvlJc w:val="left"/>
+    </w:lvl>
+    <w:lvl w:ilvl="8" w:tplc="D3CE35EE">
       <w:numFmt w:val="decimal"/>
       <w:lvlText w:val=""/>
       <w:lvlJc w:val="left"/>
     </w:lvl>
   </w:abstractNum>
-  <w:abstractNum w:abstractNumId="8" w15:restartNumberingAfterBreak="0">
-    <w:nsid w:val="31264917"/>
+  <w:abstractNum w:abstractNumId="10" w15:restartNumberingAfterBreak="0">
+    <w:nsid w:val="64AB4173"/>
     <w:multiLevelType w:val="hybridMultilevel"/>
-    <w:tmpl w:val="6610D7B8"/>
-    <w:lvl w:ilvl="0" w:tplc="3ACC28BA">
+    <w:tmpl w:val="0FC67F32"/>
+    <w:lvl w:ilvl="0" w:tplc="1E7CE600">
       <w:start w:val="1"/>
       <w:numFmt w:val="decimal"/>
       <w:lvlText w:val="%1."/>
@@ -5575,7 +5691,7 @@
         <w:ind w:left="360" w:hanging="300"/>
       </w:pPr>
     </w:lvl>
-    <w:lvl w:ilvl="1" w:tplc="E7147D14" w:tentative="1">
+    <w:lvl w:ilvl="1" w:tplc="240A0112" w:tentative="1">
       <w:start w:val="1"/>
       <w:numFmt w:val="lowerLetter"/>
       <w:lvlText w:val="%2."/>
@@ -5584,47 +5700,47 @@
         <w:ind w:left="720" w:hanging="300"/>
       </w:pPr>
     </w:lvl>
-    <w:lvl w:ilvl="2" w:tplc="FA703C9C">
-      <w:numFmt w:val="decimal"/>
-      <w:lvlText w:val=""/>
-      <w:lvlJc w:val="left"/>
-    </w:lvl>
-    <w:lvl w:ilvl="3" w:tplc="B5D0A1E4">
-      <w:numFmt w:val="decimal"/>
-      <w:lvlText w:val=""/>
-      <w:lvlJc w:val="left"/>
-    </w:lvl>
-    <w:lvl w:ilvl="4" w:tplc="0F8846FA">
-      <w:numFmt w:val="decimal"/>
-      <w:lvlText w:val=""/>
-      <w:lvlJc w:val="left"/>
-    </w:lvl>
-    <w:lvl w:ilvl="5" w:tplc="73C60BA2">
-      <w:numFmt w:val="decimal"/>
-      <w:lvlText w:val=""/>
-      <w:lvlJc w:val="left"/>
-    </w:lvl>
-    <w:lvl w:ilvl="6" w:tplc="ADD0A0A4">
-      <w:numFmt w:val="decimal"/>
-      <w:lvlText w:val=""/>
-      <w:lvlJc w:val="left"/>
-    </w:lvl>
-    <w:lvl w:ilvl="7" w:tplc="24808B9C">
-      <w:numFmt w:val="decimal"/>
-      <w:lvlText w:val=""/>
-      <w:lvlJc w:val="left"/>
-    </w:lvl>
-    <w:lvl w:ilvl="8" w:tplc="48E634DE">
+    <w:lvl w:ilvl="2" w:tplc="8A5C754E">
+      <w:numFmt w:val="decimal"/>
+      <w:lvlText w:val=""/>
+      <w:lvlJc w:val="left"/>
+    </w:lvl>
+    <w:lvl w:ilvl="3" w:tplc="A0D8F15C">
+      <w:numFmt w:val="decimal"/>
+      <w:lvlText w:val=""/>
+      <w:lvlJc w:val="left"/>
+    </w:lvl>
+    <w:lvl w:ilvl="4" w:tplc="E3561B9C">
+      <w:numFmt w:val="decimal"/>
+      <w:lvlText w:val=""/>
+      <w:lvlJc w:val="left"/>
+    </w:lvl>
+    <w:lvl w:ilvl="5" w:tplc="89DAEFDC">
+      <w:numFmt w:val="decimal"/>
+      <w:lvlText w:val=""/>
+      <w:lvlJc w:val="left"/>
+    </w:lvl>
+    <w:lvl w:ilvl="6" w:tplc="78D28560">
+      <w:numFmt w:val="decimal"/>
+      <w:lvlText w:val=""/>
+      <w:lvlJc w:val="left"/>
+    </w:lvl>
+    <w:lvl w:ilvl="7" w:tplc="26200BFC">
+      <w:numFmt w:val="decimal"/>
+      <w:lvlText w:val=""/>
+      <w:lvlJc w:val="left"/>
+    </w:lvl>
+    <w:lvl w:ilvl="8" w:tplc="41189C3E">
       <w:numFmt w:val="decimal"/>
       <w:lvlText w:val=""/>
       <w:lvlJc w:val="left"/>
     </w:lvl>
   </w:abstractNum>
-  <w:abstractNum w:abstractNumId="9" w15:restartNumberingAfterBreak="0">
-    <w:nsid w:val="440954D0"/>
+  <w:abstractNum w:abstractNumId="11" w15:restartNumberingAfterBreak="0">
+    <w:nsid w:val="7F6C356F"/>
     <w:multiLevelType w:val="hybridMultilevel"/>
-    <w:tmpl w:val="0E5AD654"/>
-    <w:lvl w:ilvl="0" w:tplc="D590A84C">
+    <w:tmpl w:val="61DA5466"/>
+    <w:lvl w:ilvl="0" w:tplc="66261BC2">
       <w:start w:val="1"/>
       <w:numFmt w:val="decimal"/>
       <w:lvlText w:val="%1."/>
@@ -5633,7 +5749,7 @@
         <w:ind w:left="360" w:hanging="300"/>
       </w:pPr>
     </w:lvl>
-    <w:lvl w:ilvl="1" w:tplc="1AFA4CF4" w:tentative="1">
+    <w:lvl w:ilvl="1" w:tplc="3828CA96" w:tentative="1">
       <w:start w:val="1"/>
       <w:numFmt w:val="lowerLetter"/>
       <w:lvlText w:val="%2."/>
@@ -5642,220 +5758,104 @@
         <w:ind w:left="720" w:hanging="300"/>
       </w:pPr>
     </w:lvl>
-    <w:lvl w:ilvl="2" w:tplc="A9EEAAFA">
-      <w:numFmt w:val="decimal"/>
-      <w:lvlText w:val=""/>
-      <w:lvlJc w:val="left"/>
-    </w:lvl>
-    <w:lvl w:ilvl="3" w:tplc="C0669FCC">
-      <w:numFmt w:val="decimal"/>
-      <w:lvlText w:val=""/>
-      <w:lvlJc w:val="left"/>
-    </w:lvl>
-    <w:lvl w:ilvl="4" w:tplc="C75469F6">
-      <w:numFmt w:val="decimal"/>
-      <w:lvlText w:val=""/>
-      <w:lvlJc w:val="left"/>
-    </w:lvl>
-    <w:lvl w:ilvl="5" w:tplc="7034D6D6">
-      <w:numFmt w:val="decimal"/>
-      <w:lvlText w:val=""/>
-      <w:lvlJc w:val="left"/>
-    </w:lvl>
-    <w:lvl w:ilvl="6" w:tplc="8CEEF462">
-      <w:numFmt w:val="decimal"/>
-      <w:lvlText w:val=""/>
-      <w:lvlJc w:val="left"/>
-    </w:lvl>
-    <w:lvl w:ilvl="7" w:tplc="E3A28220">
-      <w:numFmt w:val="decimal"/>
-      <w:lvlText w:val=""/>
-      <w:lvlJc w:val="left"/>
-    </w:lvl>
-    <w:lvl w:ilvl="8" w:tplc="6A606018">
+    <w:lvl w:ilvl="2" w:tplc="77C09C10">
+      <w:numFmt w:val="decimal"/>
+      <w:lvlText w:val=""/>
+      <w:lvlJc w:val="left"/>
+    </w:lvl>
+    <w:lvl w:ilvl="3" w:tplc="B3369274">
+      <w:numFmt w:val="decimal"/>
+      <w:lvlText w:val=""/>
+      <w:lvlJc w:val="left"/>
+    </w:lvl>
+    <w:lvl w:ilvl="4" w:tplc="0DFAB294">
+      <w:numFmt w:val="decimal"/>
+      <w:lvlText w:val=""/>
+      <w:lvlJc w:val="left"/>
+    </w:lvl>
+    <w:lvl w:ilvl="5" w:tplc="67161496">
+      <w:numFmt w:val="decimal"/>
+      <w:lvlText w:val=""/>
+      <w:lvlJc w:val="left"/>
+    </w:lvl>
+    <w:lvl w:ilvl="6" w:tplc="100E2F96">
+      <w:numFmt w:val="decimal"/>
+      <w:lvlText w:val=""/>
+      <w:lvlJc w:val="left"/>
+    </w:lvl>
+    <w:lvl w:ilvl="7" w:tplc="F32ED8F6">
+      <w:numFmt w:val="decimal"/>
+      <w:lvlText w:val=""/>
+      <w:lvlJc w:val="left"/>
+    </w:lvl>
+    <w:lvl w:ilvl="8" w:tplc="D02007D2">
       <w:numFmt w:val="decimal"/>
       <w:lvlText w:val=""/>
       <w:lvlJc w:val="left"/>
     </w:lvl>
   </w:abstractNum>
-  <w:abstractNum w:abstractNumId="10" w15:restartNumberingAfterBreak="0">
-    <w:nsid w:val="4D044569"/>
-    <w:multiLevelType w:val="hybridMultilevel"/>
-    <w:tmpl w:val="172EBD14"/>
-    <w:lvl w:ilvl="0" w:tplc="4916284C">
-      <w:start w:val="1"/>
-      <w:numFmt w:val="decimal"/>
-      <w:lvlText w:val="%1."/>
-      <w:lvlJc w:val="left"/>
-      <w:pPr>
-        <w:ind w:left="360" w:hanging="300"/>
-      </w:pPr>
-    </w:lvl>
-    <w:lvl w:ilvl="1" w:tplc="798A0BA2" w:tentative="1">
-      <w:start w:val="1"/>
-      <w:numFmt w:val="lowerLetter"/>
-      <w:lvlText w:val="%2."/>
-      <w:lvlJc w:val="left"/>
-      <w:pPr>
-        <w:ind w:left="720" w:hanging="300"/>
-      </w:pPr>
-    </w:lvl>
-    <w:lvl w:ilvl="2" w:tplc="C5F6E200">
-      <w:numFmt w:val="decimal"/>
-      <w:lvlText w:val=""/>
-      <w:lvlJc w:val="left"/>
-    </w:lvl>
-    <w:lvl w:ilvl="3" w:tplc="D658A2F0">
-      <w:numFmt w:val="decimal"/>
-      <w:lvlText w:val=""/>
-      <w:lvlJc w:val="left"/>
-    </w:lvl>
-    <w:lvl w:ilvl="4" w:tplc="8290499E">
-      <w:numFmt w:val="decimal"/>
-      <w:lvlText w:val=""/>
-      <w:lvlJc w:val="left"/>
-    </w:lvl>
-    <w:lvl w:ilvl="5" w:tplc="94AE76FC">
-      <w:numFmt w:val="decimal"/>
-      <w:lvlText w:val=""/>
-      <w:lvlJc w:val="left"/>
-    </w:lvl>
-    <w:lvl w:ilvl="6" w:tplc="FCA26FFE">
-      <w:numFmt w:val="decimal"/>
-      <w:lvlText w:val=""/>
-      <w:lvlJc w:val="left"/>
-    </w:lvl>
-    <w:lvl w:ilvl="7" w:tplc="E0F4719C">
-      <w:numFmt w:val="decimal"/>
-      <w:lvlText w:val=""/>
-      <w:lvlJc w:val="left"/>
-    </w:lvl>
-    <w:lvl w:ilvl="8" w:tplc="0C1278BC">
-      <w:numFmt w:val="decimal"/>
-      <w:lvlText w:val=""/>
-      <w:lvlJc w:val="left"/>
-    </w:lvl>
-  </w:abstractNum>
-  <w:abstractNum w:abstractNumId="11" w15:restartNumberingAfterBreak="0">
-    <w:nsid w:val="79A76145"/>
-    <w:multiLevelType w:val="hybridMultilevel"/>
-    <w:tmpl w:val="D74ADC88"/>
-    <w:lvl w:ilvl="0" w:tplc="F2400BA0">
-      <w:start w:val="1"/>
-      <w:numFmt w:val="decimal"/>
-      <w:lvlText w:val="%1."/>
-      <w:lvlJc w:val="left"/>
-      <w:pPr>
-        <w:ind w:left="360" w:hanging="300"/>
-      </w:pPr>
-    </w:lvl>
-    <w:lvl w:ilvl="1" w:tplc="4128168C" w:tentative="1">
-      <w:start w:val="1"/>
-      <w:numFmt w:val="lowerLetter"/>
-      <w:lvlText w:val="%2."/>
-      <w:lvlJc w:val="left"/>
-      <w:pPr>
-        <w:ind w:left="720" w:hanging="300"/>
-      </w:pPr>
-    </w:lvl>
-    <w:lvl w:ilvl="2" w:tplc="4DE6F638">
-      <w:numFmt w:val="decimal"/>
-      <w:lvlText w:val=""/>
-      <w:lvlJc w:val="left"/>
-    </w:lvl>
-    <w:lvl w:ilvl="3" w:tplc="4F40CCF8">
-      <w:numFmt w:val="decimal"/>
-      <w:lvlText w:val=""/>
-      <w:lvlJc w:val="left"/>
-    </w:lvl>
-    <w:lvl w:ilvl="4" w:tplc="E4308372">
-      <w:numFmt w:val="decimal"/>
-      <w:lvlText w:val=""/>
-      <w:lvlJc w:val="left"/>
-    </w:lvl>
-    <w:lvl w:ilvl="5" w:tplc="4DA87A34">
-      <w:numFmt w:val="decimal"/>
-      <w:lvlText w:val=""/>
-      <w:lvlJc w:val="left"/>
-    </w:lvl>
-    <w:lvl w:ilvl="6" w:tplc="BD5C0794">
-      <w:numFmt w:val="decimal"/>
-      <w:lvlText w:val=""/>
-      <w:lvlJc w:val="left"/>
-    </w:lvl>
-    <w:lvl w:ilvl="7" w:tplc="18EEC718">
-      <w:numFmt w:val="decimal"/>
-      <w:lvlText w:val=""/>
-      <w:lvlJc w:val="left"/>
-    </w:lvl>
-    <w:lvl w:ilvl="8" w:tplc="6AEE9348">
-      <w:numFmt w:val="decimal"/>
-      <w:lvlText w:val=""/>
-      <w:lvlJc w:val="left"/>
-    </w:lvl>
-  </w:abstractNum>
-  <w:num w:numId="1" w16cid:durableId="412121725">
+  <w:num w:numId="1" w16cid:durableId="1692074270">
+    <w:abstractNumId w:val="6"/>
+    <w:lvlOverride w:ilvl="0">
+      <w:startOverride w:val="1"/>
+    </w:lvlOverride>
+  </w:num>
+  <w:num w:numId="2" w16cid:durableId="326520841">
+    <w:abstractNumId w:val="7"/>
+    <w:lvlOverride w:ilvl="0">
+      <w:startOverride w:val="1"/>
+    </w:lvlOverride>
+  </w:num>
+  <w:num w:numId="3" w16cid:durableId="2100440273">
     <w:abstractNumId w:val="5"/>
     <w:lvlOverride w:ilvl="0">
       <w:startOverride w:val="1"/>
     </w:lvlOverride>
   </w:num>
-  <w:num w:numId="2" w16cid:durableId="1652827546">
+  <w:num w:numId="4" w16cid:durableId="1053626834">
+    <w:abstractNumId w:val="10"/>
+    <w:lvlOverride w:ilvl="0">
+      <w:startOverride w:val="1"/>
+    </w:lvlOverride>
+  </w:num>
+  <w:num w:numId="5" w16cid:durableId="462115673">
+    <w:abstractNumId w:val="11"/>
+    <w:lvlOverride w:ilvl="0">
+      <w:startOverride w:val="1"/>
+    </w:lvlOverride>
+  </w:num>
+  <w:num w:numId="6" w16cid:durableId="1340085680">
     <w:abstractNumId w:val="2"/>
     <w:lvlOverride w:ilvl="0">
       <w:startOverride w:val="1"/>
     </w:lvlOverride>
   </w:num>
-  <w:num w:numId="3" w16cid:durableId="1129591500">
-    <w:abstractNumId w:val="3"/>
+  <w:num w:numId="7" w16cid:durableId="524904268">
+    <w:abstractNumId w:val="9"/>
     <w:lvlOverride w:ilvl="0">
       <w:startOverride w:val="1"/>
     </w:lvlOverride>
   </w:num>
-  <w:num w:numId="4" w16cid:durableId="1141114947">
+  <w:num w:numId="8" w16cid:durableId="788668142">
+    <w:abstractNumId w:val="1"/>
+    <w:lvlOverride w:ilvl="0">
+      <w:startOverride w:val="1"/>
+    </w:lvlOverride>
+  </w:num>
+  <w:num w:numId="9" w16cid:durableId="479619224">
+    <w:abstractNumId w:val="0"/>
+    <w:lvlOverride w:ilvl="0">
+      <w:startOverride w:val="1"/>
+    </w:lvlOverride>
+  </w:num>
+  <w:num w:numId="10" w16cid:durableId="2132942389">
     <w:abstractNumId w:val="4"/>
     <w:lvlOverride w:ilvl="0">
       <w:startOverride w:val="1"/>
     </w:lvlOverride>
   </w:num>
-  <w:num w:numId="5" w16cid:durableId="2087460678">
-    <w:abstractNumId w:val="0"/>
-    <w:lvlOverride w:ilvl="0">
-      <w:startOverride w:val="1"/>
-    </w:lvlOverride>
-  </w:num>
-  <w:num w:numId="6" w16cid:durableId="1014191583">
-    <w:abstractNumId w:val="11"/>
-    <w:lvlOverride w:ilvl="0">
-      <w:startOverride w:val="1"/>
-    </w:lvlOverride>
-  </w:num>
-  <w:num w:numId="7" w16cid:durableId="278529369">
-    <w:abstractNumId w:val="10"/>
-    <w:lvlOverride w:ilvl="0">
-      <w:startOverride w:val="1"/>
-    </w:lvlOverride>
-  </w:num>
-  <w:num w:numId="8" w16cid:durableId="1745565369">
-    <w:abstractNumId w:val="1"/>
-    <w:lvlOverride w:ilvl="0">
-      <w:startOverride w:val="1"/>
-    </w:lvlOverride>
-  </w:num>
-  <w:num w:numId="9" w16cid:durableId="1744142331">
-    <w:abstractNumId w:val="8"/>
-    <w:lvlOverride w:ilvl="0">
-      <w:startOverride w:val="1"/>
-    </w:lvlOverride>
-  </w:num>
-  <w:num w:numId="10" w16cid:durableId="1857622140">
-    <w:abstractNumId w:val="7"/>
-    <w:lvlOverride w:ilvl="0">
-      <w:startOverride w:val="1"/>
-    </w:lvlOverride>
-  </w:num>
-  <w:num w:numId="11" w16cid:durableId="525558309">
-    <w:abstractNumId w:val="9"/>
+  <w:num w:numId="11" w16cid:durableId="1951471847">
+    <w:abstractNumId w:val="3"/>
     <w:lvlOverride w:ilvl="0">
       <w:startOverride w:val="1"/>
     </w:lvlOverride>
@@ -6536,7 +6536,7 @@
     <w:autoRedefine/>
     <w:uiPriority w:val="39"/>
     <w:unhideWhenUsed/>
-    <w:rsid w:val="005923B5"/>
+    <w:rsid w:val="00EE22AD"/>
     <w:pPr>
       <w:spacing w:after="100"/>
     </w:pPr>

--- a/discoverer-neo/docs/user-guide/manual/Discoverer-Neo-MANAGER-Guide-Quick-es-ES.docx
+++ b/discoverer-neo/docs/user-guide/manual/Discoverer-Neo-MANAGER-Guide-Quick-es-ES.docx
@@ -74,7 +74,7 @@
     <w:sdt>
       <w:sdtPr>
         <w:alias w:val="Índice"/>
-        <w:id w:val="1088581872"/>
+        <w:id w:val="479112797"/>
       </w:sdtPr>
       <w:sdtEndPr/>
       <w:sdtContent>
@@ -102,7 +102,7 @@
           <w:r>
             <w:fldChar w:fldCharType="separate"/>
           </w:r>
-          <w:hyperlink w:anchor="_Toc241671352" w:history="1">
+          <w:hyperlink w:anchor="_Toc241692249" w:history="1">
             <w:r>
               <w:rPr>
                 <w:rStyle w:val="Hiperligao"/>
@@ -126,7 +126,7 @@
               <w:rPr>
                 <w:noProof/>
               </w:rPr>
-              <w:instrText xml:space="preserve"> PAGEREF _Toc241671352 \h </w:instrText>
+              <w:instrText xml:space="preserve"> PAGEREF _Toc241692249 \h </w:instrText>
             </w:r>
             <w:r>
               <w:rPr>
@@ -168,7 +168,7 @@
               <w14:ligatures w14:val="standardContextual"/>
             </w:rPr>
           </w:pPr>
-          <w:hyperlink w:anchor="_Toc241671353" w:history="1">
+          <w:hyperlink w:anchor="_Toc241692250" w:history="1">
             <w:r>
               <w:rPr>
                 <w:rStyle w:val="Hiperligao"/>
@@ -192,7 +192,7 @@
               <w:rPr>
                 <w:noProof/>
               </w:rPr>
-              <w:instrText xml:space="preserve"> PAGEREF _Toc241671353 \h </w:instrText>
+              <w:instrText xml:space="preserve"> PAGEREF _Toc241692250 \h </w:instrText>
             </w:r>
             <w:r>
               <w:rPr>
@@ -234,7 +234,7 @@
               <w14:ligatures w14:val="standardContextual"/>
             </w:rPr>
           </w:pPr>
-          <w:hyperlink w:anchor="_Toc241671354" w:history="1">
+          <w:hyperlink w:anchor="_Toc241692251" w:history="1">
             <w:r>
               <w:rPr>
                 <w:rStyle w:val="Hiperligao"/>
@@ -258,7 +258,7 @@
               <w:rPr>
                 <w:noProof/>
               </w:rPr>
-              <w:instrText xml:space="preserve"> PAGEREF _Toc241671354 \h </w:instrText>
+              <w:instrText xml:space="preserve"> PAGEREF _Toc241692251 \h </w:instrText>
             </w:r>
             <w:r>
               <w:rPr>
@@ -300,7 +300,7 @@
               <w14:ligatures w14:val="standardContextual"/>
             </w:rPr>
           </w:pPr>
-          <w:hyperlink w:anchor="_Toc241671355" w:history="1">
+          <w:hyperlink w:anchor="_Toc241692252" w:history="1">
             <w:r>
               <w:rPr>
                 <w:rStyle w:val="Hiperligao"/>
@@ -324,7 +324,7 @@
               <w:rPr>
                 <w:noProof/>
               </w:rPr>
-              <w:instrText xml:space="preserve"> PAGEREF _Toc241671355 \h </w:instrText>
+              <w:instrText xml:space="preserve"> PAGEREF _Toc241692252 \h </w:instrText>
             </w:r>
             <w:r>
               <w:rPr>
@@ -366,7 +366,7 @@
               <w14:ligatures w14:val="standardContextual"/>
             </w:rPr>
           </w:pPr>
-          <w:hyperlink w:anchor="_Toc241671356" w:history="1">
+          <w:hyperlink w:anchor="_Toc241692253" w:history="1">
             <w:r>
               <w:rPr>
                 <w:rStyle w:val="Hiperligao"/>
@@ -390,7 +390,7 @@
               <w:rPr>
                 <w:noProof/>
               </w:rPr>
-              <w:instrText xml:space="preserve"> PAGEREF _Toc241671356 \h </w:instrText>
+              <w:instrText xml:space="preserve"> PAGEREF _Toc241692253 \h </w:instrText>
             </w:r>
             <w:r>
               <w:rPr>
@@ -432,7 +432,7 @@
               <w14:ligatures w14:val="standardContextual"/>
             </w:rPr>
           </w:pPr>
-          <w:hyperlink w:anchor="_Toc241671357" w:history="1">
+          <w:hyperlink w:anchor="_Toc241692254" w:history="1">
             <w:r>
               <w:rPr>
                 <w:rStyle w:val="Hiperligao"/>
@@ -456,7 +456,7 @@
               <w:rPr>
                 <w:noProof/>
               </w:rPr>
-              <w:instrText xml:space="preserve"> PAGEREF _Toc241671357 \h </w:instrText>
+              <w:instrText xml:space="preserve"> PAGEREF _Toc241692254 \h </w:instrText>
             </w:r>
             <w:r>
               <w:rPr>
@@ -498,7 +498,7 @@
               <w14:ligatures w14:val="standardContextual"/>
             </w:rPr>
           </w:pPr>
-          <w:hyperlink w:anchor="_Toc241671358" w:history="1">
+          <w:hyperlink w:anchor="_Toc241692255" w:history="1">
             <w:r>
               <w:rPr>
                 <w:rStyle w:val="Hiperligao"/>
@@ -522,7 +522,7 @@
               <w:rPr>
                 <w:noProof/>
               </w:rPr>
-              <w:instrText xml:space="preserve"> PAGEREF _Toc241671358 \h </w:instrText>
+              <w:instrText xml:space="preserve"> PAGEREF _Toc241692255 \h </w:instrText>
             </w:r>
             <w:r>
               <w:rPr>
@@ -564,7 +564,7 @@
               <w14:ligatures w14:val="standardContextual"/>
             </w:rPr>
           </w:pPr>
-          <w:hyperlink w:anchor="_Toc241671359" w:history="1">
+          <w:hyperlink w:anchor="_Toc241692256" w:history="1">
             <w:r>
               <w:rPr>
                 <w:rStyle w:val="Hiperligao"/>
@@ -588,7 +588,7 @@
               <w:rPr>
                 <w:noProof/>
               </w:rPr>
-              <w:instrText xml:space="preserve"> PAGEREF _Toc241671359 \h </w:instrText>
+              <w:instrText xml:space="preserve"> PAGEREF _Toc241692256 \h </w:instrText>
             </w:r>
             <w:r>
               <w:rPr>
@@ -630,13 +630,13 @@
               <w14:ligatures w14:val="standardContextual"/>
             </w:rPr>
           </w:pPr>
-          <w:hyperlink w:anchor="_Toc241671360" w:history="1">
+          <w:hyperlink w:anchor="_Toc241692257" w:history="1">
             <w:r>
               <w:rPr>
                 <w:rStyle w:val="Hiperligao"/>
                 <w:noProof/>
               </w:rPr>
-              <w:t>Modelado de datos</w:t>
+              <w:t>Funciones personalizadas y Orígenes de datos</w:t>
             </w:r>
             <w:r>
               <w:rPr>
@@ -654,7 +654,7 @@
               <w:rPr>
                 <w:noProof/>
               </w:rPr>
-              <w:instrText xml:space="preserve"> PAGEREF _Toc241671360 \h </w:instrText>
+              <w:instrText xml:space="preserve"> PAGEREF _Toc241692257 \h </w:instrText>
             </w:r>
             <w:r>
               <w:rPr>
@@ -696,13 +696,13 @@
               <w14:ligatures w14:val="standardContextual"/>
             </w:rPr>
           </w:pPr>
-          <w:hyperlink w:anchor="_Toc241671361" w:history="1">
+          <w:hyperlink w:anchor="_Toc241692258" w:history="1">
             <w:r>
               <w:rPr>
                 <w:rStyle w:val="Hiperligao"/>
                 <w:noProof/>
               </w:rPr>
-              <w:t>Funciones personalizadas y Orígenes de datos</w:t>
+              <w:t>Configuración</w:t>
             </w:r>
             <w:r>
               <w:rPr>
@@ -720,7 +720,7 @@
               <w:rPr>
                 <w:noProof/>
               </w:rPr>
-              <w:instrText xml:space="preserve"> PAGEREF _Toc241671361 \h </w:instrText>
+              <w:instrText xml:space="preserve"> PAGEREF _Toc241692258 \h </w:instrText>
             </w:r>
             <w:r>
               <w:rPr>
@@ -738,72 +738,6 @@
                 <w:noProof/>
               </w:rPr>
               <w:t>10</w:t>
-            </w:r>
-            <w:r>
-              <w:rPr>
-                <w:noProof/>
-              </w:rPr>
-              <w:fldChar w:fldCharType="end"/>
-            </w:r>
-          </w:hyperlink>
-        </w:p>
-        <w:p>
-          <w:pPr>
-            <w:pStyle w:val="ndice1"/>
-            <w:tabs>
-              <w:tab w:val="right" w:leader="dot" w:pos="9016"/>
-            </w:tabs>
-            <w:rPr>
-              <w:rFonts w:asciiTheme="minorHAnsi" w:eastAsiaTheme="minorEastAsia" w:hAnsiTheme="minorHAnsi" w:cstheme="minorBidi"/>
-              <w:noProof/>
-              <w:kern w:val="2"/>
-              <w:sz w:val="24"/>
-              <w:szCs w:val="24"/>
-              <w14:ligatures w14:val="standardContextual"/>
-            </w:rPr>
-          </w:pPr>
-          <w:hyperlink w:anchor="_Toc241671362" w:history="1">
-            <w:r>
-              <w:rPr>
-                <w:rStyle w:val="Hiperligao"/>
-                <w:noProof/>
-              </w:rPr>
-              <w:t>Configuración</w:t>
-            </w:r>
-            <w:r>
-              <w:rPr>
-                <w:noProof/>
-              </w:rPr>
-              <w:tab/>
-            </w:r>
-            <w:r>
-              <w:rPr>
-                <w:noProof/>
-              </w:rPr>
-              <w:fldChar w:fldCharType="begin"/>
-            </w:r>
-            <w:r>
-              <w:rPr>
-                <w:noProof/>
-              </w:rPr>
-              <w:instrText xml:space="preserve"> PAGEREF _Toc241671362 \h </w:instrText>
-            </w:r>
-            <w:r>
-              <w:rPr>
-                <w:noProof/>
-              </w:rPr>
-            </w:r>
-            <w:r>
-              <w:rPr>
-                <w:noProof/>
-              </w:rPr>
-              <w:fldChar w:fldCharType="separate"/>
-            </w:r>
-            <w:r>
-              <w:rPr>
-                <w:noProof/>
-              </w:rPr>
-              <w:t>11</w:t>
             </w:r>
             <w:r>
               <w:rPr>
@@ -834,7 +768,7 @@
       <w:pPr>
         <w:pStyle w:val="Ttulo1"/>
       </w:pPr>
-      <w:bookmarkStart w:id="0" w:name="_Toc241671352"/>
+      <w:bookmarkStart w:id="0" w:name="_Toc241692249"/>
       <w:r>
         <w:lastRenderedPageBreak/>
         <w:t>Su rol en una página</w:t>
@@ -853,7 +787,7 @@
         <w:t>Manager</w:t>
       </w:r>
       <w:r>
-        <w:t>. Ve, ejecuta, exporta, programa y comparte todos los mapas. El modelado de datos se limita a las áreas de negocio en las que un administrador le ha dado una concesión.</w:t>
+        <w:t>. Ve, ejecuta, exporta, programa y comparte todos los mapas. No cambia el modelo de datos: eso es cosa de los administradores.</w:t>
       </w:r>
     </w:p>
     <w:tbl>
@@ -1333,6 +1267,67 @@
           </w:p>
         </w:tc>
       </w:tr>
+      <w:tr>
+        <w:tblPrEx>
+          <w:tblCellMar>
+            <w:top w:w="0" w:type="dxa"/>
+            <w:bottom w:w="0" w:type="dxa"/>
+          </w:tblCellMar>
+        </w:tblPrEx>
+        <w:trPr>
+          <w:cantSplit/>
+        </w:trPr>
+        <w:tc>
+          <w:tcPr>
+            <w:tcW w:w="4513" w:type="dxa"/>
+            <w:tcBorders>
+              <w:top w:val="single" w:sz="4" w:space="0" w:color="BFC7D1"/>
+              <w:left w:val="single" w:sz="4" w:space="0" w:color="BFC7D1"/>
+              <w:bottom w:val="single" w:sz="4" w:space="0" w:color="BFC7D1"/>
+              <w:right w:val="single" w:sz="4" w:space="0" w:color="BFC7D1"/>
+            </w:tcBorders>
+            <w:tcMar>
+              <w:top w:w="60" w:type="dxa"/>
+              <w:left w:w="100" w:type="dxa"/>
+              <w:bottom w:w="60" w:type="dxa"/>
+              <w:right w:w="100" w:type="dxa"/>
+            </w:tcMar>
+          </w:tcPr>
+          <w:p>
+            <w:pPr>
+              <w:spacing w:after="0"/>
+            </w:pPr>
+            <w:r>
+              <w:t>Crear mapas en las áreas de negocio en las que tiene una concesión</w:t>
+            </w:r>
+          </w:p>
+        </w:tc>
+        <w:tc>
+          <w:tcPr>
+            <w:tcW w:w="4513" w:type="dxa"/>
+            <w:tcBorders>
+              <w:top w:val="single" w:sz="4" w:space="0" w:color="BFC7D1"/>
+              <w:left w:val="single" w:sz="4" w:space="0" w:color="BFC7D1"/>
+              <w:bottom w:val="single" w:sz="4" w:space="0" w:color="BFC7D1"/>
+              <w:right w:val="single" w:sz="4" w:space="0" w:color="BFC7D1"/>
+            </w:tcBorders>
+            <w:tcMar>
+              <w:top w:w="60" w:type="dxa"/>
+              <w:left w:w="100" w:type="dxa"/>
+              <w:bottom w:w="60" w:type="dxa"/>
+              <w:right w:w="100" w:type="dxa"/>
+            </w:tcMar>
+          </w:tcPr>
+          <w:p>
+            <w:pPr>
+              <w:spacing w:after="0"/>
+            </w:pPr>
+            <w:r>
+              <w:t>Cambiar áreas de negocio, carpetas, elementos, combinaciones o jerarquías</w:t>
+            </w:r>
+          </w:p>
+        </w:tc>
+      </w:tr>
     </w:tbl>
     <w:p>
       <w:pPr>
@@ -1363,6 +1358,56 @@
           <w:b/>
           <w:bCs/>
         </w:rPr>
+        <w:t>Áreas de negocio</w:t>
+      </w:r>
+      <w:r>
+        <w:t xml:space="preserve">, </w:t>
+      </w:r>
+      <w:r>
+        <w:rPr>
+          <w:b/>
+          <w:bCs/>
+        </w:rPr>
+        <w:t>Carpetas</w:t>
+      </w:r>
+      <w:r>
+        <w:t xml:space="preserve">, </w:t>
+      </w:r>
+      <w:r>
+        <w:rPr>
+          <w:b/>
+          <w:bCs/>
+        </w:rPr>
+        <w:t>Elementos</w:t>
+      </w:r>
+      <w:r>
+        <w:t xml:space="preserve">, </w:t>
+      </w:r>
+      <w:r>
+        <w:rPr>
+          <w:b/>
+          <w:bCs/>
+        </w:rPr>
+        <w:t>Combinaciones</w:t>
+      </w:r>
+      <w:r>
+        <w:t xml:space="preserve">, </w:t>
+      </w:r>
+      <w:r>
+        <w:rPr>
+          <w:b/>
+          <w:bCs/>
+        </w:rPr>
+        <w:t>Jerarquías</w:t>
+      </w:r>
+      <w:r>
+        <w:t xml:space="preserve">, </w:t>
+      </w:r>
+      <w:r>
+        <w:rPr>
+          <w:b/>
+          <w:bCs/>
+        </w:rPr>
         <w:t>Seguridad</w:t>
       </w:r>
       <w:r>
@@ -1454,7 +1499,7 @@
         <w:pStyle w:val="Ttulo1"/>
         <w:pageBreakBefore/>
       </w:pPr>
-      <w:bookmarkStart w:id="1" w:name="_Toc241671353"/>
+      <w:bookmarkStart w:id="1" w:name="_Toc241692250"/>
       <w:r>
         <w:lastRenderedPageBreak/>
         <w:t>Mapas</w:t>
@@ -1487,10 +1532,10 @@
           <w:noProof/>
         </w:rPr>
         <w:drawing>
-          <wp:inline distT="0" distB="0" distL="0" distR="0" wp14:anchorId="03DA925F" wp14:editId="732DF1E4">
+          <wp:inline distT="0" distB="0" distL="0" distR="0" wp14:anchorId="4FC25FE3" wp14:editId="6EE56C2A">
             <wp:extent cx="5715000" cy="3429000"/>
             <wp:effectExtent l="0" t="0" r="0" b="0"/>
-            <wp:docPr id="297" name="02-maps-all.png" descr="La lista de Mapas, pestaña Todos, con los iconos Copiar, Compartir, Programar y Exportar en cada fila." title="La lista de Mapas, pestaña Todos, con los iconos Copiar, Compartir, Programar y Exportar en cada fila."/>
+            <wp:docPr id="275" name="02-maps-all.png" descr="La lista de Mapas, pestaña Todos, con los iconos Copiar, Compartir, Programar y Exportar en cada fila." title="La lista de Mapas, pestaña Todos, con los iconos Copiar, Compartir, Programar y Exportar en cada fila."/>
             <wp:cNvGraphicFramePr>
               <a:graphicFrameLocks xmlns:a="http://schemas.openxmlformats.org/drawingml/2006/main" noChangeAspect="1"/>
             </wp:cNvGraphicFramePr>
@@ -1951,7 +1996,7 @@
         <w:pStyle w:val="Ttulo1"/>
         <w:pageBreakBefore/>
       </w:pPr>
-      <w:bookmarkStart w:id="2" w:name="_Toc241671354"/>
+      <w:bookmarkStart w:id="2" w:name="_Toc241692251"/>
       <w:r>
         <w:lastRenderedPageBreak/>
         <w:t>Compartir un mapa</w:t>
@@ -1974,10 +2019,10 @@
           <w:noProof/>
         </w:rPr>
         <w:drawing>
-          <wp:inline distT="0" distB="0" distL="0" distR="0" wp14:anchorId="44A5BE8D" wp14:editId="258BF17B">
+          <wp:inline distT="0" distB="0" distL="0" distR="0" wp14:anchorId="72738C41" wp14:editId="55D88356">
             <wp:extent cx="3743325" cy="3895725"/>
             <wp:effectExtent l="0" t="0" r="0" b="0"/>
-            <wp:docPr id="298" name="03-share-dialog.png" descr="El cuadro Compartir mapa con un cuadro de búsqueda y los botones Puede ver, Puede exportar y Puede editar." title="El cuadro Compartir mapa con un cuadro de búsqueda y los botones Puede ver, Puede exportar y Puede editar."/>
+            <wp:docPr id="276" name="03-share-dialog.png" descr="El cuadro Compartir mapa con un cuadro de búsqueda y los botones Puede ver, Puede exportar y Puede editar." title="El cuadro Compartir mapa con un cuadro de búsqueda y los botones Puede ver, Puede exportar y Puede editar."/>
             <wp:cNvGraphicFramePr>
               <a:graphicFrameLocks xmlns:a="http://schemas.openxmlformats.org/drawingml/2006/main" noChangeAspect="1"/>
             </wp:cNvGraphicFramePr>
@@ -2377,7 +2422,7 @@
         <w:pStyle w:val="Ttulo1"/>
         <w:pageBreakBefore/>
       </w:pPr>
-      <w:bookmarkStart w:id="3" w:name="_Toc241671355"/>
+      <w:bookmarkStart w:id="3" w:name="_Toc241692252"/>
       <w:r>
         <w:lastRenderedPageBreak/>
         <w:t>Ver, ejecutar y exportar</w:t>
@@ -2400,10 +2445,10 @@
           <w:noProof/>
         </w:rPr>
         <w:drawing>
-          <wp:inline distT="0" distB="0" distL="0" distR="0" wp14:anchorId="04BBAF63" wp14:editId="2F44292E">
+          <wp:inline distT="0" distB="0" distL="0" distR="0" wp14:anchorId="6E335F78" wp14:editId="43E267A5">
             <wp:extent cx="5715000" cy="3571875"/>
             <wp:effectExtent l="0" t="0" r="0" b="0"/>
-            <wp:docPr id="299" name="06-viewer-results.png" descr="Una ejecución completada con los botones Excel, CSV y PDF sobre la cuadrícula de resultados." title="Una ejecución completada con los botones Excel, CSV y PDF sobre la cuadrícula de resultados."/>
+            <wp:docPr id="277" name="06-viewer-results.png" descr="Una ejecución completada con los botones Excel, CSV y PDF sobre la cuadrícula de resultados." title="Una ejecución completada con los botones Excel, CSV y PDF sobre la cuadrícula de resultados."/>
             <wp:cNvGraphicFramePr>
               <a:graphicFrameLocks xmlns:a="http://schemas.openxmlformats.org/drawingml/2006/main" noChangeAspect="1"/>
             </wp:cNvGraphicFramePr>
@@ -2598,7 +2643,7 @@
         <w:pStyle w:val="Ttulo1"/>
         <w:pageBreakBefore/>
       </w:pPr>
-      <w:bookmarkStart w:id="4" w:name="_Toc241671356"/>
+      <w:bookmarkStart w:id="4" w:name="_Toc241692253"/>
       <w:r>
         <w:lastRenderedPageBreak/>
         <w:t>Generador de mapas</w:t>
@@ -2631,10 +2676,10 @@
           <w:noProof/>
         </w:rPr>
         <w:drawing>
-          <wp:inline distT="0" distB="0" distL="0" distR="0" wp14:anchorId="64EC96BC" wp14:editId="635FA002">
+          <wp:inline distT="0" distB="0" distL="0" distR="0" wp14:anchorId="5FAEF1E4" wp14:editId="5582A692">
             <wp:extent cx="5715000" cy="3571875"/>
             <wp:effectExtent l="0" t="0" r="0" b="0"/>
-            <wp:docPr id="300" name="05-builder-overview.png" descr="El generador de mapas con el árbol Áreas de negocio, el lienzo de columnas y el panel Propiedades." title="El generador de mapas con el árbol Áreas de negocio, el lienzo de columnas y el panel Propiedades."/>
+            <wp:docPr id="278" name="05-builder-overview.png" descr="El generador de mapas con el árbol Áreas de negocio, el lienzo de columnas y el panel Propiedades." title="El generador de mapas con el árbol Áreas de negocio, el lienzo de columnas y el panel Propiedades."/>
             <wp:cNvGraphicFramePr>
               <a:graphicFrameLocks xmlns:a="http://schemas.openxmlformats.org/drawingml/2006/main" noChangeAspect="1"/>
             </wp:cNvGraphicFramePr>
@@ -2869,7 +2914,7 @@
         <w:pStyle w:val="Ttulo1"/>
         <w:pageBreakBefore/>
       </w:pPr>
-      <w:bookmarkStart w:id="5" w:name="_Toc241671357"/>
+      <w:bookmarkStart w:id="5" w:name="_Toc241692254"/>
       <w:r>
         <w:lastRenderedPageBreak/>
         <w:t>Programaciones</w:t>
@@ -2892,10 +2937,10 @@
           <w:noProof/>
         </w:rPr>
         <w:drawing>
-          <wp:inline distT="0" distB="0" distL="0" distR="0" wp14:anchorId="668A5447" wp14:editId="63D002AE">
+          <wp:inline distT="0" distB="0" distL="0" distR="0" wp14:anchorId="103D1AB7" wp14:editId="133692A2">
             <wp:extent cx="5715000" cy="3571875"/>
             <wp:effectExtent l="0" t="0" r="0" b="0"/>
-            <wp:docPr id="301" name="38-schedules-list.png" descr="La página Programaciones con una programación en pausa y sus iconos de acción." title="La página Programaciones con una programación en pausa y sus iconos de acción."/>
+            <wp:docPr id="279" name="38-schedules-list.png" descr="La página Programaciones con una programación en pausa y sus iconos de acción." title="La página Programaciones con una programación en pausa y sus iconos de acción."/>
             <wp:cNvGraphicFramePr>
               <a:graphicFrameLocks xmlns:a="http://schemas.openxmlformats.org/drawingml/2006/main" noChangeAspect="1"/>
             </wp:cNvGraphicFramePr>
@@ -3428,7 +3473,7 @@
         <w:pStyle w:val="Ttulo1"/>
         <w:pageBreakBefore/>
       </w:pPr>
-      <w:bookmarkStart w:id="6" w:name="_Toc241671358"/>
+      <w:bookmarkStart w:id="6" w:name="_Toc241692255"/>
       <w:r>
         <w:lastRenderedPageBreak/>
         <w:t>Ejecuciones y Exportaciones</w:t>
@@ -3468,10 +3513,10 @@
           <w:noProof/>
         </w:rPr>
         <w:drawing>
-          <wp:inline distT="0" distB="0" distL="0" distR="0" wp14:anchorId="3E03B3B7" wp14:editId="2F12398A">
+          <wp:inline distT="0" distB="0" distL="0" distR="0" wp14:anchorId="2FA41483" wp14:editId="44B3C041">
             <wp:extent cx="5715000" cy="3571875"/>
             <wp:effectExtent l="0" t="0" r="0" b="0"/>
-            <wp:docPr id="302" name="11-runs.png" descr="La página Ejecuciones con los filtros Mapa, Estado y Tipo y la lista de ejecuciones." title="La página Ejecuciones con los filtros Mapa, Estado y Tipo y la lista de ejecuciones."/>
+            <wp:docPr id="280" name="10-runs.png" descr="La página Ejecuciones con los filtros Mapa, Estado y Tipo y la lista de ejecuciones." title="La página Ejecuciones con los filtros Mapa, Estado y Tipo y la lista de ejecuciones."/>
             <wp:cNvGraphicFramePr>
               <a:graphicFrameLocks xmlns:a="http://schemas.openxmlformats.org/drawingml/2006/main" noChangeAspect="1"/>
             </wp:cNvGraphicFramePr>
@@ -3643,7 +3688,7 @@
         <w:pStyle w:val="Ttulo1"/>
         <w:pageBreakBefore/>
       </w:pPr>
-      <w:bookmarkStart w:id="7" w:name="_Toc241671359"/>
+      <w:bookmarkStart w:id="7" w:name="_Toc241692256"/>
       <w:r>
         <w:lastRenderedPageBreak/>
         <w:t>Usuarios</w:t>
@@ -3676,10 +3721,10 @@
           <w:noProof/>
         </w:rPr>
         <w:drawing>
-          <wp:inline distT="0" distB="0" distL="0" distR="0" wp14:anchorId="6936369A" wp14:editId="5FD9991F">
+          <wp:inline distT="0" distB="0" distL="0" distR="0" wp14:anchorId="3EE34F36" wp14:editId="31629D0A">
             <wp:extent cx="4362450" cy="2190750"/>
             <wp:effectExtent l="0" t="0" r="0" b="0"/>
-            <wp:docPr id="303" name="12-users-maps-dialog.png" descr="El cuadro Mapas de un usuario, con selectores de nivel de acceso compartido e iconos de propietario y de quitar." title="El cuadro Mapas de un usuario, con selectores de nivel de acceso compartido e iconos de propietario y de quitar."/>
+            <wp:docPr id="281" name="11-users-maps-dialog.png" descr="El cuadro Mapas de un usuario, con selectores de nivel de acceso compartido e iconos de propietario y de quitar." title="El cuadro Mapas de un usuario, con selectores de nivel de acceso compartido e iconos de propietario y de quitar."/>
             <wp:cNvGraphicFramePr>
               <a:graphicFrameLocks xmlns:a="http://schemas.openxmlformats.org/drawingml/2006/main" noChangeAspect="1"/>
             </wp:cNvGraphicFramePr>
@@ -3831,66 +3876,36 @@
         <w:pStyle w:val="Ttulo1"/>
         <w:pageBreakBefore/>
       </w:pPr>
-      <w:bookmarkStart w:id="8" w:name="_Toc241671360"/>
+      <w:bookmarkStart w:id="8" w:name="_Toc241692257"/>
       <w:r>
         <w:lastRenderedPageBreak/>
-        <w:t>Modelado de datos</w:t>
+        <w:t>Funciones personalizadas y Orígenes de datos</w:t>
       </w:r>
       <w:bookmarkEnd w:id="8"/>
     </w:p>
     <w:p>
       <w:r>
-        <w:t xml:space="preserve">Las páginas </w:t>
-      </w:r>
-      <w:r>
-        <w:rPr>
-          <w:b/>
-          <w:bCs/>
-        </w:rPr>
-        <w:t>Áreas de negocio</w:t>
-      </w:r>
-      <w:r>
-        <w:t xml:space="preserve">, </w:t>
-      </w:r>
-      <w:r>
-        <w:rPr>
-          <w:b/>
-          <w:bCs/>
-        </w:rPr>
-        <w:t>Carpetas</w:t>
-      </w:r>
-      <w:r>
-        <w:t xml:space="preserve">, </w:t>
-      </w:r>
-      <w:r>
-        <w:rPr>
-          <w:b/>
-          <w:bCs/>
-        </w:rPr>
-        <w:t>Elementos</w:t>
-      </w:r>
-      <w:r>
-        <w:t xml:space="preserve">, </w:t>
-      </w:r>
-      <w:r>
-        <w:rPr>
-          <w:b/>
-          <w:bCs/>
-        </w:rPr>
-        <w:t>Combinaciones</w:t>
-      </w:r>
-      <w:r>
-        <w:t xml:space="preserve"> y </w:t>
-      </w:r>
-      <w:r>
-        <w:rPr>
-          <w:b/>
-          <w:bCs/>
-        </w:rPr>
-        <w:t>Jerarquías</w:t>
-      </w:r>
-      <w:r>
-        <w:t xml:space="preserve"> solo muestran las áreas de negocio en las que tiene una concesión. Su nivel de concesión establece lo que puede hacer.</w:t>
+        <w:t xml:space="preserve">Las </w:t>
+      </w:r>
+      <w:r>
+        <w:rPr>
+          <w:b/>
+          <w:bCs/>
+        </w:rPr>
+        <w:t>Funciones personalizadas</w:t>
+      </w:r>
+      <w:r>
+        <w:t xml:space="preserve"> son funciones de la base de datos que pueden llamar los elementos calculados. Tiene todos los derechos sobre ellas. Los </w:t>
+      </w:r>
+      <w:r>
+        <w:rPr>
+          <w:b/>
+          <w:bCs/>
+        </w:rPr>
+        <w:t>Orígenes de datos</w:t>
+      </w:r>
+      <w:r>
+        <w:t xml:space="preserve"> son conexiones guardadas a bases de datos. Solo puede consultarlos y probarlos.</w:t>
       </w:r>
     </w:p>
     <w:p>
@@ -3904,10 +3919,10 @@
           <w:noProof/>
         </w:rPr>
         <w:drawing>
-          <wp:inline distT="0" distB="0" distL="0" distR="0" wp14:anchorId="39D418AC" wp14:editId="18C3533B">
+          <wp:inline distT="0" distB="0" distL="0" distR="0" wp14:anchorId="2F2F5AFB" wp14:editId="46C21A90">
             <wp:extent cx="5715000" cy="3571875"/>
             <wp:effectExtent l="0" t="0" r="0" b="0"/>
-            <wp:docPr id="304" name="11-folders.png" descr="La página Carpetas con un área de negocio elegida y sus carpetas." title="La página Carpetas con un área de negocio elegida y sus carpetas."/>
+            <wp:docPr id="282" name="08-custom-functions.png" descr="La página Funciones personalizadas con la lista, Actualizar todo y Nueva función." title="La página Funciones personalizadas con la lista, Actualizar todo y Nueva función."/>
             <wp:cNvGraphicFramePr>
               <a:graphicFrameLocks xmlns:a="http://schemas.openxmlformats.org/drawingml/2006/main" noChangeAspect="1"/>
             </wp:cNvGraphicFramePr>
@@ -3949,357 +3964,8 @@
         <w:jc w:val="center"/>
       </w:pPr>
       <w:r>
-        <w:t>La página Carpetas con un área de negocio elegida y sus carpetas.</w:t>
-      </w:r>
-    </w:p>
-    <w:tbl>
-      <w:tblPr>
-        <w:tblW w:w="9026" w:type="dxa"/>
-        <w:tblBorders>
-          <w:top w:val="single" w:sz="4" w:space="0" w:color="auto"/>
-          <w:left w:val="single" w:sz="4" w:space="0" w:color="auto"/>
-          <w:bottom w:val="single" w:sz="4" w:space="0" w:color="auto"/>
-          <w:right w:val="single" w:sz="4" w:space="0" w:color="auto"/>
-          <w:insideH w:val="single" w:sz="4" w:space="0" w:color="auto"/>
-          <w:insideV w:val="single" w:sz="4" w:space="0" w:color="auto"/>
-        </w:tblBorders>
-        <w:tblCellMar>
-          <w:left w:w="10" w:type="dxa"/>
-          <w:right w:w="10" w:type="dxa"/>
-        </w:tblCellMar>
-        <w:tblLook w:val="04A0" w:firstRow="1" w:lastRow="0" w:firstColumn="1" w:lastColumn="0" w:noHBand="0" w:noVBand="1"/>
-      </w:tblPr>
-      <w:tblGrid>
-        <w:gridCol w:w="2777"/>
-        <w:gridCol w:w="6249"/>
-      </w:tblGrid>
-      <w:tr>
-        <w:tblPrEx>
-          <w:tblCellMar>
-            <w:top w:w="0" w:type="dxa"/>
-            <w:bottom w:w="0" w:type="dxa"/>
-          </w:tblCellMar>
-        </w:tblPrEx>
-        <w:trPr>
-          <w:cantSplit/>
-          <w:tblHeader/>
-        </w:trPr>
-        <w:tc>
-          <w:tcPr>
-            <w:tcW w:w="2777" w:type="dxa"/>
-            <w:tcBorders>
-              <w:top w:val="single" w:sz="4" w:space="0" w:color="BFC7D1"/>
-              <w:left w:val="single" w:sz="4" w:space="0" w:color="BFC7D1"/>
-              <w:bottom w:val="single" w:sz="4" w:space="0" w:color="BFC7D1"/>
-              <w:right w:val="single" w:sz="4" w:space="0" w:color="BFC7D1"/>
-            </w:tcBorders>
-            <w:shd w:val="clear" w:color="auto" w:fill="1F3A5F"/>
-            <w:tcMar>
-              <w:top w:w="60" w:type="dxa"/>
-              <w:left w:w="100" w:type="dxa"/>
-              <w:bottom w:w="60" w:type="dxa"/>
-              <w:right w:w="100" w:type="dxa"/>
-            </w:tcMar>
-          </w:tcPr>
-          <w:p>
-            <w:pPr>
-              <w:spacing w:after="0"/>
-            </w:pPr>
-            <w:r>
-              <w:rPr>
-                <w:b/>
-                <w:bCs/>
-                <w:color w:val="FFFFFF"/>
-              </w:rPr>
-              <w:t>Concesión</w:t>
-            </w:r>
-          </w:p>
-        </w:tc>
-        <w:tc>
-          <w:tcPr>
-            <w:tcW w:w="6249" w:type="dxa"/>
-            <w:tcBorders>
-              <w:top w:val="single" w:sz="4" w:space="0" w:color="BFC7D1"/>
-              <w:left w:val="single" w:sz="4" w:space="0" w:color="BFC7D1"/>
-              <w:bottom w:val="single" w:sz="4" w:space="0" w:color="BFC7D1"/>
-              <w:right w:val="single" w:sz="4" w:space="0" w:color="BFC7D1"/>
-            </w:tcBorders>
-            <w:shd w:val="clear" w:color="auto" w:fill="1F3A5F"/>
-            <w:tcMar>
-              <w:top w:w="60" w:type="dxa"/>
-              <w:left w:w="100" w:type="dxa"/>
-              <w:bottom w:w="60" w:type="dxa"/>
-              <w:right w:w="100" w:type="dxa"/>
-            </w:tcMar>
-          </w:tcPr>
-          <w:p>
-            <w:pPr>
-              <w:spacing w:after="0"/>
-            </w:pPr>
-            <w:r>
-              <w:rPr>
-                <w:b/>
-                <w:bCs/>
-                <w:color w:val="FFFFFF"/>
-              </w:rPr>
-              <w:t>Lo que puede hacer</w:t>
-            </w:r>
-          </w:p>
-        </w:tc>
-      </w:tr>
-      <w:tr>
-        <w:tblPrEx>
-          <w:tblCellMar>
-            <w:top w:w="0" w:type="dxa"/>
-            <w:bottom w:w="0" w:type="dxa"/>
-          </w:tblCellMar>
-        </w:tblPrEx>
-        <w:trPr>
-          <w:cantSplit/>
-        </w:trPr>
-        <w:tc>
-          <w:tcPr>
-            <w:tcW w:w="2777" w:type="dxa"/>
-            <w:tcBorders>
-              <w:top w:val="single" w:sz="4" w:space="0" w:color="BFC7D1"/>
-              <w:left w:val="single" w:sz="4" w:space="0" w:color="BFC7D1"/>
-              <w:bottom w:val="single" w:sz="4" w:space="0" w:color="BFC7D1"/>
-              <w:right w:val="single" w:sz="4" w:space="0" w:color="BFC7D1"/>
-            </w:tcBorders>
-            <w:tcMar>
-              <w:top w:w="60" w:type="dxa"/>
-              <w:left w:w="100" w:type="dxa"/>
-              <w:bottom w:w="60" w:type="dxa"/>
-              <w:right w:w="100" w:type="dxa"/>
-            </w:tcMar>
-          </w:tcPr>
-          <w:p>
-            <w:pPr>
-              <w:spacing w:after="0"/>
-            </w:pPr>
-            <w:r>
-              <w:t>VIEW, EXPORT, SCHEDULE</w:t>
-            </w:r>
-          </w:p>
-        </w:tc>
-        <w:tc>
-          <w:tcPr>
-            <w:tcW w:w="6249" w:type="dxa"/>
-            <w:tcBorders>
-              <w:top w:val="single" w:sz="4" w:space="0" w:color="BFC7D1"/>
-              <w:left w:val="single" w:sz="4" w:space="0" w:color="BFC7D1"/>
-              <w:bottom w:val="single" w:sz="4" w:space="0" w:color="BFC7D1"/>
-              <w:right w:val="single" w:sz="4" w:space="0" w:color="BFC7D1"/>
-            </w:tcBorders>
-            <w:tcMar>
-              <w:top w:w="60" w:type="dxa"/>
-              <w:left w:w="100" w:type="dxa"/>
-              <w:bottom w:w="60" w:type="dxa"/>
-              <w:right w:w="100" w:type="dxa"/>
-            </w:tcMar>
-          </w:tcPr>
-          <w:p>
-            <w:pPr>
-              <w:spacing w:after="0"/>
-            </w:pPr>
-            <w:r>
-              <w:t>Leer carpetas, elementos, combinaciones y jerarquías.</w:t>
-            </w:r>
-          </w:p>
-        </w:tc>
-      </w:tr>
-      <w:tr>
-        <w:tblPrEx>
-          <w:tblCellMar>
-            <w:top w:w="0" w:type="dxa"/>
-            <w:bottom w:w="0" w:type="dxa"/>
-          </w:tblCellMar>
-        </w:tblPrEx>
-        <w:trPr>
-          <w:cantSplit/>
-        </w:trPr>
-        <w:tc>
-          <w:tcPr>
-            <w:tcW w:w="2777" w:type="dxa"/>
-            <w:tcBorders>
-              <w:top w:val="single" w:sz="4" w:space="0" w:color="BFC7D1"/>
-              <w:left w:val="single" w:sz="4" w:space="0" w:color="BFC7D1"/>
-              <w:bottom w:val="single" w:sz="4" w:space="0" w:color="BFC7D1"/>
-              <w:right w:val="single" w:sz="4" w:space="0" w:color="BFC7D1"/>
-            </w:tcBorders>
-            <w:shd w:val="clear" w:color="auto" w:fill="F3F6F9"/>
-            <w:tcMar>
-              <w:top w:w="60" w:type="dxa"/>
-              <w:left w:w="100" w:type="dxa"/>
-              <w:bottom w:w="60" w:type="dxa"/>
-              <w:right w:w="100" w:type="dxa"/>
-            </w:tcMar>
-          </w:tcPr>
-          <w:p>
-            <w:pPr>
-              <w:spacing w:after="0"/>
-            </w:pPr>
-            <w:r>
-              <w:t>CREATE</w:t>
-            </w:r>
-          </w:p>
-        </w:tc>
-        <w:tc>
-          <w:tcPr>
-            <w:tcW w:w="6249" w:type="dxa"/>
-            <w:tcBorders>
-              <w:top w:val="single" w:sz="4" w:space="0" w:color="BFC7D1"/>
-              <w:left w:val="single" w:sz="4" w:space="0" w:color="BFC7D1"/>
-              <w:bottom w:val="single" w:sz="4" w:space="0" w:color="BFC7D1"/>
-              <w:right w:val="single" w:sz="4" w:space="0" w:color="BFC7D1"/>
-            </w:tcBorders>
-            <w:shd w:val="clear" w:color="auto" w:fill="F3F6F9"/>
-            <w:tcMar>
-              <w:top w:w="60" w:type="dxa"/>
-              <w:left w:w="100" w:type="dxa"/>
-              <w:bottom w:w="60" w:type="dxa"/>
-              <w:right w:w="100" w:type="dxa"/>
-            </w:tcMar>
-          </w:tcPr>
-          <w:p>
-            <w:pPr>
-              <w:spacing w:after="0"/>
-            </w:pPr>
-            <w:r>
-              <w:t>Además, agregar carpetas, elementos, combinaciones y jerarquías.</w:t>
-            </w:r>
-          </w:p>
-        </w:tc>
-      </w:tr>
-      <w:tr>
-        <w:tblPrEx>
-          <w:tblCellMar>
-            <w:top w:w="0" w:type="dxa"/>
-            <w:bottom w:w="0" w:type="dxa"/>
-          </w:tblCellMar>
-        </w:tblPrEx>
-        <w:trPr>
-          <w:cantSplit/>
-        </w:trPr>
-        <w:tc>
-          <w:tcPr>
-            <w:tcW w:w="2777" w:type="dxa"/>
-            <w:tcBorders>
-              <w:top w:val="single" w:sz="4" w:space="0" w:color="BFC7D1"/>
-              <w:left w:val="single" w:sz="4" w:space="0" w:color="BFC7D1"/>
-              <w:bottom w:val="single" w:sz="4" w:space="0" w:color="BFC7D1"/>
-              <w:right w:val="single" w:sz="4" w:space="0" w:color="BFC7D1"/>
-            </w:tcBorders>
-            <w:tcMar>
-              <w:top w:w="60" w:type="dxa"/>
-              <w:left w:w="100" w:type="dxa"/>
-              <w:bottom w:w="60" w:type="dxa"/>
-              <w:right w:w="100" w:type="dxa"/>
-            </w:tcMar>
-          </w:tcPr>
-          <w:p>
-            <w:pPr>
-              <w:spacing w:after="0"/>
-            </w:pPr>
-            <w:r>
-              <w:t>EDIT</w:t>
-            </w:r>
-          </w:p>
-        </w:tc>
-        <w:tc>
-          <w:tcPr>
-            <w:tcW w:w="6249" w:type="dxa"/>
-            <w:tcBorders>
-              <w:top w:val="single" w:sz="4" w:space="0" w:color="BFC7D1"/>
-              <w:left w:val="single" w:sz="4" w:space="0" w:color="BFC7D1"/>
-              <w:bottom w:val="single" w:sz="4" w:space="0" w:color="BFC7D1"/>
-              <w:right w:val="single" w:sz="4" w:space="0" w:color="BFC7D1"/>
-            </w:tcBorders>
-            <w:tcMar>
-              <w:top w:w="60" w:type="dxa"/>
-              <w:left w:w="100" w:type="dxa"/>
-              <w:bottom w:w="60" w:type="dxa"/>
-              <w:right w:w="100" w:type="dxa"/>
-            </w:tcMar>
-          </w:tcPr>
-          <w:p>
-            <w:pPr>
-              <w:spacing w:after="0"/>
-            </w:pPr>
-            <w:r>
-              <w:t>Además, cambiarlos y actualizar las carpetas desde la base de datos.</w:t>
-            </w:r>
-          </w:p>
-        </w:tc>
-      </w:tr>
-      <w:tr>
-        <w:tblPrEx>
-          <w:tblCellMar>
-            <w:top w:w="0" w:type="dxa"/>
-            <w:bottom w:w="0" w:type="dxa"/>
-          </w:tblCellMar>
-        </w:tblPrEx>
-        <w:trPr>
-          <w:cantSplit/>
-        </w:trPr>
-        <w:tc>
-          <w:tcPr>
-            <w:tcW w:w="2777" w:type="dxa"/>
-            <w:tcBorders>
-              <w:top w:val="single" w:sz="4" w:space="0" w:color="BFC7D1"/>
-              <w:left w:val="single" w:sz="4" w:space="0" w:color="BFC7D1"/>
-              <w:bottom w:val="single" w:sz="4" w:space="0" w:color="BFC7D1"/>
-              <w:right w:val="single" w:sz="4" w:space="0" w:color="BFC7D1"/>
-            </w:tcBorders>
-            <w:shd w:val="clear" w:color="auto" w:fill="F3F6F9"/>
-            <w:tcMar>
-              <w:top w:w="60" w:type="dxa"/>
-              <w:left w:w="100" w:type="dxa"/>
-              <w:bottom w:w="60" w:type="dxa"/>
-              <w:right w:w="100" w:type="dxa"/>
-            </w:tcMar>
-          </w:tcPr>
-          <w:p>
-            <w:pPr>
-              <w:spacing w:after="0"/>
-            </w:pPr>
-            <w:r>
-              <w:t>DELETE</w:t>
-            </w:r>
-          </w:p>
-        </w:tc>
-        <w:tc>
-          <w:tcPr>
-            <w:tcW w:w="6249" w:type="dxa"/>
-            <w:tcBorders>
-              <w:top w:val="single" w:sz="4" w:space="0" w:color="BFC7D1"/>
-              <w:left w:val="single" w:sz="4" w:space="0" w:color="BFC7D1"/>
-              <w:bottom w:val="single" w:sz="4" w:space="0" w:color="BFC7D1"/>
-              <w:right w:val="single" w:sz="4" w:space="0" w:color="BFC7D1"/>
-            </w:tcBorders>
-            <w:shd w:val="clear" w:color="auto" w:fill="F3F6F9"/>
-            <w:tcMar>
-              <w:top w:w="60" w:type="dxa"/>
-              <w:left w:w="100" w:type="dxa"/>
-              <w:bottom w:w="60" w:type="dxa"/>
-              <w:right w:w="100" w:type="dxa"/>
-            </w:tcMar>
-          </w:tcPr>
-          <w:p>
-            <w:pPr>
-              <w:spacing w:after="0"/>
-            </w:pPr>
-            <w:r>
-              <w:t>Además, eliminarlos.</w:t>
-            </w:r>
-          </w:p>
-        </w:tc>
-      </w:tr>
-    </w:tbl>
-    <w:p>
-      <w:pPr>
-        <w:spacing w:after="60"/>
-      </w:pPr>
+        <w:t>La página Funciones personalizadas con la lista, Actualizar todo y Nueva función.</w:t>
+      </w:r>
     </w:p>
     <w:p>
       <w:pPr>
@@ -4311,17 +3977,27 @@
         <w:spacing w:after="60"/>
       </w:pPr>
       <w:r>
-        <w:t xml:space="preserve">Elija un </w:t>
-      </w:r>
-      <w:r>
-        <w:rPr>
-          <w:b/>
-          <w:bCs/>
-        </w:rPr>
-        <w:t>Área de negocio</w:t>
-      </w:r>
-      <w:r>
-        <w:t>. Si la lista está vacía, pida una concesión a un administrador.</w:t>
+        <w:t xml:space="preserve">En </w:t>
+      </w:r>
+      <w:r>
+        <w:rPr>
+          <w:b/>
+          <w:bCs/>
+        </w:rPr>
+        <w:t>Funciones personalizadas</w:t>
+      </w:r>
+      <w:r>
+        <w:t xml:space="preserve">, haga clic en </w:t>
+      </w:r>
+      <w:r>
+        <w:rPr>
+          <w:b/>
+          <w:bCs/>
+        </w:rPr>
+        <w:t>Nueva función</w:t>
+      </w:r>
+      <w:r>
+        <w:t>.</w:t>
       </w:r>
     </w:p>
     <w:p>
@@ -4334,17 +4010,7 @@
         <w:spacing w:after="60"/>
       </w:pPr>
       <w:r>
-        <w:t xml:space="preserve">Para agregar una carpeta: haga clic en </w:t>
-      </w:r>
-      <w:r>
-        <w:rPr>
-          <w:b/>
-          <w:bCs/>
-        </w:rPr>
-        <w:t>Nueva carpeta</w:t>
-      </w:r>
-      <w:r>
-        <w:t xml:space="preserve">, elija un </w:t>
+        <w:t xml:space="preserve">Elija un </w:t>
       </w:r>
       <w:r>
         <w:rPr>
@@ -4354,24 +4020,24 @@
         <w:t>Origen de datos</w:t>
       </w:r>
       <w:r>
-        <w:t xml:space="preserve">, haga clic en </w:t>
-      </w:r>
-      <w:r>
-        <w:rPr>
-          <w:b/>
-          <w:bCs/>
-        </w:rPr>
-        <w:t>Descubrir tablas</w:t>
-      </w:r>
-      <w:r>
-        <w:t xml:space="preserve">, escoja una tabla y haga clic en </w:t>
-      </w:r>
-      <w:r>
-        <w:rPr>
-          <w:b/>
-          <w:bCs/>
-        </w:rPr>
-        <w:t>Guardar</w:t>
+        <w:t xml:space="preserve">, escriba parte de un nombre en </w:t>
+      </w:r>
+      <w:r>
+        <w:rPr>
+          <w:b/>
+          <w:bCs/>
+        </w:rPr>
+        <w:t>Buscar una función</w:t>
+      </w:r>
+      <w:r>
+        <w:t xml:space="preserve"> y haga clic en </w:t>
+      </w:r>
+      <w:r>
+        <w:rPr>
+          <w:b/>
+          <w:bCs/>
+        </w:rPr>
+        <w:t>Buscar</w:t>
       </w:r>
       <w:r>
         <w:t>.</w:t>
@@ -4387,14 +4053,60 @@
         <w:spacing w:after="60"/>
       </w:pPr>
       <w:r>
-        <w:t xml:space="preserve">Para conectar dos carpetas: en </w:t>
-      </w:r>
-      <w:r>
-        <w:rPr>
-          <w:b/>
-          <w:bCs/>
-        </w:rPr>
-        <w:t>Combinaciones</w:t>
+        <w:t xml:space="preserve">Haga clic en un resultado para rellenar el cuadro de diálogo y después haga clic en </w:t>
+      </w:r>
+      <w:r>
+        <w:rPr>
+          <w:b/>
+          <w:bCs/>
+        </w:rPr>
+        <w:t>Guardar</w:t>
+      </w:r>
+      <w:r>
+        <w:t>.</w:t>
+      </w:r>
+    </w:p>
+    <w:p>
+      <w:pPr>
+        <w:pStyle w:val="PargrafodaLista"/>
+        <w:numPr>
+          <w:ilvl w:val="0"/>
+          <w:numId w:val="9"/>
+        </w:numPr>
+        <w:spacing w:after="60"/>
+      </w:pPr>
+      <w:r>
+        <w:t xml:space="preserve">Use </w:t>
+      </w:r>
+      <w:r>
+        <w:rPr>
+          <w:b/>
+          <w:bCs/>
+        </w:rPr>
+        <w:t>Actualizar todo</w:t>
+      </w:r>
+      <w:r>
+        <w:t xml:space="preserve"> para volver a leer todas las funciones desde Oracle.</w:t>
+      </w:r>
+    </w:p>
+    <w:p>
+      <w:pPr>
+        <w:pStyle w:val="PargrafodaLista"/>
+        <w:numPr>
+          <w:ilvl w:val="0"/>
+          <w:numId w:val="9"/>
+        </w:numPr>
+        <w:spacing w:after="60"/>
+      </w:pPr>
+      <w:r>
+        <w:t xml:space="preserve">En </w:t>
+      </w:r>
+      <w:r>
+        <w:rPr>
+          <w:b/>
+          <w:bCs/>
+        </w:rPr>
+        <w:t>Orígenes de datos</w:t>
       </w:r>
       <w:r>
         <w:t xml:space="preserve">, haga clic en </w:t>
@@ -4404,30 +4116,10 @@
           <w:b/>
           <w:bCs/>
         </w:rPr>
-        <w:t>Nueva combinación</w:t>
-      </w:r>
-      <w:r>
-        <w:t xml:space="preserve">, haga clic en </w:t>
-      </w:r>
-      <w:r>
-        <w:rPr>
-          <w:b/>
-          <w:bCs/>
-        </w:rPr>
-        <w:t>Sugerir combinaciones</w:t>
-      </w:r>
-      <w:r>
-        <w:t xml:space="preserve"> y después en </w:t>
-      </w:r>
-      <w:r>
-        <w:rPr>
-          <w:b/>
-          <w:bCs/>
-        </w:rPr>
-        <w:t>Guardar</w:t>
-      </w:r>
-      <w:r>
-        <w:t>.</w:t>
+        <w:t>Probar conexión</w:t>
+      </w:r>
+      <w:r>
+        <w:t xml:space="preserve"> para comprobar una conexión.</w:t>
       </w:r>
     </w:p>
     <w:p>
@@ -4441,7 +4133,7 @@
           <w:b/>
           <w:bCs/>
         </w:rPr>
-        <w:t>Nueva área de negocio</w:t>
+        <w:t>Nuevo origen de datos</w:t>
       </w:r>
       <w:r>
         <w:t xml:space="preserve">, </w:t>
@@ -4451,10 +4143,30 @@
           <w:b/>
           <w:bCs/>
         </w:rPr>
+        <w:t>Editar</w:t>
+      </w:r>
+      <w:r>
+        <w:t xml:space="preserve">, </w:t>
+      </w:r>
+      <w:r>
+        <w:rPr>
+          <w:b/>
+          <w:bCs/>
+        </w:rPr>
         <w:t>Eliminar</w:t>
       </w:r>
       <w:r>
-        <w:t xml:space="preserve"> en un área de negocio y los cambios de concesiones son cosa de los administradores, aunque la pantalla los muestre. El sistema los rechaza.</w:t>
+        <w:t xml:space="preserve"> e </w:t>
+      </w:r>
+      <w:r>
+        <w:rPr>
+          <w:b/>
+          <w:bCs/>
+        </w:rPr>
+        <w:t>Importar</w:t>
+      </w:r>
+      <w:r>
+        <w:t xml:space="preserve"> en un origen de datos son cosa de los administradores. El sistema los rechaza.</w:t>
       </w:r>
     </w:p>
     <w:p>
@@ -4462,36 +4174,26 @@
         <w:pStyle w:val="Ttulo1"/>
         <w:pageBreakBefore/>
       </w:pPr>
-      <w:bookmarkStart w:id="9" w:name="_Toc241671361"/>
+      <w:bookmarkStart w:id="9" w:name="_Toc241692258"/>
       <w:r>
         <w:lastRenderedPageBreak/>
-        <w:t>Funciones personalizadas y Orígenes de datos</w:t>
+        <w:t>Configuración</w:t>
       </w:r>
       <w:bookmarkEnd w:id="9"/>
     </w:p>
     <w:p>
       <w:r>
-        <w:t xml:space="preserve">Las </w:t>
-      </w:r>
-      <w:r>
-        <w:rPr>
-          <w:b/>
-          <w:bCs/>
-        </w:rPr>
-        <w:t>Funciones personalizadas</w:t>
-      </w:r>
-      <w:r>
-        <w:t xml:space="preserve"> son funciones de la base de datos que pueden llamar los elementos calculados. Tiene todos los derechos sobre ellas. Los </w:t>
-      </w:r>
-      <w:r>
-        <w:rPr>
-          <w:b/>
-          <w:bCs/>
-        </w:rPr>
-        <w:t>Orígenes de datos</w:t>
-      </w:r>
-      <w:r>
-        <w:t xml:space="preserve"> son conexiones guardadas a bases de datos. Solo puede consultarlos y probarlos.</w:t>
+        <w:t xml:space="preserve">Abra </w:t>
+      </w:r>
+      <w:r>
+        <w:rPr>
+          <w:b/>
+          <w:bCs/>
+        </w:rPr>
+        <w:t>Configuración</w:t>
+      </w:r>
+      <w:r>
+        <w:t xml:space="preserve"> desde la barra lateral o desde el menú de su nombre.</w:t>
       </w:r>
     </w:p>
     <w:p>
@@ -4505,10 +4207,10 @@
           <w:noProof/>
         </w:rPr>
         <w:drawing>
-          <wp:inline distT="0" distB="0" distL="0" distR="0" wp14:anchorId="185CC29F" wp14:editId="39A30C7A">
+          <wp:inline distT="0" distB="0" distL="0" distR="0" wp14:anchorId="1F81D5D0" wp14:editId="52F45BB0">
             <wp:extent cx="5715000" cy="3571875"/>
             <wp:effectExtent l="0" t="0" r="0" b="0"/>
-            <wp:docPr id="305" name="09-custom-functions.png" descr="La página Funciones personalizadas con la lista, Actualizar todo y Nueva función." title="La página Funciones personalizadas con la lista, Actualizar todo y Nueva función."/>
+            <wp:docPr id="283" name="04-settings.png" descr="La página Configuración con las tarjetas Idioma, Tema y Paleta de colores." title="La página Configuración con las tarjetas Idioma, Tema y Paleta de colores."/>
             <wp:cNvGraphicFramePr>
               <a:graphicFrameLocks xmlns:a="http://schemas.openxmlformats.org/drawingml/2006/main" noChangeAspect="1"/>
             </wp:cNvGraphicFramePr>
@@ -4550,7 +4252,7 @@
         <w:jc w:val="center"/>
       </w:pPr>
       <w:r>
-        <w:t>La página Funciones personalizadas con la lista, Actualizar todo y Nueva función.</w:t>
+        <w:t>La página Configuración con las tarjetas Idioma, Tema y Paleta de colores.</w:t>
       </w:r>
     </w:p>
     <w:p>
@@ -4563,24 +4265,34 @@
         <w:spacing w:after="60"/>
       </w:pPr>
       <w:r>
-        <w:t xml:space="preserve">En </w:t>
-      </w:r>
-      <w:r>
-        <w:rPr>
-          <w:b/>
-          <w:bCs/>
-        </w:rPr>
-        <w:t>Funciones personalizadas</w:t>
-      </w:r>
-      <w:r>
-        <w:t xml:space="preserve">, haga clic en </w:t>
-      </w:r>
-      <w:r>
-        <w:rPr>
-          <w:b/>
-          <w:bCs/>
-        </w:rPr>
-        <w:t>Nueva función</w:t>
+        <w:t xml:space="preserve">Elija su </w:t>
+      </w:r>
+      <w:r>
+        <w:rPr>
+          <w:b/>
+          <w:bCs/>
+        </w:rPr>
+        <w:t>Idioma de visualización</w:t>
+      </w:r>
+      <w:r>
+        <w:t xml:space="preserve">, </w:t>
+      </w:r>
+      <w:r>
+        <w:rPr>
+          <w:b/>
+          <w:bCs/>
+        </w:rPr>
+        <w:t>Apariencia</w:t>
+      </w:r>
+      <w:r>
+        <w:t xml:space="preserve"> y </w:t>
+      </w:r>
+      <w:r>
+        <w:rPr>
+          <w:b/>
+          <w:bCs/>
+        </w:rPr>
+        <w:t>Paleta</w:t>
       </w:r>
       <w:r>
         <w:t>.</w:t>
@@ -4596,304 +4308,6 @@
         <w:spacing w:after="60"/>
       </w:pPr>
       <w:r>
-        <w:t xml:space="preserve">Elija un </w:t>
-      </w:r>
-      <w:r>
-        <w:rPr>
-          <w:b/>
-          <w:bCs/>
-        </w:rPr>
-        <w:t>Origen de datos</w:t>
-      </w:r>
-      <w:r>
-        <w:t xml:space="preserve">, escriba parte de un nombre en </w:t>
-      </w:r>
-      <w:r>
-        <w:rPr>
-          <w:b/>
-          <w:bCs/>
-        </w:rPr>
-        <w:t>Buscar una función</w:t>
-      </w:r>
-      <w:r>
-        <w:t xml:space="preserve"> y haga clic en </w:t>
-      </w:r>
-      <w:r>
-        <w:rPr>
-          <w:b/>
-          <w:bCs/>
-        </w:rPr>
-        <w:t>Buscar</w:t>
-      </w:r>
-      <w:r>
-        <w:t>.</w:t>
-      </w:r>
-    </w:p>
-    <w:p>
-      <w:pPr>
-        <w:pStyle w:val="PargrafodaLista"/>
-        <w:numPr>
-          <w:ilvl w:val="0"/>
-          <w:numId w:val="10"/>
-        </w:numPr>
-        <w:spacing w:after="60"/>
-      </w:pPr>
-      <w:r>
-        <w:t xml:space="preserve">Haga clic en un resultado para rellenar el cuadro de diálogo y después haga clic en </w:t>
-      </w:r>
-      <w:r>
-        <w:rPr>
-          <w:b/>
-          <w:bCs/>
-        </w:rPr>
-        <w:t>Guardar</w:t>
-      </w:r>
-      <w:r>
-        <w:t>.</w:t>
-      </w:r>
-    </w:p>
-    <w:p>
-      <w:pPr>
-        <w:pStyle w:val="PargrafodaLista"/>
-        <w:numPr>
-          <w:ilvl w:val="0"/>
-          <w:numId w:val="10"/>
-        </w:numPr>
-        <w:spacing w:after="60"/>
-      </w:pPr>
-      <w:r>
-        <w:t xml:space="preserve">Use </w:t>
-      </w:r>
-      <w:r>
-        <w:rPr>
-          <w:b/>
-          <w:bCs/>
-        </w:rPr>
-        <w:t>Actualizar todo</w:t>
-      </w:r>
-      <w:r>
-        <w:t xml:space="preserve"> para volver a leer todas las funciones desde Oracle.</w:t>
-      </w:r>
-    </w:p>
-    <w:p>
-      <w:pPr>
-        <w:pStyle w:val="PargrafodaLista"/>
-        <w:numPr>
-          <w:ilvl w:val="0"/>
-          <w:numId w:val="10"/>
-        </w:numPr>
-        <w:spacing w:after="60"/>
-      </w:pPr>
-      <w:r>
-        <w:t xml:space="preserve">En </w:t>
-      </w:r>
-      <w:r>
-        <w:rPr>
-          <w:b/>
-          <w:bCs/>
-        </w:rPr>
-        <w:t>Orígenes de datos</w:t>
-      </w:r>
-      <w:r>
-        <w:t xml:space="preserve">, haga clic en </w:t>
-      </w:r>
-      <w:r>
-        <w:rPr>
-          <w:b/>
-          <w:bCs/>
-        </w:rPr>
-        <w:t>Probar conexión</w:t>
-      </w:r>
-      <w:r>
-        <w:t xml:space="preserve"> para comprobar una conexión.</w:t>
-      </w:r>
-    </w:p>
-    <w:p>
-      <w:pPr>
-        <w:spacing w:after="60"/>
-      </w:pPr>
-    </w:p>
-    <w:p>
-      <w:r>
-        <w:rPr>
-          <w:b/>
-          <w:bCs/>
-        </w:rPr>
-        <w:t>Nuevo origen de datos</w:t>
-      </w:r>
-      <w:r>
-        <w:t xml:space="preserve">, </w:t>
-      </w:r>
-      <w:r>
-        <w:rPr>
-          <w:b/>
-          <w:bCs/>
-        </w:rPr>
-        <w:t>Editar</w:t>
-      </w:r>
-      <w:r>
-        <w:t xml:space="preserve">, </w:t>
-      </w:r>
-      <w:r>
-        <w:rPr>
-          <w:b/>
-          <w:bCs/>
-        </w:rPr>
-        <w:t>Eliminar</w:t>
-      </w:r>
-      <w:r>
-        <w:t xml:space="preserve"> e </w:t>
-      </w:r>
-      <w:r>
-        <w:rPr>
-          <w:b/>
-          <w:bCs/>
-        </w:rPr>
-        <w:t>Importar</w:t>
-      </w:r>
-      <w:r>
-        <w:t xml:space="preserve"> en un origen de datos son cosa de los administradores. El sistema los rechaza.</w:t>
-      </w:r>
-    </w:p>
-    <w:p>
-      <w:pPr>
-        <w:pStyle w:val="Ttulo1"/>
-        <w:pageBreakBefore/>
-      </w:pPr>
-      <w:bookmarkStart w:id="10" w:name="_Toc241671362"/>
-      <w:r>
-        <w:lastRenderedPageBreak/>
-        <w:t>Configuración</w:t>
-      </w:r>
-      <w:bookmarkEnd w:id="10"/>
-    </w:p>
-    <w:p>
-      <w:r>
-        <w:t xml:space="preserve">Abra </w:t>
-      </w:r>
-      <w:r>
-        <w:rPr>
-          <w:b/>
-          <w:bCs/>
-        </w:rPr>
-        <w:t>Configuración</w:t>
-      </w:r>
-      <w:r>
-        <w:t xml:space="preserve"> desde la barra lateral o desde el menú de su nombre.</w:t>
-      </w:r>
-    </w:p>
-    <w:p>
-      <w:pPr>
-        <w:keepNext/>
-        <w:spacing w:before="120" w:after="60"/>
-        <w:jc w:val="center"/>
-      </w:pPr>
-      <w:r>
-        <w:rPr>
-          <w:noProof/>
-        </w:rPr>
-        <w:drawing>
-          <wp:inline distT="0" distB="0" distL="0" distR="0" wp14:anchorId="3F227F6F" wp14:editId="297F9A5F">
-            <wp:extent cx="5715000" cy="3571875"/>
-            <wp:effectExtent l="0" t="0" r="0" b="0"/>
-            <wp:docPr id="306" name="04-settings.png" descr="La página Configuración con las tarjetas Idioma, Tema y Paleta de colores." title="La página Configuración con las tarjetas Idioma, Tema y Paleta de colores."/>
-            <wp:cNvGraphicFramePr>
-              <a:graphicFrameLocks xmlns:a="http://schemas.openxmlformats.org/drawingml/2006/main" noChangeAspect="1"/>
-            </wp:cNvGraphicFramePr>
-            <a:graphic xmlns:a="http://schemas.openxmlformats.org/drawingml/2006/main">
-              <a:graphicData uri="http://schemas.openxmlformats.org/drawingml/2006/picture">
-                <pic:pic xmlns:pic="http://schemas.openxmlformats.org/drawingml/2006/picture">
-                  <pic:nvPicPr>
-                    <pic:cNvPr id="0" name=""/>
-                    <pic:cNvPicPr>
-                      <a:picLocks noChangeAspect="1" noChangeArrowheads="1"/>
-                    </pic:cNvPicPr>
-                  </pic:nvPicPr>
-                  <pic:blipFill>
-                    <a:blip r:embed="rId16"/>
-                    <a:srcRect/>
-                    <a:stretch>
-                      <a:fillRect/>
-                    </a:stretch>
-                  </pic:blipFill>
-                  <pic:spPr bwMode="auto">
-                    <a:xfrm>
-                      <a:off x="0" y="0"/>
-                      <a:ext cx="5715000" cy="3571875"/>
-                    </a:xfrm>
-                    <a:prstGeom prst="rect">
-                      <a:avLst/>
-                    </a:prstGeom>
-                  </pic:spPr>
-                </pic:pic>
-              </a:graphicData>
-            </a:graphic>
-          </wp:inline>
-        </w:drawing>
-      </w:r>
-    </w:p>
-    <w:p>
-      <w:pPr>
-        <w:pStyle w:val="Legenda"/>
-        <w:jc w:val="center"/>
-      </w:pPr>
-      <w:r>
-        <w:t>La página Configuración con las tarjetas Idioma, Tema y Paleta de colores.</w:t>
-      </w:r>
-    </w:p>
-    <w:p>
-      <w:pPr>
-        <w:pStyle w:val="PargrafodaLista"/>
-        <w:numPr>
-          <w:ilvl w:val="0"/>
-          <w:numId w:val="11"/>
-        </w:numPr>
-        <w:spacing w:after="60"/>
-      </w:pPr>
-      <w:r>
-        <w:t xml:space="preserve">Elija su </w:t>
-      </w:r>
-      <w:r>
-        <w:rPr>
-          <w:b/>
-          <w:bCs/>
-        </w:rPr>
-        <w:t>Idioma de visualización</w:t>
-      </w:r>
-      <w:r>
-        <w:t xml:space="preserve">, </w:t>
-      </w:r>
-      <w:r>
-        <w:rPr>
-          <w:b/>
-          <w:bCs/>
-        </w:rPr>
-        <w:t>Apariencia</w:t>
-      </w:r>
-      <w:r>
-        <w:t xml:space="preserve"> y </w:t>
-      </w:r>
-      <w:r>
-        <w:rPr>
-          <w:b/>
-          <w:bCs/>
-        </w:rPr>
-        <w:t>Paleta</w:t>
-      </w:r>
-      <w:r>
-        <w:t>.</w:t>
-      </w:r>
-    </w:p>
-    <w:p>
-      <w:pPr>
-        <w:pStyle w:val="PargrafodaLista"/>
-        <w:numPr>
-          <w:ilvl w:val="0"/>
-          <w:numId w:val="11"/>
-        </w:numPr>
-        <w:spacing w:after="60"/>
-      </w:pPr>
-      <w:r>
         <w:t xml:space="preserve">Haga clic en </w:t>
       </w:r>
       <w:r>
@@ -4929,8 +4343,8 @@
       </w:r>
     </w:p>
     <w:sectPr>
-      <w:headerReference w:type="default" r:id="rId17"/>
-      <w:footerReference w:type="default" r:id="rId18"/>
+      <w:headerReference w:type="default" r:id="rId16"/>
+      <w:footerReference w:type="default" r:id="rId17"/>
       <w:pgSz w:w="11906" w:h="16838"/>
       <w:pgMar w:top="1440" w:right="1440" w:bottom="1440" w:left="1440" w:header="708" w:footer="708" w:gutter="0"/>
       <w:pgNumType w:start="1"/>
@@ -5071,10 +4485,10 @@
 <file path=word/numbering.xml><?xml version="1.0" encoding="utf-8"?>
 <w:numbering xmlns:wpc="http://schemas.microsoft.com/office/word/2010/wordprocessingCanvas" xmlns:cx="http://schemas.microsoft.com/office/drawing/2014/chartex" xmlns:cx1="http://schemas.microsoft.com/office/drawing/2015/9/8/chartex" xmlns:cx2="http://schemas.microsoft.com/office/drawing/2015/10/21/chartex" xmlns:cx3="http://schemas.microsoft.com/office/drawing/2016/5/9/chartex" xmlns:cx4="http://schemas.microsoft.com/office/drawing/2016/5/10/chartex" xmlns:cx5="http://schemas.microsoft.com/office/drawing/2016/5/11/chartex" xmlns:cx6="http://schemas.microsoft.com/office/drawing/2016/5/12/chartex" xmlns:cx7="http://schemas.microsoft.com/office/drawing/2016/5/13/chartex" xmlns:cx8="http://schemas.microsoft.com/office/drawing/2016/5/14/chartex" xmlns:mc="http://schemas.openxmlformats.org/markup-compatibility/2006" xmlns:aink="http://schemas.microsoft.com/office/drawing/2016/ink" xmlns:am3d="http://schemas.microsoft.com/office/drawing/2017/model3d" xmlns:o="urn:schemas-microsoft-com:office:office" xmlns:oel="http://schemas.microsoft.com/office/2019/extlst" xmlns:r="http://schemas.openxmlformats.org/officeDocument/2006/relationships" xmlns:m="http://schemas.openxmlformats.org/officeDocument/2006/math" xmlns:v="urn:schemas-microsoft-com:vml" xmlns:wp14="http://schemas.microsoft.com/office/word/2010/wordprocessingDrawing" xmlns:wp="http://schemas.openxmlformats.org/drawingml/2006/wordprocessingDrawing" xmlns:w10="urn:schemas-microsoft-com:office:word" xmlns:w="http://schemas.openxmlformats.org/wordprocessingml/2006/main" xmlns:w14="http://schemas.microsoft.com/office/word/2010/wordml" xmlns:w15="http://schemas.microsoft.com/office/word/2012/wordml" xmlns:w16cex="http://schemas.microsoft.com/office/word/2018/wordml/cex" xmlns:w16cid="http://schemas.microsoft.com/office/word/2016/wordml/cid" xmlns:w16="http://schemas.microsoft.com/office/word/2018/wordml" xmlns:w16sdtdh="http://schemas.microsoft.com/office/word/2020/wordml/sdtdatahash" xmlns:w16se="http://schemas.microsoft.com/office/word/2015/wordml/symex" xmlns:wpg="http://schemas.microsoft.com/office/word/2010/wordprocessingGroup" xmlns:wpi="http://schemas.microsoft.com/office/word/2010/wordprocessingInk" xmlns:wne="http://schemas.microsoft.com/office/word/2006/wordml" xmlns:wps="http://schemas.microsoft.com/office/word/2010/wordprocessingShape" mc:Ignorable="w14 w15 w16se w16cid w16 w16cex w16sdtdh wp14">
   <w:abstractNum w:abstractNumId="0" w15:restartNumberingAfterBreak="0">
-    <w:nsid w:val="02773274"/>
+    <w:nsid w:val="2EB93E90"/>
     <w:multiLevelType w:val="hybridMultilevel"/>
-    <w:tmpl w:val="8CF40FEA"/>
-    <w:lvl w:ilvl="0" w:tplc="D6E6CDF8">
+    <w:tmpl w:val="A9940226"/>
+    <w:lvl w:ilvl="0" w:tplc="C3CE4A1C">
       <w:start w:val="1"/>
       <w:numFmt w:val="decimal"/>
       <w:lvlText w:val="%1."/>
@@ -5083,7 +4497,7 @@
         <w:ind w:left="360" w:hanging="300"/>
       </w:pPr>
     </w:lvl>
-    <w:lvl w:ilvl="1" w:tplc="54968430" w:tentative="1">
+    <w:lvl w:ilvl="1" w:tplc="8F5E9228" w:tentative="1">
       <w:start w:val="1"/>
       <w:numFmt w:val="lowerLetter"/>
       <w:lvlText w:val="%2."/>
@@ -5092,47 +4506,47 @@
         <w:ind w:left="720" w:hanging="300"/>
       </w:pPr>
     </w:lvl>
-    <w:lvl w:ilvl="2" w:tplc="CAF23F16">
-      <w:numFmt w:val="decimal"/>
-      <w:lvlText w:val=""/>
-      <w:lvlJc w:val="left"/>
-    </w:lvl>
-    <w:lvl w:ilvl="3" w:tplc="86EC855C">
-      <w:numFmt w:val="decimal"/>
-      <w:lvlText w:val=""/>
-      <w:lvlJc w:val="left"/>
-    </w:lvl>
-    <w:lvl w:ilvl="4" w:tplc="9FDAFE7E">
-      <w:numFmt w:val="decimal"/>
-      <w:lvlText w:val=""/>
-      <w:lvlJc w:val="left"/>
-    </w:lvl>
-    <w:lvl w:ilvl="5" w:tplc="B0868878">
-      <w:numFmt w:val="decimal"/>
-      <w:lvlText w:val=""/>
-      <w:lvlJc w:val="left"/>
-    </w:lvl>
-    <w:lvl w:ilvl="6" w:tplc="C4BCD762">
-      <w:numFmt w:val="decimal"/>
-      <w:lvlText w:val=""/>
-      <w:lvlJc w:val="left"/>
-    </w:lvl>
-    <w:lvl w:ilvl="7" w:tplc="8850E696">
-      <w:numFmt w:val="decimal"/>
-      <w:lvlText w:val=""/>
-      <w:lvlJc w:val="left"/>
-    </w:lvl>
-    <w:lvl w:ilvl="8" w:tplc="88942722">
+    <w:lvl w:ilvl="2" w:tplc="98663074">
+      <w:numFmt w:val="decimal"/>
+      <w:lvlText w:val=""/>
+      <w:lvlJc w:val="left"/>
+    </w:lvl>
+    <w:lvl w:ilvl="3" w:tplc="5A8E792C">
+      <w:numFmt w:val="decimal"/>
+      <w:lvlText w:val=""/>
+      <w:lvlJc w:val="left"/>
+    </w:lvl>
+    <w:lvl w:ilvl="4" w:tplc="E94A7B6A">
+      <w:numFmt w:val="decimal"/>
+      <w:lvlText w:val=""/>
+      <w:lvlJc w:val="left"/>
+    </w:lvl>
+    <w:lvl w:ilvl="5" w:tplc="036238EA">
+      <w:numFmt w:val="decimal"/>
+      <w:lvlText w:val=""/>
+      <w:lvlJc w:val="left"/>
+    </w:lvl>
+    <w:lvl w:ilvl="6" w:tplc="D25ED698">
+      <w:numFmt w:val="decimal"/>
+      <w:lvlText w:val=""/>
+      <w:lvlJc w:val="left"/>
+    </w:lvl>
+    <w:lvl w:ilvl="7" w:tplc="4192CACC">
+      <w:numFmt w:val="decimal"/>
+      <w:lvlText w:val=""/>
+      <w:lvlJc w:val="left"/>
+    </w:lvl>
+    <w:lvl w:ilvl="8" w:tplc="883497F0">
       <w:numFmt w:val="decimal"/>
       <w:lvlText w:val=""/>
       <w:lvlJc w:val="left"/>
     </w:lvl>
   </w:abstractNum>
   <w:abstractNum w:abstractNumId="1" w15:restartNumberingAfterBreak="0">
-    <w:nsid w:val="060F28A3"/>
+    <w:nsid w:val="347525CC"/>
     <w:multiLevelType w:val="hybridMultilevel"/>
-    <w:tmpl w:val="731C8E88"/>
-    <w:lvl w:ilvl="0" w:tplc="5994E3DE">
+    <w:tmpl w:val="5F68A878"/>
+    <w:lvl w:ilvl="0" w:tplc="7558364C">
       <w:start w:val="1"/>
       <w:numFmt w:val="decimal"/>
       <w:lvlText w:val="%1."/>
@@ -5141,7 +4555,7 @@
         <w:ind w:left="360" w:hanging="300"/>
       </w:pPr>
     </w:lvl>
-    <w:lvl w:ilvl="1" w:tplc="392A79B8" w:tentative="1">
+    <w:lvl w:ilvl="1" w:tplc="49768846" w:tentative="1">
       <w:start w:val="1"/>
       <w:numFmt w:val="lowerLetter"/>
       <w:lvlText w:val="%2."/>
@@ -5150,47 +4564,47 @@
         <w:ind w:left="720" w:hanging="300"/>
       </w:pPr>
     </w:lvl>
-    <w:lvl w:ilvl="2" w:tplc="161EE0DA">
-      <w:numFmt w:val="decimal"/>
-      <w:lvlText w:val=""/>
-      <w:lvlJc w:val="left"/>
-    </w:lvl>
-    <w:lvl w:ilvl="3" w:tplc="97761122">
-      <w:numFmt w:val="decimal"/>
-      <w:lvlText w:val=""/>
-      <w:lvlJc w:val="left"/>
-    </w:lvl>
-    <w:lvl w:ilvl="4" w:tplc="AE0EDA46">
-      <w:numFmt w:val="decimal"/>
-      <w:lvlText w:val=""/>
-      <w:lvlJc w:val="left"/>
-    </w:lvl>
-    <w:lvl w:ilvl="5" w:tplc="363E56CC">
-      <w:numFmt w:val="decimal"/>
-      <w:lvlText w:val=""/>
-      <w:lvlJc w:val="left"/>
-    </w:lvl>
-    <w:lvl w:ilvl="6" w:tplc="2A02E39A">
-      <w:numFmt w:val="decimal"/>
-      <w:lvlText w:val=""/>
-      <w:lvlJc w:val="left"/>
-    </w:lvl>
-    <w:lvl w:ilvl="7" w:tplc="36CEDAB0">
-      <w:numFmt w:val="decimal"/>
-      <w:lvlText w:val=""/>
-      <w:lvlJc w:val="left"/>
-    </w:lvl>
-    <w:lvl w:ilvl="8" w:tplc="47DC3C04">
+    <w:lvl w:ilvl="2" w:tplc="4928EF60">
+      <w:numFmt w:val="decimal"/>
+      <w:lvlText w:val=""/>
+      <w:lvlJc w:val="left"/>
+    </w:lvl>
+    <w:lvl w:ilvl="3" w:tplc="DC74CDF2">
+      <w:numFmt w:val="decimal"/>
+      <w:lvlText w:val=""/>
+      <w:lvlJc w:val="left"/>
+    </w:lvl>
+    <w:lvl w:ilvl="4" w:tplc="60668E28">
+      <w:numFmt w:val="decimal"/>
+      <w:lvlText w:val=""/>
+      <w:lvlJc w:val="left"/>
+    </w:lvl>
+    <w:lvl w:ilvl="5" w:tplc="0F4E6182">
+      <w:numFmt w:val="decimal"/>
+      <w:lvlText w:val=""/>
+      <w:lvlJc w:val="left"/>
+    </w:lvl>
+    <w:lvl w:ilvl="6" w:tplc="22AEE50C">
+      <w:numFmt w:val="decimal"/>
+      <w:lvlText w:val=""/>
+      <w:lvlJc w:val="left"/>
+    </w:lvl>
+    <w:lvl w:ilvl="7" w:tplc="B8E6E296">
+      <w:numFmt w:val="decimal"/>
+      <w:lvlText w:val=""/>
+      <w:lvlJc w:val="left"/>
+    </w:lvl>
+    <w:lvl w:ilvl="8" w:tplc="52945B16">
       <w:numFmt w:val="decimal"/>
       <w:lvlText w:val=""/>
       <w:lvlJc w:val="left"/>
     </w:lvl>
   </w:abstractNum>
   <w:abstractNum w:abstractNumId="2" w15:restartNumberingAfterBreak="0">
-    <w:nsid w:val="11005A6E"/>
+    <w:nsid w:val="3BAF61C6"/>
     <w:multiLevelType w:val="hybridMultilevel"/>
-    <w:tmpl w:val="EAB82F6A"/>
-    <w:lvl w:ilvl="0" w:tplc="3F02BC48">
+    <w:tmpl w:val="43F6C32A"/>
+    <w:lvl w:ilvl="0" w:tplc="B63810CA">
       <w:start w:val="1"/>
       <w:numFmt w:val="decimal"/>
       <w:lvlText w:val="%1."/>
@@ -5199,7 +4613,7 @@
         <w:ind w:left="360" w:hanging="300"/>
       </w:pPr>
     </w:lvl>
-    <w:lvl w:ilvl="1" w:tplc="8774E000" w:tentative="1">
+    <w:lvl w:ilvl="1" w:tplc="7334048C" w:tentative="1">
       <w:start w:val="1"/>
       <w:numFmt w:val="lowerLetter"/>
       <w:lvlText w:val="%2."/>
@@ -5208,47 +4622,47 @@
         <w:ind w:left="720" w:hanging="300"/>
       </w:pPr>
     </w:lvl>
-    <w:lvl w:ilvl="2" w:tplc="D99244B4">
-      <w:numFmt w:val="decimal"/>
-      <w:lvlText w:val=""/>
-      <w:lvlJc w:val="left"/>
-    </w:lvl>
-    <w:lvl w:ilvl="3" w:tplc="3DA8AECC">
-      <w:numFmt w:val="decimal"/>
-      <w:lvlText w:val=""/>
-      <w:lvlJc w:val="left"/>
-    </w:lvl>
-    <w:lvl w:ilvl="4" w:tplc="6764E0FA">
-      <w:numFmt w:val="decimal"/>
-      <w:lvlText w:val=""/>
-      <w:lvlJc w:val="left"/>
-    </w:lvl>
-    <w:lvl w:ilvl="5" w:tplc="5B0C39BA">
-      <w:numFmt w:val="decimal"/>
-      <w:lvlText w:val=""/>
-      <w:lvlJc w:val="left"/>
-    </w:lvl>
-    <w:lvl w:ilvl="6" w:tplc="F1585020">
-      <w:numFmt w:val="decimal"/>
-      <w:lvlText w:val=""/>
-      <w:lvlJc w:val="left"/>
-    </w:lvl>
-    <w:lvl w:ilvl="7" w:tplc="48C8A6E0">
-      <w:numFmt w:val="decimal"/>
-      <w:lvlText w:val=""/>
-      <w:lvlJc w:val="left"/>
-    </w:lvl>
-    <w:lvl w:ilvl="8" w:tplc="73305890">
+    <w:lvl w:ilvl="2" w:tplc="A810DBC8">
+      <w:numFmt w:val="decimal"/>
+      <w:lvlText w:val=""/>
+      <w:lvlJc w:val="left"/>
+    </w:lvl>
+    <w:lvl w:ilvl="3" w:tplc="3B42A8AE">
+      <w:numFmt w:val="decimal"/>
+      <w:lvlText w:val=""/>
+      <w:lvlJc w:val="left"/>
+    </w:lvl>
+    <w:lvl w:ilvl="4" w:tplc="BBCC2F60">
+      <w:numFmt w:val="decimal"/>
+      <w:lvlText w:val=""/>
+      <w:lvlJc w:val="left"/>
+    </w:lvl>
+    <w:lvl w:ilvl="5" w:tplc="BCBC1DC8">
+      <w:numFmt w:val="decimal"/>
+      <w:lvlText w:val=""/>
+      <w:lvlJc w:val="left"/>
+    </w:lvl>
+    <w:lvl w:ilvl="6" w:tplc="C8CE1A14">
+      <w:numFmt w:val="decimal"/>
+      <w:lvlText w:val=""/>
+      <w:lvlJc w:val="left"/>
+    </w:lvl>
+    <w:lvl w:ilvl="7" w:tplc="CF50E496">
+      <w:numFmt w:val="decimal"/>
+      <w:lvlText w:val=""/>
+      <w:lvlJc w:val="left"/>
+    </w:lvl>
+    <w:lvl w:ilvl="8" w:tplc="01A0C64C">
       <w:numFmt w:val="decimal"/>
       <w:lvlText w:val=""/>
       <w:lvlJc w:val="left"/>
     </w:lvl>
   </w:abstractNum>
   <w:abstractNum w:abstractNumId="3" w15:restartNumberingAfterBreak="0">
-    <w:nsid w:val="1B3E59C7"/>
+    <w:nsid w:val="465857EB"/>
     <w:multiLevelType w:val="hybridMultilevel"/>
-    <w:tmpl w:val="03CAB8C8"/>
-    <w:lvl w:ilvl="0" w:tplc="42DE8C44">
+    <w:tmpl w:val="22B86F82"/>
+    <w:lvl w:ilvl="0" w:tplc="296EB5AC">
       <w:start w:val="1"/>
       <w:numFmt w:val="decimal"/>
       <w:lvlText w:val="%1."/>
@@ -5257,7 +4671,7 @@
         <w:ind w:left="360" w:hanging="300"/>
       </w:pPr>
     </w:lvl>
-    <w:lvl w:ilvl="1" w:tplc="AB9296D0" w:tentative="1">
+    <w:lvl w:ilvl="1" w:tplc="3DE4A8C2" w:tentative="1">
       <w:start w:val="1"/>
       <w:numFmt w:val="lowerLetter"/>
       <w:lvlText w:val="%2."/>
@@ -5266,48 +4680,192 @@
         <w:ind w:left="720" w:hanging="300"/>
       </w:pPr>
     </w:lvl>
-    <w:lvl w:ilvl="2" w:tplc="1696F47E">
-      <w:numFmt w:val="decimal"/>
-      <w:lvlText w:val=""/>
-      <w:lvlJc w:val="left"/>
-    </w:lvl>
-    <w:lvl w:ilvl="3" w:tplc="4F0A94A0">
-      <w:numFmt w:val="decimal"/>
-      <w:lvlText w:val=""/>
-      <w:lvlJc w:val="left"/>
-    </w:lvl>
-    <w:lvl w:ilvl="4" w:tplc="61AC8700">
-      <w:numFmt w:val="decimal"/>
-      <w:lvlText w:val=""/>
-      <w:lvlJc w:val="left"/>
-    </w:lvl>
-    <w:lvl w:ilvl="5" w:tplc="699AC0AE">
-      <w:numFmt w:val="decimal"/>
-      <w:lvlText w:val=""/>
-      <w:lvlJc w:val="left"/>
-    </w:lvl>
-    <w:lvl w:ilvl="6" w:tplc="5D10A292">
-      <w:numFmt w:val="decimal"/>
-      <w:lvlText w:val=""/>
-      <w:lvlJc w:val="left"/>
-    </w:lvl>
-    <w:lvl w:ilvl="7" w:tplc="4BBE292C">
-      <w:numFmt w:val="decimal"/>
-      <w:lvlText w:val=""/>
-      <w:lvlJc w:val="left"/>
-    </w:lvl>
-    <w:lvl w:ilvl="8" w:tplc="C978AC94">
+    <w:lvl w:ilvl="2" w:tplc="A8AAEFC2">
+      <w:numFmt w:val="decimal"/>
+      <w:lvlText w:val=""/>
+      <w:lvlJc w:val="left"/>
+    </w:lvl>
+    <w:lvl w:ilvl="3" w:tplc="A274A87E">
+      <w:numFmt w:val="decimal"/>
+      <w:lvlText w:val=""/>
+      <w:lvlJc w:val="left"/>
+    </w:lvl>
+    <w:lvl w:ilvl="4" w:tplc="97841B08">
+      <w:numFmt w:val="decimal"/>
+      <w:lvlText w:val=""/>
+      <w:lvlJc w:val="left"/>
+    </w:lvl>
+    <w:lvl w:ilvl="5" w:tplc="408EDB9C">
+      <w:numFmt w:val="decimal"/>
+      <w:lvlText w:val=""/>
+      <w:lvlJc w:val="left"/>
+    </w:lvl>
+    <w:lvl w:ilvl="6" w:tplc="8B7A717A">
+      <w:numFmt w:val="decimal"/>
+      <w:lvlText w:val=""/>
+      <w:lvlJc w:val="left"/>
+    </w:lvl>
+    <w:lvl w:ilvl="7" w:tplc="F4864240">
+      <w:numFmt w:val="decimal"/>
+      <w:lvlText w:val=""/>
+      <w:lvlJc w:val="left"/>
+    </w:lvl>
+    <w:lvl w:ilvl="8" w:tplc="17881AD2">
       <w:numFmt w:val="decimal"/>
       <w:lvlText w:val=""/>
       <w:lvlJc w:val="left"/>
     </w:lvl>
   </w:abstractNum>
   <w:abstractNum w:abstractNumId="4" w15:restartNumberingAfterBreak="0">
-    <w:nsid w:val="1DB848DA"/>
+    <w:nsid w:val="46E574A2"/>
     <w:multiLevelType w:val="hybridMultilevel"/>
-    <w:tmpl w:val="13867C88"/>
-    <w:lvl w:ilvl="0" w:tplc="D5022AE0">
+    <w:tmpl w:val="5AF4B2E2"/>
+    <w:lvl w:ilvl="0" w:tplc="3A96E5B2" w:tentative="1">
       <w:start w:val="1"/>
+      <w:numFmt w:val="bullet"/>
+      <w:lvlText w:val="●"/>
+      <w:lvlJc w:val="left"/>
+      <w:pPr>
+        <w:ind w:left="720" w:hanging="360"/>
+      </w:pPr>
+    </w:lvl>
+    <w:lvl w:ilvl="1" w:tplc="7D627BF6" w:tentative="1">
+      <w:start w:val="1"/>
+      <w:numFmt w:val="bullet"/>
+      <w:lvlText w:val="○"/>
+      <w:lvlJc w:val="left"/>
+      <w:pPr>
+        <w:ind w:left="1440" w:hanging="360"/>
+      </w:pPr>
+    </w:lvl>
+    <w:lvl w:ilvl="2" w:tplc="FB28E1F4" w:tentative="1">
+      <w:start w:val="1"/>
+      <w:numFmt w:val="bullet"/>
+      <w:lvlText w:val="■"/>
+      <w:lvlJc w:val="left"/>
+      <w:pPr>
+        <w:ind w:left="2160" w:hanging="360"/>
+      </w:pPr>
+    </w:lvl>
+    <w:lvl w:ilvl="3" w:tplc="FC803F7E" w:tentative="1">
+      <w:start w:val="1"/>
+      <w:numFmt w:val="bullet"/>
+      <w:lvlText w:val="●"/>
+      <w:lvlJc w:val="left"/>
+      <w:pPr>
+        <w:ind w:left="2880" w:hanging="360"/>
+      </w:pPr>
+    </w:lvl>
+    <w:lvl w:ilvl="4" w:tplc="17F0B6FA" w:tentative="1">
+      <w:start w:val="1"/>
+      <w:numFmt w:val="bullet"/>
+      <w:lvlText w:val="○"/>
+      <w:lvlJc w:val="left"/>
+      <w:pPr>
+        <w:ind w:left="3600" w:hanging="360"/>
+      </w:pPr>
+    </w:lvl>
+    <w:lvl w:ilvl="5" w:tplc="2012D738" w:tentative="1">
+      <w:start w:val="1"/>
+      <w:numFmt w:val="bullet"/>
+      <w:lvlText w:val="■"/>
+      <w:lvlJc w:val="left"/>
+      <w:pPr>
+        <w:ind w:left="4320" w:hanging="360"/>
+      </w:pPr>
+    </w:lvl>
+    <w:lvl w:ilvl="6" w:tplc="133439E8" w:tentative="1">
+      <w:start w:val="1"/>
+      <w:numFmt w:val="bullet"/>
+      <w:lvlText w:val="●"/>
+      <w:lvlJc w:val="left"/>
+      <w:pPr>
+        <w:ind w:left="5040" w:hanging="360"/>
+      </w:pPr>
+    </w:lvl>
+    <w:lvl w:ilvl="7" w:tplc="F0A2134C" w:tentative="1">
+      <w:start w:val="1"/>
+      <w:numFmt w:val="bullet"/>
+      <w:lvlText w:val="●"/>
+      <w:lvlJc w:val="left"/>
+      <w:pPr>
+        <w:ind w:left="5760" w:hanging="360"/>
+      </w:pPr>
+    </w:lvl>
+    <w:lvl w:ilvl="8" w:tplc="B450DD40" w:tentative="1">
+      <w:start w:val="1"/>
+      <w:numFmt w:val="bullet"/>
+      <w:lvlText w:val="●"/>
+      <w:lvlJc w:val="left"/>
+      <w:pPr>
+        <w:ind w:left="6480" w:hanging="360"/>
+      </w:pPr>
+    </w:lvl>
+  </w:abstractNum>
+  <w:abstractNum w:abstractNumId="5" w15:restartNumberingAfterBreak="0">
+    <w:nsid w:val="510D2D71"/>
+    <w:multiLevelType w:val="hybridMultilevel"/>
+    <w:tmpl w:val="FB184D6E"/>
+    <w:lvl w:ilvl="0" w:tplc="F49A530A" w:tentative="1">
+      <w:start w:val="1"/>
+      <w:numFmt w:val="bullet"/>
+      <w:lvlText w:val="•"/>
+      <w:lvlJc w:val="left"/>
+      <w:pPr>
+        <w:ind w:left="360" w:hanging="260"/>
+      </w:pPr>
+    </w:lvl>
+    <w:lvl w:ilvl="1" w:tplc="403CB1E2" w:tentative="1">
+      <w:start w:val="1"/>
+      <w:numFmt w:val="bullet"/>
+      <w:lvlText w:val="–"/>
+      <w:lvlJc w:val="left"/>
+      <w:pPr>
+        <w:ind w:left="720" w:hanging="260"/>
+      </w:pPr>
+    </w:lvl>
+    <w:lvl w:ilvl="2" w:tplc="CFD48A5C">
+      <w:numFmt w:val="decimal"/>
+      <w:lvlText w:val=""/>
+      <w:lvlJc w:val="left"/>
+    </w:lvl>
+    <w:lvl w:ilvl="3" w:tplc="56C64392">
+      <w:numFmt w:val="decimal"/>
+      <w:lvlText w:val=""/>
+      <w:lvlJc w:val="left"/>
+    </w:lvl>
+    <w:lvl w:ilvl="4" w:tplc="8F122416">
+      <w:numFmt w:val="decimal"/>
+      <w:lvlText w:val=""/>
+      <w:lvlJc w:val="left"/>
+    </w:lvl>
+    <w:lvl w:ilvl="5" w:tplc="C8F056E6">
+      <w:numFmt w:val="decimal"/>
+      <w:lvlText w:val=""/>
+      <w:lvlJc w:val="left"/>
+    </w:lvl>
+    <w:lvl w:ilvl="6" w:tplc="0BDA19EE">
+      <w:numFmt w:val="decimal"/>
+      <w:lvlText w:val=""/>
+      <w:lvlJc w:val="left"/>
+    </w:lvl>
+    <w:lvl w:ilvl="7" w:tplc="2E4EC628">
+      <w:numFmt w:val="decimal"/>
+      <w:lvlText w:val=""/>
+      <w:lvlJc w:val="left"/>
+    </w:lvl>
+    <w:lvl w:ilvl="8" w:tplc="AA7029B8">
+      <w:numFmt w:val="decimal"/>
+      <w:lvlText w:val=""/>
+      <w:lvlJc w:val="left"/>
+    </w:lvl>
+  </w:abstractNum>
+  <w:abstractNum w:abstractNumId="6" w15:restartNumberingAfterBreak="0">
+    <w:nsid w:val="59EE5943"/>
+    <w:multiLevelType w:val="hybridMultilevel"/>
+    <w:tmpl w:val="5122003C"/>
+    <w:lvl w:ilvl="0" w:tplc="566A8A48">
+      <w:start w:val="1"/>
       <w:numFmt w:val="decimal"/>
       <w:lvlText w:val="%1."/>
       <w:lvlJc w:val="left"/>
@@ -5315,7 +4873,7 @@
         <w:ind w:left="360" w:hanging="300"/>
       </w:pPr>
     </w:lvl>
-    <w:lvl w:ilvl="1" w:tplc="2E8C399E" w:tentative="1">
+    <w:lvl w:ilvl="1" w:tplc="78CCBF46" w:tentative="1">
       <w:start w:val="1"/>
       <w:numFmt w:val="lowerLetter"/>
       <w:lvlText w:val="%2."/>
@@ -5324,47 +4882,47 @@
         <w:ind w:left="720" w:hanging="300"/>
       </w:pPr>
     </w:lvl>
-    <w:lvl w:ilvl="2" w:tplc="E7900642">
-      <w:numFmt w:val="decimal"/>
-      <w:lvlText w:val=""/>
-      <w:lvlJc w:val="left"/>
-    </w:lvl>
-    <w:lvl w:ilvl="3" w:tplc="75D86110">
-      <w:numFmt w:val="decimal"/>
-      <w:lvlText w:val=""/>
-      <w:lvlJc w:val="left"/>
-    </w:lvl>
-    <w:lvl w:ilvl="4" w:tplc="01E2A040">
-      <w:numFmt w:val="decimal"/>
-      <w:lvlText w:val=""/>
-      <w:lvlJc w:val="left"/>
-    </w:lvl>
-    <w:lvl w:ilvl="5" w:tplc="51DA6D9C">
-      <w:numFmt w:val="decimal"/>
-      <w:lvlText w:val=""/>
-      <w:lvlJc w:val="left"/>
-    </w:lvl>
-    <w:lvl w:ilvl="6" w:tplc="99363552">
-      <w:numFmt w:val="decimal"/>
-      <w:lvlText w:val=""/>
-      <w:lvlJc w:val="left"/>
-    </w:lvl>
-    <w:lvl w:ilvl="7" w:tplc="E5161114">
-      <w:numFmt w:val="decimal"/>
-      <w:lvlText w:val=""/>
-      <w:lvlJc w:val="left"/>
-    </w:lvl>
-    <w:lvl w:ilvl="8" w:tplc="85D4A97A">
+    <w:lvl w:ilvl="2" w:tplc="898AFEBC">
+      <w:numFmt w:val="decimal"/>
+      <w:lvlText w:val=""/>
+      <w:lvlJc w:val="left"/>
+    </w:lvl>
+    <w:lvl w:ilvl="3" w:tplc="3D067D06">
+      <w:numFmt w:val="decimal"/>
+      <w:lvlText w:val=""/>
+      <w:lvlJc w:val="left"/>
+    </w:lvl>
+    <w:lvl w:ilvl="4" w:tplc="F098B16E">
+      <w:numFmt w:val="decimal"/>
+      <w:lvlText w:val=""/>
+      <w:lvlJc w:val="left"/>
+    </w:lvl>
+    <w:lvl w:ilvl="5" w:tplc="71B225BE">
+      <w:numFmt w:val="decimal"/>
+      <w:lvlText w:val=""/>
+      <w:lvlJc w:val="left"/>
+    </w:lvl>
+    <w:lvl w:ilvl="6" w:tplc="4FA27E02">
+      <w:numFmt w:val="decimal"/>
+      <w:lvlText w:val=""/>
+      <w:lvlJc w:val="left"/>
+    </w:lvl>
+    <w:lvl w:ilvl="7" w:tplc="754699B2">
+      <w:numFmt w:val="decimal"/>
+      <w:lvlText w:val=""/>
+      <w:lvlJc w:val="left"/>
+    </w:lvl>
+    <w:lvl w:ilvl="8" w:tplc="E3246B18">
       <w:numFmt w:val="decimal"/>
       <w:lvlText w:val=""/>
       <w:lvlJc w:val="left"/>
     </w:lvl>
   </w:abstractNum>
-  <w:abstractNum w:abstractNumId="5" w15:restartNumberingAfterBreak="0">
-    <w:nsid w:val="2664164D"/>
+  <w:abstractNum w:abstractNumId="7" w15:restartNumberingAfterBreak="0">
+    <w:nsid w:val="650F3B34"/>
     <w:multiLevelType w:val="hybridMultilevel"/>
-    <w:tmpl w:val="896212DC"/>
-    <w:lvl w:ilvl="0" w:tplc="EB1EA35E">
+    <w:tmpl w:val="0D084A7C"/>
+    <w:lvl w:ilvl="0" w:tplc="E46E0B5A">
       <w:start w:val="1"/>
       <w:numFmt w:val="decimal"/>
       <w:lvlText w:val="%1."/>
@@ -5373,7 +4931,7 @@
         <w:ind w:left="360" w:hanging="300"/>
       </w:pPr>
     </w:lvl>
-    <w:lvl w:ilvl="1" w:tplc="C6A08FF8" w:tentative="1">
+    <w:lvl w:ilvl="1" w:tplc="F2BCBB56" w:tentative="1">
       <w:start w:val="1"/>
       <w:numFmt w:val="lowerLetter"/>
       <w:lvlText w:val="%2."/>
@@ -5382,134 +4940,48 @@
         <w:ind w:left="720" w:hanging="300"/>
       </w:pPr>
     </w:lvl>
-    <w:lvl w:ilvl="2" w:tplc="A550A0CC">
-      <w:numFmt w:val="decimal"/>
-      <w:lvlText w:val=""/>
-      <w:lvlJc w:val="left"/>
-    </w:lvl>
-    <w:lvl w:ilvl="3" w:tplc="64AA6E1A">
-      <w:numFmt w:val="decimal"/>
-      <w:lvlText w:val=""/>
-      <w:lvlJc w:val="left"/>
-    </w:lvl>
-    <w:lvl w:ilvl="4" w:tplc="40EAC93A">
-      <w:numFmt w:val="decimal"/>
-      <w:lvlText w:val=""/>
-      <w:lvlJc w:val="left"/>
-    </w:lvl>
-    <w:lvl w:ilvl="5" w:tplc="6BF866AC">
-      <w:numFmt w:val="decimal"/>
-      <w:lvlText w:val=""/>
-      <w:lvlJc w:val="left"/>
-    </w:lvl>
-    <w:lvl w:ilvl="6" w:tplc="4F1EC744">
-      <w:numFmt w:val="decimal"/>
-      <w:lvlText w:val=""/>
-      <w:lvlJc w:val="left"/>
-    </w:lvl>
-    <w:lvl w:ilvl="7" w:tplc="EE50364C">
-      <w:numFmt w:val="decimal"/>
-      <w:lvlText w:val=""/>
-      <w:lvlJc w:val="left"/>
-    </w:lvl>
-    <w:lvl w:ilvl="8" w:tplc="8C6C7922">
+    <w:lvl w:ilvl="2" w:tplc="867840F2">
+      <w:numFmt w:val="decimal"/>
+      <w:lvlText w:val=""/>
+      <w:lvlJc w:val="left"/>
+    </w:lvl>
+    <w:lvl w:ilvl="3" w:tplc="DD0CD27A">
+      <w:numFmt w:val="decimal"/>
+      <w:lvlText w:val=""/>
+      <w:lvlJc w:val="left"/>
+    </w:lvl>
+    <w:lvl w:ilvl="4" w:tplc="38A0A036">
+      <w:numFmt w:val="decimal"/>
+      <w:lvlText w:val=""/>
+      <w:lvlJc w:val="left"/>
+    </w:lvl>
+    <w:lvl w:ilvl="5" w:tplc="D3A27B60">
+      <w:numFmt w:val="decimal"/>
+      <w:lvlText w:val=""/>
+      <w:lvlJc w:val="left"/>
+    </w:lvl>
+    <w:lvl w:ilvl="6" w:tplc="8460C5DC">
+      <w:numFmt w:val="decimal"/>
+      <w:lvlText w:val=""/>
+      <w:lvlJc w:val="left"/>
+    </w:lvl>
+    <w:lvl w:ilvl="7" w:tplc="1846A5B2">
+      <w:numFmt w:val="decimal"/>
+      <w:lvlText w:val=""/>
+      <w:lvlJc w:val="left"/>
+    </w:lvl>
+    <w:lvl w:ilvl="8" w:tplc="0FE8750A">
       <w:numFmt w:val="decimal"/>
       <w:lvlText w:val=""/>
       <w:lvlJc w:val="left"/>
     </w:lvl>
   </w:abstractNum>
-  <w:abstractNum w:abstractNumId="6" w15:restartNumberingAfterBreak="0">
-    <w:nsid w:val="3EFF0951"/>
+  <w:abstractNum w:abstractNumId="8" w15:restartNumberingAfterBreak="0">
+    <w:nsid w:val="65D5768F"/>
     <w:multiLevelType w:val="hybridMultilevel"/>
-    <w:tmpl w:val="49FCD1D6"/>
-    <w:lvl w:ilvl="0" w:tplc="87704B82" w:tentative="1">
+    <w:tmpl w:val="36E69D90"/>
+    <w:lvl w:ilvl="0" w:tplc="4CBC3BAC">
       <w:start w:val="1"/>
-      <w:numFmt w:val="bullet"/>
-      <w:lvlText w:val="●"/>
-      <w:lvlJc w:val="left"/>
-      <w:pPr>
-        <w:ind w:left="720" w:hanging="360"/>
-      </w:pPr>
-    </w:lvl>
-    <w:lvl w:ilvl="1" w:tplc="3FE0F73E" w:tentative="1">
-      <w:start w:val="1"/>
-      <w:numFmt w:val="bullet"/>
-      <w:lvlText w:val="○"/>
-      <w:lvlJc w:val="left"/>
-      <w:pPr>
-        <w:ind w:left="1440" w:hanging="360"/>
-      </w:pPr>
-    </w:lvl>
-    <w:lvl w:ilvl="2" w:tplc="BC3E2036" w:tentative="1">
-      <w:start w:val="1"/>
-      <w:numFmt w:val="bullet"/>
-      <w:lvlText w:val="■"/>
-      <w:lvlJc w:val="left"/>
-      <w:pPr>
-        <w:ind w:left="2160" w:hanging="360"/>
-      </w:pPr>
-    </w:lvl>
-    <w:lvl w:ilvl="3" w:tplc="0486CC46" w:tentative="1">
-      <w:start w:val="1"/>
-      <w:numFmt w:val="bullet"/>
-      <w:lvlText w:val="●"/>
-      <w:lvlJc w:val="left"/>
-      <w:pPr>
-        <w:ind w:left="2880" w:hanging="360"/>
-      </w:pPr>
-    </w:lvl>
-    <w:lvl w:ilvl="4" w:tplc="2FBA6E18" w:tentative="1">
-      <w:start w:val="1"/>
-      <w:numFmt w:val="bullet"/>
-      <w:lvlText w:val="○"/>
-      <w:lvlJc w:val="left"/>
-      <w:pPr>
-        <w:ind w:left="3600" w:hanging="360"/>
-      </w:pPr>
-    </w:lvl>
-    <w:lvl w:ilvl="5" w:tplc="04EE82B0" w:tentative="1">
-      <w:start w:val="1"/>
-      <w:numFmt w:val="bullet"/>
-      <w:lvlText w:val="■"/>
-      <w:lvlJc w:val="left"/>
-      <w:pPr>
-        <w:ind w:left="4320" w:hanging="360"/>
-      </w:pPr>
-    </w:lvl>
-    <w:lvl w:ilvl="6" w:tplc="0E006478" w:tentative="1">
-      <w:start w:val="1"/>
-      <w:numFmt w:val="bullet"/>
-      <w:lvlText w:val="●"/>
-      <w:lvlJc w:val="left"/>
-      <w:pPr>
-        <w:ind w:left="5040" w:hanging="360"/>
-      </w:pPr>
-    </w:lvl>
-    <w:lvl w:ilvl="7" w:tplc="C1F6AD56" w:tentative="1">
-      <w:start w:val="1"/>
-      <w:numFmt w:val="bullet"/>
-      <w:lvlText w:val="●"/>
-      <w:lvlJc w:val="left"/>
-      <w:pPr>
-        <w:ind w:left="5760" w:hanging="360"/>
-      </w:pPr>
-    </w:lvl>
-    <w:lvl w:ilvl="8" w:tplc="33A008A2" w:tentative="1">
-      <w:start w:val="1"/>
-      <w:numFmt w:val="bullet"/>
-      <w:lvlText w:val="●"/>
-      <w:lvlJc w:val="left"/>
-      <w:pPr>
-        <w:ind w:left="6480" w:hanging="360"/>
-      </w:pPr>
-    </w:lvl>
-  </w:abstractNum>
-  <w:abstractNum w:abstractNumId="7" w15:restartNumberingAfterBreak="0">
-    <w:nsid w:val="4092519A"/>
-    <w:multiLevelType w:val="hybridMultilevel"/>
-    <w:tmpl w:val="73760978"/>
-    <w:lvl w:ilvl="0" w:tplc="B8867C8A">
-      <w:start w:val="1"/>
       <w:numFmt w:val="decimal"/>
       <w:lvlText w:val="%1."/>
       <w:lvlJc w:val="left"/>
@@ -5517,7 +4989,7 @@
         <w:ind w:left="360" w:hanging="300"/>
       </w:pPr>
     </w:lvl>
-    <w:lvl w:ilvl="1" w:tplc="28664B5E" w:tentative="1">
+    <w:lvl w:ilvl="1" w:tplc="C220FCF8" w:tentative="1">
       <w:start w:val="1"/>
       <w:numFmt w:val="lowerLetter"/>
       <w:lvlText w:val="%2."/>
@@ -5526,105 +4998,47 @@
         <w:ind w:left="720" w:hanging="300"/>
       </w:pPr>
     </w:lvl>
-    <w:lvl w:ilvl="2" w:tplc="D9BA588E">
-      <w:numFmt w:val="decimal"/>
-      <w:lvlText w:val=""/>
-      <w:lvlJc w:val="left"/>
-    </w:lvl>
-    <w:lvl w:ilvl="3" w:tplc="93D6ED0A">
-      <w:numFmt w:val="decimal"/>
-      <w:lvlText w:val=""/>
-      <w:lvlJc w:val="left"/>
-    </w:lvl>
-    <w:lvl w:ilvl="4" w:tplc="22F42FAC">
-      <w:numFmt w:val="decimal"/>
-      <w:lvlText w:val=""/>
-      <w:lvlJc w:val="left"/>
-    </w:lvl>
-    <w:lvl w:ilvl="5" w:tplc="266EA442">
-      <w:numFmt w:val="decimal"/>
-      <w:lvlText w:val=""/>
-      <w:lvlJc w:val="left"/>
-    </w:lvl>
-    <w:lvl w:ilvl="6" w:tplc="16AABF06">
-      <w:numFmt w:val="decimal"/>
-      <w:lvlText w:val=""/>
-      <w:lvlJc w:val="left"/>
-    </w:lvl>
-    <w:lvl w:ilvl="7" w:tplc="EEB2BFEC">
-      <w:numFmt w:val="decimal"/>
-      <w:lvlText w:val=""/>
-      <w:lvlJc w:val="left"/>
-    </w:lvl>
-    <w:lvl w:ilvl="8" w:tplc="7CF063D0">
-      <w:numFmt w:val="decimal"/>
-      <w:lvlText w:val=""/>
-      <w:lvlJc w:val="left"/>
-    </w:lvl>
-  </w:abstractNum>
-  <w:abstractNum w:abstractNumId="8" w15:restartNumberingAfterBreak="0">
-    <w:nsid w:val="573428BF"/>
-    <w:multiLevelType w:val="hybridMultilevel"/>
-    <w:tmpl w:val="A336C12C"/>
-    <w:lvl w:ilvl="0" w:tplc="64EACAB4" w:tentative="1">
-      <w:start w:val="1"/>
-      <w:numFmt w:val="bullet"/>
-      <w:lvlText w:val="•"/>
-      <w:lvlJc w:val="left"/>
-      <w:pPr>
-        <w:ind w:left="360" w:hanging="260"/>
-      </w:pPr>
-    </w:lvl>
-    <w:lvl w:ilvl="1" w:tplc="04464F36" w:tentative="1">
-      <w:start w:val="1"/>
-      <w:numFmt w:val="bullet"/>
-      <w:lvlText w:val="–"/>
-      <w:lvlJc w:val="left"/>
-      <w:pPr>
-        <w:ind w:left="720" w:hanging="260"/>
-      </w:pPr>
-    </w:lvl>
-    <w:lvl w:ilvl="2" w:tplc="624C8724">
-      <w:numFmt w:val="decimal"/>
-      <w:lvlText w:val=""/>
-      <w:lvlJc w:val="left"/>
-    </w:lvl>
-    <w:lvl w:ilvl="3" w:tplc="E132F7FC">
-      <w:numFmt w:val="decimal"/>
-      <w:lvlText w:val=""/>
-      <w:lvlJc w:val="left"/>
-    </w:lvl>
-    <w:lvl w:ilvl="4" w:tplc="47747FD6">
-      <w:numFmt w:val="decimal"/>
-      <w:lvlText w:val=""/>
-      <w:lvlJc w:val="left"/>
-    </w:lvl>
-    <w:lvl w:ilvl="5" w:tplc="A796D69A">
-      <w:numFmt w:val="decimal"/>
-      <w:lvlText w:val=""/>
-      <w:lvlJc w:val="left"/>
-    </w:lvl>
-    <w:lvl w:ilvl="6" w:tplc="70281C38">
-      <w:numFmt w:val="decimal"/>
-      <w:lvlText w:val=""/>
-      <w:lvlJc w:val="left"/>
-    </w:lvl>
-    <w:lvl w:ilvl="7" w:tplc="F64C4A8A">
-      <w:numFmt w:val="decimal"/>
-      <w:lvlText w:val=""/>
-      <w:lvlJc w:val="left"/>
-    </w:lvl>
-    <w:lvl w:ilvl="8" w:tplc="F858DCB2">
+    <w:lvl w:ilvl="2" w:tplc="5DC244CC">
+      <w:numFmt w:val="decimal"/>
+      <w:lvlText w:val=""/>
+      <w:lvlJc w:val="left"/>
+    </w:lvl>
+    <w:lvl w:ilvl="3" w:tplc="B71AEFBE">
+      <w:numFmt w:val="decimal"/>
+      <w:lvlText w:val=""/>
+      <w:lvlJc w:val="left"/>
+    </w:lvl>
+    <w:lvl w:ilvl="4" w:tplc="DC8A27B8">
+      <w:numFmt w:val="decimal"/>
+      <w:lvlText w:val=""/>
+      <w:lvlJc w:val="left"/>
+    </w:lvl>
+    <w:lvl w:ilvl="5" w:tplc="2022354E">
+      <w:numFmt w:val="decimal"/>
+      <w:lvlText w:val=""/>
+      <w:lvlJc w:val="left"/>
+    </w:lvl>
+    <w:lvl w:ilvl="6" w:tplc="3DA44DBA">
+      <w:numFmt w:val="decimal"/>
+      <w:lvlText w:val=""/>
+      <w:lvlJc w:val="left"/>
+    </w:lvl>
+    <w:lvl w:ilvl="7" w:tplc="37CAB4E2">
+      <w:numFmt w:val="decimal"/>
+      <w:lvlText w:val=""/>
+      <w:lvlJc w:val="left"/>
+    </w:lvl>
+    <w:lvl w:ilvl="8" w:tplc="DB9A4A5E">
       <w:numFmt w:val="decimal"/>
       <w:lvlText w:val=""/>
       <w:lvlJc w:val="left"/>
     </w:lvl>
   </w:abstractNum>
   <w:abstractNum w:abstractNumId="9" w15:restartNumberingAfterBreak="0">
-    <w:nsid w:val="626B6960"/>
+    <w:nsid w:val="742B5BA5"/>
     <w:multiLevelType w:val="hybridMultilevel"/>
-    <w:tmpl w:val="B6347E00"/>
-    <w:lvl w:ilvl="0" w:tplc="5728FE76">
+    <w:tmpl w:val="43EC397E"/>
+    <w:lvl w:ilvl="0" w:tplc="FF04FBCA">
       <w:start w:val="1"/>
       <w:numFmt w:val="decimal"/>
       <w:lvlText w:val="%1."/>
@@ -5633,7 +5047,7 @@
         <w:ind w:left="360" w:hanging="300"/>
       </w:pPr>
     </w:lvl>
-    <w:lvl w:ilvl="1" w:tplc="7E20015C" w:tentative="1">
+    <w:lvl w:ilvl="1" w:tplc="37762B5C" w:tentative="1">
       <w:start w:val="1"/>
       <w:numFmt w:val="lowerLetter"/>
       <w:lvlText w:val="%2."/>
@@ -5642,47 +5056,47 @@
         <w:ind w:left="720" w:hanging="300"/>
       </w:pPr>
     </w:lvl>
-    <w:lvl w:ilvl="2" w:tplc="8870C36A">
-      <w:numFmt w:val="decimal"/>
-      <w:lvlText w:val=""/>
-      <w:lvlJc w:val="left"/>
-    </w:lvl>
-    <w:lvl w:ilvl="3" w:tplc="692ACE74">
-      <w:numFmt w:val="decimal"/>
-      <w:lvlText w:val=""/>
-      <w:lvlJc w:val="left"/>
-    </w:lvl>
-    <w:lvl w:ilvl="4" w:tplc="DD744ECC">
-      <w:numFmt w:val="decimal"/>
-      <w:lvlText w:val=""/>
-      <w:lvlJc w:val="left"/>
-    </w:lvl>
-    <w:lvl w:ilvl="5" w:tplc="5FCEB514">
-      <w:numFmt w:val="decimal"/>
-      <w:lvlText w:val=""/>
-      <w:lvlJc w:val="left"/>
-    </w:lvl>
-    <w:lvl w:ilvl="6" w:tplc="697C24C0">
-      <w:numFmt w:val="decimal"/>
-      <w:lvlText w:val=""/>
-      <w:lvlJc w:val="left"/>
-    </w:lvl>
-    <w:lvl w:ilvl="7" w:tplc="40D6C21A">
-      <w:numFmt w:val="decimal"/>
-      <w:lvlText w:val=""/>
-      <w:lvlJc w:val="left"/>
-    </w:lvl>
-    <w:lvl w:ilvl="8" w:tplc="D3CE35EE">
+    <w:lvl w:ilvl="2" w:tplc="DE528B5E">
+      <w:numFmt w:val="decimal"/>
+      <w:lvlText w:val=""/>
+      <w:lvlJc w:val="left"/>
+    </w:lvl>
+    <w:lvl w:ilvl="3" w:tplc="3C9471E2">
+      <w:numFmt w:val="decimal"/>
+      <w:lvlText w:val=""/>
+      <w:lvlJc w:val="left"/>
+    </w:lvl>
+    <w:lvl w:ilvl="4" w:tplc="74CC34DA">
+      <w:numFmt w:val="decimal"/>
+      <w:lvlText w:val=""/>
+      <w:lvlJc w:val="left"/>
+    </w:lvl>
+    <w:lvl w:ilvl="5" w:tplc="04E2AEC8">
+      <w:numFmt w:val="decimal"/>
+      <w:lvlText w:val=""/>
+      <w:lvlJc w:val="left"/>
+    </w:lvl>
+    <w:lvl w:ilvl="6" w:tplc="E0F6D1BE">
+      <w:numFmt w:val="decimal"/>
+      <w:lvlText w:val=""/>
+      <w:lvlJc w:val="left"/>
+    </w:lvl>
+    <w:lvl w:ilvl="7" w:tplc="F8D24838">
+      <w:numFmt w:val="decimal"/>
+      <w:lvlText w:val=""/>
+      <w:lvlJc w:val="left"/>
+    </w:lvl>
+    <w:lvl w:ilvl="8" w:tplc="0FC41474">
       <w:numFmt w:val="decimal"/>
       <w:lvlText w:val=""/>
       <w:lvlJc w:val="left"/>
     </w:lvl>
   </w:abstractNum>
   <w:abstractNum w:abstractNumId="10" w15:restartNumberingAfterBreak="0">
-    <w:nsid w:val="64AB4173"/>
+    <w:nsid w:val="78B51672"/>
     <w:multiLevelType w:val="hybridMultilevel"/>
-    <w:tmpl w:val="0FC67F32"/>
-    <w:lvl w:ilvl="0" w:tplc="1E7CE600">
+    <w:tmpl w:val="A0AC8FFC"/>
+    <w:lvl w:ilvl="0" w:tplc="45C04ABA">
       <w:start w:val="1"/>
       <w:numFmt w:val="decimal"/>
       <w:lvlText w:val="%1."/>
@@ -5691,7 +5105,7 @@
         <w:ind w:left="360" w:hanging="300"/>
       </w:pPr>
     </w:lvl>
-    <w:lvl w:ilvl="1" w:tplc="240A0112" w:tentative="1">
+    <w:lvl w:ilvl="1" w:tplc="5720F95E" w:tentative="1">
       <w:start w:val="1"/>
       <w:numFmt w:val="lowerLetter"/>
       <w:lvlText w:val="%2."/>
@@ -5700,162 +5114,98 @@
         <w:ind w:left="720" w:hanging="300"/>
       </w:pPr>
     </w:lvl>
-    <w:lvl w:ilvl="2" w:tplc="8A5C754E">
-      <w:numFmt w:val="decimal"/>
-      <w:lvlText w:val=""/>
-      <w:lvlJc w:val="left"/>
-    </w:lvl>
-    <w:lvl w:ilvl="3" w:tplc="A0D8F15C">
-      <w:numFmt w:val="decimal"/>
-      <w:lvlText w:val=""/>
-      <w:lvlJc w:val="left"/>
-    </w:lvl>
-    <w:lvl w:ilvl="4" w:tplc="E3561B9C">
-      <w:numFmt w:val="decimal"/>
-      <w:lvlText w:val=""/>
-      <w:lvlJc w:val="left"/>
-    </w:lvl>
-    <w:lvl w:ilvl="5" w:tplc="89DAEFDC">
-      <w:numFmt w:val="decimal"/>
-      <w:lvlText w:val=""/>
-      <w:lvlJc w:val="left"/>
-    </w:lvl>
-    <w:lvl w:ilvl="6" w:tplc="78D28560">
-      <w:numFmt w:val="decimal"/>
-      <w:lvlText w:val=""/>
-      <w:lvlJc w:val="left"/>
-    </w:lvl>
-    <w:lvl w:ilvl="7" w:tplc="26200BFC">
-      <w:numFmt w:val="decimal"/>
-      <w:lvlText w:val=""/>
-      <w:lvlJc w:val="left"/>
-    </w:lvl>
-    <w:lvl w:ilvl="8" w:tplc="41189C3E">
+    <w:lvl w:ilvl="2" w:tplc="133064F2">
+      <w:numFmt w:val="decimal"/>
+      <w:lvlText w:val=""/>
+      <w:lvlJc w:val="left"/>
+    </w:lvl>
+    <w:lvl w:ilvl="3" w:tplc="372050A2">
+      <w:numFmt w:val="decimal"/>
+      <w:lvlText w:val=""/>
+      <w:lvlJc w:val="left"/>
+    </w:lvl>
+    <w:lvl w:ilvl="4" w:tplc="CB08B04C">
+      <w:numFmt w:val="decimal"/>
+      <w:lvlText w:val=""/>
+      <w:lvlJc w:val="left"/>
+    </w:lvl>
+    <w:lvl w:ilvl="5" w:tplc="E2F09D00">
+      <w:numFmt w:val="decimal"/>
+      <w:lvlText w:val=""/>
+      <w:lvlJc w:val="left"/>
+    </w:lvl>
+    <w:lvl w:ilvl="6" w:tplc="9C7A6D02">
+      <w:numFmt w:val="decimal"/>
+      <w:lvlText w:val=""/>
+      <w:lvlJc w:val="left"/>
+    </w:lvl>
+    <w:lvl w:ilvl="7" w:tplc="56D0EC98">
+      <w:numFmt w:val="decimal"/>
+      <w:lvlText w:val=""/>
+      <w:lvlJc w:val="left"/>
+    </w:lvl>
+    <w:lvl w:ilvl="8" w:tplc="0F0E09CA">
       <w:numFmt w:val="decimal"/>
       <w:lvlText w:val=""/>
       <w:lvlJc w:val="left"/>
     </w:lvl>
   </w:abstractNum>
-  <w:abstractNum w:abstractNumId="11" w15:restartNumberingAfterBreak="0">
-    <w:nsid w:val="7F6C356F"/>
-    <w:multiLevelType w:val="hybridMultilevel"/>
-    <w:tmpl w:val="61DA5466"/>
-    <w:lvl w:ilvl="0" w:tplc="66261BC2">
-      <w:start w:val="1"/>
-      <w:numFmt w:val="decimal"/>
-      <w:lvlText w:val="%1."/>
-      <w:lvlJc w:val="left"/>
-      <w:pPr>
-        <w:ind w:left="360" w:hanging="300"/>
-      </w:pPr>
-    </w:lvl>
-    <w:lvl w:ilvl="1" w:tplc="3828CA96" w:tentative="1">
-      <w:start w:val="1"/>
-      <w:numFmt w:val="lowerLetter"/>
-      <w:lvlText w:val="%2."/>
-      <w:lvlJc w:val="left"/>
-      <w:pPr>
-        <w:ind w:left="720" w:hanging="300"/>
-      </w:pPr>
-    </w:lvl>
-    <w:lvl w:ilvl="2" w:tplc="77C09C10">
-      <w:numFmt w:val="decimal"/>
-      <w:lvlText w:val=""/>
-      <w:lvlJc w:val="left"/>
-    </w:lvl>
-    <w:lvl w:ilvl="3" w:tplc="B3369274">
-      <w:numFmt w:val="decimal"/>
-      <w:lvlText w:val=""/>
-      <w:lvlJc w:val="left"/>
-    </w:lvl>
-    <w:lvl w:ilvl="4" w:tplc="0DFAB294">
-      <w:numFmt w:val="decimal"/>
-      <w:lvlText w:val=""/>
-      <w:lvlJc w:val="left"/>
-    </w:lvl>
-    <w:lvl w:ilvl="5" w:tplc="67161496">
-      <w:numFmt w:val="decimal"/>
-      <w:lvlText w:val=""/>
-      <w:lvlJc w:val="left"/>
-    </w:lvl>
-    <w:lvl w:ilvl="6" w:tplc="100E2F96">
-      <w:numFmt w:val="decimal"/>
-      <w:lvlText w:val=""/>
-      <w:lvlJc w:val="left"/>
-    </w:lvl>
-    <w:lvl w:ilvl="7" w:tplc="F32ED8F6">
-      <w:numFmt w:val="decimal"/>
-      <w:lvlText w:val=""/>
-      <w:lvlJc w:val="left"/>
-    </w:lvl>
-    <w:lvl w:ilvl="8" w:tplc="D02007D2">
-      <w:numFmt w:val="decimal"/>
-      <w:lvlText w:val=""/>
-      <w:lvlJc w:val="left"/>
-    </w:lvl>
-  </w:abstractNum>
-  <w:num w:numId="1" w16cid:durableId="1692074270">
+  <w:num w:numId="1" w16cid:durableId="50733569">
+    <w:abstractNumId w:val="4"/>
+    <w:lvlOverride w:ilvl="0">
+      <w:startOverride w:val="1"/>
+    </w:lvlOverride>
+  </w:num>
+  <w:num w:numId="2" w16cid:durableId="1587568715">
+    <w:abstractNumId w:val="0"/>
+    <w:lvlOverride w:ilvl="0">
+      <w:startOverride w:val="1"/>
+    </w:lvlOverride>
+  </w:num>
+  <w:num w:numId="3" w16cid:durableId="1108357353">
+    <w:abstractNumId w:val="10"/>
+    <w:lvlOverride w:ilvl="0">
+      <w:startOverride w:val="1"/>
+    </w:lvlOverride>
+  </w:num>
+  <w:num w:numId="4" w16cid:durableId="1617130263">
+    <w:abstractNumId w:val="7"/>
+    <w:lvlOverride w:ilvl="0">
+      <w:startOverride w:val="1"/>
+    </w:lvlOverride>
+  </w:num>
+  <w:num w:numId="5" w16cid:durableId="569736220">
+    <w:abstractNumId w:val="2"/>
+    <w:lvlOverride w:ilvl="0">
+      <w:startOverride w:val="1"/>
+    </w:lvlOverride>
+  </w:num>
+  <w:num w:numId="6" w16cid:durableId="212430318">
+    <w:abstractNumId w:val="3"/>
+    <w:lvlOverride w:ilvl="0">
+      <w:startOverride w:val="1"/>
+    </w:lvlOverride>
+  </w:num>
+  <w:num w:numId="7" w16cid:durableId="180750177">
     <w:abstractNumId w:val="6"/>
     <w:lvlOverride w:ilvl="0">
       <w:startOverride w:val="1"/>
     </w:lvlOverride>
   </w:num>
-  <w:num w:numId="2" w16cid:durableId="326520841">
-    <w:abstractNumId w:val="7"/>
+  <w:num w:numId="8" w16cid:durableId="199249017">
+    <w:abstractNumId w:val="8"/>
     <w:lvlOverride w:ilvl="0">
       <w:startOverride w:val="1"/>
     </w:lvlOverride>
   </w:num>
-  <w:num w:numId="3" w16cid:durableId="2100440273">
-    <w:abstractNumId w:val="5"/>
-    <w:lvlOverride w:ilvl="0">
-      <w:startOverride w:val="1"/>
-    </w:lvlOverride>
-  </w:num>
-  <w:num w:numId="4" w16cid:durableId="1053626834">
-    <w:abstractNumId w:val="10"/>
-    <w:lvlOverride w:ilvl="0">
-      <w:startOverride w:val="1"/>
-    </w:lvlOverride>
-  </w:num>
-  <w:num w:numId="5" w16cid:durableId="462115673">
-    <w:abstractNumId w:val="11"/>
-    <w:lvlOverride w:ilvl="0">
-      <w:startOverride w:val="1"/>
-    </w:lvlOverride>
-  </w:num>
-  <w:num w:numId="6" w16cid:durableId="1340085680">
-    <w:abstractNumId w:val="2"/>
-    <w:lvlOverride w:ilvl="0">
-      <w:startOverride w:val="1"/>
-    </w:lvlOverride>
-  </w:num>
-  <w:num w:numId="7" w16cid:durableId="524904268">
+  <w:num w:numId="9" w16cid:durableId="98456872">
     <w:abstractNumId w:val="9"/>
     <w:lvlOverride w:ilvl="0">
       <w:startOverride w:val="1"/>
     </w:lvlOverride>
   </w:num>
-  <w:num w:numId="8" w16cid:durableId="788668142">
+  <w:num w:numId="10" w16cid:durableId="632323195">
     <w:abstractNumId w:val="1"/>
-    <w:lvlOverride w:ilvl="0">
-      <w:startOverride w:val="1"/>
-    </w:lvlOverride>
-  </w:num>
-  <w:num w:numId="9" w16cid:durableId="479619224">
-    <w:abstractNumId w:val="0"/>
-    <w:lvlOverride w:ilvl="0">
-      <w:startOverride w:val="1"/>
-    </w:lvlOverride>
-  </w:num>
-  <w:num w:numId="10" w16cid:durableId="2132942389">
-    <w:abstractNumId w:val="4"/>
-    <w:lvlOverride w:ilvl="0">
-      <w:startOverride w:val="1"/>
-    </w:lvlOverride>
-  </w:num>
-  <w:num w:numId="11" w16cid:durableId="1951471847">
-    <w:abstractNumId w:val="3"/>
     <w:lvlOverride w:ilvl="0">
       <w:startOverride w:val="1"/>
     </w:lvlOverride>
@@ -6536,7 +5886,7 @@
     <w:autoRedefine/>
     <w:uiPriority w:val="39"/>
     <w:unhideWhenUsed/>
-    <w:rsid w:val="00EE22AD"/>
+    <w:rsid w:val="00451A51"/>
     <w:pPr>
       <w:spacing w:after="100"/>
     </w:pPr>

--- a/discoverer-neo/docs/user-guide/manual/Discoverer-Neo-MANAGER-Guide-Quick-es-ES.docx
+++ b/discoverer-neo/docs/user-guide/manual/Discoverer-Neo-MANAGER-Guide-Quick-es-ES.docx
@@ -74,7 +74,7 @@
     <w:sdt>
       <w:sdtPr>
         <w:alias w:val="Índice"/>
-        <w:id w:val="479112797"/>
+        <w:id w:val="1932156105"/>
       </w:sdtPr>
       <w:sdtEndPr/>
       <w:sdtContent>
@@ -102,7 +102,7 @@
           <w:r>
             <w:fldChar w:fldCharType="separate"/>
           </w:r>
-          <w:hyperlink w:anchor="_Toc241692249" w:history="1">
+          <w:hyperlink w:anchor="_Toc241692861" w:history="1">
             <w:r>
               <w:rPr>
                 <w:rStyle w:val="Hiperligao"/>
@@ -126,7 +126,7 @@
               <w:rPr>
                 <w:noProof/>
               </w:rPr>
-              <w:instrText xml:space="preserve"> PAGEREF _Toc241692249 \h </w:instrText>
+              <w:instrText xml:space="preserve"> PAGEREF _Toc241692861 \h </w:instrText>
             </w:r>
             <w:r>
               <w:rPr>
@@ -168,7 +168,7 @@
               <w14:ligatures w14:val="standardContextual"/>
             </w:rPr>
           </w:pPr>
-          <w:hyperlink w:anchor="_Toc241692250" w:history="1">
+          <w:hyperlink w:anchor="_Toc241692862" w:history="1">
             <w:r>
               <w:rPr>
                 <w:rStyle w:val="Hiperligao"/>
@@ -192,7 +192,7 @@
               <w:rPr>
                 <w:noProof/>
               </w:rPr>
-              <w:instrText xml:space="preserve"> PAGEREF _Toc241692250 \h </w:instrText>
+              <w:instrText xml:space="preserve"> PAGEREF _Toc241692862 \h </w:instrText>
             </w:r>
             <w:r>
               <w:rPr>
@@ -234,7 +234,7 @@
               <w14:ligatures w14:val="standardContextual"/>
             </w:rPr>
           </w:pPr>
-          <w:hyperlink w:anchor="_Toc241692251" w:history="1">
+          <w:hyperlink w:anchor="_Toc241692863" w:history="1">
             <w:r>
               <w:rPr>
                 <w:rStyle w:val="Hiperligao"/>
@@ -258,7 +258,7 @@
               <w:rPr>
                 <w:noProof/>
               </w:rPr>
-              <w:instrText xml:space="preserve"> PAGEREF _Toc241692251 \h </w:instrText>
+              <w:instrText xml:space="preserve"> PAGEREF _Toc241692863 \h </w:instrText>
             </w:r>
             <w:r>
               <w:rPr>
@@ -300,7 +300,7 @@
               <w14:ligatures w14:val="standardContextual"/>
             </w:rPr>
           </w:pPr>
-          <w:hyperlink w:anchor="_Toc241692252" w:history="1">
+          <w:hyperlink w:anchor="_Toc241692864" w:history="1">
             <w:r>
               <w:rPr>
                 <w:rStyle w:val="Hiperligao"/>
@@ -324,7 +324,7 @@
               <w:rPr>
                 <w:noProof/>
               </w:rPr>
-              <w:instrText xml:space="preserve"> PAGEREF _Toc241692252 \h </w:instrText>
+              <w:instrText xml:space="preserve"> PAGEREF _Toc241692864 \h </w:instrText>
             </w:r>
             <w:r>
               <w:rPr>
@@ -366,7 +366,7 @@
               <w14:ligatures w14:val="standardContextual"/>
             </w:rPr>
           </w:pPr>
-          <w:hyperlink w:anchor="_Toc241692253" w:history="1">
+          <w:hyperlink w:anchor="_Toc241692865" w:history="1">
             <w:r>
               <w:rPr>
                 <w:rStyle w:val="Hiperligao"/>
@@ -390,7 +390,7 @@
               <w:rPr>
                 <w:noProof/>
               </w:rPr>
-              <w:instrText xml:space="preserve"> PAGEREF _Toc241692253 \h </w:instrText>
+              <w:instrText xml:space="preserve"> PAGEREF _Toc241692865 \h </w:instrText>
             </w:r>
             <w:r>
               <w:rPr>
@@ -432,7 +432,7 @@
               <w14:ligatures w14:val="standardContextual"/>
             </w:rPr>
           </w:pPr>
-          <w:hyperlink w:anchor="_Toc241692254" w:history="1">
+          <w:hyperlink w:anchor="_Toc241692866" w:history="1">
             <w:r>
               <w:rPr>
                 <w:rStyle w:val="Hiperligao"/>
@@ -456,7 +456,7 @@
               <w:rPr>
                 <w:noProof/>
               </w:rPr>
-              <w:instrText xml:space="preserve"> PAGEREF _Toc241692254 \h </w:instrText>
+              <w:instrText xml:space="preserve"> PAGEREF _Toc241692866 \h </w:instrText>
             </w:r>
             <w:r>
               <w:rPr>
@@ -498,7 +498,7 @@
               <w14:ligatures w14:val="standardContextual"/>
             </w:rPr>
           </w:pPr>
-          <w:hyperlink w:anchor="_Toc241692255" w:history="1">
+          <w:hyperlink w:anchor="_Toc241692867" w:history="1">
             <w:r>
               <w:rPr>
                 <w:rStyle w:val="Hiperligao"/>
@@ -522,7 +522,7 @@
               <w:rPr>
                 <w:noProof/>
               </w:rPr>
-              <w:instrText xml:space="preserve"> PAGEREF _Toc241692255 \h </w:instrText>
+              <w:instrText xml:space="preserve"> PAGEREF _Toc241692867 \h </w:instrText>
             </w:r>
             <w:r>
               <w:rPr>
@@ -564,7 +564,7 @@
               <w14:ligatures w14:val="standardContextual"/>
             </w:rPr>
           </w:pPr>
-          <w:hyperlink w:anchor="_Toc241692256" w:history="1">
+          <w:hyperlink w:anchor="_Toc241692868" w:history="1">
             <w:r>
               <w:rPr>
                 <w:rStyle w:val="Hiperligao"/>
@@ -588,7 +588,7 @@
               <w:rPr>
                 <w:noProof/>
               </w:rPr>
-              <w:instrText xml:space="preserve"> PAGEREF _Toc241692256 \h </w:instrText>
+              <w:instrText xml:space="preserve"> PAGEREF _Toc241692868 \h </w:instrText>
             </w:r>
             <w:r>
               <w:rPr>
@@ -630,7 +630,7 @@
               <w14:ligatures w14:val="standardContextual"/>
             </w:rPr>
           </w:pPr>
-          <w:hyperlink w:anchor="_Toc241692257" w:history="1">
+          <w:hyperlink w:anchor="_Toc241692869" w:history="1">
             <w:r>
               <w:rPr>
                 <w:rStyle w:val="Hiperligao"/>
@@ -654,7 +654,7 @@
               <w:rPr>
                 <w:noProof/>
               </w:rPr>
-              <w:instrText xml:space="preserve"> PAGEREF _Toc241692257 \h </w:instrText>
+              <w:instrText xml:space="preserve"> PAGEREF _Toc241692869 \h </w:instrText>
             </w:r>
             <w:r>
               <w:rPr>
@@ -696,7 +696,7 @@
               <w14:ligatures w14:val="standardContextual"/>
             </w:rPr>
           </w:pPr>
-          <w:hyperlink w:anchor="_Toc241692258" w:history="1">
+          <w:hyperlink w:anchor="_Toc241692870" w:history="1">
             <w:r>
               <w:rPr>
                 <w:rStyle w:val="Hiperligao"/>
@@ -720,7 +720,7 @@
               <w:rPr>
                 <w:noProof/>
               </w:rPr>
-              <w:instrText xml:space="preserve"> PAGEREF _Toc241692258 \h </w:instrText>
+              <w:instrText xml:space="preserve"> PAGEREF _Toc241692870 \h </w:instrText>
             </w:r>
             <w:r>
               <w:rPr>
@@ -768,7 +768,7 @@
       <w:pPr>
         <w:pStyle w:val="Ttulo1"/>
       </w:pPr>
-      <w:bookmarkStart w:id="0" w:name="_Toc241692249"/>
+      <w:bookmarkStart w:id="0" w:name="_Toc241692861"/>
       <w:r>
         <w:lastRenderedPageBreak/>
         <w:t>Su rol en una página</w:t>
@@ -1499,7 +1499,7 @@
         <w:pStyle w:val="Ttulo1"/>
         <w:pageBreakBefore/>
       </w:pPr>
-      <w:bookmarkStart w:id="1" w:name="_Toc241692250"/>
+      <w:bookmarkStart w:id="1" w:name="_Toc241692862"/>
       <w:r>
         <w:lastRenderedPageBreak/>
         <w:t>Mapas</w:t>
@@ -1532,10 +1532,10 @@
           <w:noProof/>
         </w:rPr>
         <w:drawing>
-          <wp:inline distT="0" distB="0" distL="0" distR="0" wp14:anchorId="4FC25FE3" wp14:editId="6EE56C2A">
+          <wp:inline distT="0" distB="0" distL="0" distR="0" wp14:anchorId="591D28AD" wp14:editId="4EAE4984">
             <wp:extent cx="5715000" cy="3429000"/>
             <wp:effectExtent l="0" t="0" r="0" b="0"/>
-            <wp:docPr id="275" name="02-maps-all.png" descr="La lista de Mapas, pestaña Todos, con los iconos Copiar, Compartir, Programar y Exportar en cada fila." title="La lista de Mapas, pestaña Todos, con los iconos Copiar, Compartir, Programar y Exportar en cada fila."/>
+            <wp:docPr id="79" name="02-maps-all.png" descr="La lista de Mapas, pestaña Todos, con los iconos Copiar, Compartir, Programar y Exportar en cada fila." title="La lista de Mapas, pestaña Todos, con los iconos Copiar, Compartir, Programar y Exportar en cada fila."/>
             <wp:cNvGraphicFramePr>
               <a:graphicFrameLocks xmlns:a="http://schemas.openxmlformats.org/drawingml/2006/main" noChangeAspect="1"/>
             </wp:cNvGraphicFramePr>
@@ -1996,7 +1996,7 @@
         <w:pStyle w:val="Ttulo1"/>
         <w:pageBreakBefore/>
       </w:pPr>
-      <w:bookmarkStart w:id="2" w:name="_Toc241692251"/>
+      <w:bookmarkStart w:id="2" w:name="_Toc241692863"/>
       <w:r>
         <w:lastRenderedPageBreak/>
         <w:t>Compartir un mapa</w:t>
@@ -2019,10 +2019,10 @@
           <w:noProof/>
         </w:rPr>
         <w:drawing>
-          <wp:inline distT="0" distB="0" distL="0" distR="0" wp14:anchorId="72738C41" wp14:editId="55D88356">
+          <wp:inline distT="0" distB="0" distL="0" distR="0" wp14:anchorId="0F473089" wp14:editId="391DBA9B">
             <wp:extent cx="3743325" cy="3895725"/>
             <wp:effectExtent l="0" t="0" r="0" b="0"/>
-            <wp:docPr id="276" name="03-share-dialog.png" descr="El cuadro Compartir mapa con un cuadro de búsqueda y los botones Puede ver, Puede exportar y Puede editar." title="El cuadro Compartir mapa con un cuadro de búsqueda y los botones Puede ver, Puede exportar y Puede editar."/>
+            <wp:docPr id="80" name="03-share-dialog.png" descr="El cuadro Compartir mapa con un cuadro de búsqueda y los botones Puede ver, Puede exportar y Puede editar." title="El cuadro Compartir mapa con un cuadro de búsqueda y los botones Puede ver, Puede exportar y Puede editar."/>
             <wp:cNvGraphicFramePr>
               <a:graphicFrameLocks xmlns:a="http://schemas.openxmlformats.org/drawingml/2006/main" noChangeAspect="1"/>
             </wp:cNvGraphicFramePr>
@@ -2422,7 +2422,7 @@
         <w:pStyle w:val="Ttulo1"/>
         <w:pageBreakBefore/>
       </w:pPr>
-      <w:bookmarkStart w:id="3" w:name="_Toc241692252"/>
+      <w:bookmarkStart w:id="3" w:name="_Toc241692864"/>
       <w:r>
         <w:lastRenderedPageBreak/>
         <w:t>Ver, ejecutar y exportar</w:t>
@@ -2445,10 +2445,10 @@
           <w:noProof/>
         </w:rPr>
         <w:drawing>
-          <wp:inline distT="0" distB="0" distL="0" distR="0" wp14:anchorId="6E335F78" wp14:editId="43E267A5">
+          <wp:inline distT="0" distB="0" distL="0" distR="0" wp14:anchorId="448CA70C" wp14:editId="62F14FEC">
             <wp:extent cx="5715000" cy="3571875"/>
             <wp:effectExtent l="0" t="0" r="0" b="0"/>
-            <wp:docPr id="277" name="06-viewer-results.png" descr="Una ejecución completada con los botones Excel, CSV y PDF sobre la cuadrícula de resultados." title="Una ejecución completada con los botones Excel, CSV y PDF sobre la cuadrícula de resultados."/>
+            <wp:docPr id="81" name="06-viewer-results.png" descr="Una ejecución completada con los botones Excel, CSV y PDF sobre la cuadrícula de resultados." title="Una ejecución completada con los botones Excel, CSV y PDF sobre la cuadrícula de resultados."/>
             <wp:cNvGraphicFramePr>
               <a:graphicFrameLocks xmlns:a="http://schemas.openxmlformats.org/drawingml/2006/main" noChangeAspect="1"/>
             </wp:cNvGraphicFramePr>
@@ -2643,7 +2643,7 @@
         <w:pStyle w:val="Ttulo1"/>
         <w:pageBreakBefore/>
       </w:pPr>
-      <w:bookmarkStart w:id="4" w:name="_Toc241692253"/>
+      <w:bookmarkStart w:id="4" w:name="_Toc241692865"/>
       <w:r>
         <w:lastRenderedPageBreak/>
         <w:t>Generador de mapas</w:t>
@@ -2676,10 +2676,10 @@
           <w:noProof/>
         </w:rPr>
         <w:drawing>
-          <wp:inline distT="0" distB="0" distL="0" distR="0" wp14:anchorId="5FAEF1E4" wp14:editId="5582A692">
+          <wp:inline distT="0" distB="0" distL="0" distR="0" wp14:anchorId="5E940565" wp14:editId="6F9FECC6">
             <wp:extent cx="5715000" cy="3571875"/>
             <wp:effectExtent l="0" t="0" r="0" b="0"/>
-            <wp:docPr id="278" name="05-builder-overview.png" descr="El generador de mapas con el árbol Áreas de negocio, el lienzo de columnas y el panel Propiedades." title="El generador de mapas con el árbol Áreas de negocio, el lienzo de columnas y el panel Propiedades."/>
+            <wp:docPr id="82" name="05-builder-overview.png" descr="El generador de mapas con el árbol Áreas de negocio, el lienzo de columnas y el panel Propiedades." title="El generador de mapas con el árbol Áreas de negocio, el lienzo de columnas y el panel Propiedades."/>
             <wp:cNvGraphicFramePr>
               <a:graphicFrameLocks xmlns:a="http://schemas.openxmlformats.org/drawingml/2006/main" noChangeAspect="1"/>
             </wp:cNvGraphicFramePr>
@@ -2914,7 +2914,7 @@
         <w:pStyle w:val="Ttulo1"/>
         <w:pageBreakBefore/>
       </w:pPr>
-      <w:bookmarkStart w:id="5" w:name="_Toc241692254"/>
+      <w:bookmarkStart w:id="5" w:name="_Toc241692866"/>
       <w:r>
         <w:lastRenderedPageBreak/>
         <w:t>Programaciones</w:t>
@@ -2937,10 +2937,10 @@
           <w:noProof/>
         </w:rPr>
         <w:drawing>
-          <wp:inline distT="0" distB="0" distL="0" distR="0" wp14:anchorId="103D1AB7" wp14:editId="133692A2">
+          <wp:inline distT="0" distB="0" distL="0" distR="0" wp14:anchorId="654B5626" wp14:editId="1634D124">
             <wp:extent cx="5715000" cy="3571875"/>
             <wp:effectExtent l="0" t="0" r="0" b="0"/>
-            <wp:docPr id="279" name="38-schedules-list.png" descr="La página Programaciones con una programación en pausa y sus iconos de acción." title="La página Programaciones con una programación en pausa y sus iconos de acción."/>
+            <wp:docPr id="83" name="38-schedules-list.png" descr="La página Programaciones con una programación en pausa y sus iconos de acción." title="La página Programaciones con una programación en pausa y sus iconos de acción."/>
             <wp:cNvGraphicFramePr>
               <a:graphicFrameLocks xmlns:a="http://schemas.openxmlformats.org/drawingml/2006/main" noChangeAspect="1"/>
             </wp:cNvGraphicFramePr>
@@ -3473,7 +3473,7 @@
         <w:pStyle w:val="Ttulo1"/>
         <w:pageBreakBefore/>
       </w:pPr>
-      <w:bookmarkStart w:id="6" w:name="_Toc241692255"/>
+      <w:bookmarkStart w:id="6" w:name="_Toc241692867"/>
       <w:r>
         <w:lastRenderedPageBreak/>
         <w:t>Ejecuciones y Exportaciones</w:t>
@@ -3513,10 +3513,10 @@
           <w:noProof/>
         </w:rPr>
         <w:drawing>
-          <wp:inline distT="0" distB="0" distL="0" distR="0" wp14:anchorId="2FA41483" wp14:editId="44B3C041">
+          <wp:inline distT="0" distB="0" distL="0" distR="0" wp14:anchorId="034803AF" wp14:editId="7CC20D7D">
             <wp:extent cx="5715000" cy="3571875"/>
             <wp:effectExtent l="0" t="0" r="0" b="0"/>
-            <wp:docPr id="280" name="10-runs.png" descr="La página Ejecuciones con los filtros Mapa, Estado y Tipo y la lista de ejecuciones." title="La página Ejecuciones con los filtros Mapa, Estado y Tipo y la lista de ejecuciones."/>
+            <wp:docPr id="84" name="10-runs.png" descr="La página Ejecuciones con los filtros Mapa, Estado y Tipo y la lista de ejecuciones." title="La página Ejecuciones con los filtros Mapa, Estado y Tipo y la lista de ejecuciones."/>
             <wp:cNvGraphicFramePr>
               <a:graphicFrameLocks xmlns:a="http://schemas.openxmlformats.org/drawingml/2006/main" noChangeAspect="1"/>
             </wp:cNvGraphicFramePr>
@@ -3688,7 +3688,7 @@
         <w:pStyle w:val="Ttulo1"/>
         <w:pageBreakBefore/>
       </w:pPr>
-      <w:bookmarkStart w:id="7" w:name="_Toc241692256"/>
+      <w:bookmarkStart w:id="7" w:name="_Toc241692868"/>
       <w:r>
         <w:lastRenderedPageBreak/>
         <w:t>Usuarios</w:t>
@@ -3721,10 +3721,10 @@
           <w:noProof/>
         </w:rPr>
         <w:drawing>
-          <wp:inline distT="0" distB="0" distL="0" distR="0" wp14:anchorId="3EE34F36" wp14:editId="31629D0A">
-            <wp:extent cx="4362450" cy="2190750"/>
+          <wp:inline distT="0" distB="0" distL="0" distR="0" wp14:anchorId="3B8C681A" wp14:editId="14828963">
+            <wp:extent cx="4362450" cy="1819275"/>
             <wp:effectExtent l="0" t="0" r="0" b="0"/>
-            <wp:docPr id="281" name="11-users-maps-dialog.png" descr="El cuadro Mapas de un usuario, con selectores de nivel de acceso compartido e iconos de propietario y de quitar." title="El cuadro Mapas de un usuario, con selectores de nivel de acceso compartido e iconos de propietario y de quitar."/>
+            <wp:docPr id="85" name="11-users-maps-dialog.png" descr="El cuadro Mapas de un usuario, con selectores de nivel de acceso compartido e iconos de propietario y de quitar." title="El cuadro Mapas de un usuario, con selectores de nivel de acceso compartido e iconos de propietario y de quitar."/>
             <wp:cNvGraphicFramePr>
               <a:graphicFrameLocks xmlns:a="http://schemas.openxmlformats.org/drawingml/2006/main" noChangeAspect="1"/>
             </wp:cNvGraphicFramePr>
@@ -3747,7 +3747,7 @@
                   <pic:spPr bwMode="auto">
                     <a:xfrm>
                       <a:off x="0" y="0"/>
-                      <a:ext cx="4362450" cy="2190750"/>
+                      <a:ext cx="4362450" cy="1819275"/>
                     </a:xfrm>
                     <a:prstGeom prst="rect">
                       <a:avLst/>
@@ -3876,7 +3876,7 @@
         <w:pStyle w:val="Ttulo1"/>
         <w:pageBreakBefore/>
       </w:pPr>
-      <w:bookmarkStart w:id="8" w:name="_Toc241692257"/>
+      <w:bookmarkStart w:id="8" w:name="_Toc241692869"/>
       <w:r>
         <w:lastRenderedPageBreak/>
         <w:t>Funciones personalizadas y Orígenes de datos</w:t>
@@ -3919,10 +3919,10 @@
           <w:noProof/>
         </w:rPr>
         <w:drawing>
-          <wp:inline distT="0" distB="0" distL="0" distR="0" wp14:anchorId="2F2F5AFB" wp14:editId="46C21A90">
+          <wp:inline distT="0" distB="0" distL="0" distR="0" wp14:anchorId="6EDD4991" wp14:editId="3A5C3F21">
             <wp:extent cx="5715000" cy="3571875"/>
             <wp:effectExtent l="0" t="0" r="0" b="0"/>
-            <wp:docPr id="282" name="08-custom-functions.png" descr="La página Funciones personalizadas con la lista, Actualizar todo y Nueva función." title="La página Funciones personalizadas con la lista, Actualizar todo y Nueva función."/>
+            <wp:docPr id="86" name="08-custom-functions.png" descr="La página Funciones personalizadas con la lista, Actualizar todo y Nueva función." title="La página Funciones personalizadas con la lista, Actualizar todo y Nueva función."/>
             <wp:cNvGraphicFramePr>
               <a:graphicFrameLocks xmlns:a="http://schemas.openxmlformats.org/drawingml/2006/main" noChangeAspect="1"/>
             </wp:cNvGraphicFramePr>
@@ -4174,7 +4174,7 @@
         <w:pStyle w:val="Ttulo1"/>
         <w:pageBreakBefore/>
       </w:pPr>
-      <w:bookmarkStart w:id="9" w:name="_Toc241692258"/>
+      <w:bookmarkStart w:id="9" w:name="_Toc241692870"/>
       <w:r>
         <w:lastRenderedPageBreak/>
         <w:t>Configuración</w:t>
@@ -4207,10 +4207,10 @@
           <w:noProof/>
         </w:rPr>
         <w:drawing>
-          <wp:inline distT="0" distB="0" distL="0" distR="0" wp14:anchorId="1F81D5D0" wp14:editId="52F45BB0">
+          <wp:inline distT="0" distB="0" distL="0" distR="0" wp14:anchorId="7FEEADC6" wp14:editId="028D8E81">
             <wp:extent cx="5715000" cy="3571875"/>
             <wp:effectExtent l="0" t="0" r="0" b="0"/>
-            <wp:docPr id="283" name="04-settings.png" descr="La página Configuración con las tarjetas Idioma, Tema y Paleta de colores." title="La página Configuración con las tarjetas Idioma, Tema y Paleta de colores."/>
+            <wp:docPr id="87" name="04-settings.png" descr="La página Configuración con las tarjetas Idioma, Tema y Paleta de colores." title="La página Configuración con las tarjetas Idioma, Tema y Paleta de colores."/>
             <wp:cNvGraphicFramePr>
               <a:graphicFrameLocks xmlns:a="http://schemas.openxmlformats.org/drawingml/2006/main" noChangeAspect="1"/>
             </wp:cNvGraphicFramePr>
@@ -4485,10 +4485,10 @@
 <file path=word/numbering.xml><?xml version="1.0" encoding="utf-8"?>
 <w:numbering xmlns:wpc="http://schemas.microsoft.com/office/word/2010/wordprocessingCanvas" xmlns:cx="http://schemas.microsoft.com/office/drawing/2014/chartex" xmlns:cx1="http://schemas.microsoft.com/office/drawing/2015/9/8/chartex" xmlns:cx2="http://schemas.microsoft.com/office/drawing/2015/10/21/chartex" xmlns:cx3="http://schemas.microsoft.com/office/drawing/2016/5/9/chartex" xmlns:cx4="http://schemas.microsoft.com/office/drawing/2016/5/10/chartex" xmlns:cx5="http://schemas.microsoft.com/office/drawing/2016/5/11/chartex" xmlns:cx6="http://schemas.microsoft.com/office/drawing/2016/5/12/chartex" xmlns:cx7="http://schemas.microsoft.com/office/drawing/2016/5/13/chartex" xmlns:cx8="http://schemas.microsoft.com/office/drawing/2016/5/14/chartex" xmlns:mc="http://schemas.openxmlformats.org/markup-compatibility/2006" xmlns:aink="http://schemas.microsoft.com/office/drawing/2016/ink" xmlns:am3d="http://schemas.microsoft.com/office/drawing/2017/model3d" xmlns:o="urn:schemas-microsoft-com:office:office" xmlns:oel="http://schemas.microsoft.com/office/2019/extlst" xmlns:r="http://schemas.openxmlformats.org/officeDocument/2006/relationships" xmlns:m="http://schemas.openxmlformats.org/officeDocument/2006/math" xmlns:v="urn:schemas-microsoft-com:vml" xmlns:wp14="http://schemas.microsoft.com/office/word/2010/wordprocessingDrawing" xmlns:wp="http://schemas.openxmlformats.org/drawingml/2006/wordprocessingDrawing" xmlns:w10="urn:schemas-microsoft-com:office:word" xmlns:w="http://schemas.openxmlformats.org/wordprocessingml/2006/main" xmlns:w14="http://schemas.microsoft.com/office/word/2010/wordml" xmlns:w15="http://schemas.microsoft.com/office/word/2012/wordml" xmlns:w16cex="http://schemas.microsoft.com/office/word/2018/wordml/cex" xmlns:w16cid="http://schemas.microsoft.com/office/word/2016/wordml/cid" xmlns:w16="http://schemas.microsoft.com/office/word/2018/wordml" xmlns:w16sdtdh="http://schemas.microsoft.com/office/word/2020/wordml/sdtdatahash" xmlns:w16se="http://schemas.microsoft.com/office/word/2015/wordml/symex" xmlns:wpg="http://schemas.microsoft.com/office/word/2010/wordprocessingGroup" xmlns:wpi="http://schemas.microsoft.com/office/word/2010/wordprocessingInk" xmlns:wne="http://schemas.microsoft.com/office/word/2006/wordml" xmlns:wps="http://schemas.microsoft.com/office/word/2010/wordprocessingShape" mc:Ignorable="w14 w15 w16se w16cid w16 w16cex w16sdtdh wp14">
   <w:abstractNum w:abstractNumId="0" w15:restartNumberingAfterBreak="0">
-    <w:nsid w:val="2EB93E90"/>
+    <w:nsid w:val="00241E36"/>
     <w:multiLevelType w:val="hybridMultilevel"/>
-    <w:tmpl w:val="A9940226"/>
-    <w:lvl w:ilvl="0" w:tplc="C3CE4A1C">
+    <w:tmpl w:val="6F0C96B0"/>
+    <w:lvl w:ilvl="0" w:tplc="6BB43DF2">
       <w:start w:val="1"/>
       <w:numFmt w:val="decimal"/>
       <w:lvlText w:val="%1."/>
@@ -4497,7 +4497,7 @@
         <w:ind w:left="360" w:hanging="300"/>
       </w:pPr>
     </w:lvl>
-    <w:lvl w:ilvl="1" w:tplc="8F5E9228" w:tentative="1">
+    <w:lvl w:ilvl="1" w:tplc="B84026F8" w:tentative="1">
       <w:start w:val="1"/>
       <w:numFmt w:val="lowerLetter"/>
       <w:lvlText w:val="%2."/>
@@ -4506,48 +4506,106 @@
         <w:ind w:left="720" w:hanging="300"/>
       </w:pPr>
     </w:lvl>
-    <w:lvl w:ilvl="2" w:tplc="98663074">
-      <w:numFmt w:val="decimal"/>
-      <w:lvlText w:val=""/>
-      <w:lvlJc w:val="left"/>
-    </w:lvl>
-    <w:lvl w:ilvl="3" w:tplc="5A8E792C">
-      <w:numFmt w:val="decimal"/>
-      <w:lvlText w:val=""/>
-      <w:lvlJc w:val="left"/>
-    </w:lvl>
-    <w:lvl w:ilvl="4" w:tplc="E94A7B6A">
-      <w:numFmt w:val="decimal"/>
-      <w:lvlText w:val=""/>
-      <w:lvlJc w:val="left"/>
-    </w:lvl>
-    <w:lvl w:ilvl="5" w:tplc="036238EA">
-      <w:numFmt w:val="decimal"/>
-      <w:lvlText w:val=""/>
-      <w:lvlJc w:val="left"/>
-    </w:lvl>
-    <w:lvl w:ilvl="6" w:tplc="D25ED698">
-      <w:numFmt w:val="decimal"/>
-      <w:lvlText w:val=""/>
-      <w:lvlJc w:val="left"/>
-    </w:lvl>
-    <w:lvl w:ilvl="7" w:tplc="4192CACC">
-      <w:numFmt w:val="decimal"/>
-      <w:lvlText w:val=""/>
-      <w:lvlJc w:val="left"/>
-    </w:lvl>
-    <w:lvl w:ilvl="8" w:tplc="883497F0">
+    <w:lvl w:ilvl="2" w:tplc="467ED890">
+      <w:numFmt w:val="decimal"/>
+      <w:lvlText w:val=""/>
+      <w:lvlJc w:val="left"/>
+    </w:lvl>
+    <w:lvl w:ilvl="3" w:tplc="B7F6CA9E">
+      <w:numFmt w:val="decimal"/>
+      <w:lvlText w:val=""/>
+      <w:lvlJc w:val="left"/>
+    </w:lvl>
+    <w:lvl w:ilvl="4" w:tplc="A9EEB228">
+      <w:numFmt w:val="decimal"/>
+      <w:lvlText w:val=""/>
+      <w:lvlJc w:val="left"/>
+    </w:lvl>
+    <w:lvl w:ilvl="5" w:tplc="5B4E2CEE">
+      <w:numFmt w:val="decimal"/>
+      <w:lvlText w:val=""/>
+      <w:lvlJc w:val="left"/>
+    </w:lvl>
+    <w:lvl w:ilvl="6" w:tplc="1A6AAF2E">
+      <w:numFmt w:val="decimal"/>
+      <w:lvlText w:val=""/>
+      <w:lvlJc w:val="left"/>
+    </w:lvl>
+    <w:lvl w:ilvl="7" w:tplc="E44AA77A">
+      <w:numFmt w:val="decimal"/>
+      <w:lvlText w:val=""/>
+      <w:lvlJc w:val="left"/>
+    </w:lvl>
+    <w:lvl w:ilvl="8" w:tplc="A3EE7EF6">
       <w:numFmt w:val="decimal"/>
       <w:lvlText w:val=""/>
       <w:lvlJc w:val="left"/>
     </w:lvl>
   </w:abstractNum>
   <w:abstractNum w:abstractNumId="1" w15:restartNumberingAfterBreak="0">
-    <w:nsid w:val="347525CC"/>
+    <w:nsid w:val="01665432"/>
     <w:multiLevelType w:val="hybridMultilevel"/>
-    <w:tmpl w:val="5F68A878"/>
-    <w:lvl w:ilvl="0" w:tplc="7558364C">
+    <w:tmpl w:val="A0E2B066"/>
+    <w:lvl w:ilvl="0" w:tplc="BEA446C2" w:tentative="1">
       <w:start w:val="1"/>
+      <w:numFmt w:val="bullet"/>
+      <w:lvlText w:val="•"/>
+      <w:lvlJc w:val="left"/>
+      <w:pPr>
+        <w:ind w:left="360" w:hanging="260"/>
+      </w:pPr>
+    </w:lvl>
+    <w:lvl w:ilvl="1" w:tplc="E9087FB6" w:tentative="1">
+      <w:start w:val="1"/>
+      <w:numFmt w:val="bullet"/>
+      <w:lvlText w:val="–"/>
+      <w:lvlJc w:val="left"/>
+      <w:pPr>
+        <w:ind w:left="720" w:hanging="260"/>
+      </w:pPr>
+    </w:lvl>
+    <w:lvl w:ilvl="2" w:tplc="050AB1CE">
+      <w:numFmt w:val="decimal"/>
+      <w:lvlText w:val=""/>
+      <w:lvlJc w:val="left"/>
+    </w:lvl>
+    <w:lvl w:ilvl="3" w:tplc="C198745E">
+      <w:numFmt w:val="decimal"/>
+      <w:lvlText w:val=""/>
+      <w:lvlJc w:val="left"/>
+    </w:lvl>
+    <w:lvl w:ilvl="4" w:tplc="B0B8F96C">
+      <w:numFmt w:val="decimal"/>
+      <w:lvlText w:val=""/>
+      <w:lvlJc w:val="left"/>
+    </w:lvl>
+    <w:lvl w:ilvl="5" w:tplc="43BE4782">
+      <w:numFmt w:val="decimal"/>
+      <w:lvlText w:val=""/>
+      <w:lvlJc w:val="left"/>
+    </w:lvl>
+    <w:lvl w:ilvl="6" w:tplc="C07602F8">
+      <w:numFmt w:val="decimal"/>
+      <w:lvlText w:val=""/>
+      <w:lvlJc w:val="left"/>
+    </w:lvl>
+    <w:lvl w:ilvl="7" w:tplc="5148B5FA">
+      <w:numFmt w:val="decimal"/>
+      <w:lvlText w:val=""/>
+      <w:lvlJc w:val="left"/>
+    </w:lvl>
+    <w:lvl w:ilvl="8" w:tplc="D62CEBD6">
+      <w:numFmt w:val="decimal"/>
+      <w:lvlText w:val=""/>
+      <w:lvlJc w:val="left"/>
+    </w:lvl>
+  </w:abstractNum>
+  <w:abstractNum w:abstractNumId="2" w15:restartNumberingAfterBreak="0">
+    <w:nsid w:val="070E58DF"/>
+    <w:multiLevelType w:val="hybridMultilevel"/>
+    <w:tmpl w:val="32C044AE"/>
+    <w:lvl w:ilvl="0" w:tplc="379E36A0">
+      <w:start w:val="1"/>
       <w:numFmt w:val="decimal"/>
       <w:lvlText w:val="%1."/>
       <w:lvlJc w:val="left"/>
@@ -4555,7 +4613,7 @@
         <w:ind w:left="360" w:hanging="300"/>
       </w:pPr>
     </w:lvl>
-    <w:lvl w:ilvl="1" w:tplc="49768846" w:tentative="1">
+    <w:lvl w:ilvl="1" w:tplc="E3803DF4" w:tentative="1">
       <w:start w:val="1"/>
       <w:numFmt w:val="lowerLetter"/>
       <w:lvlText w:val="%2."/>
@@ -4564,47 +4622,47 @@
         <w:ind w:left="720" w:hanging="300"/>
       </w:pPr>
     </w:lvl>
-    <w:lvl w:ilvl="2" w:tplc="4928EF60">
-      <w:numFmt w:val="decimal"/>
-      <w:lvlText w:val=""/>
-      <w:lvlJc w:val="left"/>
-    </w:lvl>
-    <w:lvl w:ilvl="3" w:tplc="DC74CDF2">
-      <w:numFmt w:val="decimal"/>
-      <w:lvlText w:val=""/>
-      <w:lvlJc w:val="left"/>
-    </w:lvl>
-    <w:lvl w:ilvl="4" w:tplc="60668E28">
-      <w:numFmt w:val="decimal"/>
-      <w:lvlText w:val=""/>
-      <w:lvlJc w:val="left"/>
-    </w:lvl>
-    <w:lvl w:ilvl="5" w:tplc="0F4E6182">
-      <w:numFmt w:val="decimal"/>
-      <w:lvlText w:val=""/>
-      <w:lvlJc w:val="left"/>
-    </w:lvl>
-    <w:lvl w:ilvl="6" w:tplc="22AEE50C">
-      <w:numFmt w:val="decimal"/>
-      <w:lvlText w:val=""/>
-      <w:lvlJc w:val="left"/>
-    </w:lvl>
-    <w:lvl w:ilvl="7" w:tplc="B8E6E296">
-      <w:numFmt w:val="decimal"/>
-      <w:lvlText w:val=""/>
-      <w:lvlJc w:val="left"/>
-    </w:lvl>
-    <w:lvl w:ilvl="8" w:tplc="52945B16">
+    <w:lvl w:ilvl="2" w:tplc="3D9E2D9A">
+      <w:numFmt w:val="decimal"/>
+      <w:lvlText w:val=""/>
+      <w:lvlJc w:val="left"/>
+    </w:lvl>
+    <w:lvl w:ilvl="3" w:tplc="FB06A89C">
+      <w:numFmt w:val="decimal"/>
+      <w:lvlText w:val=""/>
+      <w:lvlJc w:val="left"/>
+    </w:lvl>
+    <w:lvl w:ilvl="4" w:tplc="DE727CC8">
+      <w:numFmt w:val="decimal"/>
+      <w:lvlText w:val=""/>
+      <w:lvlJc w:val="left"/>
+    </w:lvl>
+    <w:lvl w:ilvl="5" w:tplc="908844D2">
+      <w:numFmt w:val="decimal"/>
+      <w:lvlText w:val=""/>
+      <w:lvlJc w:val="left"/>
+    </w:lvl>
+    <w:lvl w:ilvl="6" w:tplc="A09C2DB0">
+      <w:numFmt w:val="decimal"/>
+      <w:lvlText w:val=""/>
+      <w:lvlJc w:val="left"/>
+    </w:lvl>
+    <w:lvl w:ilvl="7" w:tplc="3118F248">
+      <w:numFmt w:val="decimal"/>
+      <w:lvlText w:val=""/>
+      <w:lvlJc w:val="left"/>
+    </w:lvl>
+    <w:lvl w:ilvl="8" w:tplc="7A4897E4">
       <w:numFmt w:val="decimal"/>
       <w:lvlText w:val=""/>
       <w:lvlJc w:val="left"/>
     </w:lvl>
   </w:abstractNum>
-  <w:abstractNum w:abstractNumId="2" w15:restartNumberingAfterBreak="0">
-    <w:nsid w:val="3BAF61C6"/>
+  <w:abstractNum w:abstractNumId="3" w15:restartNumberingAfterBreak="0">
+    <w:nsid w:val="0FFC6060"/>
     <w:multiLevelType w:val="hybridMultilevel"/>
-    <w:tmpl w:val="43F6C32A"/>
-    <w:lvl w:ilvl="0" w:tplc="B63810CA">
+    <w:tmpl w:val="2D047F00"/>
+    <w:lvl w:ilvl="0" w:tplc="92B6F3D0">
       <w:start w:val="1"/>
       <w:numFmt w:val="decimal"/>
       <w:lvlText w:val="%1."/>
@@ -4613,7 +4671,7 @@
         <w:ind w:left="360" w:hanging="300"/>
       </w:pPr>
     </w:lvl>
-    <w:lvl w:ilvl="1" w:tplc="7334048C" w:tentative="1">
+    <w:lvl w:ilvl="1" w:tplc="1E4482E4" w:tentative="1">
       <w:start w:val="1"/>
       <w:numFmt w:val="lowerLetter"/>
       <w:lvlText w:val="%2."/>
@@ -4622,47 +4680,47 @@
         <w:ind w:left="720" w:hanging="300"/>
       </w:pPr>
     </w:lvl>
-    <w:lvl w:ilvl="2" w:tplc="A810DBC8">
-      <w:numFmt w:val="decimal"/>
-      <w:lvlText w:val=""/>
-      <w:lvlJc w:val="left"/>
-    </w:lvl>
-    <w:lvl w:ilvl="3" w:tplc="3B42A8AE">
-      <w:numFmt w:val="decimal"/>
-      <w:lvlText w:val=""/>
-      <w:lvlJc w:val="left"/>
-    </w:lvl>
-    <w:lvl w:ilvl="4" w:tplc="BBCC2F60">
-      <w:numFmt w:val="decimal"/>
-      <w:lvlText w:val=""/>
-      <w:lvlJc w:val="left"/>
-    </w:lvl>
-    <w:lvl w:ilvl="5" w:tplc="BCBC1DC8">
-      <w:numFmt w:val="decimal"/>
-      <w:lvlText w:val=""/>
-      <w:lvlJc w:val="left"/>
-    </w:lvl>
-    <w:lvl w:ilvl="6" w:tplc="C8CE1A14">
-      <w:numFmt w:val="decimal"/>
-      <w:lvlText w:val=""/>
-      <w:lvlJc w:val="left"/>
-    </w:lvl>
-    <w:lvl w:ilvl="7" w:tplc="CF50E496">
-      <w:numFmt w:val="decimal"/>
-      <w:lvlText w:val=""/>
-      <w:lvlJc w:val="left"/>
-    </w:lvl>
-    <w:lvl w:ilvl="8" w:tplc="01A0C64C">
+    <w:lvl w:ilvl="2" w:tplc="CA0CB032">
+      <w:numFmt w:val="decimal"/>
+      <w:lvlText w:val=""/>
+      <w:lvlJc w:val="left"/>
+    </w:lvl>
+    <w:lvl w:ilvl="3" w:tplc="1BAA9BE0">
+      <w:numFmt w:val="decimal"/>
+      <w:lvlText w:val=""/>
+      <w:lvlJc w:val="left"/>
+    </w:lvl>
+    <w:lvl w:ilvl="4" w:tplc="859C228E">
+      <w:numFmt w:val="decimal"/>
+      <w:lvlText w:val=""/>
+      <w:lvlJc w:val="left"/>
+    </w:lvl>
+    <w:lvl w:ilvl="5" w:tplc="082E4690">
+      <w:numFmt w:val="decimal"/>
+      <w:lvlText w:val=""/>
+      <w:lvlJc w:val="left"/>
+    </w:lvl>
+    <w:lvl w:ilvl="6" w:tplc="954C1628">
+      <w:numFmt w:val="decimal"/>
+      <w:lvlText w:val=""/>
+      <w:lvlJc w:val="left"/>
+    </w:lvl>
+    <w:lvl w:ilvl="7" w:tplc="4B5EB400">
+      <w:numFmt w:val="decimal"/>
+      <w:lvlText w:val=""/>
+      <w:lvlJc w:val="left"/>
+    </w:lvl>
+    <w:lvl w:ilvl="8" w:tplc="EC2E219A">
       <w:numFmt w:val="decimal"/>
       <w:lvlText w:val=""/>
       <w:lvlJc w:val="left"/>
     </w:lvl>
   </w:abstractNum>
-  <w:abstractNum w:abstractNumId="3" w15:restartNumberingAfterBreak="0">
-    <w:nsid w:val="465857EB"/>
+  <w:abstractNum w:abstractNumId="4" w15:restartNumberingAfterBreak="0">
+    <w:nsid w:val="30EC0E7D"/>
     <w:multiLevelType w:val="hybridMultilevel"/>
-    <w:tmpl w:val="22B86F82"/>
-    <w:lvl w:ilvl="0" w:tplc="296EB5AC">
+    <w:tmpl w:val="05D052FA"/>
+    <w:lvl w:ilvl="0" w:tplc="A268E2B6">
       <w:start w:val="1"/>
       <w:numFmt w:val="decimal"/>
       <w:lvlText w:val="%1."/>
@@ -4671,7 +4729,7 @@
         <w:ind w:left="360" w:hanging="300"/>
       </w:pPr>
     </w:lvl>
-    <w:lvl w:ilvl="1" w:tplc="3DE4A8C2" w:tentative="1">
+    <w:lvl w:ilvl="1" w:tplc="05062868" w:tentative="1">
       <w:start w:val="1"/>
       <w:numFmt w:val="lowerLetter"/>
       <w:lvlText w:val="%2."/>
@@ -4680,47 +4738,47 @@
         <w:ind w:left="720" w:hanging="300"/>
       </w:pPr>
     </w:lvl>
-    <w:lvl w:ilvl="2" w:tplc="A8AAEFC2">
-      <w:numFmt w:val="decimal"/>
-      <w:lvlText w:val=""/>
-      <w:lvlJc w:val="left"/>
-    </w:lvl>
-    <w:lvl w:ilvl="3" w:tplc="A274A87E">
-      <w:numFmt w:val="decimal"/>
-      <w:lvlText w:val=""/>
-      <w:lvlJc w:val="left"/>
-    </w:lvl>
-    <w:lvl w:ilvl="4" w:tplc="97841B08">
-      <w:numFmt w:val="decimal"/>
-      <w:lvlText w:val=""/>
-      <w:lvlJc w:val="left"/>
-    </w:lvl>
-    <w:lvl w:ilvl="5" w:tplc="408EDB9C">
-      <w:numFmt w:val="decimal"/>
-      <w:lvlText w:val=""/>
-      <w:lvlJc w:val="left"/>
-    </w:lvl>
-    <w:lvl w:ilvl="6" w:tplc="8B7A717A">
-      <w:numFmt w:val="decimal"/>
-      <w:lvlText w:val=""/>
-      <w:lvlJc w:val="left"/>
-    </w:lvl>
-    <w:lvl w:ilvl="7" w:tplc="F4864240">
-      <w:numFmt w:val="decimal"/>
-      <w:lvlText w:val=""/>
-      <w:lvlJc w:val="left"/>
-    </w:lvl>
-    <w:lvl w:ilvl="8" w:tplc="17881AD2">
+    <w:lvl w:ilvl="2" w:tplc="6FFA31A8">
+      <w:numFmt w:val="decimal"/>
+      <w:lvlText w:val=""/>
+      <w:lvlJc w:val="left"/>
+    </w:lvl>
+    <w:lvl w:ilvl="3" w:tplc="58C6F7BE">
+      <w:numFmt w:val="decimal"/>
+      <w:lvlText w:val=""/>
+      <w:lvlJc w:val="left"/>
+    </w:lvl>
+    <w:lvl w:ilvl="4" w:tplc="F57E96E0">
+      <w:numFmt w:val="decimal"/>
+      <w:lvlText w:val=""/>
+      <w:lvlJc w:val="left"/>
+    </w:lvl>
+    <w:lvl w:ilvl="5" w:tplc="920E95A2">
+      <w:numFmt w:val="decimal"/>
+      <w:lvlText w:val=""/>
+      <w:lvlJc w:val="left"/>
+    </w:lvl>
+    <w:lvl w:ilvl="6" w:tplc="01740668">
+      <w:numFmt w:val="decimal"/>
+      <w:lvlText w:val=""/>
+      <w:lvlJc w:val="left"/>
+    </w:lvl>
+    <w:lvl w:ilvl="7" w:tplc="42CAA270">
+      <w:numFmt w:val="decimal"/>
+      <w:lvlText w:val=""/>
+      <w:lvlJc w:val="left"/>
+    </w:lvl>
+    <w:lvl w:ilvl="8" w:tplc="44D28152">
       <w:numFmt w:val="decimal"/>
       <w:lvlText w:val=""/>
       <w:lvlJc w:val="left"/>
     </w:lvl>
   </w:abstractNum>
-  <w:abstractNum w:abstractNumId="4" w15:restartNumberingAfterBreak="0">
-    <w:nsid w:val="46E574A2"/>
+  <w:abstractNum w:abstractNumId="5" w15:restartNumberingAfterBreak="0">
+    <w:nsid w:val="4239421C"/>
     <w:multiLevelType w:val="hybridMultilevel"/>
-    <w:tmpl w:val="5AF4B2E2"/>
-    <w:lvl w:ilvl="0" w:tplc="3A96E5B2" w:tentative="1">
+    <w:tmpl w:val="D0DE719C"/>
+    <w:lvl w:ilvl="0" w:tplc="D49E5590" w:tentative="1">
       <w:start w:val="1"/>
       <w:numFmt w:val="bullet"/>
       <w:lvlText w:val="●"/>
@@ -4729,7 +4787,7 @@
         <w:ind w:left="720" w:hanging="360"/>
       </w:pPr>
     </w:lvl>
-    <w:lvl w:ilvl="1" w:tplc="7D627BF6" w:tentative="1">
+    <w:lvl w:ilvl="1" w:tplc="E2324F68" w:tentative="1">
       <w:start w:val="1"/>
       <w:numFmt w:val="bullet"/>
       <w:lvlText w:val="○"/>
@@ -4738,7 +4796,7 @@
         <w:ind w:left="1440" w:hanging="360"/>
       </w:pPr>
     </w:lvl>
-    <w:lvl w:ilvl="2" w:tplc="FB28E1F4" w:tentative="1">
+    <w:lvl w:ilvl="2" w:tplc="E0F6EC96" w:tentative="1">
       <w:start w:val="1"/>
       <w:numFmt w:val="bullet"/>
       <w:lvlText w:val="■"/>
@@ -4747,7 +4805,7 @@
         <w:ind w:left="2160" w:hanging="360"/>
       </w:pPr>
     </w:lvl>
-    <w:lvl w:ilvl="3" w:tplc="FC803F7E" w:tentative="1">
+    <w:lvl w:ilvl="3" w:tplc="F24E26C0" w:tentative="1">
       <w:start w:val="1"/>
       <w:numFmt w:val="bullet"/>
       <w:lvlText w:val="●"/>
@@ -4756,7 +4814,7 @@
         <w:ind w:left="2880" w:hanging="360"/>
       </w:pPr>
     </w:lvl>
-    <w:lvl w:ilvl="4" w:tplc="17F0B6FA" w:tentative="1">
+    <w:lvl w:ilvl="4" w:tplc="04489ACC" w:tentative="1">
       <w:start w:val="1"/>
       <w:numFmt w:val="bullet"/>
       <w:lvlText w:val="○"/>
@@ -4765,7 +4823,7 @@
         <w:ind w:left="3600" w:hanging="360"/>
       </w:pPr>
     </w:lvl>
-    <w:lvl w:ilvl="5" w:tplc="2012D738" w:tentative="1">
+    <w:lvl w:ilvl="5" w:tplc="2F58B3FC" w:tentative="1">
       <w:start w:val="1"/>
       <w:numFmt w:val="bullet"/>
       <w:lvlText w:val="■"/>
@@ -4774,7 +4832,7 @@
         <w:ind w:left="4320" w:hanging="360"/>
       </w:pPr>
     </w:lvl>
-    <w:lvl w:ilvl="6" w:tplc="133439E8" w:tentative="1">
+    <w:lvl w:ilvl="6" w:tplc="3C74B3C6" w:tentative="1">
       <w:start w:val="1"/>
       <w:numFmt w:val="bullet"/>
       <w:lvlText w:val="●"/>
@@ -4783,7 +4841,7 @@
         <w:ind w:left="5040" w:hanging="360"/>
       </w:pPr>
     </w:lvl>
-    <w:lvl w:ilvl="7" w:tplc="F0A2134C" w:tentative="1">
+    <w:lvl w:ilvl="7" w:tplc="589E12C2" w:tentative="1">
       <w:start w:val="1"/>
       <w:numFmt w:val="bullet"/>
       <w:lvlText w:val="●"/>
@@ -4792,7 +4850,7 @@
         <w:ind w:left="5760" w:hanging="360"/>
       </w:pPr>
     </w:lvl>
-    <w:lvl w:ilvl="8" w:tplc="B450DD40" w:tentative="1">
+    <w:lvl w:ilvl="8" w:tplc="14123A0A" w:tentative="1">
       <w:start w:val="1"/>
       <w:numFmt w:val="bullet"/>
       <w:lvlText w:val="●"/>
@@ -4802,70 +4860,12 @@
       </w:pPr>
     </w:lvl>
   </w:abstractNum>
-  <w:abstractNum w:abstractNumId="5" w15:restartNumberingAfterBreak="0">
-    <w:nsid w:val="510D2D71"/>
+  <w:abstractNum w:abstractNumId="6" w15:restartNumberingAfterBreak="0">
+    <w:nsid w:val="479139AB"/>
     <w:multiLevelType w:val="hybridMultilevel"/>
-    <w:tmpl w:val="FB184D6E"/>
-    <w:lvl w:ilvl="0" w:tplc="F49A530A" w:tentative="1">
+    <w:tmpl w:val="1F4C0082"/>
+    <w:lvl w:ilvl="0" w:tplc="B9F0CE58">
       <w:start w:val="1"/>
-      <w:numFmt w:val="bullet"/>
-      <w:lvlText w:val="•"/>
-      <w:lvlJc w:val="left"/>
-      <w:pPr>
-        <w:ind w:left="360" w:hanging="260"/>
-      </w:pPr>
-    </w:lvl>
-    <w:lvl w:ilvl="1" w:tplc="403CB1E2" w:tentative="1">
-      <w:start w:val="1"/>
-      <w:numFmt w:val="bullet"/>
-      <w:lvlText w:val="–"/>
-      <w:lvlJc w:val="left"/>
-      <w:pPr>
-        <w:ind w:left="720" w:hanging="260"/>
-      </w:pPr>
-    </w:lvl>
-    <w:lvl w:ilvl="2" w:tplc="CFD48A5C">
-      <w:numFmt w:val="decimal"/>
-      <w:lvlText w:val=""/>
-      <w:lvlJc w:val="left"/>
-    </w:lvl>
-    <w:lvl w:ilvl="3" w:tplc="56C64392">
-      <w:numFmt w:val="decimal"/>
-      <w:lvlText w:val=""/>
-      <w:lvlJc w:val="left"/>
-    </w:lvl>
-    <w:lvl w:ilvl="4" w:tplc="8F122416">
-      <w:numFmt w:val="decimal"/>
-      <w:lvlText w:val=""/>
-      <w:lvlJc w:val="left"/>
-    </w:lvl>
-    <w:lvl w:ilvl="5" w:tplc="C8F056E6">
-      <w:numFmt w:val="decimal"/>
-      <w:lvlText w:val=""/>
-      <w:lvlJc w:val="left"/>
-    </w:lvl>
-    <w:lvl w:ilvl="6" w:tplc="0BDA19EE">
-      <w:numFmt w:val="decimal"/>
-      <w:lvlText w:val=""/>
-      <w:lvlJc w:val="left"/>
-    </w:lvl>
-    <w:lvl w:ilvl="7" w:tplc="2E4EC628">
-      <w:numFmt w:val="decimal"/>
-      <w:lvlText w:val=""/>
-      <w:lvlJc w:val="left"/>
-    </w:lvl>
-    <w:lvl w:ilvl="8" w:tplc="AA7029B8">
-      <w:numFmt w:val="decimal"/>
-      <w:lvlText w:val=""/>
-      <w:lvlJc w:val="left"/>
-    </w:lvl>
-  </w:abstractNum>
-  <w:abstractNum w:abstractNumId="6" w15:restartNumberingAfterBreak="0">
-    <w:nsid w:val="59EE5943"/>
-    <w:multiLevelType w:val="hybridMultilevel"/>
-    <w:tmpl w:val="5122003C"/>
-    <w:lvl w:ilvl="0" w:tplc="566A8A48">
-      <w:start w:val="1"/>
       <w:numFmt w:val="decimal"/>
       <w:lvlText w:val="%1."/>
       <w:lvlJc w:val="left"/>
@@ -4873,7 +4873,7 @@
         <w:ind w:left="360" w:hanging="300"/>
       </w:pPr>
     </w:lvl>
-    <w:lvl w:ilvl="1" w:tplc="78CCBF46" w:tentative="1">
+    <w:lvl w:ilvl="1" w:tplc="9CBECE6E" w:tentative="1">
       <w:start w:val="1"/>
       <w:numFmt w:val="lowerLetter"/>
       <w:lvlText w:val="%2."/>
@@ -4882,47 +4882,47 @@
         <w:ind w:left="720" w:hanging="300"/>
       </w:pPr>
     </w:lvl>
-    <w:lvl w:ilvl="2" w:tplc="898AFEBC">
-      <w:numFmt w:val="decimal"/>
-      <w:lvlText w:val=""/>
-      <w:lvlJc w:val="left"/>
-    </w:lvl>
-    <w:lvl w:ilvl="3" w:tplc="3D067D06">
-      <w:numFmt w:val="decimal"/>
-      <w:lvlText w:val=""/>
-      <w:lvlJc w:val="left"/>
-    </w:lvl>
-    <w:lvl w:ilvl="4" w:tplc="F098B16E">
-      <w:numFmt w:val="decimal"/>
-      <w:lvlText w:val=""/>
-      <w:lvlJc w:val="left"/>
-    </w:lvl>
-    <w:lvl w:ilvl="5" w:tplc="71B225BE">
-      <w:numFmt w:val="decimal"/>
-      <w:lvlText w:val=""/>
-      <w:lvlJc w:val="left"/>
-    </w:lvl>
-    <w:lvl w:ilvl="6" w:tplc="4FA27E02">
-      <w:numFmt w:val="decimal"/>
-      <w:lvlText w:val=""/>
-      <w:lvlJc w:val="left"/>
-    </w:lvl>
-    <w:lvl w:ilvl="7" w:tplc="754699B2">
-      <w:numFmt w:val="decimal"/>
-      <w:lvlText w:val=""/>
-      <w:lvlJc w:val="left"/>
-    </w:lvl>
-    <w:lvl w:ilvl="8" w:tplc="E3246B18">
+    <w:lvl w:ilvl="2" w:tplc="F59AA5DC">
+      <w:numFmt w:val="decimal"/>
+      <w:lvlText w:val=""/>
+      <w:lvlJc w:val="left"/>
+    </w:lvl>
+    <w:lvl w:ilvl="3" w:tplc="6CDC9B52">
+      <w:numFmt w:val="decimal"/>
+      <w:lvlText w:val=""/>
+      <w:lvlJc w:val="left"/>
+    </w:lvl>
+    <w:lvl w:ilvl="4" w:tplc="01B83E08">
+      <w:numFmt w:val="decimal"/>
+      <w:lvlText w:val=""/>
+      <w:lvlJc w:val="left"/>
+    </w:lvl>
+    <w:lvl w:ilvl="5" w:tplc="28327290">
+      <w:numFmt w:val="decimal"/>
+      <w:lvlText w:val=""/>
+      <w:lvlJc w:val="left"/>
+    </w:lvl>
+    <w:lvl w:ilvl="6" w:tplc="7980AC5A">
+      <w:numFmt w:val="decimal"/>
+      <w:lvlText w:val=""/>
+      <w:lvlJc w:val="left"/>
+    </w:lvl>
+    <w:lvl w:ilvl="7" w:tplc="95649B5A">
+      <w:numFmt w:val="decimal"/>
+      <w:lvlText w:val=""/>
+      <w:lvlJc w:val="left"/>
+    </w:lvl>
+    <w:lvl w:ilvl="8" w:tplc="395E4C08">
       <w:numFmt w:val="decimal"/>
       <w:lvlText w:val=""/>
       <w:lvlJc w:val="left"/>
     </w:lvl>
   </w:abstractNum>
   <w:abstractNum w:abstractNumId="7" w15:restartNumberingAfterBreak="0">
-    <w:nsid w:val="650F3B34"/>
+    <w:nsid w:val="62A0538F"/>
     <w:multiLevelType w:val="hybridMultilevel"/>
-    <w:tmpl w:val="0D084A7C"/>
-    <w:lvl w:ilvl="0" w:tplc="E46E0B5A">
+    <w:tmpl w:val="B296CA90"/>
+    <w:lvl w:ilvl="0" w:tplc="93CA17FE">
       <w:start w:val="1"/>
       <w:numFmt w:val="decimal"/>
       <w:lvlText w:val="%1."/>
@@ -4931,7 +4931,7 @@
         <w:ind w:left="360" w:hanging="300"/>
       </w:pPr>
     </w:lvl>
-    <w:lvl w:ilvl="1" w:tplc="F2BCBB56" w:tentative="1">
+    <w:lvl w:ilvl="1" w:tplc="CABAE81A" w:tentative="1">
       <w:start w:val="1"/>
       <w:numFmt w:val="lowerLetter"/>
       <w:lvlText w:val="%2."/>
@@ -4940,47 +4940,47 @@
         <w:ind w:left="720" w:hanging="300"/>
       </w:pPr>
     </w:lvl>
-    <w:lvl w:ilvl="2" w:tplc="867840F2">
-      <w:numFmt w:val="decimal"/>
-      <w:lvlText w:val=""/>
-      <w:lvlJc w:val="left"/>
-    </w:lvl>
-    <w:lvl w:ilvl="3" w:tplc="DD0CD27A">
-      <w:numFmt w:val="decimal"/>
-      <w:lvlText w:val=""/>
-      <w:lvlJc w:val="left"/>
-    </w:lvl>
-    <w:lvl w:ilvl="4" w:tplc="38A0A036">
-      <w:numFmt w:val="decimal"/>
-      <w:lvlText w:val=""/>
-      <w:lvlJc w:val="left"/>
-    </w:lvl>
-    <w:lvl w:ilvl="5" w:tplc="D3A27B60">
-      <w:numFmt w:val="decimal"/>
-      <w:lvlText w:val=""/>
-      <w:lvlJc w:val="left"/>
-    </w:lvl>
-    <w:lvl w:ilvl="6" w:tplc="8460C5DC">
-      <w:numFmt w:val="decimal"/>
-      <w:lvlText w:val=""/>
-      <w:lvlJc w:val="left"/>
-    </w:lvl>
-    <w:lvl w:ilvl="7" w:tplc="1846A5B2">
-      <w:numFmt w:val="decimal"/>
-      <w:lvlText w:val=""/>
-      <w:lvlJc w:val="left"/>
-    </w:lvl>
-    <w:lvl w:ilvl="8" w:tplc="0FE8750A">
+    <w:lvl w:ilvl="2" w:tplc="E1623146">
+      <w:numFmt w:val="decimal"/>
+      <w:lvlText w:val=""/>
+      <w:lvlJc w:val="left"/>
+    </w:lvl>
+    <w:lvl w:ilvl="3" w:tplc="BDDADA78">
+      <w:numFmt w:val="decimal"/>
+      <w:lvlText w:val=""/>
+      <w:lvlJc w:val="left"/>
+    </w:lvl>
+    <w:lvl w:ilvl="4" w:tplc="D49E5D26">
+      <w:numFmt w:val="decimal"/>
+      <w:lvlText w:val=""/>
+      <w:lvlJc w:val="left"/>
+    </w:lvl>
+    <w:lvl w:ilvl="5" w:tplc="0B749C08">
+      <w:numFmt w:val="decimal"/>
+      <w:lvlText w:val=""/>
+      <w:lvlJc w:val="left"/>
+    </w:lvl>
+    <w:lvl w:ilvl="6" w:tplc="68F61056">
+      <w:numFmt w:val="decimal"/>
+      <w:lvlText w:val=""/>
+      <w:lvlJc w:val="left"/>
+    </w:lvl>
+    <w:lvl w:ilvl="7" w:tplc="0FEC3B5C">
+      <w:numFmt w:val="decimal"/>
+      <w:lvlText w:val=""/>
+      <w:lvlJc w:val="left"/>
+    </w:lvl>
+    <w:lvl w:ilvl="8" w:tplc="AF12B892">
       <w:numFmt w:val="decimal"/>
       <w:lvlText w:val=""/>
       <w:lvlJc w:val="left"/>
     </w:lvl>
   </w:abstractNum>
   <w:abstractNum w:abstractNumId="8" w15:restartNumberingAfterBreak="0">
-    <w:nsid w:val="65D5768F"/>
+    <w:nsid w:val="69373889"/>
     <w:multiLevelType w:val="hybridMultilevel"/>
-    <w:tmpl w:val="36E69D90"/>
-    <w:lvl w:ilvl="0" w:tplc="4CBC3BAC">
+    <w:tmpl w:val="5818F056"/>
+    <w:lvl w:ilvl="0" w:tplc="A4524D98">
       <w:start w:val="1"/>
       <w:numFmt w:val="decimal"/>
       <w:lvlText w:val="%1."/>
@@ -4989,7 +4989,7 @@
         <w:ind w:left="360" w:hanging="300"/>
       </w:pPr>
     </w:lvl>
-    <w:lvl w:ilvl="1" w:tplc="C220FCF8" w:tentative="1">
+    <w:lvl w:ilvl="1" w:tplc="1124F2FC" w:tentative="1">
       <w:start w:val="1"/>
       <w:numFmt w:val="lowerLetter"/>
       <w:lvlText w:val="%2."/>
@@ -4998,47 +4998,47 @@
         <w:ind w:left="720" w:hanging="300"/>
       </w:pPr>
     </w:lvl>
-    <w:lvl w:ilvl="2" w:tplc="5DC244CC">
-      <w:numFmt w:val="decimal"/>
-      <w:lvlText w:val=""/>
-      <w:lvlJc w:val="left"/>
-    </w:lvl>
-    <w:lvl w:ilvl="3" w:tplc="B71AEFBE">
-      <w:numFmt w:val="decimal"/>
-      <w:lvlText w:val=""/>
-      <w:lvlJc w:val="left"/>
-    </w:lvl>
-    <w:lvl w:ilvl="4" w:tplc="DC8A27B8">
-      <w:numFmt w:val="decimal"/>
-      <w:lvlText w:val=""/>
-      <w:lvlJc w:val="left"/>
-    </w:lvl>
-    <w:lvl w:ilvl="5" w:tplc="2022354E">
-      <w:numFmt w:val="decimal"/>
-      <w:lvlText w:val=""/>
-      <w:lvlJc w:val="left"/>
-    </w:lvl>
-    <w:lvl w:ilvl="6" w:tplc="3DA44DBA">
-      <w:numFmt w:val="decimal"/>
-      <w:lvlText w:val=""/>
-      <w:lvlJc w:val="left"/>
-    </w:lvl>
-    <w:lvl w:ilvl="7" w:tplc="37CAB4E2">
-      <w:numFmt w:val="decimal"/>
-      <w:lvlText w:val=""/>
-      <w:lvlJc w:val="left"/>
-    </w:lvl>
-    <w:lvl w:ilvl="8" w:tplc="DB9A4A5E">
+    <w:lvl w:ilvl="2" w:tplc="64C2C168">
+      <w:numFmt w:val="decimal"/>
+      <w:lvlText w:val=""/>
+      <w:lvlJc w:val="left"/>
+    </w:lvl>
+    <w:lvl w:ilvl="3" w:tplc="3E243C42">
+      <w:numFmt w:val="decimal"/>
+      <w:lvlText w:val=""/>
+      <w:lvlJc w:val="left"/>
+    </w:lvl>
+    <w:lvl w:ilvl="4" w:tplc="26A85FF4">
+      <w:numFmt w:val="decimal"/>
+      <w:lvlText w:val=""/>
+      <w:lvlJc w:val="left"/>
+    </w:lvl>
+    <w:lvl w:ilvl="5" w:tplc="8B82695C">
+      <w:numFmt w:val="decimal"/>
+      <w:lvlText w:val=""/>
+      <w:lvlJc w:val="left"/>
+    </w:lvl>
+    <w:lvl w:ilvl="6" w:tplc="7340FA12">
+      <w:numFmt w:val="decimal"/>
+      <w:lvlText w:val=""/>
+      <w:lvlJc w:val="left"/>
+    </w:lvl>
+    <w:lvl w:ilvl="7" w:tplc="21CE51D8">
+      <w:numFmt w:val="decimal"/>
+      <w:lvlText w:val=""/>
+      <w:lvlJc w:val="left"/>
+    </w:lvl>
+    <w:lvl w:ilvl="8" w:tplc="50CAC058">
       <w:numFmt w:val="decimal"/>
       <w:lvlText w:val=""/>
       <w:lvlJc w:val="left"/>
     </w:lvl>
   </w:abstractNum>
   <w:abstractNum w:abstractNumId="9" w15:restartNumberingAfterBreak="0">
-    <w:nsid w:val="742B5BA5"/>
+    <w:nsid w:val="6DE407C5"/>
     <w:multiLevelType w:val="hybridMultilevel"/>
-    <w:tmpl w:val="43EC397E"/>
-    <w:lvl w:ilvl="0" w:tplc="FF04FBCA">
+    <w:tmpl w:val="91F0064A"/>
+    <w:lvl w:ilvl="0" w:tplc="C74075AE">
       <w:start w:val="1"/>
       <w:numFmt w:val="decimal"/>
       <w:lvlText w:val="%1."/>
@@ -5047,7 +5047,7 @@
         <w:ind w:left="360" w:hanging="300"/>
       </w:pPr>
     </w:lvl>
-    <w:lvl w:ilvl="1" w:tplc="37762B5C" w:tentative="1">
+    <w:lvl w:ilvl="1" w:tplc="F81C0AEE" w:tentative="1">
       <w:start w:val="1"/>
       <w:numFmt w:val="lowerLetter"/>
       <w:lvlText w:val="%2."/>
@@ -5056,47 +5056,47 @@
         <w:ind w:left="720" w:hanging="300"/>
       </w:pPr>
     </w:lvl>
-    <w:lvl w:ilvl="2" w:tplc="DE528B5E">
-      <w:numFmt w:val="decimal"/>
-      <w:lvlText w:val=""/>
-      <w:lvlJc w:val="left"/>
-    </w:lvl>
-    <w:lvl w:ilvl="3" w:tplc="3C9471E2">
-      <w:numFmt w:val="decimal"/>
-      <w:lvlText w:val=""/>
-      <w:lvlJc w:val="left"/>
-    </w:lvl>
-    <w:lvl w:ilvl="4" w:tplc="74CC34DA">
-      <w:numFmt w:val="decimal"/>
-      <w:lvlText w:val=""/>
-      <w:lvlJc w:val="left"/>
-    </w:lvl>
-    <w:lvl w:ilvl="5" w:tplc="04E2AEC8">
-      <w:numFmt w:val="decimal"/>
-      <w:lvlText w:val=""/>
-      <w:lvlJc w:val="left"/>
-    </w:lvl>
-    <w:lvl w:ilvl="6" w:tplc="E0F6D1BE">
-      <w:numFmt w:val="decimal"/>
-      <w:lvlText w:val=""/>
-      <w:lvlJc w:val="left"/>
-    </w:lvl>
-    <w:lvl w:ilvl="7" w:tplc="F8D24838">
-      <w:numFmt w:val="decimal"/>
-      <w:lvlText w:val=""/>
-      <w:lvlJc w:val="left"/>
-    </w:lvl>
-    <w:lvl w:ilvl="8" w:tplc="0FC41474">
+    <w:lvl w:ilvl="2" w:tplc="9C329F4A">
+      <w:numFmt w:val="decimal"/>
+      <w:lvlText w:val=""/>
+      <w:lvlJc w:val="left"/>
+    </w:lvl>
+    <w:lvl w:ilvl="3" w:tplc="7F8E0A14">
+      <w:numFmt w:val="decimal"/>
+      <w:lvlText w:val=""/>
+      <w:lvlJc w:val="left"/>
+    </w:lvl>
+    <w:lvl w:ilvl="4" w:tplc="EE9A0FB4">
+      <w:numFmt w:val="decimal"/>
+      <w:lvlText w:val=""/>
+      <w:lvlJc w:val="left"/>
+    </w:lvl>
+    <w:lvl w:ilvl="5" w:tplc="C5D86E02">
+      <w:numFmt w:val="decimal"/>
+      <w:lvlText w:val=""/>
+      <w:lvlJc w:val="left"/>
+    </w:lvl>
+    <w:lvl w:ilvl="6" w:tplc="E0BC0CF4">
+      <w:numFmt w:val="decimal"/>
+      <w:lvlText w:val=""/>
+      <w:lvlJc w:val="left"/>
+    </w:lvl>
+    <w:lvl w:ilvl="7" w:tplc="451CA2CE">
+      <w:numFmt w:val="decimal"/>
+      <w:lvlText w:val=""/>
+      <w:lvlJc w:val="left"/>
+    </w:lvl>
+    <w:lvl w:ilvl="8" w:tplc="3D94DF88">
       <w:numFmt w:val="decimal"/>
       <w:lvlText w:val=""/>
       <w:lvlJc w:val="left"/>
     </w:lvl>
   </w:abstractNum>
   <w:abstractNum w:abstractNumId="10" w15:restartNumberingAfterBreak="0">
-    <w:nsid w:val="78B51672"/>
+    <w:nsid w:val="71DE2BA6"/>
     <w:multiLevelType w:val="hybridMultilevel"/>
-    <w:tmpl w:val="A0AC8FFC"/>
-    <w:lvl w:ilvl="0" w:tplc="45C04ABA">
+    <w:tmpl w:val="7500FA6C"/>
+    <w:lvl w:ilvl="0" w:tplc="C7C8CD20">
       <w:start w:val="1"/>
       <w:numFmt w:val="decimal"/>
       <w:lvlText w:val="%1."/>
@@ -5105,7 +5105,7 @@
         <w:ind w:left="360" w:hanging="300"/>
       </w:pPr>
     </w:lvl>
-    <w:lvl w:ilvl="1" w:tplc="5720F95E" w:tentative="1">
+    <w:lvl w:ilvl="1" w:tplc="F26CA1BE" w:tentative="1">
       <w:start w:val="1"/>
       <w:numFmt w:val="lowerLetter"/>
       <w:lvlText w:val="%2."/>
@@ -5114,98 +5114,98 @@
         <w:ind w:left="720" w:hanging="300"/>
       </w:pPr>
     </w:lvl>
-    <w:lvl w:ilvl="2" w:tplc="133064F2">
-      <w:numFmt w:val="decimal"/>
-      <w:lvlText w:val=""/>
-      <w:lvlJc w:val="left"/>
-    </w:lvl>
-    <w:lvl w:ilvl="3" w:tplc="372050A2">
-      <w:numFmt w:val="decimal"/>
-      <w:lvlText w:val=""/>
-      <w:lvlJc w:val="left"/>
-    </w:lvl>
-    <w:lvl w:ilvl="4" w:tplc="CB08B04C">
-      <w:numFmt w:val="decimal"/>
-      <w:lvlText w:val=""/>
-      <w:lvlJc w:val="left"/>
-    </w:lvl>
-    <w:lvl w:ilvl="5" w:tplc="E2F09D00">
-      <w:numFmt w:val="decimal"/>
-      <w:lvlText w:val=""/>
-      <w:lvlJc w:val="left"/>
-    </w:lvl>
-    <w:lvl w:ilvl="6" w:tplc="9C7A6D02">
-      <w:numFmt w:val="decimal"/>
-      <w:lvlText w:val=""/>
-      <w:lvlJc w:val="left"/>
-    </w:lvl>
-    <w:lvl w:ilvl="7" w:tplc="56D0EC98">
-      <w:numFmt w:val="decimal"/>
-      <w:lvlText w:val=""/>
-      <w:lvlJc w:val="left"/>
-    </w:lvl>
-    <w:lvl w:ilvl="8" w:tplc="0F0E09CA">
+    <w:lvl w:ilvl="2" w:tplc="5EBE08FA">
+      <w:numFmt w:val="decimal"/>
+      <w:lvlText w:val=""/>
+      <w:lvlJc w:val="left"/>
+    </w:lvl>
+    <w:lvl w:ilvl="3" w:tplc="A602179A">
+      <w:numFmt w:val="decimal"/>
+      <w:lvlText w:val=""/>
+      <w:lvlJc w:val="left"/>
+    </w:lvl>
+    <w:lvl w:ilvl="4" w:tplc="CCDC8772">
+      <w:numFmt w:val="decimal"/>
+      <w:lvlText w:val=""/>
+      <w:lvlJc w:val="left"/>
+    </w:lvl>
+    <w:lvl w:ilvl="5" w:tplc="8164825C">
+      <w:numFmt w:val="decimal"/>
+      <w:lvlText w:val=""/>
+      <w:lvlJc w:val="left"/>
+    </w:lvl>
+    <w:lvl w:ilvl="6" w:tplc="610A3E0E">
+      <w:numFmt w:val="decimal"/>
+      <w:lvlText w:val=""/>
+      <w:lvlJc w:val="left"/>
+    </w:lvl>
+    <w:lvl w:ilvl="7" w:tplc="EED064DC">
+      <w:numFmt w:val="decimal"/>
+      <w:lvlText w:val=""/>
+      <w:lvlJc w:val="left"/>
+    </w:lvl>
+    <w:lvl w:ilvl="8" w:tplc="A2644D5C">
       <w:numFmt w:val="decimal"/>
       <w:lvlText w:val=""/>
       <w:lvlJc w:val="left"/>
     </w:lvl>
   </w:abstractNum>
-  <w:num w:numId="1" w16cid:durableId="50733569">
+  <w:num w:numId="1" w16cid:durableId="247080520">
+    <w:abstractNumId w:val="5"/>
+    <w:lvlOverride w:ilvl="0">
+      <w:startOverride w:val="1"/>
+    </w:lvlOverride>
+  </w:num>
+  <w:num w:numId="2" w16cid:durableId="1733917968">
+    <w:abstractNumId w:val="0"/>
+    <w:lvlOverride w:ilvl="0">
+      <w:startOverride w:val="1"/>
+    </w:lvlOverride>
+  </w:num>
+  <w:num w:numId="3" w16cid:durableId="2055344236">
+    <w:abstractNumId w:val="10"/>
+    <w:lvlOverride w:ilvl="0">
+      <w:startOverride w:val="1"/>
+    </w:lvlOverride>
+  </w:num>
+  <w:num w:numId="4" w16cid:durableId="1110971515">
     <w:abstractNumId w:val="4"/>
     <w:lvlOverride w:ilvl="0">
       <w:startOverride w:val="1"/>
     </w:lvlOverride>
   </w:num>
-  <w:num w:numId="2" w16cid:durableId="1587568715">
-    <w:abstractNumId w:val="0"/>
+  <w:num w:numId="5" w16cid:durableId="1855995120">
+    <w:abstractNumId w:val="2"/>
     <w:lvlOverride w:ilvl="0">
       <w:startOverride w:val="1"/>
     </w:lvlOverride>
   </w:num>
-  <w:num w:numId="3" w16cid:durableId="1108357353">
-    <w:abstractNumId w:val="10"/>
+  <w:num w:numId="6" w16cid:durableId="2010061446">
+    <w:abstractNumId w:val="9"/>
     <w:lvlOverride w:ilvl="0">
       <w:startOverride w:val="1"/>
     </w:lvlOverride>
   </w:num>
-  <w:num w:numId="4" w16cid:durableId="1617130263">
+  <w:num w:numId="7" w16cid:durableId="84151798">
+    <w:abstractNumId w:val="3"/>
+    <w:lvlOverride w:ilvl="0">
+      <w:startOverride w:val="1"/>
+    </w:lvlOverride>
+  </w:num>
+  <w:num w:numId="8" w16cid:durableId="573130772">
     <w:abstractNumId w:val="7"/>
     <w:lvlOverride w:ilvl="0">
       <w:startOverride w:val="1"/>
     </w:lvlOverride>
   </w:num>
-  <w:num w:numId="5" w16cid:durableId="569736220">
-    <w:abstractNumId w:val="2"/>
-    <w:lvlOverride w:ilvl="0">
-      <w:startOverride w:val="1"/>
-    </w:lvlOverride>
-  </w:num>
-  <w:num w:numId="6" w16cid:durableId="212430318">
-    <w:abstractNumId w:val="3"/>
-    <w:lvlOverride w:ilvl="0">
-      <w:startOverride w:val="1"/>
-    </w:lvlOverride>
-  </w:num>
-  <w:num w:numId="7" w16cid:durableId="180750177">
+  <w:num w:numId="9" w16cid:durableId="744300117">
     <w:abstractNumId w:val="6"/>
     <w:lvlOverride w:ilvl="0">
       <w:startOverride w:val="1"/>
     </w:lvlOverride>
   </w:num>
-  <w:num w:numId="8" w16cid:durableId="199249017">
+  <w:num w:numId="10" w16cid:durableId="766273817">
     <w:abstractNumId w:val="8"/>
-    <w:lvlOverride w:ilvl="0">
-      <w:startOverride w:val="1"/>
-    </w:lvlOverride>
-  </w:num>
-  <w:num w:numId="9" w16cid:durableId="98456872">
-    <w:abstractNumId w:val="9"/>
-    <w:lvlOverride w:ilvl="0">
-      <w:startOverride w:val="1"/>
-    </w:lvlOverride>
-  </w:num>
-  <w:num w:numId="10" w16cid:durableId="632323195">
-    <w:abstractNumId w:val="1"/>
     <w:lvlOverride w:ilvl="0">
       <w:startOverride w:val="1"/>
     </w:lvlOverride>
@@ -5886,7 +5886,7 @@
     <w:autoRedefine/>
     <w:uiPriority w:val="39"/>
     <w:unhideWhenUsed/>
-    <w:rsid w:val="00451A51"/>
+    <w:rsid w:val="00E0023B"/>
     <w:pPr>
       <w:spacing w:after="100"/>
     </w:pPr>

--- a/discoverer-neo/docs/user-guide/manual/Discoverer-Neo-MANAGER-Guide-Quick-es-ES.docx
+++ b/discoverer-neo/docs/user-guide/manual/Discoverer-Neo-MANAGER-Guide-Quick-es-ES.docx
@@ -54,7 +54,7 @@
           <w:sz w:val="22"/>
           <w:szCs w:val="22"/>
         </w:rPr>
-        <w:t>Versión 2.0.1</w:t>
+        <w:t>Versión 2.1.0</w:t>
       </w:r>
     </w:p>
     <w:p>
@@ -74,7 +74,7 @@
     <w:sdt>
       <w:sdtPr>
         <w:alias w:val="Índice"/>
-        <w:id w:val="1932156105"/>
+        <w:id w:val="1377051981"/>
       </w:sdtPr>
       <w:sdtEndPr/>
       <w:sdtContent>
@@ -102,7 +102,7 @@
           <w:r>
             <w:fldChar w:fldCharType="separate"/>
           </w:r>
-          <w:hyperlink w:anchor="_Toc241692861" w:history="1">
+          <w:hyperlink w:anchor="_Toc241696679" w:history="1">
             <w:r>
               <w:rPr>
                 <w:rStyle w:val="Hiperligao"/>
@@ -126,7 +126,7 @@
               <w:rPr>
                 <w:noProof/>
               </w:rPr>
-              <w:instrText xml:space="preserve"> PAGEREF _Toc241692861 \h </w:instrText>
+              <w:instrText xml:space="preserve"> PAGEREF _Toc241696679 \h </w:instrText>
             </w:r>
             <w:r>
               <w:rPr>
@@ -168,7 +168,7 @@
               <w14:ligatures w14:val="standardContextual"/>
             </w:rPr>
           </w:pPr>
-          <w:hyperlink w:anchor="_Toc241692862" w:history="1">
+          <w:hyperlink w:anchor="_Toc241696680" w:history="1">
             <w:r>
               <w:rPr>
                 <w:rStyle w:val="Hiperligao"/>
@@ -192,7 +192,7 @@
               <w:rPr>
                 <w:noProof/>
               </w:rPr>
-              <w:instrText xml:space="preserve"> PAGEREF _Toc241692862 \h </w:instrText>
+              <w:instrText xml:space="preserve"> PAGEREF _Toc241696680 \h </w:instrText>
             </w:r>
             <w:r>
               <w:rPr>
@@ -234,7 +234,7 @@
               <w14:ligatures w14:val="standardContextual"/>
             </w:rPr>
           </w:pPr>
-          <w:hyperlink w:anchor="_Toc241692863" w:history="1">
+          <w:hyperlink w:anchor="_Toc241696681" w:history="1">
             <w:r>
               <w:rPr>
                 <w:rStyle w:val="Hiperligao"/>
@@ -258,7 +258,7 @@
               <w:rPr>
                 <w:noProof/>
               </w:rPr>
-              <w:instrText xml:space="preserve"> PAGEREF _Toc241692863 \h </w:instrText>
+              <w:instrText xml:space="preserve"> PAGEREF _Toc241696681 \h </w:instrText>
             </w:r>
             <w:r>
               <w:rPr>
@@ -300,7 +300,7 @@
               <w14:ligatures w14:val="standardContextual"/>
             </w:rPr>
           </w:pPr>
-          <w:hyperlink w:anchor="_Toc241692864" w:history="1">
+          <w:hyperlink w:anchor="_Toc241696682" w:history="1">
             <w:r>
               <w:rPr>
                 <w:rStyle w:val="Hiperligao"/>
@@ -324,7 +324,7 @@
               <w:rPr>
                 <w:noProof/>
               </w:rPr>
-              <w:instrText xml:space="preserve"> PAGEREF _Toc241692864 \h </w:instrText>
+              <w:instrText xml:space="preserve"> PAGEREF _Toc241696682 \h </w:instrText>
             </w:r>
             <w:r>
               <w:rPr>
@@ -366,7 +366,7 @@
               <w14:ligatures w14:val="standardContextual"/>
             </w:rPr>
           </w:pPr>
-          <w:hyperlink w:anchor="_Toc241692865" w:history="1">
+          <w:hyperlink w:anchor="_Toc241696683" w:history="1">
             <w:r>
               <w:rPr>
                 <w:rStyle w:val="Hiperligao"/>
@@ -390,7 +390,7 @@
               <w:rPr>
                 <w:noProof/>
               </w:rPr>
-              <w:instrText xml:space="preserve"> PAGEREF _Toc241692865 \h </w:instrText>
+              <w:instrText xml:space="preserve"> PAGEREF _Toc241696683 \h </w:instrText>
             </w:r>
             <w:r>
               <w:rPr>
@@ -432,7 +432,7 @@
               <w14:ligatures w14:val="standardContextual"/>
             </w:rPr>
           </w:pPr>
-          <w:hyperlink w:anchor="_Toc241692866" w:history="1">
+          <w:hyperlink w:anchor="_Toc241696684" w:history="1">
             <w:r>
               <w:rPr>
                 <w:rStyle w:val="Hiperligao"/>
@@ -456,7 +456,7 @@
               <w:rPr>
                 <w:noProof/>
               </w:rPr>
-              <w:instrText xml:space="preserve"> PAGEREF _Toc241692866 \h </w:instrText>
+              <w:instrText xml:space="preserve"> PAGEREF _Toc241696684 \h </w:instrText>
             </w:r>
             <w:r>
               <w:rPr>
@@ -498,7 +498,7 @@
               <w14:ligatures w14:val="standardContextual"/>
             </w:rPr>
           </w:pPr>
-          <w:hyperlink w:anchor="_Toc241692867" w:history="1">
+          <w:hyperlink w:anchor="_Toc241696685" w:history="1">
             <w:r>
               <w:rPr>
                 <w:rStyle w:val="Hiperligao"/>
@@ -522,7 +522,7 @@
               <w:rPr>
                 <w:noProof/>
               </w:rPr>
-              <w:instrText xml:space="preserve"> PAGEREF _Toc241692867 \h </w:instrText>
+              <w:instrText xml:space="preserve"> PAGEREF _Toc241696685 \h </w:instrText>
             </w:r>
             <w:r>
               <w:rPr>
@@ -564,7 +564,7 @@
               <w14:ligatures w14:val="standardContextual"/>
             </w:rPr>
           </w:pPr>
-          <w:hyperlink w:anchor="_Toc241692868" w:history="1">
+          <w:hyperlink w:anchor="_Toc241696686" w:history="1">
             <w:r>
               <w:rPr>
                 <w:rStyle w:val="Hiperligao"/>
@@ -588,7 +588,7 @@
               <w:rPr>
                 <w:noProof/>
               </w:rPr>
-              <w:instrText xml:space="preserve"> PAGEREF _Toc241692868 \h </w:instrText>
+              <w:instrText xml:space="preserve"> PAGEREF _Toc241696686 \h </w:instrText>
             </w:r>
             <w:r>
               <w:rPr>
@@ -630,13 +630,13 @@
               <w14:ligatures w14:val="standardContextual"/>
             </w:rPr>
           </w:pPr>
-          <w:hyperlink w:anchor="_Toc241692869" w:history="1">
+          <w:hyperlink w:anchor="_Toc241696687" w:history="1">
             <w:r>
               <w:rPr>
                 <w:rStyle w:val="Hiperligao"/>
                 <w:noProof/>
               </w:rPr>
-              <w:t>Funciones personalizadas y Orígenes de datos</w:t>
+              <w:t>Configuración</w:t>
             </w:r>
             <w:r>
               <w:rPr>
@@ -654,7 +654,7 @@
               <w:rPr>
                 <w:noProof/>
               </w:rPr>
-              <w:instrText xml:space="preserve"> PAGEREF _Toc241692869 \h </w:instrText>
+              <w:instrText xml:space="preserve"> PAGEREF _Toc241696687 \h </w:instrText>
             </w:r>
             <w:r>
               <w:rPr>
@@ -672,72 +672,6 @@
                 <w:noProof/>
               </w:rPr>
               <w:t>9</w:t>
-            </w:r>
-            <w:r>
-              <w:rPr>
-                <w:noProof/>
-              </w:rPr>
-              <w:fldChar w:fldCharType="end"/>
-            </w:r>
-          </w:hyperlink>
-        </w:p>
-        <w:p>
-          <w:pPr>
-            <w:pStyle w:val="ndice1"/>
-            <w:tabs>
-              <w:tab w:val="right" w:leader="dot" w:pos="9016"/>
-            </w:tabs>
-            <w:rPr>
-              <w:rFonts w:asciiTheme="minorHAnsi" w:eastAsiaTheme="minorEastAsia" w:hAnsiTheme="minorHAnsi" w:cstheme="minorBidi"/>
-              <w:noProof/>
-              <w:kern w:val="2"/>
-              <w:sz w:val="24"/>
-              <w:szCs w:val="24"/>
-              <w14:ligatures w14:val="standardContextual"/>
-            </w:rPr>
-          </w:pPr>
-          <w:hyperlink w:anchor="_Toc241692870" w:history="1">
-            <w:r>
-              <w:rPr>
-                <w:rStyle w:val="Hiperligao"/>
-                <w:noProof/>
-              </w:rPr>
-              <w:t>Configuración</w:t>
-            </w:r>
-            <w:r>
-              <w:rPr>
-                <w:noProof/>
-              </w:rPr>
-              <w:tab/>
-            </w:r>
-            <w:r>
-              <w:rPr>
-                <w:noProof/>
-              </w:rPr>
-              <w:fldChar w:fldCharType="begin"/>
-            </w:r>
-            <w:r>
-              <w:rPr>
-                <w:noProof/>
-              </w:rPr>
-              <w:instrText xml:space="preserve"> PAGEREF _Toc241692870 \h </w:instrText>
-            </w:r>
-            <w:r>
-              <w:rPr>
-                <w:noProof/>
-              </w:rPr>
-            </w:r>
-            <w:r>
-              <w:rPr>
-                <w:noProof/>
-              </w:rPr>
-              <w:fldChar w:fldCharType="separate"/>
-            </w:r>
-            <w:r>
-              <w:rPr>
-                <w:noProof/>
-              </w:rPr>
-              <w:t>10</w:t>
             </w:r>
             <w:r>
               <w:rPr>
@@ -768,7 +702,7 @@
       <w:pPr>
         <w:pStyle w:val="Ttulo1"/>
       </w:pPr>
-      <w:bookmarkStart w:id="0" w:name="_Toc241692861"/>
+      <w:bookmarkStart w:id="0" w:name="_Toc241696679"/>
       <w:r>
         <w:lastRenderedPageBreak/>
         <w:t>Su rol en una página</w:t>
@@ -787,7 +721,7 @@
         <w:t>Manager</w:t>
       </w:r>
       <w:r>
-        <w:t>. Ve, ejecuta, exporta, programa y comparte todos los mapas. No cambia el modelo de datos: eso es cosa de los administradores.</w:t>
+        <w:t>. Ve, ejecuta, exporta, programa y comparte todos los mapas, y se ocupa de las cuentas Manager, User y Viewer. No cambia el modelo de datos, las funciones personalizadas ni los orígenes de datos: eso es cosa de los administradores.</w:t>
       </w:r>
     </w:p>
     <w:tbl>
@@ -1075,7 +1009,7 @@
               <w:spacing w:after="0"/>
             </w:pPr>
             <w:r>
-              <w:t>Crear usuarios, orígenes de datos o áreas de negocio, ni dar concesiones</w:t>
+              <w:t>Crear o eliminar usuarios, dar el rol ADMIN, ni dar concesiones</w:t>
             </w:r>
           </w:p>
         </w:tc>
@@ -1174,7 +1108,7 @@
               <w:spacing w:after="0"/>
             </w:pPr>
             <w:r>
-              <w:t>Gestionar funciones personalizadas</w:t>
+              <w:t>Editar, activar y desactivar cuentas Manager, User y Viewer</w:t>
             </w:r>
           </w:p>
         </w:tc>
@@ -1199,7 +1133,7 @@
               <w:spacing w:after="0"/>
             </w:pPr>
             <w:r>
-              <w:t>Usar Seguridad, Registro de auditoría o Migración</w:t>
+              <w:t>Ver o cambiar cuentas de administrador</w:t>
             </w:r>
           </w:p>
         </w:tc>
@@ -1236,7 +1170,7 @@
               <w:spacing w:after="0"/>
             </w:pPr>
             <w:r>
-              <w:t>Leer, probar e inspeccionar orígenes de datos</w:t>
+              <w:t>Crear mapas en las áreas de negocio en las que tiene una concesión</w:t>
             </w:r>
           </w:p>
         </w:tc>
@@ -1262,68 +1196,7 @@
               <w:spacing w:after="0"/>
             </w:pPr>
             <w:r>
-              <w:t>Importar tablas desde un origen de datos</w:t>
-            </w:r>
-          </w:p>
-        </w:tc>
-      </w:tr>
-      <w:tr>
-        <w:tblPrEx>
-          <w:tblCellMar>
-            <w:top w:w="0" w:type="dxa"/>
-            <w:bottom w:w="0" w:type="dxa"/>
-          </w:tblCellMar>
-        </w:tblPrEx>
-        <w:trPr>
-          <w:cantSplit/>
-        </w:trPr>
-        <w:tc>
-          <w:tcPr>
-            <w:tcW w:w="4513" w:type="dxa"/>
-            <w:tcBorders>
-              <w:top w:val="single" w:sz="4" w:space="0" w:color="BFC7D1"/>
-              <w:left w:val="single" w:sz="4" w:space="0" w:color="BFC7D1"/>
-              <w:bottom w:val="single" w:sz="4" w:space="0" w:color="BFC7D1"/>
-              <w:right w:val="single" w:sz="4" w:space="0" w:color="BFC7D1"/>
-            </w:tcBorders>
-            <w:tcMar>
-              <w:top w:w="60" w:type="dxa"/>
-              <w:left w:w="100" w:type="dxa"/>
-              <w:bottom w:w="60" w:type="dxa"/>
-              <w:right w:w="100" w:type="dxa"/>
-            </w:tcMar>
-          </w:tcPr>
-          <w:p>
-            <w:pPr>
-              <w:spacing w:after="0"/>
-            </w:pPr>
-            <w:r>
-              <w:t>Crear mapas en las áreas de negocio en las que tiene una concesión</w:t>
-            </w:r>
-          </w:p>
-        </w:tc>
-        <w:tc>
-          <w:tcPr>
-            <w:tcW w:w="4513" w:type="dxa"/>
-            <w:tcBorders>
-              <w:top w:val="single" w:sz="4" w:space="0" w:color="BFC7D1"/>
-              <w:left w:val="single" w:sz="4" w:space="0" w:color="BFC7D1"/>
-              <w:bottom w:val="single" w:sz="4" w:space="0" w:color="BFC7D1"/>
-              <w:right w:val="single" w:sz="4" w:space="0" w:color="BFC7D1"/>
-            </w:tcBorders>
-            <w:tcMar>
-              <w:top w:w="60" w:type="dxa"/>
-              <w:left w:w="100" w:type="dxa"/>
-              <w:bottom w:w="60" w:type="dxa"/>
-              <w:right w:w="100" w:type="dxa"/>
-            </w:tcMar>
-          </w:tcPr>
-          <w:p>
-            <w:pPr>
-              <w:spacing w:after="0"/>
-            </w:pPr>
-            <w:r>
-              <w:t>Cambiar áreas de negocio, carpetas, elementos, combinaciones o jerarquías</w:t>
+              <w:t>Cambiar áreas de negocio, carpetas, elementos, combinaciones, jerarquías, funciones personalizadas u orígenes de datos</w:t>
             </w:r>
           </w:p>
         </w:tc>
@@ -1408,6 +1281,26 @@
           <w:b/>
           <w:bCs/>
         </w:rPr>
+        <w:t>Funciones personalizadas</w:t>
+      </w:r>
+      <w:r>
+        <w:t xml:space="preserve">, </w:t>
+      </w:r>
+      <w:r>
+        <w:rPr>
+          <w:b/>
+          <w:bCs/>
+        </w:rPr>
+        <w:t>Orígenes de datos</w:t>
+      </w:r>
+      <w:r>
+        <w:t xml:space="preserve">, </w:t>
+      </w:r>
+      <w:r>
+        <w:rPr>
+          <w:b/>
+          <w:bCs/>
+        </w:rPr>
         <w:t>Seguridad</w:t>
       </w:r>
       <w:r>
@@ -1499,7 +1392,7 @@
         <w:pStyle w:val="Ttulo1"/>
         <w:pageBreakBefore/>
       </w:pPr>
-      <w:bookmarkStart w:id="1" w:name="_Toc241692862"/>
+      <w:bookmarkStart w:id="1" w:name="_Toc241696680"/>
       <w:r>
         <w:lastRenderedPageBreak/>
         <w:t>Mapas</w:t>
@@ -1532,10 +1425,10 @@
           <w:noProof/>
         </w:rPr>
         <w:drawing>
-          <wp:inline distT="0" distB="0" distL="0" distR="0" wp14:anchorId="591D28AD" wp14:editId="4EAE4984">
+          <wp:inline distT="0" distB="0" distL="0" distR="0" wp14:anchorId="4B8DDF23" wp14:editId="1CB617F6">
             <wp:extent cx="5715000" cy="3429000"/>
             <wp:effectExtent l="0" t="0" r="0" b="0"/>
-            <wp:docPr id="79" name="02-maps-all.png" descr="La lista de Mapas, pestaña Todos, con los iconos Copiar, Compartir, Programar y Exportar en cada fila." title="La lista de Mapas, pestaña Todos, con los iconos Copiar, Compartir, Programar y Exportar en cada fila."/>
+            <wp:docPr id="265" name="02-maps-all.png" descr="La lista de Mapas, pestaña Todos, con los iconos Copiar, Compartir, Programar y Exportar en cada fila." title="La lista de Mapas, pestaña Todos, con los iconos Copiar, Compartir, Programar y Exportar en cada fila."/>
             <wp:cNvGraphicFramePr>
               <a:graphicFrameLocks xmlns:a="http://schemas.openxmlformats.org/drawingml/2006/main" noChangeAspect="1"/>
             </wp:cNvGraphicFramePr>
@@ -1996,7 +1889,7 @@
         <w:pStyle w:val="Ttulo1"/>
         <w:pageBreakBefore/>
       </w:pPr>
-      <w:bookmarkStart w:id="2" w:name="_Toc241692863"/>
+      <w:bookmarkStart w:id="2" w:name="_Toc241696681"/>
       <w:r>
         <w:lastRenderedPageBreak/>
         <w:t>Compartir un mapa</w:t>
@@ -2019,10 +1912,10 @@
           <w:noProof/>
         </w:rPr>
         <w:drawing>
-          <wp:inline distT="0" distB="0" distL="0" distR="0" wp14:anchorId="0F473089" wp14:editId="391DBA9B">
+          <wp:inline distT="0" distB="0" distL="0" distR="0" wp14:anchorId="10C1EE78" wp14:editId="7AE62A9C">
             <wp:extent cx="3743325" cy="3895725"/>
             <wp:effectExtent l="0" t="0" r="0" b="0"/>
-            <wp:docPr id="80" name="03-share-dialog.png" descr="El cuadro Compartir mapa con un cuadro de búsqueda y los botones Puede ver, Puede exportar y Puede editar." title="El cuadro Compartir mapa con un cuadro de búsqueda y los botones Puede ver, Puede exportar y Puede editar."/>
+            <wp:docPr id="266" name="03-share-dialog.png" descr="El cuadro Compartir mapa con un cuadro de búsqueda y los botones Puede ver, Puede exportar y Puede editar." title="El cuadro Compartir mapa con un cuadro de búsqueda y los botones Puede ver, Puede exportar y Puede editar."/>
             <wp:cNvGraphicFramePr>
               <a:graphicFrameLocks xmlns:a="http://schemas.openxmlformats.org/drawingml/2006/main" noChangeAspect="1"/>
             </wp:cNvGraphicFramePr>
@@ -2422,7 +2315,7 @@
         <w:pStyle w:val="Ttulo1"/>
         <w:pageBreakBefore/>
       </w:pPr>
-      <w:bookmarkStart w:id="3" w:name="_Toc241692864"/>
+      <w:bookmarkStart w:id="3" w:name="_Toc241696682"/>
       <w:r>
         <w:lastRenderedPageBreak/>
         <w:t>Ver, ejecutar y exportar</w:t>
@@ -2445,10 +2338,10 @@
           <w:noProof/>
         </w:rPr>
         <w:drawing>
-          <wp:inline distT="0" distB="0" distL="0" distR="0" wp14:anchorId="448CA70C" wp14:editId="62F14FEC">
+          <wp:inline distT="0" distB="0" distL="0" distR="0" wp14:anchorId="6AFDABA3" wp14:editId="20AE8DEB">
             <wp:extent cx="5715000" cy="3571875"/>
             <wp:effectExtent l="0" t="0" r="0" b="0"/>
-            <wp:docPr id="81" name="06-viewer-results.png" descr="Una ejecución completada con los botones Excel, CSV y PDF sobre la cuadrícula de resultados." title="Una ejecución completada con los botones Excel, CSV y PDF sobre la cuadrícula de resultados."/>
+            <wp:docPr id="267" name="06-viewer-results.png" descr="Una ejecución completada con los botones Excel, CSV y PDF sobre la cuadrícula de resultados." title="Una ejecución completada con los botones Excel, CSV y PDF sobre la cuadrícula de resultados."/>
             <wp:cNvGraphicFramePr>
               <a:graphicFrameLocks xmlns:a="http://schemas.openxmlformats.org/drawingml/2006/main" noChangeAspect="1"/>
             </wp:cNvGraphicFramePr>
@@ -2643,7 +2536,7 @@
         <w:pStyle w:val="Ttulo1"/>
         <w:pageBreakBefore/>
       </w:pPr>
-      <w:bookmarkStart w:id="4" w:name="_Toc241692865"/>
+      <w:bookmarkStart w:id="4" w:name="_Toc241696683"/>
       <w:r>
         <w:lastRenderedPageBreak/>
         <w:t>Generador de mapas</w:t>
@@ -2676,10 +2569,10 @@
           <w:noProof/>
         </w:rPr>
         <w:drawing>
-          <wp:inline distT="0" distB="0" distL="0" distR="0" wp14:anchorId="5E940565" wp14:editId="6F9FECC6">
+          <wp:inline distT="0" distB="0" distL="0" distR="0" wp14:anchorId="63873408" wp14:editId="54E3F192">
             <wp:extent cx="5715000" cy="3571875"/>
             <wp:effectExtent l="0" t="0" r="0" b="0"/>
-            <wp:docPr id="82" name="05-builder-overview.png" descr="El generador de mapas con el árbol Áreas de negocio, el lienzo de columnas y el panel Propiedades." title="El generador de mapas con el árbol Áreas de negocio, el lienzo de columnas y el panel Propiedades."/>
+            <wp:docPr id="268" name="05-builder-overview.png" descr="El generador de mapas con el árbol Áreas de negocio, el lienzo de columnas y el panel Propiedades." title="El generador de mapas con el árbol Áreas de negocio, el lienzo de columnas y el panel Propiedades."/>
             <wp:cNvGraphicFramePr>
               <a:graphicFrameLocks xmlns:a="http://schemas.openxmlformats.org/drawingml/2006/main" noChangeAspect="1"/>
             </wp:cNvGraphicFramePr>
@@ -2914,7 +2807,7 @@
         <w:pStyle w:val="Ttulo1"/>
         <w:pageBreakBefore/>
       </w:pPr>
-      <w:bookmarkStart w:id="5" w:name="_Toc241692866"/>
+      <w:bookmarkStart w:id="5" w:name="_Toc241696684"/>
       <w:r>
         <w:lastRenderedPageBreak/>
         <w:t>Programaciones</w:t>
@@ -2937,10 +2830,10 @@
           <w:noProof/>
         </w:rPr>
         <w:drawing>
-          <wp:inline distT="0" distB="0" distL="0" distR="0" wp14:anchorId="654B5626" wp14:editId="1634D124">
+          <wp:inline distT="0" distB="0" distL="0" distR="0" wp14:anchorId="47B73FA3" wp14:editId="5C1122A2">
             <wp:extent cx="5715000" cy="3571875"/>
             <wp:effectExtent l="0" t="0" r="0" b="0"/>
-            <wp:docPr id="83" name="38-schedules-list.png" descr="La página Programaciones con una programación en pausa y sus iconos de acción." title="La página Programaciones con una programación en pausa y sus iconos de acción."/>
+            <wp:docPr id="269" name="38-schedules-list.png" descr="La página Programaciones con una programación en pausa y sus iconos de acción." title="La página Programaciones con una programación en pausa y sus iconos de acción."/>
             <wp:cNvGraphicFramePr>
               <a:graphicFrameLocks xmlns:a="http://schemas.openxmlformats.org/drawingml/2006/main" noChangeAspect="1"/>
             </wp:cNvGraphicFramePr>
@@ -3473,7 +3366,7 @@
         <w:pStyle w:val="Ttulo1"/>
         <w:pageBreakBefore/>
       </w:pPr>
-      <w:bookmarkStart w:id="6" w:name="_Toc241692867"/>
+      <w:bookmarkStart w:id="6" w:name="_Toc241696685"/>
       <w:r>
         <w:lastRenderedPageBreak/>
         <w:t>Ejecuciones y Exportaciones</w:t>
@@ -3513,10 +3406,10 @@
           <w:noProof/>
         </w:rPr>
         <w:drawing>
-          <wp:inline distT="0" distB="0" distL="0" distR="0" wp14:anchorId="034803AF" wp14:editId="7CC20D7D">
+          <wp:inline distT="0" distB="0" distL="0" distR="0" wp14:anchorId="186A9990" wp14:editId="4C91F4B1">
             <wp:extent cx="5715000" cy="3571875"/>
             <wp:effectExtent l="0" t="0" r="0" b="0"/>
-            <wp:docPr id="84" name="10-runs.png" descr="La página Ejecuciones con los filtros Mapa, Estado y Tipo y la lista de ejecuciones." title="La página Ejecuciones con los filtros Mapa, Estado y Tipo y la lista de ejecuciones."/>
+            <wp:docPr id="270" name="08-runs.png" descr="La página Ejecuciones con los filtros Mapa, Estado y Tipo y la lista de ejecuciones." title="La página Ejecuciones con los filtros Mapa, Estado y Tipo y la lista de ejecuciones."/>
             <wp:cNvGraphicFramePr>
               <a:graphicFrameLocks xmlns:a="http://schemas.openxmlformats.org/drawingml/2006/main" noChangeAspect="1"/>
             </wp:cNvGraphicFramePr>
@@ -3688,7 +3581,7 @@
         <w:pStyle w:val="Ttulo1"/>
         <w:pageBreakBefore/>
       </w:pPr>
-      <w:bookmarkStart w:id="7" w:name="_Toc241692868"/>
+      <w:bookmarkStart w:id="7" w:name="_Toc241696686"/>
       <w:r>
         <w:lastRenderedPageBreak/>
         <w:t>Usuarios</w:t>
@@ -3707,7 +3600,42 @@
         <w:t>Usuarios</w:t>
       </w:r>
       <w:r>
-        <w:t xml:space="preserve"> es de solo lectura para usted. Puede ver la lista de cuentas y corregir el acceso a los mapas.</w:t>
+        <w:t xml:space="preserve"> muestra las cuentas Manager, User y Viewer. Los administradores no aparecen en su lista. Haga clic en el icono de fila </w:t>
+      </w:r>
+      <w:r>
+        <w:rPr>
+          <w:b/>
+          <w:bCs/>
+        </w:rPr>
+        <w:t>Editar</w:t>
+      </w:r>
+      <w:r>
+        <w:t xml:space="preserve"> para cambiar el nombre, el correo electrónico, la contraseña o el rol de una persona (MANAGER, USER o VIEWER). Use </w:t>
+      </w:r>
+      <w:r>
+        <w:rPr>
+          <w:b/>
+          <w:bCs/>
+        </w:rPr>
+        <w:t>Desactivar</w:t>
+      </w:r>
+      <w:r>
+        <w:t xml:space="preserve"> o </w:t>
+      </w:r>
+      <w:r>
+        <w:rPr>
+          <w:b/>
+          <w:bCs/>
+        </w:rPr>
+        <w:t>Activar</w:t>
+      </w:r>
+      <w:r>
+        <w:t xml:space="preserve"> para impedir o permitir que inicie sesión.</w:t>
+      </w:r>
+    </w:p>
+    <w:p>
+      <w:r>
+        <w:t>Para corregir el acceso a los mapas:</w:t>
       </w:r>
     </w:p>
     <w:p>
@@ -3721,10 +3649,10 @@
           <w:noProof/>
         </w:rPr>
         <w:drawing>
-          <wp:inline distT="0" distB="0" distL="0" distR="0" wp14:anchorId="3B8C681A" wp14:editId="14828963">
+          <wp:inline distT="0" distB="0" distL="0" distR="0" wp14:anchorId="1664F9CD" wp14:editId="3ACFFC99">
             <wp:extent cx="4362450" cy="1819275"/>
             <wp:effectExtent l="0" t="0" r="0" b="0"/>
-            <wp:docPr id="85" name="11-users-maps-dialog.png" descr="El cuadro Mapas de un usuario, con selectores de nivel de acceso compartido e iconos de propietario y de quitar." title="El cuadro Mapas de un usuario, con selectores de nivel de acceso compartido e iconos de propietario y de quitar."/>
+            <wp:docPr id="271" name="09-users-maps-dialog.png" descr="El cuadro Mapas de un usuario, con selectores de nivel de acceso compartido e iconos de propietario y de quitar." title="El cuadro Mapas de un usuario, con selectores de nivel de acceso compartido e iconos de propietario y de quitar."/>
             <wp:cNvGraphicFramePr>
               <a:graphicFrameLocks xmlns:a="http://schemas.openxmlformats.org/drawingml/2006/main" noChangeAspect="1"/>
             </wp:cNvGraphicFramePr>
@@ -3868,7 +3796,7 @@
     </w:p>
     <w:p>
       <w:r>
-        <w:t>Crear, editar y eliminar usuarios es cosa de los administradores.</w:t>
+        <w:t>Crear y eliminar usuarios, y el rol ADMIN, son cosa de los administradores.</w:t>
       </w:r>
     </w:p>
     <w:p>
@@ -3876,36 +3804,26 @@
         <w:pStyle w:val="Ttulo1"/>
         <w:pageBreakBefore/>
       </w:pPr>
-      <w:bookmarkStart w:id="8" w:name="_Toc241692869"/>
+      <w:bookmarkStart w:id="8" w:name="_Toc241696687"/>
       <w:r>
         <w:lastRenderedPageBreak/>
-        <w:t>Funciones personalizadas y Orígenes de datos</w:t>
+        <w:t>Configuración</w:t>
       </w:r>
       <w:bookmarkEnd w:id="8"/>
     </w:p>
     <w:p>
       <w:r>
-        <w:t xml:space="preserve">Las </w:t>
-      </w:r>
-      <w:r>
-        <w:rPr>
-          <w:b/>
-          <w:bCs/>
-        </w:rPr>
-        <w:t>Funciones personalizadas</w:t>
-      </w:r>
-      <w:r>
-        <w:t xml:space="preserve"> son funciones de la base de datos que pueden llamar los elementos calculados. Tiene todos los derechos sobre ellas. Los </w:t>
-      </w:r>
-      <w:r>
-        <w:rPr>
-          <w:b/>
-          <w:bCs/>
-        </w:rPr>
-        <w:t>Orígenes de datos</w:t>
-      </w:r>
-      <w:r>
-        <w:t xml:space="preserve"> son conexiones guardadas a bases de datos. Solo puede consultarlos y probarlos.</w:t>
+        <w:t xml:space="preserve">Abra </w:t>
+      </w:r>
+      <w:r>
+        <w:rPr>
+          <w:b/>
+          <w:bCs/>
+        </w:rPr>
+        <w:t>Configuración</w:t>
+      </w:r>
+      <w:r>
+        <w:t xml:space="preserve"> desde la barra lateral o desde el menú de su nombre.</w:t>
       </w:r>
     </w:p>
     <w:p>
@@ -3919,10 +3837,10 @@
           <w:noProof/>
         </w:rPr>
         <w:drawing>
-          <wp:inline distT="0" distB="0" distL="0" distR="0" wp14:anchorId="6EDD4991" wp14:editId="3A5C3F21">
+          <wp:inline distT="0" distB="0" distL="0" distR="0" wp14:anchorId="581A4C3A" wp14:editId="03EB3453">
             <wp:extent cx="5715000" cy="3571875"/>
             <wp:effectExtent l="0" t="0" r="0" b="0"/>
-            <wp:docPr id="86" name="08-custom-functions.png" descr="La página Funciones personalizadas con la lista, Actualizar todo y Nueva función." title="La página Funciones personalizadas con la lista, Actualizar todo y Nueva función."/>
+            <wp:docPr id="272" name="04-settings.png" descr="La página Configuración con las tarjetas Idioma, Tema y Paleta de colores." title="La página Configuración con las tarjetas Idioma, Tema y Paleta de colores."/>
             <wp:cNvGraphicFramePr>
               <a:graphicFrameLocks xmlns:a="http://schemas.openxmlformats.org/drawingml/2006/main" noChangeAspect="1"/>
             </wp:cNvGraphicFramePr>
@@ -3964,7 +3882,7 @@
         <w:jc w:val="center"/>
       </w:pPr>
       <w:r>
-        <w:t>La página Funciones personalizadas con la lista, Actualizar todo y Nueva función.</w:t>
+        <w:t>La página Configuración con las tarjetas Idioma, Tema y Paleta de colores.</w:t>
       </w:r>
     </w:p>
     <w:p>
@@ -3977,24 +3895,34 @@
         <w:spacing w:after="60"/>
       </w:pPr>
       <w:r>
-        <w:t xml:space="preserve">En </w:t>
-      </w:r>
-      <w:r>
-        <w:rPr>
-          <w:b/>
-          <w:bCs/>
-        </w:rPr>
-        <w:t>Funciones personalizadas</w:t>
-      </w:r>
-      <w:r>
-        <w:t xml:space="preserve">, haga clic en </w:t>
-      </w:r>
-      <w:r>
-        <w:rPr>
-          <w:b/>
-          <w:bCs/>
-        </w:rPr>
-        <w:t>Nueva función</w:t>
+        <w:t xml:space="preserve">Elija su </w:t>
+      </w:r>
+      <w:r>
+        <w:rPr>
+          <w:b/>
+          <w:bCs/>
+        </w:rPr>
+        <w:t>Idioma de visualización</w:t>
+      </w:r>
+      <w:r>
+        <w:t xml:space="preserve">, </w:t>
+      </w:r>
+      <w:r>
+        <w:rPr>
+          <w:b/>
+          <w:bCs/>
+        </w:rPr>
+        <w:t>Apariencia</w:t>
+      </w:r>
+      <w:r>
+        <w:t xml:space="preserve"> y </w:t>
+      </w:r>
+      <w:r>
+        <w:rPr>
+          <w:b/>
+          <w:bCs/>
+        </w:rPr>
+        <w:t>Paleta</w:t>
       </w:r>
       <w:r>
         <w:t>.</w:t>
@@ -4010,304 +3938,6 @@
         <w:spacing w:after="60"/>
       </w:pPr>
       <w:r>
-        <w:t xml:space="preserve">Elija un </w:t>
-      </w:r>
-      <w:r>
-        <w:rPr>
-          <w:b/>
-          <w:bCs/>
-        </w:rPr>
-        <w:t>Origen de datos</w:t>
-      </w:r>
-      <w:r>
-        <w:t xml:space="preserve">, escriba parte de un nombre en </w:t>
-      </w:r>
-      <w:r>
-        <w:rPr>
-          <w:b/>
-          <w:bCs/>
-        </w:rPr>
-        <w:t>Buscar una función</w:t>
-      </w:r>
-      <w:r>
-        <w:t xml:space="preserve"> y haga clic en </w:t>
-      </w:r>
-      <w:r>
-        <w:rPr>
-          <w:b/>
-          <w:bCs/>
-        </w:rPr>
-        <w:t>Buscar</w:t>
-      </w:r>
-      <w:r>
-        <w:t>.</w:t>
-      </w:r>
-    </w:p>
-    <w:p>
-      <w:pPr>
-        <w:pStyle w:val="PargrafodaLista"/>
-        <w:numPr>
-          <w:ilvl w:val="0"/>
-          <w:numId w:val="9"/>
-        </w:numPr>
-        <w:spacing w:after="60"/>
-      </w:pPr>
-      <w:r>
-        <w:t xml:space="preserve">Haga clic en un resultado para rellenar el cuadro de diálogo y después haga clic en </w:t>
-      </w:r>
-      <w:r>
-        <w:rPr>
-          <w:b/>
-          <w:bCs/>
-        </w:rPr>
-        <w:t>Guardar</w:t>
-      </w:r>
-      <w:r>
-        <w:t>.</w:t>
-      </w:r>
-    </w:p>
-    <w:p>
-      <w:pPr>
-        <w:pStyle w:val="PargrafodaLista"/>
-        <w:numPr>
-          <w:ilvl w:val="0"/>
-          <w:numId w:val="9"/>
-        </w:numPr>
-        <w:spacing w:after="60"/>
-      </w:pPr>
-      <w:r>
-        <w:t xml:space="preserve">Use </w:t>
-      </w:r>
-      <w:r>
-        <w:rPr>
-          <w:b/>
-          <w:bCs/>
-        </w:rPr>
-        <w:t>Actualizar todo</w:t>
-      </w:r>
-      <w:r>
-        <w:t xml:space="preserve"> para volver a leer todas las funciones desde Oracle.</w:t>
-      </w:r>
-    </w:p>
-    <w:p>
-      <w:pPr>
-        <w:pStyle w:val="PargrafodaLista"/>
-        <w:numPr>
-          <w:ilvl w:val="0"/>
-          <w:numId w:val="9"/>
-        </w:numPr>
-        <w:spacing w:after="60"/>
-      </w:pPr>
-      <w:r>
-        <w:t xml:space="preserve">En </w:t>
-      </w:r>
-      <w:r>
-        <w:rPr>
-          <w:b/>
-          <w:bCs/>
-        </w:rPr>
-        <w:t>Orígenes de datos</w:t>
-      </w:r>
-      <w:r>
-        <w:t xml:space="preserve">, haga clic en </w:t>
-      </w:r>
-      <w:r>
-        <w:rPr>
-          <w:b/>
-          <w:bCs/>
-        </w:rPr>
-        <w:t>Probar conexión</w:t>
-      </w:r>
-      <w:r>
-        <w:t xml:space="preserve"> para comprobar una conexión.</w:t>
-      </w:r>
-    </w:p>
-    <w:p>
-      <w:pPr>
-        <w:spacing w:after="60"/>
-      </w:pPr>
-    </w:p>
-    <w:p>
-      <w:r>
-        <w:rPr>
-          <w:b/>
-          <w:bCs/>
-        </w:rPr>
-        <w:t>Nuevo origen de datos</w:t>
-      </w:r>
-      <w:r>
-        <w:t xml:space="preserve">, </w:t>
-      </w:r>
-      <w:r>
-        <w:rPr>
-          <w:b/>
-          <w:bCs/>
-        </w:rPr>
-        <w:t>Editar</w:t>
-      </w:r>
-      <w:r>
-        <w:t xml:space="preserve">, </w:t>
-      </w:r>
-      <w:r>
-        <w:rPr>
-          <w:b/>
-          <w:bCs/>
-        </w:rPr>
-        <w:t>Eliminar</w:t>
-      </w:r>
-      <w:r>
-        <w:t xml:space="preserve"> e </w:t>
-      </w:r>
-      <w:r>
-        <w:rPr>
-          <w:b/>
-          <w:bCs/>
-        </w:rPr>
-        <w:t>Importar</w:t>
-      </w:r>
-      <w:r>
-        <w:t xml:space="preserve"> en un origen de datos son cosa de los administradores. El sistema los rechaza.</w:t>
-      </w:r>
-    </w:p>
-    <w:p>
-      <w:pPr>
-        <w:pStyle w:val="Ttulo1"/>
-        <w:pageBreakBefore/>
-      </w:pPr>
-      <w:bookmarkStart w:id="9" w:name="_Toc241692870"/>
-      <w:r>
-        <w:lastRenderedPageBreak/>
-        <w:t>Configuración</w:t>
-      </w:r>
-      <w:bookmarkEnd w:id="9"/>
-    </w:p>
-    <w:p>
-      <w:r>
-        <w:t xml:space="preserve">Abra </w:t>
-      </w:r>
-      <w:r>
-        <w:rPr>
-          <w:b/>
-          <w:bCs/>
-        </w:rPr>
-        <w:t>Configuración</w:t>
-      </w:r>
-      <w:r>
-        <w:t xml:space="preserve"> desde la barra lateral o desde el menú de su nombre.</w:t>
-      </w:r>
-    </w:p>
-    <w:p>
-      <w:pPr>
-        <w:keepNext/>
-        <w:spacing w:before="120" w:after="60"/>
-        <w:jc w:val="center"/>
-      </w:pPr>
-      <w:r>
-        <w:rPr>
-          <w:noProof/>
-        </w:rPr>
-        <w:drawing>
-          <wp:inline distT="0" distB="0" distL="0" distR="0" wp14:anchorId="7FEEADC6" wp14:editId="028D8E81">
-            <wp:extent cx="5715000" cy="3571875"/>
-            <wp:effectExtent l="0" t="0" r="0" b="0"/>
-            <wp:docPr id="87" name="04-settings.png" descr="La página Configuración con las tarjetas Idioma, Tema y Paleta de colores." title="La página Configuración con las tarjetas Idioma, Tema y Paleta de colores."/>
-            <wp:cNvGraphicFramePr>
-              <a:graphicFrameLocks xmlns:a="http://schemas.openxmlformats.org/drawingml/2006/main" noChangeAspect="1"/>
-            </wp:cNvGraphicFramePr>
-            <a:graphic xmlns:a="http://schemas.openxmlformats.org/drawingml/2006/main">
-              <a:graphicData uri="http://schemas.openxmlformats.org/drawingml/2006/picture">
-                <pic:pic xmlns:pic="http://schemas.openxmlformats.org/drawingml/2006/picture">
-                  <pic:nvPicPr>
-                    <pic:cNvPr id="0" name=""/>
-                    <pic:cNvPicPr>
-                      <a:picLocks noChangeAspect="1" noChangeArrowheads="1"/>
-                    </pic:cNvPicPr>
-                  </pic:nvPicPr>
-                  <pic:blipFill>
-                    <a:blip r:embed="rId15"/>
-                    <a:srcRect/>
-                    <a:stretch>
-                      <a:fillRect/>
-                    </a:stretch>
-                  </pic:blipFill>
-                  <pic:spPr bwMode="auto">
-                    <a:xfrm>
-                      <a:off x="0" y="0"/>
-                      <a:ext cx="5715000" cy="3571875"/>
-                    </a:xfrm>
-                    <a:prstGeom prst="rect">
-                      <a:avLst/>
-                    </a:prstGeom>
-                  </pic:spPr>
-                </pic:pic>
-              </a:graphicData>
-            </a:graphic>
-          </wp:inline>
-        </w:drawing>
-      </w:r>
-    </w:p>
-    <w:p>
-      <w:pPr>
-        <w:pStyle w:val="Legenda"/>
-        <w:jc w:val="center"/>
-      </w:pPr>
-      <w:r>
-        <w:t>La página Configuración con las tarjetas Idioma, Tema y Paleta de colores.</w:t>
-      </w:r>
-    </w:p>
-    <w:p>
-      <w:pPr>
-        <w:pStyle w:val="PargrafodaLista"/>
-        <w:numPr>
-          <w:ilvl w:val="0"/>
-          <w:numId w:val="10"/>
-        </w:numPr>
-        <w:spacing w:after="60"/>
-      </w:pPr>
-      <w:r>
-        <w:t xml:space="preserve">Elija su </w:t>
-      </w:r>
-      <w:r>
-        <w:rPr>
-          <w:b/>
-          <w:bCs/>
-        </w:rPr>
-        <w:t>Idioma de visualización</w:t>
-      </w:r>
-      <w:r>
-        <w:t xml:space="preserve">, </w:t>
-      </w:r>
-      <w:r>
-        <w:rPr>
-          <w:b/>
-          <w:bCs/>
-        </w:rPr>
-        <w:t>Apariencia</w:t>
-      </w:r>
-      <w:r>
-        <w:t xml:space="preserve"> y </w:t>
-      </w:r>
-      <w:r>
-        <w:rPr>
-          <w:b/>
-          <w:bCs/>
-        </w:rPr>
-        <w:t>Paleta</w:t>
-      </w:r>
-      <w:r>
-        <w:t>.</w:t>
-      </w:r>
-    </w:p>
-    <w:p>
-      <w:pPr>
-        <w:pStyle w:val="PargrafodaLista"/>
-        <w:numPr>
-          <w:ilvl w:val="0"/>
-          <w:numId w:val="10"/>
-        </w:numPr>
-        <w:spacing w:after="60"/>
-      </w:pPr>
-      <w:r>
         <w:t xml:space="preserve">Haga clic en </w:t>
       </w:r>
       <w:r>
@@ -4343,8 +3973,8 @@
       </w:r>
     </w:p>
     <w:sectPr>
-      <w:headerReference w:type="default" r:id="rId16"/>
-      <w:footerReference w:type="default" r:id="rId17"/>
+      <w:headerReference w:type="default" r:id="rId15"/>
+      <w:footerReference w:type="default" r:id="rId16"/>
       <w:pgSz w:w="11906" w:h="16838"/>
       <w:pgMar w:top="1440" w:right="1440" w:bottom="1440" w:left="1440" w:header="708" w:footer="708" w:gutter="0"/>
       <w:pgNumType w:start="1"/>
@@ -4476,7 +4106,7 @@
         <w:sz w:val="16"/>
         <w:szCs w:val="16"/>
       </w:rPr>
-      <w:t>Discoverer Neo 2.0.1 · Guía rápida · MANAGER</w:t>
+      <w:t>Discoverer Neo 2.1.0 · Guía rápida · MANAGER</w:t>
     </w:r>
   </w:p>
 </w:hdr>
@@ -4485,10 +4115,10 @@
 <file path=word/numbering.xml><?xml version="1.0" encoding="utf-8"?>
 <w:numbering xmlns:wpc="http://schemas.microsoft.com/office/word/2010/wordprocessingCanvas" xmlns:cx="http://schemas.microsoft.com/office/drawing/2014/chartex" xmlns:cx1="http://schemas.microsoft.com/office/drawing/2015/9/8/chartex" xmlns:cx2="http://schemas.microsoft.com/office/drawing/2015/10/21/chartex" xmlns:cx3="http://schemas.microsoft.com/office/drawing/2016/5/9/chartex" xmlns:cx4="http://schemas.microsoft.com/office/drawing/2016/5/10/chartex" xmlns:cx5="http://schemas.microsoft.com/office/drawing/2016/5/11/chartex" xmlns:cx6="http://schemas.microsoft.com/office/drawing/2016/5/12/chartex" xmlns:cx7="http://schemas.microsoft.com/office/drawing/2016/5/13/chartex" xmlns:cx8="http://schemas.microsoft.com/office/drawing/2016/5/14/chartex" xmlns:mc="http://schemas.openxmlformats.org/markup-compatibility/2006" xmlns:aink="http://schemas.microsoft.com/office/drawing/2016/ink" xmlns:am3d="http://schemas.microsoft.com/office/drawing/2017/model3d" xmlns:o="urn:schemas-microsoft-com:office:office" xmlns:oel="http://schemas.microsoft.com/office/2019/extlst" xmlns:r="http://schemas.openxmlformats.org/officeDocument/2006/relationships" xmlns:m="http://schemas.openxmlformats.org/officeDocument/2006/math" xmlns:v="urn:schemas-microsoft-com:vml" xmlns:wp14="http://schemas.microsoft.com/office/word/2010/wordprocessingDrawing" xmlns:wp="http://schemas.openxmlformats.org/drawingml/2006/wordprocessingDrawing" xmlns:w10="urn:schemas-microsoft-com:office:word" xmlns:w="http://schemas.openxmlformats.org/wordprocessingml/2006/main" xmlns:w14="http://schemas.microsoft.com/office/word/2010/wordml" xmlns:w15="http://schemas.microsoft.com/office/word/2012/wordml" xmlns:w16cex="http://schemas.microsoft.com/office/word/2018/wordml/cex" xmlns:w16cid="http://schemas.microsoft.com/office/word/2016/wordml/cid" xmlns:w16="http://schemas.microsoft.com/office/word/2018/wordml" xmlns:w16sdtdh="http://schemas.microsoft.com/office/word/2020/wordml/sdtdatahash" xmlns:w16se="http://schemas.microsoft.com/office/word/2015/wordml/symex" xmlns:wpg="http://schemas.microsoft.com/office/word/2010/wordprocessingGroup" xmlns:wpi="http://schemas.microsoft.com/office/word/2010/wordprocessingInk" xmlns:wne="http://schemas.microsoft.com/office/word/2006/wordml" xmlns:wps="http://schemas.microsoft.com/office/word/2010/wordprocessingShape" mc:Ignorable="w14 w15 w16se w16cid w16 w16cex w16sdtdh wp14">
   <w:abstractNum w:abstractNumId="0" w15:restartNumberingAfterBreak="0">
-    <w:nsid w:val="00241E36"/>
+    <w:nsid w:val="03C67D83"/>
     <w:multiLevelType w:val="hybridMultilevel"/>
-    <w:tmpl w:val="6F0C96B0"/>
-    <w:lvl w:ilvl="0" w:tplc="6BB43DF2">
+    <w:tmpl w:val="C39CDAD6"/>
+    <w:lvl w:ilvl="0" w:tplc="00725A1C">
       <w:start w:val="1"/>
       <w:numFmt w:val="decimal"/>
       <w:lvlText w:val="%1."/>
@@ -4497,7 +4127,7 @@
         <w:ind w:left="360" w:hanging="300"/>
       </w:pPr>
     </w:lvl>
-    <w:lvl w:ilvl="1" w:tplc="B84026F8" w:tentative="1">
+    <w:lvl w:ilvl="1" w:tplc="7926421E" w:tentative="1">
       <w:start w:val="1"/>
       <w:numFmt w:val="lowerLetter"/>
       <w:lvlText w:val="%2."/>
@@ -4506,47 +4136,163 @@
         <w:ind w:left="720" w:hanging="300"/>
       </w:pPr>
     </w:lvl>
-    <w:lvl w:ilvl="2" w:tplc="467ED890">
-      <w:numFmt w:val="decimal"/>
-      <w:lvlText w:val=""/>
-      <w:lvlJc w:val="left"/>
-    </w:lvl>
-    <w:lvl w:ilvl="3" w:tplc="B7F6CA9E">
-      <w:numFmt w:val="decimal"/>
-      <w:lvlText w:val=""/>
-      <w:lvlJc w:val="left"/>
-    </w:lvl>
-    <w:lvl w:ilvl="4" w:tplc="A9EEB228">
-      <w:numFmt w:val="decimal"/>
-      <w:lvlText w:val=""/>
-      <w:lvlJc w:val="left"/>
-    </w:lvl>
-    <w:lvl w:ilvl="5" w:tplc="5B4E2CEE">
-      <w:numFmt w:val="decimal"/>
-      <w:lvlText w:val=""/>
-      <w:lvlJc w:val="left"/>
-    </w:lvl>
-    <w:lvl w:ilvl="6" w:tplc="1A6AAF2E">
-      <w:numFmt w:val="decimal"/>
-      <w:lvlText w:val=""/>
-      <w:lvlJc w:val="left"/>
-    </w:lvl>
-    <w:lvl w:ilvl="7" w:tplc="E44AA77A">
-      <w:numFmt w:val="decimal"/>
-      <w:lvlText w:val=""/>
-      <w:lvlJc w:val="left"/>
-    </w:lvl>
-    <w:lvl w:ilvl="8" w:tplc="A3EE7EF6">
+    <w:lvl w:ilvl="2" w:tplc="D7AA254A">
+      <w:numFmt w:val="decimal"/>
+      <w:lvlText w:val=""/>
+      <w:lvlJc w:val="left"/>
+    </w:lvl>
+    <w:lvl w:ilvl="3" w:tplc="C95441C8">
+      <w:numFmt w:val="decimal"/>
+      <w:lvlText w:val=""/>
+      <w:lvlJc w:val="left"/>
+    </w:lvl>
+    <w:lvl w:ilvl="4" w:tplc="1436B78C">
+      <w:numFmt w:val="decimal"/>
+      <w:lvlText w:val=""/>
+      <w:lvlJc w:val="left"/>
+    </w:lvl>
+    <w:lvl w:ilvl="5" w:tplc="291A45DA">
+      <w:numFmt w:val="decimal"/>
+      <w:lvlText w:val=""/>
+      <w:lvlJc w:val="left"/>
+    </w:lvl>
+    <w:lvl w:ilvl="6" w:tplc="1D522C9A">
+      <w:numFmt w:val="decimal"/>
+      <w:lvlText w:val=""/>
+      <w:lvlJc w:val="left"/>
+    </w:lvl>
+    <w:lvl w:ilvl="7" w:tplc="93024856">
+      <w:numFmt w:val="decimal"/>
+      <w:lvlText w:val=""/>
+      <w:lvlJc w:val="left"/>
+    </w:lvl>
+    <w:lvl w:ilvl="8" w:tplc="7794D0EA">
       <w:numFmt w:val="decimal"/>
       <w:lvlText w:val=""/>
       <w:lvlJc w:val="left"/>
     </w:lvl>
   </w:abstractNum>
   <w:abstractNum w:abstractNumId="1" w15:restartNumberingAfterBreak="0">
-    <w:nsid w:val="01665432"/>
+    <w:nsid w:val="0AC84FDB"/>
     <w:multiLevelType w:val="hybridMultilevel"/>
-    <w:tmpl w:val="A0E2B066"/>
-    <w:lvl w:ilvl="0" w:tplc="BEA446C2" w:tentative="1">
+    <w:tmpl w:val="78E6AF56"/>
+    <w:lvl w:ilvl="0" w:tplc="09544038">
+      <w:start w:val="1"/>
+      <w:numFmt w:val="decimal"/>
+      <w:lvlText w:val="%1."/>
+      <w:lvlJc w:val="left"/>
+      <w:pPr>
+        <w:ind w:left="360" w:hanging="300"/>
+      </w:pPr>
+    </w:lvl>
+    <w:lvl w:ilvl="1" w:tplc="0234E3C0" w:tentative="1">
+      <w:start w:val="1"/>
+      <w:numFmt w:val="lowerLetter"/>
+      <w:lvlText w:val="%2."/>
+      <w:lvlJc w:val="left"/>
+      <w:pPr>
+        <w:ind w:left="720" w:hanging="300"/>
+      </w:pPr>
+    </w:lvl>
+    <w:lvl w:ilvl="2" w:tplc="EE084E30">
+      <w:numFmt w:val="decimal"/>
+      <w:lvlText w:val=""/>
+      <w:lvlJc w:val="left"/>
+    </w:lvl>
+    <w:lvl w:ilvl="3" w:tplc="EE8E5CDE">
+      <w:numFmt w:val="decimal"/>
+      <w:lvlText w:val=""/>
+      <w:lvlJc w:val="left"/>
+    </w:lvl>
+    <w:lvl w:ilvl="4" w:tplc="4E7A141A">
+      <w:numFmt w:val="decimal"/>
+      <w:lvlText w:val=""/>
+      <w:lvlJc w:val="left"/>
+    </w:lvl>
+    <w:lvl w:ilvl="5" w:tplc="90AEE974">
+      <w:numFmt w:val="decimal"/>
+      <w:lvlText w:val=""/>
+      <w:lvlJc w:val="left"/>
+    </w:lvl>
+    <w:lvl w:ilvl="6" w:tplc="9F1693DC">
+      <w:numFmt w:val="decimal"/>
+      <w:lvlText w:val=""/>
+      <w:lvlJc w:val="left"/>
+    </w:lvl>
+    <w:lvl w:ilvl="7" w:tplc="06400190">
+      <w:numFmt w:val="decimal"/>
+      <w:lvlText w:val=""/>
+      <w:lvlJc w:val="left"/>
+    </w:lvl>
+    <w:lvl w:ilvl="8" w:tplc="60CCC754">
+      <w:numFmt w:val="decimal"/>
+      <w:lvlText w:val=""/>
+      <w:lvlJc w:val="left"/>
+    </w:lvl>
+  </w:abstractNum>
+  <w:abstractNum w:abstractNumId="2" w15:restartNumberingAfterBreak="0">
+    <w:nsid w:val="13711700"/>
+    <w:multiLevelType w:val="hybridMultilevel"/>
+    <w:tmpl w:val="43A22386"/>
+    <w:lvl w:ilvl="0" w:tplc="2030277E">
+      <w:start w:val="1"/>
+      <w:numFmt w:val="decimal"/>
+      <w:lvlText w:val="%1."/>
+      <w:lvlJc w:val="left"/>
+      <w:pPr>
+        <w:ind w:left="360" w:hanging="300"/>
+      </w:pPr>
+    </w:lvl>
+    <w:lvl w:ilvl="1" w:tplc="78361326" w:tentative="1">
+      <w:start w:val="1"/>
+      <w:numFmt w:val="lowerLetter"/>
+      <w:lvlText w:val="%2."/>
+      <w:lvlJc w:val="left"/>
+      <w:pPr>
+        <w:ind w:left="720" w:hanging="300"/>
+      </w:pPr>
+    </w:lvl>
+    <w:lvl w:ilvl="2" w:tplc="E96ED210">
+      <w:numFmt w:val="decimal"/>
+      <w:lvlText w:val=""/>
+      <w:lvlJc w:val="left"/>
+    </w:lvl>
+    <w:lvl w:ilvl="3" w:tplc="3014E872">
+      <w:numFmt w:val="decimal"/>
+      <w:lvlText w:val=""/>
+      <w:lvlJc w:val="left"/>
+    </w:lvl>
+    <w:lvl w:ilvl="4" w:tplc="1842ED60">
+      <w:numFmt w:val="decimal"/>
+      <w:lvlText w:val=""/>
+      <w:lvlJc w:val="left"/>
+    </w:lvl>
+    <w:lvl w:ilvl="5" w:tplc="40DEE2B2">
+      <w:numFmt w:val="decimal"/>
+      <w:lvlText w:val=""/>
+      <w:lvlJc w:val="left"/>
+    </w:lvl>
+    <w:lvl w:ilvl="6" w:tplc="7A2ECED0">
+      <w:numFmt w:val="decimal"/>
+      <w:lvlText w:val=""/>
+      <w:lvlJc w:val="left"/>
+    </w:lvl>
+    <w:lvl w:ilvl="7" w:tplc="8E6E8392">
+      <w:numFmt w:val="decimal"/>
+      <w:lvlText w:val=""/>
+      <w:lvlJc w:val="left"/>
+    </w:lvl>
+    <w:lvl w:ilvl="8" w:tplc="FA7AD5D8">
+      <w:numFmt w:val="decimal"/>
+      <w:lvlText w:val=""/>
+      <w:lvlJc w:val="left"/>
+    </w:lvl>
+  </w:abstractNum>
+  <w:abstractNum w:abstractNumId="3" w15:restartNumberingAfterBreak="0">
+    <w:nsid w:val="14165379"/>
+    <w:multiLevelType w:val="hybridMultilevel"/>
+    <w:tmpl w:val="273A624C"/>
+    <w:lvl w:ilvl="0" w:tplc="7556D050" w:tentative="1">
       <w:start w:val="1"/>
       <w:numFmt w:val="bullet"/>
       <w:lvlText w:val="•"/>
@@ -4555,7 +4301,7 @@
         <w:ind w:left="360" w:hanging="260"/>
       </w:pPr>
     </w:lvl>
-    <w:lvl w:ilvl="1" w:tplc="E9087FB6" w:tentative="1">
+    <w:lvl w:ilvl="1" w:tplc="39282F48" w:tentative="1">
       <w:start w:val="1"/>
       <w:numFmt w:val="bullet"/>
       <w:lvlText w:val="–"/>
@@ -4564,48 +4310,134 @@
         <w:ind w:left="720" w:hanging="260"/>
       </w:pPr>
     </w:lvl>
-    <w:lvl w:ilvl="2" w:tplc="050AB1CE">
-      <w:numFmt w:val="decimal"/>
-      <w:lvlText w:val=""/>
-      <w:lvlJc w:val="left"/>
-    </w:lvl>
-    <w:lvl w:ilvl="3" w:tplc="C198745E">
-      <w:numFmt w:val="decimal"/>
-      <w:lvlText w:val=""/>
-      <w:lvlJc w:val="left"/>
-    </w:lvl>
-    <w:lvl w:ilvl="4" w:tplc="B0B8F96C">
-      <w:numFmt w:val="decimal"/>
-      <w:lvlText w:val=""/>
-      <w:lvlJc w:val="left"/>
-    </w:lvl>
-    <w:lvl w:ilvl="5" w:tplc="43BE4782">
-      <w:numFmt w:val="decimal"/>
-      <w:lvlText w:val=""/>
-      <w:lvlJc w:val="left"/>
-    </w:lvl>
-    <w:lvl w:ilvl="6" w:tplc="C07602F8">
-      <w:numFmt w:val="decimal"/>
-      <w:lvlText w:val=""/>
-      <w:lvlJc w:val="left"/>
-    </w:lvl>
-    <w:lvl w:ilvl="7" w:tplc="5148B5FA">
-      <w:numFmt w:val="decimal"/>
-      <w:lvlText w:val=""/>
-      <w:lvlJc w:val="left"/>
-    </w:lvl>
-    <w:lvl w:ilvl="8" w:tplc="D62CEBD6">
+    <w:lvl w:ilvl="2" w:tplc="406C0334">
+      <w:numFmt w:val="decimal"/>
+      <w:lvlText w:val=""/>
+      <w:lvlJc w:val="left"/>
+    </w:lvl>
+    <w:lvl w:ilvl="3" w:tplc="4010027A">
+      <w:numFmt w:val="decimal"/>
+      <w:lvlText w:val=""/>
+      <w:lvlJc w:val="left"/>
+    </w:lvl>
+    <w:lvl w:ilvl="4" w:tplc="7ACEB5B0">
+      <w:numFmt w:val="decimal"/>
+      <w:lvlText w:val=""/>
+      <w:lvlJc w:val="left"/>
+    </w:lvl>
+    <w:lvl w:ilvl="5" w:tplc="99E6A708">
+      <w:numFmt w:val="decimal"/>
+      <w:lvlText w:val=""/>
+      <w:lvlJc w:val="left"/>
+    </w:lvl>
+    <w:lvl w:ilvl="6" w:tplc="46CA06D8">
+      <w:numFmt w:val="decimal"/>
+      <w:lvlText w:val=""/>
+      <w:lvlJc w:val="left"/>
+    </w:lvl>
+    <w:lvl w:ilvl="7" w:tplc="CAD61434">
+      <w:numFmt w:val="decimal"/>
+      <w:lvlText w:val=""/>
+      <w:lvlJc w:val="left"/>
+    </w:lvl>
+    <w:lvl w:ilvl="8" w:tplc="911A24A4">
       <w:numFmt w:val="decimal"/>
       <w:lvlText w:val=""/>
       <w:lvlJc w:val="left"/>
     </w:lvl>
   </w:abstractNum>
-  <w:abstractNum w:abstractNumId="2" w15:restartNumberingAfterBreak="0">
-    <w:nsid w:val="070E58DF"/>
+  <w:abstractNum w:abstractNumId="4" w15:restartNumberingAfterBreak="0">
+    <w:nsid w:val="238E4173"/>
     <w:multiLevelType w:val="hybridMultilevel"/>
-    <w:tmpl w:val="32C044AE"/>
-    <w:lvl w:ilvl="0" w:tplc="379E36A0">
+    <w:tmpl w:val="263C4D86"/>
+    <w:lvl w:ilvl="0" w:tplc="8BD28BF2" w:tentative="1">
       <w:start w:val="1"/>
+      <w:numFmt w:val="bullet"/>
+      <w:lvlText w:val="●"/>
+      <w:lvlJc w:val="left"/>
+      <w:pPr>
+        <w:ind w:left="720" w:hanging="360"/>
+      </w:pPr>
+    </w:lvl>
+    <w:lvl w:ilvl="1" w:tplc="4C189C80" w:tentative="1">
+      <w:start w:val="1"/>
+      <w:numFmt w:val="bullet"/>
+      <w:lvlText w:val="○"/>
+      <w:lvlJc w:val="left"/>
+      <w:pPr>
+        <w:ind w:left="1440" w:hanging="360"/>
+      </w:pPr>
+    </w:lvl>
+    <w:lvl w:ilvl="2" w:tplc="5E2AD85C" w:tentative="1">
+      <w:start w:val="1"/>
+      <w:numFmt w:val="bullet"/>
+      <w:lvlText w:val="■"/>
+      <w:lvlJc w:val="left"/>
+      <w:pPr>
+        <w:ind w:left="2160" w:hanging="360"/>
+      </w:pPr>
+    </w:lvl>
+    <w:lvl w:ilvl="3" w:tplc="DD7A1444" w:tentative="1">
+      <w:start w:val="1"/>
+      <w:numFmt w:val="bullet"/>
+      <w:lvlText w:val="●"/>
+      <w:lvlJc w:val="left"/>
+      <w:pPr>
+        <w:ind w:left="2880" w:hanging="360"/>
+      </w:pPr>
+    </w:lvl>
+    <w:lvl w:ilvl="4" w:tplc="EF80CB7E" w:tentative="1">
+      <w:start w:val="1"/>
+      <w:numFmt w:val="bullet"/>
+      <w:lvlText w:val="○"/>
+      <w:lvlJc w:val="left"/>
+      <w:pPr>
+        <w:ind w:left="3600" w:hanging="360"/>
+      </w:pPr>
+    </w:lvl>
+    <w:lvl w:ilvl="5" w:tplc="18C82CDE" w:tentative="1">
+      <w:start w:val="1"/>
+      <w:numFmt w:val="bullet"/>
+      <w:lvlText w:val="■"/>
+      <w:lvlJc w:val="left"/>
+      <w:pPr>
+        <w:ind w:left="4320" w:hanging="360"/>
+      </w:pPr>
+    </w:lvl>
+    <w:lvl w:ilvl="6" w:tplc="A01CE646" w:tentative="1">
+      <w:start w:val="1"/>
+      <w:numFmt w:val="bullet"/>
+      <w:lvlText w:val="●"/>
+      <w:lvlJc w:val="left"/>
+      <w:pPr>
+        <w:ind w:left="5040" w:hanging="360"/>
+      </w:pPr>
+    </w:lvl>
+    <w:lvl w:ilvl="7" w:tplc="CDD63FE0" w:tentative="1">
+      <w:start w:val="1"/>
+      <w:numFmt w:val="bullet"/>
+      <w:lvlText w:val="●"/>
+      <w:lvlJc w:val="left"/>
+      <w:pPr>
+        <w:ind w:left="5760" w:hanging="360"/>
+      </w:pPr>
+    </w:lvl>
+    <w:lvl w:ilvl="8" w:tplc="FF4A3E50" w:tentative="1">
+      <w:start w:val="1"/>
+      <w:numFmt w:val="bullet"/>
+      <w:lvlText w:val="●"/>
+      <w:lvlJc w:val="left"/>
+      <w:pPr>
+        <w:ind w:left="6480" w:hanging="360"/>
+      </w:pPr>
+    </w:lvl>
+  </w:abstractNum>
+  <w:abstractNum w:abstractNumId="5" w15:restartNumberingAfterBreak="0">
+    <w:nsid w:val="2DF96530"/>
+    <w:multiLevelType w:val="hybridMultilevel"/>
+    <w:tmpl w:val="82D0FBF6"/>
+    <w:lvl w:ilvl="0" w:tplc="943EA6D2">
+      <w:start w:val="1"/>
       <w:numFmt w:val="decimal"/>
       <w:lvlText w:val="%1."/>
       <w:lvlJc w:val="left"/>
@@ -4613,7 +4445,7 @@
         <w:ind w:left="360" w:hanging="300"/>
       </w:pPr>
     </w:lvl>
-    <w:lvl w:ilvl="1" w:tplc="E3803DF4" w:tentative="1">
+    <w:lvl w:ilvl="1" w:tplc="2F1ED64E" w:tentative="1">
       <w:start w:val="1"/>
       <w:numFmt w:val="lowerLetter"/>
       <w:lvlText w:val="%2."/>
@@ -4622,47 +4454,47 @@
         <w:ind w:left="720" w:hanging="300"/>
       </w:pPr>
     </w:lvl>
-    <w:lvl w:ilvl="2" w:tplc="3D9E2D9A">
-      <w:numFmt w:val="decimal"/>
-      <w:lvlText w:val=""/>
-      <w:lvlJc w:val="left"/>
-    </w:lvl>
-    <w:lvl w:ilvl="3" w:tplc="FB06A89C">
-      <w:numFmt w:val="decimal"/>
-      <w:lvlText w:val=""/>
-      <w:lvlJc w:val="left"/>
-    </w:lvl>
-    <w:lvl w:ilvl="4" w:tplc="DE727CC8">
-      <w:numFmt w:val="decimal"/>
-      <w:lvlText w:val=""/>
-      <w:lvlJc w:val="left"/>
-    </w:lvl>
-    <w:lvl w:ilvl="5" w:tplc="908844D2">
-      <w:numFmt w:val="decimal"/>
-      <w:lvlText w:val=""/>
-      <w:lvlJc w:val="left"/>
-    </w:lvl>
-    <w:lvl w:ilvl="6" w:tplc="A09C2DB0">
-      <w:numFmt w:val="decimal"/>
-      <w:lvlText w:val=""/>
-      <w:lvlJc w:val="left"/>
-    </w:lvl>
-    <w:lvl w:ilvl="7" w:tplc="3118F248">
-      <w:numFmt w:val="decimal"/>
-      <w:lvlText w:val=""/>
-      <w:lvlJc w:val="left"/>
-    </w:lvl>
-    <w:lvl w:ilvl="8" w:tplc="7A4897E4">
+    <w:lvl w:ilvl="2" w:tplc="2CDEB000">
+      <w:numFmt w:val="decimal"/>
+      <w:lvlText w:val=""/>
+      <w:lvlJc w:val="left"/>
+    </w:lvl>
+    <w:lvl w:ilvl="3" w:tplc="91109E4C">
+      <w:numFmt w:val="decimal"/>
+      <w:lvlText w:val=""/>
+      <w:lvlJc w:val="left"/>
+    </w:lvl>
+    <w:lvl w:ilvl="4" w:tplc="3694398A">
+      <w:numFmt w:val="decimal"/>
+      <w:lvlText w:val=""/>
+      <w:lvlJc w:val="left"/>
+    </w:lvl>
+    <w:lvl w:ilvl="5" w:tplc="EB560438">
+      <w:numFmt w:val="decimal"/>
+      <w:lvlText w:val=""/>
+      <w:lvlJc w:val="left"/>
+    </w:lvl>
+    <w:lvl w:ilvl="6" w:tplc="169E04BA">
+      <w:numFmt w:val="decimal"/>
+      <w:lvlText w:val=""/>
+      <w:lvlJc w:val="left"/>
+    </w:lvl>
+    <w:lvl w:ilvl="7" w:tplc="976CA0A4">
+      <w:numFmt w:val="decimal"/>
+      <w:lvlText w:val=""/>
+      <w:lvlJc w:val="left"/>
+    </w:lvl>
+    <w:lvl w:ilvl="8" w:tplc="59B4B7A0">
       <w:numFmt w:val="decimal"/>
       <w:lvlText w:val=""/>
       <w:lvlJc w:val="left"/>
     </w:lvl>
   </w:abstractNum>
-  <w:abstractNum w:abstractNumId="3" w15:restartNumberingAfterBreak="0">
-    <w:nsid w:val="0FFC6060"/>
+  <w:abstractNum w:abstractNumId="6" w15:restartNumberingAfterBreak="0">
+    <w:nsid w:val="43DC0B49"/>
     <w:multiLevelType w:val="hybridMultilevel"/>
-    <w:tmpl w:val="2D047F00"/>
-    <w:lvl w:ilvl="0" w:tplc="92B6F3D0">
+    <w:tmpl w:val="2DD6D242"/>
+    <w:lvl w:ilvl="0" w:tplc="E11EE56C">
       <w:start w:val="1"/>
       <w:numFmt w:val="decimal"/>
       <w:lvlText w:val="%1."/>
@@ -4671,7 +4503,7 @@
         <w:ind w:left="360" w:hanging="300"/>
       </w:pPr>
     </w:lvl>
-    <w:lvl w:ilvl="1" w:tplc="1E4482E4" w:tentative="1">
+    <w:lvl w:ilvl="1" w:tplc="F342B110" w:tentative="1">
       <w:start w:val="1"/>
       <w:numFmt w:val="lowerLetter"/>
       <w:lvlText w:val="%2."/>
@@ -4680,47 +4512,47 @@
         <w:ind w:left="720" w:hanging="300"/>
       </w:pPr>
     </w:lvl>
-    <w:lvl w:ilvl="2" w:tplc="CA0CB032">
-      <w:numFmt w:val="decimal"/>
-      <w:lvlText w:val=""/>
-      <w:lvlJc w:val="left"/>
-    </w:lvl>
-    <w:lvl w:ilvl="3" w:tplc="1BAA9BE0">
-      <w:numFmt w:val="decimal"/>
-      <w:lvlText w:val=""/>
-      <w:lvlJc w:val="left"/>
-    </w:lvl>
-    <w:lvl w:ilvl="4" w:tplc="859C228E">
-      <w:numFmt w:val="decimal"/>
-      <w:lvlText w:val=""/>
-      <w:lvlJc w:val="left"/>
-    </w:lvl>
-    <w:lvl w:ilvl="5" w:tplc="082E4690">
-      <w:numFmt w:val="decimal"/>
-      <w:lvlText w:val=""/>
-      <w:lvlJc w:val="left"/>
-    </w:lvl>
-    <w:lvl w:ilvl="6" w:tplc="954C1628">
-      <w:numFmt w:val="decimal"/>
-      <w:lvlText w:val=""/>
-      <w:lvlJc w:val="left"/>
-    </w:lvl>
-    <w:lvl w:ilvl="7" w:tplc="4B5EB400">
-      <w:numFmt w:val="decimal"/>
-      <w:lvlText w:val=""/>
-      <w:lvlJc w:val="left"/>
-    </w:lvl>
-    <w:lvl w:ilvl="8" w:tplc="EC2E219A">
+    <w:lvl w:ilvl="2" w:tplc="4E9ACCF6">
+      <w:numFmt w:val="decimal"/>
+      <w:lvlText w:val=""/>
+      <w:lvlJc w:val="left"/>
+    </w:lvl>
+    <w:lvl w:ilvl="3" w:tplc="A62C8162">
+      <w:numFmt w:val="decimal"/>
+      <w:lvlText w:val=""/>
+      <w:lvlJc w:val="left"/>
+    </w:lvl>
+    <w:lvl w:ilvl="4" w:tplc="00F06D28">
+      <w:numFmt w:val="decimal"/>
+      <w:lvlText w:val=""/>
+      <w:lvlJc w:val="left"/>
+    </w:lvl>
+    <w:lvl w:ilvl="5" w:tplc="127A3C64">
+      <w:numFmt w:val="decimal"/>
+      <w:lvlText w:val=""/>
+      <w:lvlJc w:val="left"/>
+    </w:lvl>
+    <w:lvl w:ilvl="6" w:tplc="3954DEFA">
+      <w:numFmt w:val="decimal"/>
+      <w:lvlText w:val=""/>
+      <w:lvlJc w:val="left"/>
+    </w:lvl>
+    <w:lvl w:ilvl="7" w:tplc="A7FE4250">
+      <w:numFmt w:val="decimal"/>
+      <w:lvlText w:val=""/>
+      <w:lvlJc w:val="left"/>
+    </w:lvl>
+    <w:lvl w:ilvl="8" w:tplc="7E12F9EA">
       <w:numFmt w:val="decimal"/>
       <w:lvlText w:val=""/>
       <w:lvlJc w:val="left"/>
     </w:lvl>
   </w:abstractNum>
-  <w:abstractNum w:abstractNumId="4" w15:restartNumberingAfterBreak="0">
-    <w:nsid w:val="30EC0E7D"/>
+  <w:abstractNum w:abstractNumId="7" w15:restartNumberingAfterBreak="0">
+    <w:nsid w:val="4A3C20B3"/>
     <w:multiLevelType w:val="hybridMultilevel"/>
-    <w:tmpl w:val="05D052FA"/>
-    <w:lvl w:ilvl="0" w:tplc="A268E2B6">
+    <w:tmpl w:val="37040340"/>
+    <w:lvl w:ilvl="0" w:tplc="ED36C5E0">
       <w:start w:val="1"/>
       <w:numFmt w:val="decimal"/>
       <w:lvlText w:val="%1."/>
@@ -4729,7 +4561,7 @@
         <w:ind w:left="360" w:hanging="300"/>
       </w:pPr>
     </w:lvl>
-    <w:lvl w:ilvl="1" w:tplc="05062868" w:tentative="1">
+    <w:lvl w:ilvl="1" w:tplc="DA64C35C" w:tentative="1">
       <w:start w:val="1"/>
       <w:numFmt w:val="lowerLetter"/>
       <w:lvlText w:val="%2."/>
@@ -4738,134 +4570,48 @@
         <w:ind w:left="720" w:hanging="300"/>
       </w:pPr>
     </w:lvl>
-    <w:lvl w:ilvl="2" w:tplc="6FFA31A8">
-      <w:numFmt w:val="decimal"/>
-      <w:lvlText w:val=""/>
-      <w:lvlJc w:val="left"/>
-    </w:lvl>
-    <w:lvl w:ilvl="3" w:tplc="58C6F7BE">
-      <w:numFmt w:val="decimal"/>
-      <w:lvlText w:val=""/>
-      <w:lvlJc w:val="left"/>
-    </w:lvl>
-    <w:lvl w:ilvl="4" w:tplc="F57E96E0">
-      <w:numFmt w:val="decimal"/>
-      <w:lvlText w:val=""/>
-      <w:lvlJc w:val="left"/>
-    </w:lvl>
-    <w:lvl w:ilvl="5" w:tplc="920E95A2">
-      <w:numFmt w:val="decimal"/>
-      <w:lvlText w:val=""/>
-      <w:lvlJc w:val="left"/>
-    </w:lvl>
-    <w:lvl w:ilvl="6" w:tplc="01740668">
-      <w:numFmt w:val="decimal"/>
-      <w:lvlText w:val=""/>
-      <w:lvlJc w:val="left"/>
-    </w:lvl>
-    <w:lvl w:ilvl="7" w:tplc="42CAA270">
-      <w:numFmt w:val="decimal"/>
-      <w:lvlText w:val=""/>
-      <w:lvlJc w:val="left"/>
-    </w:lvl>
-    <w:lvl w:ilvl="8" w:tplc="44D28152">
+    <w:lvl w:ilvl="2" w:tplc="1BAA879A">
+      <w:numFmt w:val="decimal"/>
+      <w:lvlText w:val=""/>
+      <w:lvlJc w:val="left"/>
+    </w:lvl>
+    <w:lvl w:ilvl="3" w:tplc="96D60884">
+      <w:numFmt w:val="decimal"/>
+      <w:lvlText w:val=""/>
+      <w:lvlJc w:val="left"/>
+    </w:lvl>
+    <w:lvl w:ilvl="4" w:tplc="20164B64">
+      <w:numFmt w:val="decimal"/>
+      <w:lvlText w:val=""/>
+      <w:lvlJc w:val="left"/>
+    </w:lvl>
+    <w:lvl w:ilvl="5" w:tplc="BD6C54B0">
+      <w:numFmt w:val="decimal"/>
+      <w:lvlText w:val=""/>
+      <w:lvlJc w:val="left"/>
+    </w:lvl>
+    <w:lvl w:ilvl="6" w:tplc="68945C72">
+      <w:numFmt w:val="decimal"/>
+      <w:lvlText w:val=""/>
+      <w:lvlJc w:val="left"/>
+    </w:lvl>
+    <w:lvl w:ilvl="7" w:tplc="E4B47536">
+      <w:numFmt w:val="decimal"/>
+      <w:lvlText w:val=""/>
+      <w:lvlJc w:val="left"/>
+    </w:lvl>
+    <w:lvl w:ilvl="8" w:tplc="26C4A9D4">
       <w:numFmt w:val="decimal"/>
       <w:lvlText w:val=""/>
       <w:lvlJc w:val="left"/>
     </w:lvl>
   </w:abstractNum>
-  <w:abstractNum w:abstractNumId="5" w15:restartNumberingAfterBreak="0">
-    <w:nsid w:val="4239421C"/>
+  <w:abstractNum w:abstractNumId="8" w15:restartNumberingAfterBreak="0">
+    <w:nsid w:val="4F106716"/>
     <w:multiLevelType w:val="hybridMultilevel"/>
-    <w:tmpl w:val="D0DE719C"/>
-    <w:lvl w:ilvl="0" w:tplc="D49E5590" w:tentative="1">
+    <w:tmpl w:val="046290F0"/>
+    <w:lvl w:ilvl="0" w:tplc="AD64447E">
       <w:start w:val="1"/>
-      <w:numFmt w:val="bullet"/>
-      <w:lvlText w:val="●"/>
-      <w:lvlJc w:val="left"/>
-      <w:pPr>
-        <w:ind w:left="720" w:hanging="360"/>
-      </w:pPr>
-    </w:lvl>
-    <w:lvl w:ilvl="1" w:tplc="E2324F68" w:tentative="1">
-      <w:start w:val="1"/>
-      <w:numFmt w:val="bullet"/>
-      <w:lvlText w:val="○"/>
-      <w:lvlJc w:val="left"/>
-      <w:pPr>
-        <w:ind w:left="1440" w:hanging="360"/>
-      </w:pPr>
-    </w:lvl>
-    <w:lvl w:ilvl="2" w:tplc="E0F6EC96" w:tentative="1">
-      <w:start w:val="1"/>
-      <w:numFmt w:val="bullet"/>
-      <w:lvlText w:val="■"/>
-      <w:lvlJc w:val="left"/>
-      <w:pPr>
-        <w:ind w:left="2160" w:hanging="360"/>
-      </w:pPr>
-    </w:lvl>
-    <w:lvl w:ilvl="3" w:tplc="F24E26C0" w:tentative="1">
-      <w:start w:val="1"/>
-      <w:numFmt w:val="bullet"/>
-      <w:lvlText w:val="●"/>
-      <w:lvlJc w:val="left"/>
-      <w:pPr>
-        <w:ind w:left="2880" w:hanging="360"/>
-      </w:pPr>
-    </w:lvl>
-    <w:lvl w:ilvl="4" w:tplc="04489ACC" w:tentative="1">
-      <w:start w:val="1"/>
-      <w:numFmt w:val="bullet"/>
-      <w:lvlText w:val="○"/>
-      <w:lvlJc w:val="left"/>
-      <w:pPr>
-        <w:ind w:left="3600" w:hanging="360"/>
-      </w:pPr>
-    </w:lvl>
-    <w:lvl w:ilvl="5" w:tplc="2F58B3FC" w:tentative="1">
-      <w:start w:val="1"/>
-      <w:numFmt w:val="bullet"/>
-      <w:lvlText w:val="■"/>
-      <w:lvlJc w:val="left"/>
-      <w:pPr>
-        <w:ind w:left="4320" w:hanging="360"/>
-      </w:pPr>
-    </w:lvl>
-    <w:lvl w:ilvl="6" w:tplc="3C74B3C6" w:tentative="1">
-      <w:start w:val="1"/>
-      <w:numFmt w:val="bullet"/>
-      <w:lvlText w:val="●"/>
-      <w:lvlJc w:val="left"/>
-      <w:pPr>
-        <w:ind w:left="5040" w:hanging="360"/>
-      </w:pPr>
-    </w:lvl>
-    <w:lvl w:ilvl="7" w:tplc="589E12C2" w:tentative="1">
-      <w:start w:val="1"/>
-      <w:numFmt w:val="bullet"/>
-      <w:lvlText w:val="●"/>
-      <w:lvlJc w:val="left"/>
-      <w:pPr>
-        <w:ind w:left="5760" w:hanging="360"/>
-      </w:pPr>
-    </w:lvl>
-    <w:lvl w:ilvl="8" w:tplc="14123A0A" w:tentative="1">
-      <w:start w:val="1"/>
-      <w:numFmt w:val="bullet"/>
-      <w:lvlText w:val="●"/>
-      <w:lvlJc w:val="left"/>
-      <w:pPr>
-        <w:ind w:left="6480" w:hanging="360"/>
-      </w:pPr>
-    </w:lvl>
-  </w:abstractNum>
-  <w:abstractNum w:abstractNumId="6" w15:restartNumberingAfterBreak="0">
-    <w:nsid w:val="479139AB"/>
-    <w:multiLevelType w:val="hybridMultilevel"/>
-    <w:tmpl w:val="1F4C0082"/>
-    <w:lvl w:ilvl="0" w:tplc="B9F0CE58">
-      <w:start w:val="1"/>
       <w:numFmt w:val="decimal"/>
       <w:lvlText w:val="%1."/>
       <w:lvlJc w:val="left"/>
@@ -4873,7 +4619,7 @@
         <w:ind w:left="360" w:hanging="300"/>
       </w:pPr>
     </w:lvl>
-    <w:lvl w:ilvl="1" w:tplc="9CBECE6E" w:tentative="1">
+    <w:lvl w:ilvl="1" w:tplc="1F902ED2" w:tentative="1">
       <w:start w:val="1"/>
       <w:numFmt w:val="lowerLetter"/>
       <w:lvlText w:val="%2."/>
@@ -4882,47 +4628,47 @@
         <w:ind w:left="720" w:hanging="300"/>
       </w:pPr>
     </w:lvl>
-    <w:lvl w:ilvl="2" w:tplc="F59AA5DC">
-      <w:numFmt w:val="decimal"/>
-      <w:lvlText w:val=""/>
-      <w:lvlJc w:val="left"/>
-    </w:lvl>
-    <w:lvl w:ilvl="3" w:tplc="6CDC9B52">
-      <w:numFmt w:val="decimal"/>
-      <w:lvlText w:val=""/>
-      <w:lvlJc w:val="left"/>
-    </w:lvl>
-    <w:lvl w:ilvl="4" w:tplc="01B83E08">
-      <w:numFmt w:val="decimal"/>
-      <w:lvlText w:val=""/>
-      <w:lvlJc w:val="left"/>
-    </w:lvl>
-    <w:lvl w:ilvl="5" w:tplc="28327290">
-      <w:numFmt w:val="decimal"/>
-      <w:lvlText w:val=""/>
-      <w:lvlJc w:val="left"/>
-    </w:lvl>
-    <w:lvl w:ilvl="6" w:tplc="7980AC5A">
-      <w:numFmt w:val="decimal"/>
-      <w:lvlText w:val=""/>
-      <w:lvlJc w:val="left"/>
-    </w:lvl>
-    <w:lvl w:ilvl="7" w:tplc="95649B5A">
-      <w:numFmt w:val="decimal"/>
-      <w:lvlText w:val=""/>
-      <w:lvlJc w:val="left"/>
-    </w:lvl>
-    <w:lvl w:ilvl="8" w:tplc="395E4C08">
+    <w:lvl w:ilvl="2" w:tplc="8AB4C618">
+      <w:numFmt w:val="decimal"/>
+      <w:lvlText w:val=""/>
+      <w:lvlJc w:val="left"/>
+    </w:lvl>
+    <w:lvl w:ilvl="3" w:tplc="0660E20E">
+      <w:numFmt w:val="decimal"/>
+      <w:lvlText w:val=""/>
+      <w:lvlJc w:val="left"/>
+    </w:lvl>
+    <w:lvl w:ilvl="4" w:tplc="F006DE68">
+      <w:numFmt w:val="decimal"/>
+      <w:lvlText w:val=""/>
+      <w:lvlJc w:val="left"/>
+    </w:lvl>
+    <w:lvl w:ilvl="5" w:tplc="CEE25DA0">
+      <w:numFmt w:val="decimal"/>
+      <w:lvlText w:val=""/>
+      <w:lvlJc w:val="left"/>
+    </w:lvl>
+    <w:lvl w:ilvl="6" w:tplc="5A88752A">
+      <w:numFmt w:val="decimal"/>
+      <w:lvlText w:val=""/>
+      <w:lvlJc w:val="left"/>
+    </w:lvl>
+    <w:lvl w:ilvl="7" w:tplc="4DDA17E2">
+      <w:numFmt w:val="decimal"/>
+      <w:lvlText w:val=""/>
+      <w:lvlJc w:val="left"/>
+    </w:lvl>
+    <w:lvl w:ilvl="8" w:tplc="86F6EC38">
       <w:numFmt w:val="decimal"/>
       <w:lvlText w:val=""/>
       <w:lvlJc w:val="left"/>
     </w:lvl>
   </w:abstractNum>
-  <w:abstractNum w:abstractNumId="7" w15:restartNumberingAfterBreak="0">
-    <w:nsid w:val="62A0538F"/>
+  <w:abstractNum w:abstractNumId="9" w15:restartNumberingAfterBreak="0">
+    <w:nsid w:val="5C376B8C"/>
     <w:multiLevelType w:val="hybridMultilevel"/>
-    <w:tmpl w:val="B296CA90"/>
-    <w:lvl w:ilvl="0" w:tplc="93CA17FE">
+    <w:tmpl w:val="328447CA"/>
+    <w:lvl w:ilvl="0" w:tplc="8A926644">
       <w:start w:val="1"/>
       <w:numFmt w:val="decimal"/>
       <w:lvlText w:val="%1."/>
@@ -4931,7 +4677,7 @@
         <w:ind w:left="360" w:hanging="300"/>
       </w:pPr>
     </w:lvl>
-    <w:lvl w:ilvl="1" w:tplc="CABAE81A" w:tentative="1">
+    <w:lvl w:ilvl="1" w:tplc="A878A162" w:tentative="1">
       <w:start w:val="1"/>
       <w:numFmt w:val="lowerLetter"/>
       <w:lvlText w:val="%2."/>
@@ -4940,272 +4686,92 @@
         <w:ind w:left="720" w:hanging="300"/>
       </w:pPr>
     </w:lvl>
-    <w:lvl w:ilvl="2" w:tplc="E1623146">
-      <w:numFmt w:val="decimal"/>
-      <w:lvlText w:val=""/>
-      <w:lvlJc w:val="left"/>
-    </w:lvl>
-    <w:lvl w:ilvl="3" w:tplc="BDDADA78">
-      <w:numFmt w:val="decimal"/>
-      <w:lvlText w:val=""/>
-      <w:lvlJc w:val="left"/>
-    </w:lvl>
-    <w:lvl w:ilvl="4" w:tplc="D49E5D26">
-      <w:numFmt w:val="decimal"/>
-      <w:lvlText w:val=""/>
-      <w:lvlJc w:val="left"/>
-    </w:lvl>
-    <w:lvl w:ilvl="5" w:tplc="0B749C08">
-      <w:numFmt w:val="decimal"/>
-      <w:lvlText w:val=""/>
-      <w:lvlJc w:val="left"/>
-    </w:lvl>
-    <w:lvl w:ilvl="6" w:tplc="68F61056">
-      <w:numFmt w:val="decimal"/>
-      <w:lvlText w:val=""/>
-      <w:lvlJc w:val="left"/>
-    </w:lvl>
-    <w:lvl w:ilvl="7" w:tplc="0FEC3B5C">
-      <w:numFmt w:val="decimal"/>
-      <w:lvlText w:val=""/>
-      <w:lvlJc w:val="left"/>
-    </w:lvl>
-    <w:lvl w:ilvl="8" w:tplc="AF12B892">
+    <w:lvl w:ilvl="2" w:tplc="BACA6B30">
+      <w:numFmt w:val="decimal"/>
+      <w:lvlText w:val=""/>
+      <w:lvlJc w:val="left"/>
+    </w:lvl>
+    <w:lvl w:ilvl="3" w:tplc="6F686086">
+      <w:numFmt w:val="decimal"/>
+      <w:lvlText w:val=""/>
+      <w:lvlJc w:val="left"/>
+    </w:lvl>
+    <w:lvl w:ilvl="4" w:tplc="6A6E76AE">
+      <w:numFmt w:val="decimal"/>
+      <w:lvlText w:val=""/>
+      <w:lvlJc w:val="left"/>
+    </w:lvl>
+    <w:lvl w:ilvl="5" w:tplc="51EC1B18">
+      <w:numFmt w:val="decimal"/>
+      <w:lvlText w:val=""/>
+      <w:lvlJc w:val="left"/>
+    </w:lvl>
+    <w:lvl w:ilvl="6" w:tplc="B644D0F4">
+      <w:numFmt w:val="decimal"/>
+      <w:lvlText w:val=""/>
+      <w:lvlJc w:val="left"/>
+    </w:lvl>
+    <w:lvl w:ilvl="7" w:tplc="9AAA196C">
+      <w:numFmt w:val="decimal"/>
+      <w:lvlText w:val=""/>
+      <w:lvlJc w:val="left"/>
+    </w:lvl>
+    <w:lvl w:ilvl="8" w:tplc="A04E367E">
       <w:numFmt w:val="decimal"/>
       <w:lvlText w:val=""/>
       <w:lvlJc w:val="left"/>
     </w:lvl>
   </w:abstractNum>
-  <w:abstractNum w:abstractNumId="8" w15:restartNumberingAfterBreak="0">
-    <w:nsid w:val="69373889"/>
-    <w:multiLevelType w:val="hybridMultilevel"/>
-    <w:tmpl w:val="5818F056"/>
-    <w:lvl w:ilvl="0" w:tplc="A4524D98">
-      <w:start w:val="1"/>
-      <w:numFmt w:val="decimal"/>
-      <w:lvlText w:val="%1."/>
-      <w:lvlJc w:val="left"/>
-      <w:pPr>
-        <w:ind w:left="360" w:hanging="300"/>
-      </w:pPr>
-    </w:lvl>
-    <w:lvl w:ilvl="1" w:tplc="1124F2FC" w:tentative="1">
-      <w:start w:val="1"/>
-      <w:numFmt w:val="lowerLetter"/>
-      <w:lvlText w:val="%2."/>
-      <w:lvlJc w:val="left"/>
-      <w:pPr>
-        <w:ind w:left="720" w:hanging="300"/>
-      </w:pPr>
-    </w:lvl>
-    <w:lvl w:ilvl="2" w:tplc="64C2C168">
-      <w:numFmt w:val="decimal"/>
-      <w:lvlText w:val=""/>
-      <w:lvlJc w:val="left"/>
-    </w:lvl>
-    <w:lvl w:ilvl="3" w:tplc="3E243C42">
-      <w:numFmt w:val="decimal"/>
-      <w:lvlText w:val=""/>
-      <w:lvlJc w:val="left"/>
-    </w:lvl>
-    <w:lvl w:ilvl="4" w:tplc="26A85FF4">
-      <w:numFmt w:val="decimal"/>
-      <w:lvlText w:val=""/>
-      <w:lvlJc w:val="left"/>
-    </w:lvl>
-    <w:lvl w:ilvl="5" w:tplc="8B82695C">
-      <w:numFmt w:val="decimal"/>
-      <w:lvlText w:val=""/>
-      <w:lvlJc w:val="left"/>
-    </w:lvl>
-    <w:lvl w:ilvl="6" w:tplc="7340FA12">
-      <w:numFmt w:val="decimal"/>
-      <w:lvlText w:val=""/>
-      <w:lvlJc w:val="left"/>
-    </w:lvl>
-    <w:lvl w:ilvl="7" w:tplc="21CE51D8">
-      <w:numFmt w:val="decimal"/>
-      <w:lvlText w:val=""/>
-      <w:lvlJc w:val="left"/>
-    </w:lvl>
-    <w:lvl w:ilvl="8" w:tplc="50CAC058">
-      <w:numFmt w:val="decimal"/>
-      <w:lvlText w:val=""/>
-      <w:lvlJc w:val="left"/>
-    </w:lvl>
-  </w:abstractNum>
-  <w:abstractNum w:abstractNumId="9" w15:restartNumberingAfterBreak="0">
-    <w:nsid w:val="6DE407C5"/>
-    <w:multiLevelType w:val="hybridMultilevel"/>
-    <w:tmpl w:val="91F0064A"/>
-    <w:lvl w:ilvl="0" w:tplc="C74075AE">
-      <w:start w:val="1"/>
-      <w:numFmt w:val="decimal"/>
-      <w:lvlText w:val="%1."/>
-      <w:lvlJc w:val="left"/>
-      <w:pPr>
-        <w:ind w:left="360" w:hanging="300"/>
-      </w:pPr>
-    </w:lvl>
-    <w:lvl w:ilvl="1" w:tplc="F81C0AEE" w:tentative="1">
-      <w:start w:val="1"/>
-      <w:numFmt w:val="lowerLetter"/>
-      <w:lvlText w:val="%2."/>
-      <w:lvlJc w:val="left"/>
-      <w:pPr>
-        <w:ind w:left="720" w:hanging="300"/>
-      </w:pPr>
-    </w:lvl>
-    <w:lvl w:ilvl="2" w:tplc="9C329F4A">
-      <w:numFmt w:val="decimal"/>
-      <w:lvlText w:val=""/>
-      <w:lvlJc w:val="left"/>
-    </w:lvl>
-    <w:lvl w:ilvl="3" w:tplc="7F8E0A14">
-      <w:numFmt w:val="decimal"/>
-      <w:lvlText w:val=""/>
-      <w:lvlJc w:val="left"/>
-    </w:lvl>
-    <w:lvl w:ilvl="4" w:tplc="EE9A0FB4">
-      <w:numFmt w:val="decimal"/>
-      <w:lvlText w:val=""/>
-      <w:lvlJc w:val="left"/>
-    </w:lvl>
-    <w:lvl w:ilvl="5" w:tplc="C5D86E02">
-      <w:numFmt w:val="decimal"/>
-      <w:lvlText w:val=""/>
-      <w:lvlJc w:val="left"/>
-    </w:lvl>
-    <w:lvl w:ilvl="6" w:tplc="E0BC0CF4">
-      <w:numFmt w:val="decimal"/>
-      <w:lvlText w:val=""/>
-      <w:lvlJc w:val="left"/>
-    </w:lvl>
-    <w:lvl w:ilvl="7" w:tplc="451CA2CE">
-      <w:numFmt w:val="decimal"/>
-      <w:lvlText w:val=""/>
-      <w:lvlJc w:val="left"/>
-    </w:lvl>
-    <w:lvl w:ilvl="8" w:tplc="3D94DF88">
-      <w:numFmt w:val="decimal"/>
-      <w:lvlText w:val=""/>
-      <w:lvlJc w:val="left"/>
-    </w:lvl>
-  </w:abstractNum>
-  <w:abstractNum w:abstractNumId="10" w15:restartNumberingAfterBreak="0">
-    <w:nsid w:val="71DE2BA6"/>
-    <w:multiLevelType w:val="hybridMultilevel"/>
-    <w:tmpl w:val="7500FA6C"/>
-    <w:lvl w:ilvl="0" w:tplc="C7C8CD20">
-      <w:start w:val="1"/>
-      <w:numFmt w:val="decimal"/>
-      <w:lvlText w:val="%1."/>
-      <w:lvlJc w:val="left"/>
-      <w:pPr>
-        <w:ind w:left="360" w:hanging="300"/>
-      </w:pPr>
-    </w:lvl>
-    <w:lvl w:ilvl="1" w:tplc="F26CA1BE" w:tentative="1">
-      <w:start w:val="1"/>
-      <w:numFmt w:val="lowerLetter"/>
-      <w:lvlText w:val="%2."/>
-      <w:lvlJc w:val="left"/>
-      <w:pPr>
-        <w:ind w:left="720" w:hanging="300"/>
-      </w:pPr>
-    </w:lvl>
-    <w:lvl w:ilvl="2" w:tplc="5EBE08FA">
-      <w:numFmt w:val="decimal"/>
-      <w:lvlText w:val=""/>
-      <w:lvlJc w:val="left"/>
-    </w:lvl>
-    <w:lvl w:ilvl="3" w:tplc="A602179A">
-      <w:numFmt w:val="decimal"/>
-      <w:lvlText w:val=""/>
-      <w:lvlJc w:val="left"/>
-    </w:lvl>
-    <w:lvl w:ilvl="4" w:tplc="CCDC8772">
-      <w:numFmt w:val="decimal"/>
-      <w:lvlText w:val=""/>
-      <w:lvlJc w:val="left"/>
-    </w:lvl>
-    <w:lvl w:ilvl="5" w:tplc="8164825C">
-      <w:numFmt w:val="decimal"/>
-      <w:lvlText w:val=""/>
-      <w:lvlJc w:val="left"/>
-    </w:lvl>
-    <w:lvl w:ilvl="6" w:tplc="610A3E0E">
-      <w:numFmt w:val="decimal"/>
-      <w:lvlText w:val=""/>
-      <w:lvlJc w:val="left"/>
-    </w:lvl>
-    <w:lvl w:ilvl="7" w:tplc="EED064DC">
-      <w:numFmt w:val="decimal"/>
-      <w:lvlText w:val=""/>
-      <w:lvlJc w:val="left"/>
-    </w:lvl>
-    <w:lvl w:ilvl="8" w:tplc="A2644D5C">
-      <w:numFmt w:val="decimal"/>
-      <w:lvlText w:val=""/>
-      <w:lvlJc w:val="left"/>
-    </w:lvl>
-  </w:abstractNum>
-  <w:num w:numId="1" w16cid:durableId="247080520">
+  <w:num w:numId="1" w16cid:durableId="1105077656">
+    <w:abstractNumId w:val="4"/>
+    <w:lvlOverride w:ilvl="0">
+      <w:startOverride w:val="1"/>
+    </w:lvlOverride>
+  </w:num>
+  <w:num w:numId="2" w16cid:durableId="892815307">
+    <w:abstractNumId w:val="6"/>
+    <w:lvlOverride w:ilvl="0">
+      <w:startOverride w:val="1"/>
+    </w:lvlOverride>
+  </w:num>
+  <w:num w:numId="3" w16cid:durableId="1976832339">
+    <w:abstractNumId w:val="0"/>
+    <w:lvlOverride w:ilvl="0">
+      <w:startOverride w:val="1"/>
+    </w:lvlOverride>
+  </w:num>
+  <w:num w:numId="4" w16cid:durableId="829445658">
+    <w:abstractNumId w:val="1"/>
+    <w:lvlOverride w:ilvl="0">
+      <w:startOverride w:val="1"/>
+    </w:lvlOverride>
+  </w:num>
+  <w:num w:numId="5" w16cid:durableId="1959951895">
     <w:abstractNumId w:val="5"/>
     <w:lvlOverride w:ilvl="0">
       <w:startOverride w:val="1"/>
     </w:lvlOverride>
   </w:num>
-  <w:num w:numId="2" w16cid:durableId="1733917968">
-    <w:abstractNumId w:val="0"/>
+  <w:num w:numId="6" w16cid:durableId="1030105370">
+    <w:abstractNumId w:val="7"/>
     <w:lvlOverride w:ilvl="0">
       <w:startOverride w:val="1"/>
     </w:lvlOverride>
   </w:num>
-  <w:num w:numId="3" w16cid:durableId="2055344236">
-    <w:abstractNumId w:val="10"/>
-    <w:lvlOverride w:ilvl="0">
-      <w:startOverride w:val="1"/>
-    </w:lvlOverride>
-  </w:num>
-  <w:num w:numId="4" w16cid:durableId="1110971515">
-    <w:abstractNumId w:val="4"/>
-    <w:lvlOverride w:ilvl="0">
-      <w:startOverride w:val="1"/>
-    </w:lvlOverride>
-  </w:num>
-  <w:num w:numId="5" w16cid:durableId="1855995120">
+  <w:num w:numId="7" w16cid:durableId="574782811">
     <w:abstractNumId w:val="2"/>
     <w:lvlOverride w:ilvl="0">
       <w:startOverride w:val="1"/>
     </w:lvlOverride>
   </w:num>
-  <w:num w:numId="6" w16cid:durableId="2010061446">
-    <w:abstractNumId w:val="9"/>
+  <w:num w:numId="8" w16cid:durableId="1125857290">
+    <w:abstractNumId w:val="8"/>
     <w:lvlOverride w:ilvl="0">
       <w:startOverride w:val="1"/>
     </w:lvlOverride>
   </w:num>
-  <w:num w:numId="7" w16cid:durableId="84151798">
-    <w:abstractNumId w:val="3"/>
-    <w:lvlOverride w:ilvl="0">
-      <w:startOverride w:val="1"/>
-    </w:lvlOverride>
-  </w:num>
-  <w:num w:numId="8" w16cid:durableId="573130772">
-    <w:abstractNumId w:val="7"/>
-    <w:lvlOverride w:ilvl="0">
-      <w:startOverride w:val="1"/>
-    </w:lvlOverride>
-  </w:num>
-  <w:num w:numId="9" w16cid:durableId="744300117">
-    <w:abstractNumId w:val="6"/>
-    <w:lvlOverride w:ilvl="0">
-      <w:startOverride w:val="1"/>
-    </w:lvlOverride>
-  </w:num>
-  <w:num w:numId="10" w16cid:durableId="766273817">
-    <w:abstractNumId w:val="8"/>
+  <w:num w:numId="9" w16cid:durableId="614602610">
+    <w:abstractNumId w:val="9"/>
     <w:lvlOverride w:ilvl="0">
       <w:startOverride w:val="1"/>
     </w:lvlOverride>
@@ -5886,7 +5452,7 @@
     <w:autoRedefine/>
     <w:uiPriority w:val="39"/>
     <w:unhideWhenUsed/>
-    <w:rsid w:val="00E0023B"/>
+    <w:rsid w:val="000D24B3"/>
     <w:pPr>
       <w:spacing w:after="100"/>
     </w:pPr>

--- a/discoverer-neo/docs/user-guide/manual/Discoverer-Neo-MANAGER-Guide-Quick-es-ES.docx
+++ b/discoverer-neo/docs/user-guide/manual/Discoverer-Neo-MANAGER-Guide-Quick-es-ES.docx
@@ -74,7 +74,7 @@
     <w:sdt>
       <w:sdtPr>
         <w:alias w:val="Índice"/>
-        <w:id w:val="1377051981"/>
+        <w:id w:val="-1449918229"/>
       </w:sdtPr>
       <w:sdtEndPr/>
       <w:sdtContent>
@@ -102,7 +102,7 @@
           <w:r>
             <w:fldChar w:fldCharType="separate"/>
           </w:r>
-          <w:hyperlink w:anchor="_Toc241696679" w:history="1">
+          <w:hyperlink w:anchor="_Toc241745551" w:history="1">
             <w:r>
               <w:rPr>
                 <w:rStyle w:val="Hiperligao"/>
@@ -126,7 +126,7 @@
               <w:rPr>
                 <w:noProof/>
               </w:rPr>
-              <w:instrText xml:space="preserve"> PAGEREF _Toc241696679 \h </w:instrText>
+              <w:instrText xml:space="preserve"> PAGEREF _Toc241745551 \h </w:instrText>
             </w:r>
             <w:r>
               <w:rPr>
@@ -168,7 +168,7 @@
               <w14:ligatures w14:val="standardContextual"/>
             </w:rPr>
           </w:pPr>
-          <w:hyperlink w:anchor="_Toc241696680" w:history="1">
+          <w:hyperlink w:anchor="_Toc241745552" w:history="1">
             <w:r>
               <w:rPr>
                 <w:rStyle w:val="Hiperligao"/>
@@ -192,7 +192,7 @@
               <w:rPr>
                 <w:noProof/>
               </w:rPr>
-              <w:instrText xml:space="preserve"> PAGEREF _Toc241696680 \h </w:instrText>
+              <w:instrText xml:space="preserve"> PAGEREF _Toc241745552 \h </w:instrText>
             </w:r>
             <w:r>
               <w:rPr>
@@ -234,7 +234,7 @@
               <w14:ligatures w14:val="standardContextual"/>
             </w:rPr>
           </w:pPr>
-          <w:hyperlink w:anchor="_Toc241696681" w:history="1">
+          <w:hyperlink w:anchor="_Toc241745553" w:history="1">
             <w:r>
               <w:rPr>
                 <w:rStyle w:val="Hiperligao"/>
@@ -258,7 +258,7 @@
               <w:rPr>
                 <w:noProof/>
               </w:rPr>
-              <w:instrText xml:space="preserve"> PAGEREF _Toc241696681 \h </w:instrText>
+              <w:instrText xml:space="preserve"> PAGEREF _Toc241745553 \h </w:instrText>
             </w:r>
             <w:r>
               <w:rPr>
@@ -300,7 +300,7 @@
               <w14:ligatures w14:val="standardContextual"/>
             </w:rPr>
           </w:pPr>
-          <w:hyperlink w:anchor="_Toc241696682" w:history="1">
+          <w:hyperlink w:anchor="_Toc241745554" w:history="1">
             <w:r>
               <w:rPr>
                 <w:rStyle w:val="Hiperligao"/>
@@ -324,7 +324,7 @@
               <w:rPr>
                 <w:noProof/>
               </w:rPr>
-              <w:instrText xml:space="preserve"> PAGEREF _Toc241696682 \h </w:instrText>
+              <w:instrText xml:space="preserve"> PAGEREF _Toc241745554 \h </w:instrText>
             </w:r>
             <w:r>
               <w:rPr>
@@ -366,7 +366,7 @@
               <w14:ligatures w14:val="standardContextual"/>
             </w:rPr>
           </w:pPr>
-          <w:hyperlink w:anchor="_Toc241696683" w:history="1">
+          <w:hyperlink w:anchor="_Toc241745555" w:history="1">
             <w:r>
               <w:rPr>
                 <w:rStyle w:val="Hiperligao"/>
@@ -390,7 +390,7 @@
               <w:rPr>
                 <w:noProof/>
               </w:rPr>
-              <w:instrText xml:space="preserve"> PAGEREF _Toc241696683 \h </w:instrText>
+              <w:instrText xml:space="preserve"> PAGEREF _Toc241745555 \h </w:instrText>
             </w:r>
             <w:r>
               <w:rPr>
@@ -432,7 +432,7 @@
               <w14:ligatures w14:val="standardContextual"/>
             </w:rPr>
           </w:pPr>
-          <w:hyperlink w:anchor="_Toc241696684" w:history="1">
+          <w:hyperlink w:anchor="_Toc241745556" w:history="1">
             <w:r>
               <w:rPr>
                 <w:rStyle w:val="Hiperligao"/>
@@ -456,7 +456,7 @@
               <w:rPr>
                 <w:noProof/>
               </w:rPr>
-              <w:instrText xml:space="preserve"> PAGEREF _Toc241696684 \h </w:instrText>
+              <w:instrText xml:space="preserve"> PAGEREF _Toc241745556 \h </w:instrText>
             </w:r>
             <w:r>
               <w:rPr>
@@ -498,7 +498,7 @@
               <w14:ligatures w14:val="standardContextual"/>
             </w:rPr>
           </w:pPr>
-          <w:hyperlink w:anchor="_Toc241696685" w:history="1">
+          <w:hyperlink w:anchor="_Toc241745557" w:history="1">
             <w:r>
               <w:rPr>
                 <w:rStyle w:val="Hiperligao"/>
@@ -522,7 +522,7 @@
               <w:rPr>
                 <w:noProof/>
               </w:rPr>
-              <w:instrText xml:space="preserve"> PAGEREF _Toc241696685 \h </w:instrText>
+              <w:instrText xml:space="preserve"> PAGEREF _Toc241745557 \h </w:instrText>
             </w:r>
             <w:r>
               <w:rPr>
@@ -564,7 +564,7 @@
               <w14:ligatures w14:val="standardContextual"/>
             </w:rPr>
           </w:pPr>
-          <w:hyperlink w:anchor="_Toc241696686" w:history="1">
+          <w:hyperlink w:anchor="_Toc241745558" w:history="1">
             <w:r>
               <w:rPr>
                 <w:rStyle w:val="Hiperligao"/>
@@ -588,7 +588,7 @@
               <w:rPr>
                 <w:noProof/>
               </w:rPr>
-              <w:instrText xml:space="preserve"> PAGEREF _Toc241696686 \h </w:instrText>
+              <w:instrText xml:space="preserve"> PAGEREF _Toc241745558 \h </w:instrText>
             </w:r>
             <w:r>
               <w:rPr>
@@ -630,7 +630,7 @@
               <w14:ligatures w14:val="standardContextual"/>
             </w:rPr>
           </w:pPr>
-          <w:hyperlink w:anchor="_Toc241696687" w:history="1">
+          <w:hyperlink w:anchor="_Toc241745559" w:history="1">
             <w:r>
               <w:rPr>
                 <w:rStyle w:val="Hiperligao"/>
@@ -654,7 +654,7 @@
               <w:rPr>
                 <w:noProof/>
               </w:rPr>
-              <w:instrText xml:space="preserve"> PAGEREF _Toc241696687 \h </w:instrText>
+              <w:instrText xml:space="preserve"> PAGEREF _Toc241745559 \h </w:instrText>
             </w:r>
             <w:r>
               <w:rPr>
@@ -702,7 +702,7 @@
       <w:pPr>
         <w:pStyle w:val="Ttulo1"/>
       </w:pPr>
-      <w:bookmarkStart w:id="0" w:name="_Toc241696679"/>
+      <w:bookmarkStart w:id="0" w:name="_Toc241745551"/>
       <w:r>
         <w:lastRenderedPageBreak/>
         <w:t>Su rol en una página</w:t>
@@ -1392,7 +1392,7 @@
         <w:pStyle w:val="Ttulo1"/>
         <w:pageBreakBefore/>
       </w:pPr>
-      <w:bookmarkStart w:id="1" w:name="_Toc241696680"/>
+      <w:bookmarkStart w:id="1" w:name="_Toc241745552"/>
       <w:r>
         <w:lastRenderedPageBreak/>
         <w:t>Mapas</w:t>
@@ -1425,7 +1425,7 @@
           <w:noProof/>
         </w:rPr>
         <w:drawing>
-          <wp:inline distT="0" distB="0" distL="0" distR="0" wp14:anchorId="4B8DDF23" wp14:editId="1CB617F6">
+          <wp:inline distT="0" distB="0" distL="0" distR="0" wp14:anchorId="47882E06" wp14:editId="4E5A781E">
             <wp:extent cx="5715000" cy="3429000"/>
             <wp:effectExtent l="0" t="0" r="0" b="0"/>
             <wp:docPr id="265" name="02-maps-all.png" descr="La lista de Mapas, pestaña Todos, con los iconos Copiar, Compartir, Programar y Exportar en cada fila." title="La lista de Mapas, pestaña Todos, con los iconos Copiar, Compartir, Programar y Exportar en cada fila."/>
@@ -1889,7 +1889,7 @@
         <w:pStyle w:val="Ttulo1"/>
         <w:pageBreakBefore/>
       </w:pPr>
-      <w:bookmarkStart w:id="2" w:name="_Toc241696681"/>
+      <w:bookmarkStart w:id="2" w:name="_Toc241745553"/>
       <w:r>
         <w:lastRenderedPageBreak/>
         <w:t>Compartir un mapa</w:t>
@@ -1912,7 +1912,7 @@
           <w:noProof/>
         </w:rPr>
         <w:drawing>
-          <wp:inline distT="0" distB="0" distL="0" distR="0" wp14:anchorId="10C1EE78" wp14:editId="7AE62A9C">
+          <wp:inline distT="0" distB="0" distL="0" distR="0" wp14:anchorId="7FBEEBDD" wp14:editId="5A6B7CBD">
             <wp:extent cx="3743325" cy="3895725"/>
             <wp:effectExtent l="0" t="0" r="0" b="0"/>
             <wp:docPr id="266" name="03-share-dialog.png" descr="El cuadro Compartir mapa con un cuadro de búsqueda y los botones Puede ver, Puede exportar y Puede editar." title="El cuadro Compartir mapa con un cuadro de búsqueda y los botones Puede ver, Puede exportar y Puede editar."/>
@@ -2315,7 +2315,7 @@
         <w:pStyle w:val="Ttulo1"/>
         <w:pageBreakBefore/>
       </w:pPr>
-      <w:bookmarkStart w:id="3" w:name="_Toc241696682"/>
+      <w:bookmarkStart w:id="3" w:name="_Toc241745554"/>
       <w:r>
         <w:lastRenderedPageBreak/>
         <w:t>Ver, ejecutar y exportar</w:t>
@@ -2338,7 +2338,7 @@
           <w:noProof/>
         </w:rPr>
         <w:drawing>
-          <wp:inline distT="0" distB="0" distL="0" distR="0" wp14:anchorId="6AFDABA3" wp14:editId="20AE8DEB">
+          <wp:inline distT="0" distB="0" distL="0" distR="0" wp14:anchorId="689D3773" wp14:editId="726519FB">
             <wp:extent cx="5715000" cy="3571875"/>
             <wp:effectExtent l="0" t="0" r="0" b="0"/>
             <wp:docPr id="267" name="06-viewer-results.png" descr="Una ejecución completada con los botones Excel, CSV y PDF sobre la cuadrícula de resultados." title="Una ejecución completada con los botones Excel, CSV y PDF sobre la cuadrícula de resultados."/>
@@ -2536,7 +2536,7 @@
         <w:pStyle w:val="Ttulo1"/>
         <w:pageBreakBefore/>
       </w:pPr>
-      <w:bookmarkStart w:id="4" w:name="_Toc241696683"/>
+      <w:bookmarkStart w:id="4" w:name="_Toc241745555"/>
       <w:r>
         <w:lastRenderedPageBreak/>
         <w:t>Generador de mapas</w:t>
@@ -2569,7 +2569,7 @@
           <w:noProof/>
         </w:rPr>
         <w:drawing>
-          <wp:inline distT="0" distB="0" distL="0" distR="0" wp14:anchorId="63873408" wp14:editId="54E3F192">
+          <wp:inline distT="0" distB="0" distL="0" distR="0" wp14:anchorId="2BA29EE8" wp14:editId="18B6F357">
             <wp:extent cx="5715000" cy="3571875"/>
             <wp:effectExtent l="0" t="0" r="0" b="0"/>
             <wp:docPr id="268" name="05-builder-overview.png" descr="El generador de mapas con el árbol Áreas de negocio, el lienzo de columnas y el panel Propiedades." title="El generador de mapas con el árbol Áreas de negocio, el lienzo de columnas y el panel Propiedades."/>
@@ -2807,7 +2807,7 @@
         <w:pStyle w:val="Ttulo1"/>
         <w:pageBreakBefore/>
       </w:pPr>
-      <w:bookmarkStart w:id="5" w:name="_Toc241696684"/>
+      <w:bookmarkStart w:id="5" w:name="_Toc241745556"/>
       <w:r>
         <w:lastRenderedPageBreak/>
         <w:t>Programaciones</w:t>
@@ -2830,7 +2830,7 @@
           <w:noProof/>
         </w:rPr>
         <w:drawing>
-          <wp:inline distT="0" distB="0" distL="0" distR="0" wp14:anchorId="47B73FA3" wp14:editId="5C1122A2">
+          <wp:inline distT="0" distB="0" distL="0" distR="0" wp14:anchorId="3DA207E7" wp14:editId="0C1604B5">
             <wp:extent cx="5715000" cy="3571875"/>
             <wp:effectExtent l="0" t="0" r="0" b="0"/>
             <wp:docPr id="269" name="38-schedules-list.png" descr="La página Programaciones con una programación en pausa y sus iconos de acción." title="La página Programaciones con una programación en pausa y sus iconos de acción."/>
@@ -3366,7 +3366,7 @@
         <w:pStyle w:val="Ttulo1"/>
         <w:pageBreakBefore/>
       </w:pPr>
-      <w:bookmarkStart w:id="6" w:name="_Toc241696685"/>
+      <w:bookmarkStart w:id="6" w:name="_Toc241745557"/>
       <w:r>
         <w:lastRenderedPageBreak/>
         <w:t>Ejecuciones y Exportaciones</w:t>
@@ -3406,7 +3406,7 @@
           <w:noProof/>
         </w:rPr>
         <w:drawing>
-          <wp:inline distT="0" distB="0" distL="0" distR="0" wp14:anchorId="186A9990" wp14:editId="4C91F4B1">
+          <wp:inline distT="0" distB="0" distL="0" distR="0" wp14:anchorId="43BF5AC9" wp14:editId="1F0AB25B">
             <wp:extent cx="5715000" cy="3571875"/>
             <wp:effectExtent l="0" t="0" r="0" b="0"/>
             <wp:docPr id="270" name="08-runs.png" descr="La página Ejecuciones con los filtros Mapa, Estado y Tipo y la lista de ejecuciones." title="La página Ejecuciones con los filtros Mapa, Estado y Tipo y la lista de ejecuciones."/>
@@ -3581,7 +3581,7 @@
         <w:pStyle w:val="Ttulo1"/>
         <w:pageBreakBefore/>
       </w:pPr>
-      <w:bookmarkStart w:id="7" w:name="_Toc241696686"/>
+      <w:bookmarkStart w:id="7" w:name="_Toc241745558"/>
       <w:r>
         <w:lastRenderedPageBreak/>
         <w:t>Usuarios</w:t>
@@ -3649,8 +3649,8 @@
           <w:noProof/>
         </w:rPr>
         <w:drawing>
-          <wp:inline distT="0" distB="0" distL="0" distR="0" wp14:anchorId="1664F9CD" wp14:editId="3ACFFC99">
-            <wp:extent cx="4362450" cy="1819275"/>
+          <wp:inline distT="0" distB="0" distL="0" distR="0" wp14:anchorId="7868FEA8" wp14:editId="6EFE7CAC">
+            <wp:extent cx="4362450" cy="2190750"/>
             <wp:effectExtent l="0" t="0" r="0" b="0"/>
             <wp:docPr id="271" name="09-users-maps-dialog.png" descr="El cuadro Mapas de un usuario, con selectores de nivel de acceso compartido e iconos de propietario y de quitar." title="El cuadro Mapas de un usuario, con selectores de nivel de acceso compartido e iconos de propietario y de quitar."/>
             <wp:cNvGraphicFramePr>
@@ -3675,7 +3675,7 @@
                   <pic:spPr bwMode="auto">
                     <a:xfrm>
                       <a:off x="0" y="0"/>
-                      <a:ext cx="4362450" cy="1819275"/>
+                      <a:ext cx="4362450" cy="2190750"/>
                     </a:xfrm>
                     <a:prstGeom prst="rect">
                       <a:avLst/>
@@ -3804,7 +3804,7 @@
         <w:pStyle w:val="Ttulo1"/>
         <w:pageBreakBefore/>
       </w:pPr>
-      <w:bookmarkStart w:id="8" w:name="_Toc241696687"/>
+      <w:bookmarkStart w:id="8" w:name="_Toc241745559"/>
       <w:r>
         <w:lastRenderedPageBreak/>
         <w:t>Configuración</w:t>
@@ -3837,7 +3837,7 @@
           <w:noProof/>
         </w:rPr>
         <w:drawing>
-          <wp:inline distT="0" distB="0" distL="0" distR="0" wp14:anchorId="581A4C3A" wp14:editId="03EB3453">
+          <wp:inline distT="0" distB="0" distL="0" distR="0" wp14:anchorId="3401C640" wp14:editId="431F5127">
             <wp:extent cx="5715000" cy="3571875"/>
             <wp:effectExtent l="0" t="0" r="0" b="0"/>
             <wp:docPr id="272" name="04-settings.png" descr="La página Configuración con las tarjetas Idioma, Tema y Paleta de colores." title="La página Configuración con las tarjetas Idioma, Tema y Paleta de colores."/>
@@ -4115,10 +4115,10 @@
 <file path=word/numbering.xml><?xml version="1.0" encoding="utf-8"?>
 <w:numbering xmlns:wpc="http://schemas.microsoft.com/office/word/2010/wordprocessingCanvas" xmlns:cx="http://schemas.microsoft.com/office/drawing/2014/chartex" xmlns:cx1="http://schemas.microsoft.com/office/drawing/2015/9/8/chartex" xmlns:cx2="http://schemas.microsoft.com/office/drawing/2015/10/21/chartex" xmlns:cx3="http://schemas.microsoft.com/office/drawing/2016/5/9/chartex" xmlns:cx4="http://schemas.microsoft.com/office/drawing/2016/5/10/chartex" xmlns:cx5="http://schemas.microsoft.com/office/drawing/2016/5/11/chartex" xmlns:cx6="http://schemas.microsoft.com/office/drawing/2016/5/12/chartex" xmlns:cx7="http://schemas.microsoft.com/office/drawing/2016/5/13/chartex" xmlns:cx8="http://schemas.microsoft.com/office/drawing/2016/5/14/chartex" xmlns:mc="http://schemas.openxmlformats.org/markup-compatibility/2006" xmlns:aink="http://schemas.microsoft.com/office/drawing/2016/ink" xmlns:am3d="http://schemas.microsoft.com/office/drawing/2017/model3d" xmlns:o="urn:schemas-microsoft-com:office:office" xmlns:oel="http://schemas.microsoft.com/office/2019/extlst" xmlns:r="http://schemas.openxmlformats.org/officeDocument/2006/relationships" xmlns:m="http://schemas.openxmlformats.org/officeDocument/2006/math" xmlns:v="urn:schemas-microsoft-com:vml" xmlns:wp14="http://schemas.microsoft.com/office/word/2010/wordprocessingDrawing" xmlns:wp="http://schemas.openxmlformats.org/drawingml/2006/wordprocessingDrawing" xmlns:w10="urn:schemas-microsoft-com:office:word" xmlns:w="http://schemas.openxmlformats.org/wordprocessingml/2006/main" xmlns:w14="http://schemas.microsoft.com/office/word/2010/wordml" xmlns:w15="http://schemas.microsoft.com/office/word/2012/wordml" xmlns:w16cex="http://schemas.microsoft.com/office/word/2018/wordml/cex" xmlns:w16cid="http://schemas.microsoft.com/office/word/2016/wordml/cid" xmlns:w16="http://schemas.microsoft.com/office/word/2018/wordml" xmlns:w16sdtdh="http://schemas.microsoft.com/office/word/2020/wordml/sdtdatahash" xmlns:w16se="http://schemas.microsoft.com/office/word/2015/wordml/symex" xmlns:wpg="http://schemas.microsoft.com/office/word/2010/wordprocessingGroup" xmlns:wpi="http://schemas.microsoft.com/office/word/2010/wordprocessingInk" xmlns:wne="http://schemas.microsoft.com/office/word/2006/wordml" xmlns:wps="http://schemas.microsoft.com/office/word/2010/wordprocessingShape" mc:Ignorable="w14 w15 w16se w16cid w16 w16cex w16sdtdh wp14">
   <w:abstractNum w:abstractNumId="0" w15:restartNumberingAfterBreak="0">
-    <w:nsid w:val="03C67D83"/>
+    <w:nsid w:val="03EE7F5D"/>
     <w:multiLevelType w:val="hybridMultilevel"/>
-    <w:tmpl w:val="C39CDAD6"/>
-    <w:lvl w:ilvl="0" w:tplc="00725A1C">
+    <w:tmpl w:val="F000B840"/>
+    <w:lvl w:ilvl="0" w:tplc="06A2C492">
       <w:start w:val="1"/>
       <w:numFmt w:val="decimal"/>
       <w:lvlText w:val="%1."/>
@@ -4127,7 +4127,7 @@
         <w:ind w:left="360" w:hanging="300"/>
       </w:pPr>
     </w:lvl>
-    <w:lvl w:ilvl="1" w:tplc="7926421E" w:tentative="1">
+    <w:lvl w:ilvl="1" w:tplc="A6A6A8BA" w:tentative="1">
       <w:start w:val="1"/>
       <w:numFmt w:val="lowerLetter"/>
       <w:lvlText w:val="%2."/>
@@ -4136,47 +4136,47 @@
         <w:ind w:left="720" w:hanging="300"/>
       </w:pPr>
     </w:lvl>
-    <w:lvl w:ilvl="2" w:tplc="D7AA254A">
-      <w:numFmt w:val="decimal"/>
-      <w:lvlText w:val=""/>
-      <w:lvlJc w:val="left"/>
-    </w:lvl>
-    <w:lvl w:ilvl="3" w:tplc="C95441C8">
-      <w:numFmt w:val="decimal"/>
-      <w:lvlText w:val=""/>
-      <w:lvlJc w:val="left"/>
-    </w:lvl>
-    <w:lvl w:ilvl="4" w:tplc="1436B78C">
-      <w:numFmt w:val="decimal"/>
-      <w:lvlText w:val=""/>
-      <w:lvlJc w:val="left"/>
-    </w:lvl>
-    <w:lvl w:ilvl="5" w:tplc="291A45DA">
-      <w:numFmt w:val="decimal"/>
-      <w:lvlText w:val=""/>
-      <w:lvlJc w:val="left"/>
-    </w:lvl>
-    <w:lvl w:ilvl="6" w:tplc="1D522C9A">
-      <w:numFmt w:val="decimal"/>
-      <w:lvlText w:val=""/>
-      <w:lvlJc w:val="left"/>
-    </w:lvl>
-    <w:lvl w:ilvl="7" w:tplc="93024856">
-      <w:numFmt w:val="decimal"/>
-      <w:lvlText w:val=""/>
-      <w:lvlJc w:val="left"/>
-    </w:lvl>
-    <w:lvl w:ilvl="8" w:tplc="7794D0EA">
+    <w:lvl w:ilvl="2" w:tplc="9714744C">
+      <w:numFmt w:val="decimal"/>
+      <w:lvlText w:val=""/>
+      <w:lvlJc w:val="left"/>
+    </w:lvl>
+    <w:lvl w:ilvl="3" w:tplc="1F58B936">
+      <w:numFmt w:val="decimal"/>
+      <w:lvlText w:val=""/>
+      <w:lvlJc w:val="left"/>
+    </w:lvl>
+    <w:lvl w:ilvl="4" w:tplc="D7F6A486">
+      <w:numFmt w:val="decimal"/>
+      <w:lvlText w:val=""/>
+      <w:lvlJc w:val="left"/>
+    </w:lvl>
+    <w:lvl w:ilvl="5" w:tplc="2B48E288">
+      <w:numFmt w:val="decimal"/>
+      <w:lvlText w:val=""/>
+      <w:lvlJc w:val="left"/>
+    </w:lvl>
+    <w:lvl w:ilvl="6" w:tplc="09FC747C">
+      <w:numFmt w:val="decimal"/>
+      <w:lvlText w:val=""/>
+      <w:lvlJc w:val="left"/>
+    </w:lvl>
+    <w:lvl w:ilvl="7" w:tplc="4F6EA748">
+      <w:numFmt w:val="decimal"/>
+      <w:lvlText w:val=""/>
+      <w:lvlJc w:val="left"/>
+    </w:lvl>
+    <w:lvl w:ilvl="8" w:tplc="EB12C586">
       <w:numFmt w:val="decimal"/>
       <w:lvlText w:val=""/>
       <w:lvlJc w:val="left"/>
     </w:lvl>
   </w:abstractNum>
   <w:abstractNum w:abstractNumId="1" w15:restartNumberingAfterBreak="0">
-    <w:nsid w:val="0AC84FDB"/>
+    <w:nsid w:val="09890F6C"/>
     <w:multiLevelType w:val="hybridMultilevel"/>
-    <w:tmpl w:val="78E6AF56"/>
-    <w:lvl w:ilvl="0" w:tplc="09544038">
+    <w:tmpl w:val="B1A80524"/>
+    <w:lvl w:ilvl="0" w:tplc="A274E262">
       <w:start w:val="1"/>
       <w:numFmt w:val="decimal"/>
       <w:lvlText w:val="%1."/>
@@ -4185,7 +4185,7 @@
         <w:ind w:left="360" w:hanging="300"/>
       </w:pPr>
     </w:lvl>
-    <w:lvl w:ilvl="1" w:tplc="0234E3C0" w:tentative="1">
+    <w:lvl w:ilvl="1" w:tplc="67522908" w:tentative="1">
       <w:start w:val="1"/>
       <w:numFmt w:val="lowerLetter"/>
       <w:lvlText w:val="%2."/>
@@ -4194,47 +4194,47 @@
         <w:ind w:left="720" w:hanging="300"/>
       </w:pPr>
     </w:lvl>
-    <w:lvl w:ilvl="2" w:tplc="EE084E30">
-      <w:numFmt w:val="decimal"/>
-      <w:lvlText w:val=""/>
-      <w:lvlJc w:val="left"/>
-    </w:lvl>
-    <w:lvl w:ilvl="3" w:tplc="EE8E5CDE">
-      <w:numFmt w:val="decimal"/>
-      <w:lvlText w:val=""/>
-      <w:lvlJc w:val="left"/>
-    </w:lvl>
-    <w:lvl w:ilvl="4" w:tplc="4E7A141A">
-      <w:numFmt w:val="decimal"/>
-      <w:lvlText w:val=""/>
-      <w:lvlJc w:val="left"/>
-    </w:lvl>
-    <w:lvl w:ilvl="5" w:tplc="90AEE974">
-      <w:numFmt w:val="decimal"/>
-      <w:lvlText w:val=""/>
-      <w:lvlJc w:val="left"/>
-    </w:lvl>
-    <w:lvl w:ilvl="6" w:tplc="9F1693DC">
-      <w:numFmt w:val="decimal"/>
-      <w:lvlText w:val=""/>
-      <w:lvlJc w:val="left"/>
-    </w:lvl>
-    <w:lvl w:ilvl="7" w:tplc="06400190">
-      <w:numFmt w:val="decimal"/>
-      <w:lvlText w:val=""/>
-      <w:lvlJc w:val="left"/>
-    </w:lvl>
-    <w:lvl w:ilvl="8" w:tplc="60CCC754">
+    <w:lvl w:ilvl="2" w:tplc="71A682DC">
+      <w:numFmt w:val="decimal"/>
+      <w:lvlText w:val=""/>
+      <w:lvlJc w:val="left"/>
+    </w:lvl>
+    <w:lvl w:ilvl="3" w:tplc="BC662B5A">
+      <w:numFmt w:val="decimal"/>
+      <w:lvlText w:val=""/>
+      <w:lvlJc w:val="left"/>
+    </w:lvl>
+    <w:lvl w:ilvl="4" w:tplc="A438812C">
+      <w:numFmt w:val="decimal"/>
+      <w:lvlText w:val=""/>
+      <w:lvlJc w:val="left"/>
+    </w:lvl>
+    <w:lvl w:ilvl="5" w:tplc="DB20EE24">
+      <w:numFmt w:val="decimal"/>
+      <w:lvlText w:val=""/>
+      <w:lvlJc w:val="left"/>
+    </w:lvl>
+    <w:lvl w:ilvl="6" w:tplc="70666850">
+      <w:numFmt w:val="decimal"/>
+      <w:lvlText w:val=""/>
+      <w:lvlJc w:val="left"/>
+    </w:lvl>
+    <w:lvl w:ilvl="7" w:tplc="664A99FC">
+      <w:numFmt w:val="decimal"/>
+      <w:lvlText w:val=""/>
+      <w:lvlJc w:val="left"/>
+    </w:lvl>
+    <w:lvl w:ilvl="8" w:tplc="D946E906">
       <w:numFmt w:val="decimal"/>
       <w:lvlText w:val=""/>
       <w:lvlJc w:val="left"/>
     </w:lvl>
   </w:abstractNum>
   <w:abstractNum w:abstractNumId="2" w15:restartNumberingAfterBreak="0">
-    <w:nsid w:val="13711700"/>
+    <w:nsid w:val="0D8E37B4"/>
     <w:multiLevelType w:val="hybridMultilevel"/>
-    <w:tmpl w:val="43A22386"/>
-    <w:lvl w:ilvl="0" w:tplc="2030277E">
+    <w:tmpl w:val="7A14C396"/>
+    <w:lvl w:ilvl="0" w:tplc="C804E626">
       <w:start w:val="1"/>
       <w:numFmt w:val="decimal"/>
       <w:lvlText w:val="%1."/>
@@ -4243,7 +4243,7 @@
         <w:ind w:left="360" w:hanging="300"/>
       </w:pPr>
     </w:lvl>
-    <w:lvl w:ilvl="1" w:tplc="78361326" w:tentative="1">
+    <w:lvl w:ilvl="1" w:tplc="E49232C4" w:tentative="1">
       <w:start w:val="1"/>
       <w:numFmt w:val="lowerLetter"/>
       <w:lvlText w:val="%2."/>
@@ -4252,47 +4252,249 @@
         <w:ind w:left="720" w:hanging="300"/>
       </w:pPr>
     </w:lvl>
-    <w:lvl w:ilvl="2" w:tplc="E96ED210">
-      <w:numFmt w:val="decimal"/>
-      <w:lvlText w:val=""/>
-      <w:lvlJc w:val="left"/>
-    </w:lvl>
-    <w:lvl w:ilvl="3" w:tplc="3014E872">
-      <w:numFmt w:val="decimal"/>
-      <w:lvlText w:val=""/>
-      <w:lvlJc w:val="left"/>
-    </w:lvl>
-    <w:lvl w:ilvl="4" w:tplc="1842ED60">
-      <w:numFmt w:val="decimal"/>
-      <w:lvlText w:val=""/>
-      <w:lvlJc w:val="left"/>
-    </w:lvl>
-    <w:lvl w:ilvl="5" w:tplc="40DEE2B2">
-      <w:numFmt w:val="decimal"/>
-      <w:lvlText w:val=""/>
-      <w:lvlJc w:val="left"/>
-    </w:lvl>
-    <w:lvl w:ilvl="6" w:tplc="7A2ECED0">
-      <w:numFmt w:val="decimal"/>
-      <w:lvlText w:val=""/>
-      <w:lvlJc w:val="left"/>
-    </w:lvl>
-    <w:lvl w:ilvl="7" w:tplc="8E6E8392">
-      <w:numFmt w:val="decimal"/>
-      <w:lvlText w:val=""/>
-      <w:lvlJc w:val="left"/>
-    </w:lvl>
-    <w:lvl w:ilvl="8" w:tplc="FA7AD5D8">
+    <w:lvl w:ilvl="2" w:tplc="049E87BC">
+      <w:numFmt w:val="decimal"/>
+      <w:lvlText w:val=""/>
+      <w:lvlJc w:val="left"/>
+    </w:lvl>
+    <w:lvl w:ilvl="3" w:tplc="E042E252">
+      <w:numFmt w:val="decimal"/>
+      <w:lvlText w:val=""/>
+      <w:lvlJc w:val="left"/>
+    </w:lvl>
+    <w:lvl w:ilvl="4" w:tplc="0ED8F954">
+      <w:numFmt w:val="decimal"/>
+      <w:lvlText w:val=""/>
+      <w:lvlJc w:val="left"/>
+    </w:lvl>
+    <w:lvl w:ilvl="5" w:tplc="9D06627C">
+      <w:numFmt w:val="decimal"/>
+      <w:lvlText w:val=""/>
+      <w:lvlJc w:val="left"/>
+    </w:lvl>
+    <w:lvl w:ilvl="6" w:tplc="9C1A3532">
+      <w:numFmt w:val="decimal"/>
+      <w:lvlText w:val=""/>
+      <w:lvlJc w:val="left"/>
+    </w:lvl>
+    <w:lvl w:ilvl="7" w:tplc="24D8CAF4">
+      <w:numFmt w:val="decimal"/>
+      <w:lvlText w:val=""/>
+      <w:lvlJc w:val="left"/>
+    </w:lvl>
+    <w:lvl w:ilvl="8" w:tplc="945C16E0">
       <w:numFmt w:val="decimal"/>
       <w:lvlText w:val=""/>
       <w:lvlJc w:val="left"/>
     </w:lvl>
   </w:abstractNum>
   <w:abstractNum w:abstractNumId="3" w15:restartNumberingAfterBreak="0">
-    <w:nsid w:val="14165379"/>
+    <w:nsid w:val="34403927"/>
     <w:multiLevelType w:val="hybridMultilevel"/>
-    <w:tmpl w:val="273A624C"/>
-    <w:lvl w:ilvl="0" w:tplc="7556D050" w:tentative="1">
+    <w:tmpl w:val="89364CAC"/>
+    <w:lvl w:ilvl="0" w:tplc="DBCCB0C8" w:tentative="1">
+      <w:start w:val="1"/>
+      <w:numFmt w:val="bullet"/>
+      <w:lvlText w:val="●"/>
+      <w:lvlJc w:val="left"/>
+      <w:pPr>
+        <w:ind w:left="720" w:hanging="360"/>
+      </w:pPr>
+    </w:lvl>
+    <w:lvl w:ilvl="1" w:tplc="6A56CB6A" w:tentative="1">
+      <w:start w:val="1"/>
+      <w:numFmt w:val="bullet"/>
+      <w:lvlText w:val="○"/>
+      <w:lvlJc w:val="left"/>
+      <w:pPr>
+        <w:ind w:left="1440" w:hanging="360"/>
+      </w:pPr>
+    </w:lvl>
+    <w:lvl w:ilvl="2" w:tplc="248A0832" w:tentative="1">
+      <w:start w:val="1"/>
+      <w:numFmt w:val="bullet"/>
+      <w:lvlText w:val="■"/>
+      <w:lvlJc w:val="left"/>
+      <w:pPr>
+        <w:ind w:left="2160" w:hanging="360"/>
+      </w:pPr>
+    </w:lvl>
+    <w:lvl w:ilvl="3" w:tplc="DF9CE798" w:tentative="1">
+      <w:start w:val="1"/>
+      <w:numFmt w:val="bullet"/>
+      <w:lvlText w:val="●"/>
+      <w:lvlJc w:val="left"/>
+      <w:pPr>
+        <w:ind w:left="2880" w:hanging="360"/>
+      </w:pPr>
+    </w:lvl>
+    <w:lvl w:ilvl="4" w:tplc="3788E454" w:tentative="1">
+      <w:start w:val="1"/>
+      <w:numFmt w:val="bullet"/>
+      <w:lvlText w:val="○"/>
+      <w:lvlJc w:val="left"/>
+      <w:pPr>
+        <w:ind w:left="3600" w:hanging="360"/>
+      </w:pPr>
+    </w:lvl>
+    <w:lvl w:ilvl="5" w:tplc="E61E9F16" w:tentative="1">
+      <w:start w:val="1"/>
+      <w:numFmt w:val="bullet"/>
+      <w:lvlText w:val="■"/>
+      <w:lvlJc w:val="left"/>
+      <w:pPr>
+        <w:ind w:left="4320" w:hanging="360"/>
+      </w:pPr>
+    </w:lvl>
+    <w:lvl w:ilvl="6" w:tplc="A21C9F64" w:tentative="1">
+      <w:start w:val="1"/>
+      <w:numFmt w:val="bullet"/>
+      <w:lvlText w:val="●"/>
+      <w:lvlJc w:val="left"/>
+      <w:pPr>
+        <w:ind w:left="5040" w:hanging="360"/>
+      </w:pPr>
+    </w:lvl>
+    <w:lvl w:ilvl="7" w:tplc="5A866276" w:tentative="1">
+      <w:start w:val="1"/>
+      <w:numFmt w:val="bullet"/>
+      <w:lvlText w:val="●"/>
+      <w:lvlJc w:val="left"/>
+      <w:pPr>
+        <w:ind w:left="5760" w:hanging="360"/>
+      </w:pPr>
+    </w:lvl>
+    <w:lvl w:ilvl="8" w:tplc="DAB8754A" w:tentative="1">
+      <w:start w:val="1"/>
+      <w:numFmt w:val="bullet"/>
+      <w:lvlText w:val="●"/>
+      <w:lvlJc w:val="left"/>
+      <w:pPr>
+        <w:ind w:left="6480" w:hanging="360"/>
+      </w:pPr>
+    </w:lvl>
+  </w:abstractNum>
+  <w:abstractNum w:abstractNumId="4" w15:restartNumberingAfterBreak="0">
+    <w:nsid w:val="44E136D4"/>
+    <w:multiLevelType w:val="hybridMultilevel"/>
+    <w:tmpl w:val="4C7EE4F2"/>
+    <w:lvl w:ilvl="0" w:tplc="A7DAFE9E">
+      <w:start w:val="1"/>
+      <w:numFmt w:val="decimal"/>
+      <w:lvlText w:val="%1."/>
+      <w:lvlJc w:val="left"/>
+      <w:pPr>
+        <w:ind w:left="360" w:hanging="300"/>
+      </w:pPr>
+    </w:lvl>
+    <w:lvl w:ilvl="1" w:tplc="B536804A" w:tentative="1">
+      <w:start w:val="1"/>
+      <w:numFmt w:val="lowerLetter"/>
+      <w:lvlText w:val="%2."/>
+      <w:lvlJc w:val="left"/>
+      <w:pPr>
+        <w:ind w:left="720" w:hanging="300"/>
+      </w:pPr>
+    </w:lvl>
+    <w:lvl w:ilvl="2" w:tplc="29C265BA">
+      <w:numFmt w:val="decimal"/>
+      <w:lvlText w:val=""/>
+      <w:lvlJc w:val="left"/>
+    </w:lvl>
+    <w:lvl w:ilvl="3" w:tplc="028AB44E">
+      <w:numFmt w:val="decimal"/>
+      <w:lvlText w:val=""/>
+      <w:lvlJc w:val="left"/>
+    </w:lvl>
+    <w:lvl w:ilvl="4" w:tplc="A5AAF712">
+      <w:numFmt w:val="decimal"/>
+      <w:lvlText w:val=""/>
+      <w:lvlJc w:val="left"/>
+    </w:lvl>
+    <w:lvl w:ilvl="5" w:tplc="0EBA7620">
+      <w:numFmt w:val="decimal"/>
+      <w:lvlText w:val=""/>
+      <w:lvlJc w:val="left"/>
+    </w:lvl>
+    <w:lvl w:ilvl="6" w:tplc="2A2C592C">
+      <w:numFmt w:val="decimal"/>
+      <w:lvlText w:val=""/>
+      <w:lvlJc w:val="left"/>
+    </w:lvl>
+    <w:lvl w:ilvl="7" w:tplc="897266BE">
+      <w:numFmt w:val="decimal"/>
+      <w:lvlText w:val=""/>
+      <w:lvlJc w:val="left"/>
+    </w:lvl>
+    <w:lvl w:ilvl="8" w:tplc="FB104A32">
+      <w:numFmt w:val="decimal"/>
+      <w:lvlText w:val=""/>
+      <w:lvlJc w:val="left"/>
+    </w:lvl>
+  </w:abstractNum>
+  <w:abstractNum w:abstractNumId="5" w15:restartNumberingAfterBreak="0">
+    <w:nsid w:val="5D8633B3"/>
+    <w:multiLevelType w:val="hybridMultilevel"/>
+    <w:tmpl w:val="43A8180C"/>
+    <w:lvl w:ilvl="0" w:tplc="D70EF2BA">
+      <w:start w:val="1"/>
+      <w:numFmt w:val="decimal"/>
+      <w:lvlText w:val="%1."/>
+      <w:lvlJc w:val="left"/>
+      <w:pPr>
+        <w:ind w:left="360" w:hanging="300"/>
+      </w:pPr>
+    </w:lvl>
+    <w:lvl w:ilvl="1" w:tplc="4E30DA70" w:tentative="1">
+      <w:start w:val="1"/>
+      <w:numFmt w:val="lowerLetter"/>
+      <w:lvlText w:val="%2."/>
+      <w:lvlJc w:val="left"/>
+      <w:pPr>
+        <w:ind w:left="720" w:hanging="300"/>
+      </w:pPr>
+    </w:lvl>
+    <w:lvl w:ilvl="2" w:tplc="7A70B0A2">
+      <w:numFmt w:val="decimal"/>
+      <w:lvlText w:val=""/>
+      <w:lvlJc w:val="left"/>
+    </w:lvl>
+    <w:lvl w:ilvl="3" w:tplc="AFFE2D50">
+      <w:numFmt w:val="decimal"/>
+      <w:lvlText w:val=""/>
+      <w:lvlJc w:val="left"/>
+    </w:lvl>
+    <w:lvl w:ilvl="4" w:tplc="DF4E2E64">
+      <w:numFmt w:val="decimal"/>
+      <w:lvlText w:val=""/>
+      <w:lvlJc w:val="left"/>
+    </w:lvl>
+    <w:lvl w:ilvl="5" w:tplc="2D0EC988">
+      <w:numFmt w:val="decimal"/>
+      <w:lvlText w:val=""/>
+      <w:lvlJc w:val="left"/>
+    </w:lvl>
+    <w:lvl w:ilvl="6" w:tplc="FA16A74E">
+      <w:numFmt w:val="decimal"/>
+      <w:lvlText w:val=""/>
+      <w:lvlJc w:val="left"/>
+    </w:lvl>
+    <w:lvl w:ilvl="7" w:tplc="DF9CF23C">
+      <w:numFmt w:val="decimal"/>
+      <w:lvlText w:val=""/>
+      <w:lvlJc w:val="left"/>
+    </w:lvl>
+    <w:lvl w:ilvl="8" w:tplc="82AEABB0">
+      <w:numFmt w:val="decimal"/>
+      <w:lvlText w:val=""/>
+      <w:lvlJc w:val="left"/>
+    </w:lvl>
+  </w:abstractNum>
+  <w:abstractNum w:abstractNumId="6" w15:restartNumberingAfterBreak="0">
+    <w:nsid w:val="5DB64B49"/>
+    <w:multiLevelType w:val="hybridMultilevel"/>
+    <w:tmpl w:val="F51CD01E"/>
+    <w:lvl w:ilvl="0" w:tplc="9EF82330" w:tentative="1">
       <w:start w:val="1"/>
       <w:numFmt w:val="bullet"/>
       <w:lvlText w:val="•"/>
@@ -4301,7 +4503,7 @@
         <w:ind w:left="360" w:hanging="260"/>
       </w:pPr>
     </w:lvl>
-    <w:lvl w:ilvl="1" w:tplc="39282F48" w:tentative="1">
+    <w:lvl w:ilvl="1" w:tplc="41BE6CA0" w:tentative="1">
       <w:start w:val="1"/>
       <w:numFmt w:val="bullet"/>
       <w:lvlText w:val="–"/>
@@ -4310,134 +4512,48 @@
         <w:ind w:left="720" w:hanging="260"/>
       </w:pPr>
     </w:lvl>
-    <w:lvl w:ilvl="2" w:tplc="406C0334">
-      <w:numFmt w:val="decimal"/>
-      <w:lvlText w:val=""/>
-      <w:lvlJc w:val="left"/>
-    </w:lvl>
-    <w:lvl w:ilvl="3" w:tplc="4010027A">
-      <w:numFmt w:val="decimal"/>
-      <w:lvlText w:val=""/>
-      <w:lvlJc w:val="left"/>
-    </w:lvl>
-    <w:lvl w:ilvl="4" w:tplc="7ACEB5B0">
-      <w:numFmt w:val="decimal"/>
-      <w:lvlText w:val=""/>
-      <w:lvlJc w:val="left"/>
-    </w:lvl>
-    <w:lvl w:ilvl="5" w:tplc="99E6A708">
-      <w:numFmt w:val="decimal"/>
-      <w:lvlText w:val=""/>
-      <w:lvlJc w:val="left"/>
-    </w:lvl>
-    <w:lvl w:ilvl="6" w:tplc="46CA06D8">
-      <w:numFmt w:val="decimal"/>
-      <w:lvlText w:val=""/>
-      <w:lvlJc w:val="left"/>
-    </w:lvl>
-    <w:lvl w:ilvl="7" w:tplc="CAD61434">
-      <w:numFmt w:val="decimal"/>
-      <w:lvlText w:val=""/>
-      <w:lvlJc w:val="left"/>
-    </w:lvl>
-    <w:lvl w:ilvl="8" w:tplc="911A24A4">
+    <w:lvl w:ilvl="2" w:tplc="A95A6262">
+      <w:numFmt w:val="decimal"/>
+      <w:lvlText w:val=""/>
+      <w:lvlJc w:val="left"/>
+    </w:lvl>
+    <w:lvl w:ilvl="3" w:tplc="B90EC6F4">
+      <w:numFmt w:val="decimal"/>
+      <w:lvlText w:val=""/>
+      <w:lvlJc w:val="left"/>
+    </w:lvl>
+    <w:lvl w:ilvl="4" w:tplc="1AB854DC">
+      <w:numFmt w:val="decimal"/>
+      <w:lvlText w:val=""/>
+      <w:lvlJc w:val="left"/>
+    </w:lvl>
+    <w:lvl w:ilvl="5" w:tplc="07688BDC">
+      <w:numFmt w:val="decimal"/>
+      <w:lvlText w:val=""/>
+      <w:lvlJc w:val="left"/>
+    </w:lvl>
+    <w:lvl w:ilvl="6" w:tplc="0E52AECE">
+      <w:numFmt w:val="decimal"/>
+      <w:lvlText w:val=""/>
+      <w:lvlJc w:val="left"/>
+    </w:lvl>
+    <w:lvl w:ilvl="7" w:tplc="BE84726E">
+      <w:numFmt w:val="decimal"/>
+      <w:lvlText w:val=""/>
+      <w:lvlJc w:val="left"/>
+    </w:lvl>
+    <w:lvl w:ilvl="8" w:tplc="42D0BBE2">
       <w:numFmt w:val="decimal"/>
       <w:lvlText w:val=""/>
       <w:lvlJc w:val="left"/>
     </w:lvl>
   </w:abstractNum>
-  <w:abstractNum w:abstractNumId="4" w15:restartNumberingAfterBreak="0">
-    <w:nsid w:val="238E4173"/>
+  <w:abstractNum w:abstractNumId="7" w15:restartNumberingAfterBreak="0">
+    <w:nsid w:val="67416DFD"/>
     <w:multiLevelType w:val="hybridMultilevel"/>
-    <w:tmpl w:val="263C4D86"/>
-    <w:lvl w:ilvl="0" w:tplc="8BD28BF2" w:tentative="1">
+    <w:tmpl w:val="B1E081CE"/>
+    <w:lvl w:ilvl="0" w:tplc="3156282E">
       <w:start w:val="1"/>
-      <w:numFmt w:val="bullet"/>
-      <w:lvlText w:val="●"/>
-      <w:lvlJc w:val="left"/>
-      <w:pPr>
-        <w:ind w:left="720" w:hanging="360"/>
-      </w:pPr>
-    </w:lvl>
-    <w:lvl w:ilvl="1" w:tplc="4C189C80" w:tentative="1">
-      <w:start w:val="1"/>
-      <w:numFmt w:val="bullet"/>
-      <w:lvlText w:val="○"/>
-      <w:lvlJc w:val="left"/>
-      <w:pPr>
-        <w:ind w:left="1440" w:hanging="360"/>
-      </w:pPr>
-    </w:lvl>
-    <w:lvl w:ilvl="2" w:tplc="5E2AD85C" w:tentative="1">
-      <w:start w:val="1"/>
-      <w:numFmt w:val="bullet"/>
-      <w:lvlText w:val="■"/>
-      <w:lvlJc w:val="left"/>
-      <w:pPr>
-        <w:ind w:left="2160" w:hanging="360"/>
-      </w:pPr>
-    </w:lvl>
-    <w:lvl w:ilvl="3" w:tplc="DD7A1444" w:tentative="1">
-      <w:start w:val="1"/>
-      <w:numFmt w:val="bullet"/>
-      <w:lvlText w:val="●"/>
-      <w:lvlJc w:val="left"/>
-      <w:pPr>
-        <w:ind w:left="2880" w:hanging="360"/>
-      </w:pPr>
-    </w:lvl>
-    <w:lvl w:ilvl="4" w:tplc="EF80CB7E" w:tentative="1">
-      <w:start w:val="1"/>
-      <w:numFmt w:val="bullet"/>
-      <w:lvlText w:val="○"/>
-      <w:lvlJc w:val="left"/>
-      <w:pPr>
-        <w:ind w:left="3600" w:hanging="360"/>
-      </w:pPr>
-    </w:lvl>
-    <w:lvl w:ilvl="5" w:tplc="18C82CDE" w:tentative="1">
-      <w:start w:val="1"/>
-      <w:numFmt w:val="bullet"/>
-      <w:lvlText w:val="■"/>
-      <w:lvlJc w:val="left"/>
-      <w:pPr>
-        <w:ind w:left="4320" w:hanging="360"/>
-      </w:pPr>
-    </w:lvl>
-    <w:lvl w:ilvl="6" w:tplc="A01CE646" w:tentative="1">
-      <w:start w:val="1"/>
-      <w:numFmt w:val="bullet"/>
-      <w:lvlText w:val="●"/>
-      <w:lvlJc w:val="left"/>
-      <w:pPr>
-        <w:ind w:left="5040" w:hanging="360"/>
-      </w:pPr>
-    </w:lvl>
-    <w:lvl w:ilvl="7" w:tplc="CDD63FE0" w:tentative="1">
-      <w:start w:val="1"/>
-      <w:numFmt w:val="bullet"/>
-      <w:lvlText w:val="●"/>
-      <w:lvlJc w:val="left"/>
-      <w:pPr>
-        <w:ind w:left="5760" w:hanging="360"/>
-      </w:pPr>
-    </w:lvl>
-    <w:lvl w:ilvl="8" w:tplc="FF4A3E50" w:tentative="1">
-      <w:start w:val="1"/>
-      <w:numFmt w:val="bullet"/>
-      <w:lvlText w:val="●"/>
-      <w:lvlJc w:val="left"/>
-      <w:pPr>
-        <w:ind w:left="6480" w:hanging="360"/>
-      </w:pPr>
-    </w:lvl>
-  </w:abstractNum>
-  <w:abstractNum w:abstractNumId="5" w15:restartNumberingAfterBreak="0">
-    <w:nsid w:val="2DF96530"/>
-    <w:multiLevelType w:val="hybridMultilevel"/>
-    <w:tmpl w:val="82D0FBF6"/>
-    <w:lvl w:ilvl="0" w:tplc="943EA6D2">
-      <w:start w:val="1"/>
       <w:numFmt w:val="decimal"/>
       <w:lvlText w:val="%1."/>
       <w:lvlJc w:val="left"/>
@@ -4445,7 +4561,7 @@
         <w:ind w:left="360" w:hanging="300"/>
       </w:pPr>
     </w:lvl>
-    <w:lvl w:ilvl="1" w:tplc="2F1ED64E" w:tentative="1">
+    <w:lvl w:ilvl="1" w:tplc="CD5E4720" w:tentative="1">
       <w:start w:val="1"/>
       <w:numFmt w:val="lowerLetter"/>
       <w:lvlText w:val="%2."/>
@@ -4454,47 +4570,47 @@
         <w:ind w:left="720" w:hanging="300"/>
       </w:pPr>
     </w:lvl>
-    <w:lvl w:ilvl="2" w:tplc="2CDEB000">
-      <w:numFmt w:val="decimal"/>
-      <w:lvlText w:val=""/>
-      <w:lvlJc w:val="left"/>
-    </w:lvl>
-    <w:lvl w:ilvl="3" w:tplc="91109E4C">
-      <w:numFmt w:val="decimal"/>
-      <w:lvlText w:val=""/>
-      <w:lvlJc w:val="left"/>
-    </w:lvl>
-    <w:lvl w:ilvl="4" w:tplc="3694398A">
-      <w:numFmt w:val="decimal"/>
-      <w:lvlText w:val=""/>
-      <w:lvlJc w:val="left"/>
-    </w:lvl>
-    <w:lvl w:ilvl="5" w:tplc="EB560438">
-      <w:numFmt w:val="decimal"/>
-      <w:lvlText w:val=""/>
-      <w:lvlJc w:val="left"/>
-    </w:lvl>
-    <w:lvl w:ilvl="6" w:tplc="169E04BA">
-      <w:numFmt w:val="decimal"/>
-      <w:lvlText w:val=""/>
-      <w:lvlJc w:val="left"/>
-    </w:lvl>
-    <w:lvl w:ilvl="7" w:tplc="976CA0A4">
-      <w:numFmt w:val="decimal"/>
-      <w:lvlText w:val=""/>
-      <w:lvlJc w:val="left"/>
-    </w:lvl>
-    <w:lvl w:ilvl="8" w:tplc="59B4B7A0">
+    <w:lvl w:ilvl="2" w:tplc="0B9CE2A4">
+      <w:numFmt w:val="decimal"/>
+      <w:lvlText w:val=""/>
+      <w:lvlJc w:val="left"/>
+    </w:lvl>
+    <w:lvl w:ilvl="3" w:tplc="67CED23A">
+      <w:numFmt w:val="decimal"/>
+      <w:lvlText w:val=""/>
+      <w:lvlJc w:val="left"/>
+    </w:lvl>
+    <w:lvl w:ilvl="4" w:tplc="72B89146">
+      <w:numFmt w:val="decimal"/>
+      <w:lvlText w:val=""/>
+      <w:lvlJc w:val="left"/>
+    </w:lvl>
+    <w:lvl w:ilvl="5" w:tplc="AE684A44">
+      <w:numFmt w:val="decimal"/>
+      <w:lvlText w:val=""/>
+      <w:lvlJc w:val="left"/>
+    </w:lvl>
+    <w:lvl w:ilvl="6" w:tplc="79C4BD4E">
+      <w:numFmt w:val="decimal"/>
+      <w:lvlText w:val=""/>
+      <w:lvlJc w:val="left"/>
+    </w:lvl>
+    <w:lvl w:ilvl="7" w:tplc="CB1C8518">
+      <w:numFmt w:val="decimal"/>
+      <w:lvlText w:val=""/>
+      <w:lvlJc w:val="left"/>
+    </w:lvl>
+    <w:lvl w:ilvl="8" w:tplc="7DCC7F88">
       <w:numFmt w:val="decimal"/>
       <w:lvlText w:val=""/>
       <w:lvlJc w:val="left"/>
     </w:lvl>
   </w:abstractNum>
-  <w:abstractNum w:abstractNumId="6" w15:restartNumberingAfterBreak="0">
-    <w:nsid w:val="43DC0B49"/>
+  <w:abstractNum w:abstractNumId="8" w15:restartNumberingAfterBreak="0">
+    <w:nsid w:val="67D23564"/>
     <w:multiLevelType w:val="hybridMultilevel"/>
-    <w:tmpl w:val="2DD6D242"/>
-    <w:lvl w:ilvl="0" w:tplc="E11EE56C">
+    <w:tmpl w:val="E2F68FC6"/>
+    <w:lvl w:ilvl="0" w:tplc="2416C6DA">
       <w:start w:val="1"/>
       <w:numFmt w:val="decimal"/>
       <w:lvlText w:val="%1."/>
@@ -4503,7 +4619,7 @@
         <w:ind w:left="360" w:hanging="300"/>
       </w:pPr>
     </w:lvl>
-    <w:lvl w:ilvl="1" w:tplc="F342B110" w:tentative="1">
+    <w:lvl w:ilvl="1" w:tplc="4F5CF91C" w:tentative="1">
       <w:start w:val="1"/>
       <w:numFmt w:val="lowerLetter"/>
       <w:lvlText w:val="%2."/>
@@ -4512,47 +4628,47 @@
         <w:ind w:left="720" w:hanging="300"/>
       </w:pPr>
     </w:lvl>
-    <w:lvl w:ilvl="2" w:tplc="4E9ACCF6">
-      <w:numFmt w:val="decimal"/>
-      <w:lvlText w:val=""/>
-      <w:lvlJc w:val="left"/>
-    </w:lvl>
-    <w:lvl w:ilvl="3" w:tplc="A62C8162">
-      <w:numFmt w:val="decimal"/>
-      <w:lvlText w:val=""/>
-      <w:lvlJc w:val="left"/>
-    </w:lvl>
-    <w:lvl w:ilvl="4" w:tplc="00F06D28">
-      <w:numFmt w:val="decimal"/>
-      <w:lvlText w:val=""/>
-      <w:lvlJc w:val="left"/>
-    </w:lvl>
-    <w:lvl w:ilvl="5" w:tplc="127A3C64">
-      <w:numFmt w:val="decimal"/>
-      <w:lvlText w:val=""/>
-      <w:lvlJc w:val="left"/>
-    </w:lvl>
-    <w:lvl w:ilvl="6" w:tplc="3954DEFA">
-      <w:numFmt w:val="decimal"/>
-      <w:lvlText w:val=""/>
-      <w:lvlJc w:val="left"/>
-    </w:lvl>
-    <w:lvl w:ilvl="7" w:tplc="A7FE4250">
-      <w:numFmt w:val="decimal"/>
-      <w:lvlText w:val=""/>
-      <w:lvlJc w:val="left"/>
-    </w:lvl>
-    <w:lvl w:ilvl="8" w:tplc="7E12F9EA">
+    <w:lvl w:ilvl="2" w:tplc="64440DEC">
+      <w:numFmt w:val="decimal"/>
+      <w:lvlText w:val=""/>
+      <w:lvlJc w:val="left"/>
+    </w:lvl>
+    <w:lvl w:ilvl="3" w:tplc="61929026">
+      <w:numFmt w:val="decimal"/>
+      <w:lvlText w:val=""/>
+      <w:lvlJc w:val="left"/>
+    </w:lvl>
+    <w:lvl w:ilvl="4" w:tplc="65A837B4">
+      <w:numFmt w:val="decimal"/>
+      <w:lvlText w:val=""/>
+      <w:lvlJc w:val="left"/>
+    </w:lvl>
+    <w:lvl w:ilvl="5" w:tplc="3E5E08A6">
+      <w:numFmt w:val="decimal"/>
+      <w:lvlText w:val=""/>
+      <w:lvlJc w:val="left"/>
+    </w:lvl>
+    <w:lvl w:ilvl="6" w:tplc="04B4AC5E">
+      <w:numFmt w:val="decimal"/>
+      <w:lvlText w:val=""/>
+      <w:lvlJc w:val="left"/>
+    </w:lvl>
+    <w:lvl w:ilvl="7" w:tplc="45C037BC">
+      <w:numFmt w:val="decimal"/>
+      <w:lvlText w:val=""/>
+      <w:lvlJc w:val="left"/>
+    </w:lvl>
+    <w:lvl w:ilvl="8" w:tplc="81C84002">
       <w:numFmt w:val="decimal"/>
       <w:lvlText w:val=""/>
       <w:lvlJc w:val="left"/>
     </w:lvl>
   </w:abstractNum>
-  <w:abstractNum w:abstractNumId="7" w15:restartNumberingAfterBreak="0">
-    <w:nsid w:val="4A3C20B3"/>
+  <w:abstractNum w:abstractNumId="9" w15:restartNumberingAfterBreak="0">
+    <w:nsid w:val="7975613C"/>
     <w:multiLevelType w:val="hybridMultilevel"/>
-    <w:tmpl w:val="37040340"/>
-    <w:lvl w:ilvl="0" w:tplc="ED36C5E0">
+    <w:tmpl w:val="1B469480"/>
+    <w:lvl w:ilvl="0" w:tplc="78A60678">
       <w:start w:val="1"/>
       <w:numFmt w:val="decimal"/>
       <w:lvlText w:val="%1."/>
@@ -4561,7 +4677,7 @@
         <w:ind w:left="360" w:hanging="300"/>
       </w:pPr>
     </w:lvl>
-    <w:lvl w:ilvl="1" w:tplc="DA64C35C" w:tentative="1">
+    <w:lvl w:ilvl="1" w:tplc="794E0138" w:tentative="1">
       <w:start w:val="1"/>
       <w:numFmt w:val="lowerLetter"/>
       <w:lvlText w:val="%2."/>
@@ -4570,208 +4686,92 @@
         <w:ind w:left="720" w:hanging="300"/>
       </w:pPr>
     </w:lvl>
-    <w:lvl w:ilvl="2" w:tplc="1BAA879A">
-      <w:numFmt w:val="decimal"/>
-      <w:lvlText w:val=""/>
-      <w:lvlJc w:val="left"/>
-    </w:lvl>
-    <w:lvl w:ilvl="3" w:tplc="96D60884">
-      <w:numFmt w:val="decimal"/>
-      <w:lvlText w:val=""/>
-      <w:lvlJc w:val="left"/>
-    </w:lvl>
-    <w:lvl w:ilvl="4" w:tplc="20164B64">
-      <w:numFmt w:val="decimal"/>
-      <w:lvlText w:val=""/>
-      <w:lvlJc w:val="left"/>
-    </w:lvl>
-    <w:lvl w:ilvl="5" w:tplc="BD6C54B0">
-      <w:numFmt w:val="decimal"/>
-      <w:lvlText w:val=""/>
-      <w:lvlJc w:val="left"/>
-    </w:lvl>
-    <w:lvl w:ilvl="6" w:tplc="68945C72">
-      <w:numFmt w:val="decimal"/>
-      <w:lvlText w:val=""/>
-      <w:lvlJc w:val="left"/>
-    </w:lvl>
-    <w:lvl w:ilvl="7" w:tplc="E4B47536">
-      <w:numFmt w:val="decimal"/>
-      <w:lvlText w:val=""/>
-      <w:lvlJc w:val="left"/>
-    </w:lvl>
-    <w:lvl w:ilvl="8" w:tplc="26C4A9D4">
+    <w:lvl w:ilvl="2" w:tplc="4058E17A">
+      <w:numFmt w:val="decimal"/>
+      <w:lvlText w:val=""/>
+      <w:lvlJc w:val="left"/>
+    </w:lvl>
+    <w:lvl w:ilvl="3" w:tplc="A5FC4DC6">
+      <w:numFmt w:val="decimal"/>
+      <w:lvlText w:val=""/>
+      <w:lvlJc w:val="left"/>
+    </w:lvl>
+    <w:lvl w:ilvl="4" w:tplc="3A80B2F2">
+      <w:numFmt w:val="decimal"/>
+      <w:lvlText w:val=""/>
+      <w:lvlJc w:val="left"/>
+    </w:lvl>
+    <w:lvl w:ilvl="5" w:tplc="6E3EB83A">
+      <w:numFmt w:val="decimal"/>
+      <w:lvlText w:val=""/>
+      <w:lvlJc w:val="left"/>
+    </w:lvl>
+    <w:lvl w:ilvl="6" w:tplc="386C066A">
+      <w:numFmt w:val="decimal"/>
+      <w:lvlText w:val=""/>
+      <w:lvlJc w:val="left"/>
+    </w:lvl>
+    <w:lvl w:ilvl="7" w:tplc="6508644A">
+      <w:numFmt w:val="decimal"/>
+      <w:lvlText w:val=""/>
+      <w:lvlJc w:val="left"/>
+    </w:lvl>
+    <w:lvl w:ilvl="8" w:tplc="CA7CB3D4">
       <w:numFmt w:val="decimal"/>
       <w:lvlText w:val=""/>
       <w:lvlJc w:val="left"/>
     </w:lvl>
   </w:abstractNum>
-  <w:abstractNum w:abstractNumId="8" w15:restartNumberingAfterBreak="0">
-    <w:nsid w:val="4F106716"/>
-    <w:multiLevelType w:val="hybridMultilevel"/>
-    <w:tmpl w:val="046290F0"/>
-    <w:lvl w:ilvl="0" w:tplc="AD64447E">
-      <w:start w:val="1"/>
-      <w:numFmt w:val="decimal"/>
-      <w:lvlText w:val="%1."/>
-      <w:lvlJc w:val="left"/>
-      <w:pPr>
-        <w:ind w:left="360" w:hanging="300"/>
-      </w:pPr>
-    </w:lvl>
-    <w:lvl w:ilvl="1" w:tplc="1F902ED2" w:tentative="1">
-      <w:start w:val="1"/>
-      <w:numFmt w:val="lowerLetter"/>
-      <w:lvlText w:val="%2."/>
-      <w:lvlJc w:val="left"/>
-      <w:pPr>
-        <w:ind w:left="720" w:hanging="300"/>
-      </w:pPr>
-    </w:lvl>
-    <w:lvl w:ilvl="2" w:tplc="8AB4C618">
-      <w:numFmt w:val="decimal"/>
-      <w:lvlText w:val=""/>
-      <w:lvlJc w:val="left"/>
-    </w:lvl>
-    <w:lvl w:ilvl="3" w:tplc="0660E20E">
-      <w:numFmt w:val="decimal"/>
-      <w:lvlText w:val=""/>
-      <w:lvlJc w:val="left"/>
-    </w:lvl>
-    <w:lvl w:ilvl="4" w:tplc="F006DE68">
-      <w:numFmt w:val="decimal"/>
-      <w:lvlText w:val=""/>
-      <w:lvlJc w:val="left"/>
-    </w:lvl>
-    <w:lvl w:ilvl="5" w:tplc="CEE25DA0">
-      <w:numFmt w:val="decimal"/>
-      <w:lvlText w:val=""/>
-      <w:lvlJc w:val="left"/>
-    </w:lvl>
-    <w:lvl w:ilvl="6" w:tplc="5A88752A">
-      <w:numFmt w:val="decimal"/>
-      <w:lvlText w:val=""/>
-      <w:lvlJc w:val="left"/>
-    </w:lvl>
-    <w:lvl w:ilvl="7" w:tplc="4DDA17E2">
-      <w:numFmt w:val="decimal"/>
-      <w:lvlText w:val=""/>
-      <w:lvlJc w:val="left"/>
-    </w:lvl>
-    <w:lvl w:ilvl="8" w:tplc="86F6EC38">
-      <w:numFmt w:val="decimal"/>
-      <w:lvlText w:val=""/>
-      <w:lvlJc w:val="left"/>
-    </w:lvl>
-  </w:abstractNum>
-  <w:abstractNum w:abstractNumId="9" w15:restartNumberingAfterBreak="0">
-    <w:nsid w:val="5C376B8C"/>
-    <w:multiLevelType w:val="hybridMultilevel"/>
-    <w:tmpl w:val="328447CA"/>
-    <w:lvl w:ilvl="0" w:tplc="8A926644">
-      <w:start w:val="1"/>
-      <w:numFmt w:val="decimal"/>
-      <w:lvlText w:val="%1."/>
-      <w:lvlJc w:val="left"/>
-      <w:pPr>
-        <w:ind w:left="360" w:hanging="300"/>
-      </w:pPr>
-    </w:lvl>
-    <w:lvl w:ilvl="1" w:tplc="A878A162" w:tentative="1">
-      <w:start w:val="1"/>
-      <w:numFmt w:val="lowerLetter"/>
-      <w:lvlText w:val="%2."/>
-      <w:lvlJc w:val="left"/>
-      <w:pPr>
-        <w:ind w:left="720" w:hanging="300"/>
-      </w:pPr>
-    </w:lvl>
-    <w:lvl w:ilvl="2" w:tplc="BACA6B30">
-      <w:numFmt w:val="decimal"/>
-      <w:lvlText w:val=""/>
-      <w:lvlJc w:val="left"/>
-    </w:lvl>
-    <w:lvl w:ilvl="3" w:tplc="6F686086">
-      <w:numFmt w:val="decimal"/>
-      <w:lvlText w:val=""/>
-      <w:lvlJc w:val="left"/>
-    </w:lvl>
-    <w:lvl w:ilvl="4" w:tplc="6A6E76AE">
-      <w:numFmt w:val="decimal"/>
-      <w:lvlText w:val=""/>
-      <w:lvlJc w:val="left"/>
-    </w:lvl>
-    <w:lvl w:ilvl="5" w:tplc="51EC1B18">
-      <w:numFmt w:val="decimal"/>
-      <w:lvlText w:val=""/>
-      <w:lvlJc w:val="left"/>
-    </w:lvl>
-    <w:lvl w:ilvl="6" w:tplc="B644D0F4">
-      <w:numFmt w:val="decimal"/>
-      <w:lvlText w:val=""/>
-      <w:lvlJc w:val="left"/>
-    </w:lvl>
-    <w:lvl w:ilvl="7" w:tplc="9AAA196C">
-      <w:numFmt w:val="decimal"/>
-      <w:lvlText w:val=""/>
-      <w:lvlJc w:val="left"/>
-    </w:lvl>
-    <w:lvl w:ilvl="8" w:tplc="A04E367E">
-      <w:numFmt w:val="decimal"/>
-      <w:lvlText w:val=""/>
-      <w:lvlJc w:val="left"/>
-    </w:lvl>
-  </w:abstractNum>
-  <w:num w:numId="1" w16cid:durableId="1105077656">
+  <w:num w:numId="1" w16cid:durableId="1328243496">
+    <w:abstractNumId w:val="3"/>
+    <w:lvlOverride w:ilvl="0">
+      <w:startOverride w:val="1"/>
+    </w:lvlOverride>
+  </w:num>
+  <w:num w:numId="2" w16cid:durableId="2073965771">
+    <w:abstractNumId w:val="7"/>
+    <w:lvlOverride w:ilvl="0">
+      <w:startOverride w:val="1"/>
+    </w:lvlOverride>
+  </w:num>
+  <w:num w:numId="3" w16cid:durableId="929578838">
+    <w:abstractNumId w:val="5"/>
+    <w:lvlOverride w:ilvl="0">
+      <w:startOverride w:val="1"/>
+    </w:lvlOverride>
+  </w:num>
+  <w:num w:numId="4" w16cid:durableId="1931964547">
+    <w:abstractNumId w:val="1"/>
+    <w:lvlOverride w:ilvl="0">
+      <w:startOverride w:val="1"/>
+    </w:lvlOverride>
+  </w:num>
+  <w:num w:numId="5" w16cid:durableId="606621722">
+    <w:abstractNumId w:val="8"/>
+    <w:lvlOverride w:ilvl="0">
+      <w:startOverride w:val="1"/>
+    </w:lvlOverride>
+  </w:num>
+  <w:num w:numId="6" w16cid:durableId="1579903707">
     <w:abstractNumId w:val="4"/>
     <w:lvlOverride w:ilvl="0">
       <w:startOverride w:val="1"/>
     </w:lvlOverride>
   </w:num>
-  <w:num w:numId="2" w16cid:durableId="892815307">
-    <w:abstractNumId w:val="6"/>
-    <w:lvlOverride w:ilvl="0">
-      <w:startOverride w:val="1"/>
-    </w:lvlOverride>
-  </w:num>
-  <w:num w:numId="3" w16cid:durableId="1976832339">
-    <w:abstractNumId w:val="0"/>
-    <w:lvlOverride w:ilvl="0">
-      <w:startOverride w:val="1"/>
-    </w:lvlOverride>
-  </w:num>
-  <w:num w:numId="4" w16cid:durableId="829445658">
-    <w:abstractNumId w:val="1"/>
-    <w:lvlOverride w:ilvl="0">
-      <w:startOverride w:val="1"/>
-    </w:lvlOverride>
-  </w:num>
-  <w:num w:numId="5" w16cid:durableId="1959951895">
-    <w:abstractNumId w:val="5"/>
-    <w:lvlOverride w:ilvl="0">
-      <w:startOverride w:val="1"/>
-    </w:lvlOverride>
-  </w:num>
-  <w:num w:numId="6" w16cid:durableId="1030105370">
-    <w:abstractNumId w:val="7"/>
-    <w:lvlOverride w:ilvl="0">
-      <w:startOverride w:val="1"/>
-    </w:lvlOverride>
-  </w:num>
-  <w:num w:numId="7" w16cid:durableId="574782811">
+  <w:num w:numId="7" w16cid:durableId="1264607686">
     <w:abstractNumId w:val="2"/>
     <w:lvlOverride w:ilvl="0">
       <w:startOverride w:val="1"/>
     </w:lvlOverride>
   </w:num>
-  <w:num w:numId="8" w16cid:durableId="1125857290">
-    <w:abstractNumId w:val="8"/>
+  <w:num w:numId="8" w16cid:durableId="2090731987">
+    <w:abstractNumId w:val="9"/>
     <w:lvlOverride w:ilvl="0">
       <w:startOverride w:val="1"/>
     </w:lvlOverride>
   </w:num>
-  <w:num w:numId="9" w16cid:durableId="614602610">
-    <w:abstractNumId w:val="9"/>
+  <w:num w:numId="9" w16cid:durableId="655183346">
+    <w:abstractNumId w:val="0"/>
     <w:lvlOverride w:ilvl="0">
       <w:startOverride w:val="1"/>
     </w:lvlOverride>
@@ -5452,7 +5452,7 @@
     <w:autoRedefine/>
     <w:uiPriority w:val="39"/>
     <w:unhideWhenUsed/>
-    <w:rsid w:val="000D24B3"/>
+    <w:rsid w:val="00296153"/>
     <w:pPr>
       <w:spacing w:after="100"/>
     </w:pPr>

--- a/discoverer-neo/docs/user-guide/manual/Discoverer-Neo-MANAGER-Guide-Quick-es-ES.docx
+++ b/discoverer-neo/docs/user-guide/manual/Discoverer-Neo-MANAGER-Guide-Quick-es-ES.docx
@@ -54,7 +54,7 @@
           <w:sz w:val="22"/>
           <w:szCs w:val="22"/>
         </w:rPr>
-        <w:t>Versión 2.1.0</w:t>
+        <w:t>Versión 2.1.1</w:t>
       </w:r>
     </w:p>
     <w:p>
@@ -74,7 +74,7 @@
     <w:sdt>
       <w:sdtPr>
         <w:alias w:val="Índice"/>
-        <w:id w:val="-1449918229"/>
+        <w:id w:val="-868685926"/>
       </w:sdtPr>
       <w:sdtEndPr/>
       <w:sdtContent>
@@ -102,7 +102,7 @@
           <w:r>
             <w:fldChar w:fldCharType="separate"/>
           </w:r>
-          <w:hyperlink w:anchor="_Toc241745551" w:history="1">
+          <w:hyperlink w:anchor="_Toc241748391" w:history="1">
             <w:r>
               <w:rPr>
                 <w:rStyle w:val="Hiperligao"/>
@@ -126,7 +126,7 @@
               <w:rPr>
                 <w:noProof/>
               </w:rPr>
-              <w:instrText xml:space="preserve"> PAGEREF _Toc241745551 \h </w:instrText>
+              <w:instrText xml:space="preserve"> PAGEREF _Toc241748391 \h </w:instrText>
             </w:r>
             <w:r>
               <w:rPr>
@@ -168,7 +168,7 @@
               <w14:ligatures w14:val="standardContextual"/>
             </w:rPr>
           </w:pPr>
-          <w:hyperlink w:anchor="_Toc241745552" w:history="1">
+          <w:hyperlink w:anchor="_Toc241748392" w:history="1">
             <w:r>
               <w:rPr>
                 <w:rStyle w:val="Hiperligao"/>
@@ -192,7 +192,7 @@
               <w:rPr>
                 <w:noProof/>
               </w:rPr>
-              <w:instrText xml:space="preserve"> PAGEREF _Toc241745552 \h </w:instrText>
+              <w:instrText xml:space="preserve"> PAGEREF _Toc241748392 \h </w:instrText>
             </w:r>
             <w:r>
               <w:rPr>
@@ -234,7 +234,7 @@
               <w14:ligatures w14:val="standardContextual"/>
             </w:rPr>
           </w:pPr>
-          <w:hyperlink w:anchor="_Toc241745553" w:history="1">
+          <w:hyperlink w:anchor="_Toc241748393" w:history="1">
             <w:r>
               <w:rPr>
                 <w:rStyle w:val="Hiperligao"/>
@@ -258,7 +258,7 @@
               <w:rPr>
                 <w:noProof/>
               </w:rPr>
-              <w:instrText xml:space="preserve"> PAGEREF _Toc241745553 \h </w:instrText>
+              <w:instrText xml:space="preserve"> PAGEREF _Toc241748393 \h </w:instrText>
             </w:r>
             <w:r>
               <w:rPr>
@@ -300,7 +300,7 @@
               <w14:ligatures w14:val="standardContextual"/>
             </w:rPr>
           </w:pPr>
-          <w:hyperlink w:anchor="_Toc241745554" w:history="1">
+          <w:hyperlink w:anchor="_Toc241748394" w:history="1">
             <w:r>
               <w:rPr>
                 <w:rStyle w:val="Hiperligao"/>
@@ -324,7 +324,7 @@
               <w:rPr>
                 <w:noProof/>
               </w:rPr>
-              <w:instrText xml:space="preserve"> PAGEREF _Toc241745554 \h </w:instrText>
+              <w:instrText xml:space="preserve"> PAGEREF _Toc241748394 \h </w:instrText>
             </w:r>
             <w:r>
               <w:rPr>
@@ -366,7 +366,7 @@
               <w14:ligatures w14:val="standardContextual"/>
             </w:rPr>
           </w:pPr>
-          <w:hyperlink w:anchor="_Toc241745555" w:history="1">
+          <w:hyperlink w:anchor="_Toc241748395" w:history="1">
             <w:r>
               <w:rPr>
                 <w:rStyle w:val="Hiperligao"/>
@@ -390,7 +390,7 @@
               <w:rPr>
                 <w:noProof/>
               </w:rPr>
-              <w:instrText xml:space="preserve"> PAGEREF _Toc241745555 \h </w:instrText>
+              <w:instrText xml:space="preserve"> PAGEREF _Toc241748395 \h </w:instrText>
             </w:r>
             <w:r>
               <w:rPr>
@@ -432,7 +432,7 @@
               <w14:ligatures w14:val="standardContextual"/>
             </w:rPr>
           </w:pPr>
-          <w:hyperlink w:anchor="_Toc241745556" w:history="1">
+          <w:hyperlink w:anchor="_Toc241748396" w:history="1">
             <w:r>
               <w:rPr>
                 <w:rStyle w:val="Hiperligao"/>
@@ -456,7 +456,7 @@
               <w:rPr>
                 <w:noProof/>
               </w:rPr>
-              <w:instrText xml:space="preserve"> PAGEREF _Toc241745556 \h </w:instrText>
+              <w:instrText xml:space="preserve"> PAGEREF _Toc241748396 \h </w:instrText>
             </w:r>
             <w:r>
               <w:rPr>
@@ -498,7 +498,7 @@
               <w14:ligatures w14:val="standardContextual"/>
             </w:rPr>
           </w:pPr>
-          <w:hyperlink w:anchor="_Toc241745557" w:history="1">
+          <w:hyperlink w:anchor="_Toc241748397" w:history="1">
             <w:r>
               <w:rPr>
                 <w:rStyle w:val="Hiperligao"/>
@@ -522,7 +522,7 @@
               <w:rPr>
                 <w:noProof/>
               </w:rPr>
-              <w:instrText xml:space="preserve"> PAGEREF _Toc241745557 \h </w:instrText>
+              <w:instrText xml:space="preserve"> PAGEREF _Toc241748397 \h </w:instrText>
             </w:r>
             <w:r>
               <w:rPr>
@@ -564,7 +564,7 @@
               <w14:ligatures w14:val="standardContextual"/>
             </w:rPr>
           </w:pPr>
-          <w:hyperlink w:anchor="_Toc241745558" w:history="1">
+          <w:hyperlink w:anchor="_Toc241748398" w:history="1">
             <w:r>
               <w:rPr>
                 <w:rStyle w:val="Hiperligao"/>
@@ -588,7 +588,7 @@
               <w:rPr>
                 <w:noProof/>
               </w:rPr>
-              <w:instrText xml:space="preserve"> PAGEREF _Toc241745558 \h </w:instrText>
+              <w:instrText xml:space="preserve"> PAGEREF _Toc241748398 \h </w:instrText>
             </w:r>
             <w:r>
               <w:rPr>
@@ -630,7 +630,7 @@
               <w14:ligatures w14:val="standardContextual"/>
             </w:rPr>
           </w:pPr>
-          <w:hyperlink w:anchor="_Toc241745559" w:history="1">
+          <w:hyperlink w:anchor="_Toc241748399" w:history="1">
             <w:r>
               <w:rPr>
                 <w:rStyle w:val="Hiperligao"/>
@@ -654,7 +654,7 @@
               <w:rPr>
                 <w:noProof/>
               </w:rPr>
-              <w:instrText xml:space="preserve"> PAGEREF _Toc241745559 \h </w:instrText>
+              <w:instrText xml:space="preserve"> PAGEREF _Toc241748399 \h </w:instrText>
             </w:r>
             <w:r>
               <w:rPr>
@@ -702,7 +702,7 @@
       <w:pPr>
         <w:pStyle w:val="Ttulo1"/>
       </w:pPr>
-      <w:bookmarkStart w:id="0" w:name="_Toc241745551"/>
+      <w:bookmarkStart w:id="0" w:name="_Toc241748391"/>
       <w:r>
         <w:lastRenderedPageBreak/>
         <w:t>Su rol en una página</w:t>
@@ -1392,7 +1392,7 @@
         <w:pStyle w:val="Ttulo1"/>
         <w:pageBreakBefore/>
       </w:pPr>
-      <w:bookmarkStart w:id="1" w:name="_Toc241745552"/>
+      <w:bookmarkStart w:id="1" w:name="_Toc241748392"/>
       <w:r>
         <w:lastRenderedPageBreak/>
         <w:t>Mapas</w:t>
@@ -1425,7 +1425,7 @@
           <w:noProof/>
         </w:rPr>
         <w:drawing>
-          <wp:inline distT="0" distB="0" distL="0" distR="0" wp14:anchorId="47882E06" wp14:editId="4E5A781E">
+          <wp:inline distT="0" distB="0" distL="0" distR="0" wp14:anchorId="5E1EBB82" wp14:editId="5C0C6362">
             <wp:extent cx="5715000" cy="3429000"/>
             <wp:effectExtent l="0" t="0" r="0" b="0"/>
             <wp:docPr id="265" name="02-maps-all.png" descr="La lista de Mapas, pestaña Todos, con los iconos Copiar, Compartir, Programar y Exportar en cada fila." title="La lista de Mapas, pestaña Todos, con los iconos Copiar, Compartir, Programar y Exportar en cada fila."/>
@@ -1889,7 +1889,7 @@
         <w:pStyle w:val="Ttulo1"/>
         <w:pageBreakBefore/>
       </w:pPr>
-      <w:bookmarkStart w:id="2" w:name="_Toc241745553"/>
+      <w:bookmarkStart w:id="2" w:name="_Toc241748393"/>
       <w:r>
         <w:lastRenderedPageBreak/>
         <w:t>Compartir un mapa</w:t>
@@ -1912,7 +1912,7 @@
           <w:noProof/>
         </w:rPr>
         <w:drawing>
-          <wp:inline distT="0" distB="0" distL="0" distR="0" wp14:anchorId="7FBEEBDD" wp14:editId="5A6B7CBD">
+          <wp:inline distT="0" distB="0" distL="0" distR="0" wp14:anchorId="624D9BCA" wp14:editId="565E7185">
             <wp:extent cx="3743325" cy="3895725"/>
             <wp:effectExtent l="0" t="0" r="0" b="0"/>
             <wp:docPr id="266" name="03-share-dialog.png" descr="El cuadro Compartir mapa con un cuadro de búsqueda y los botones Puede ver, Puede exportar y Puede editar." title="El cuadro Compartir mapa con un cuadro de búsqueda y los botones Puede ver, Puede exportar y Puede editar."/>
@@ -2315,7 +2315,7 @@
         <w:pStyle w:val="Ttulo1"/>
         <w:pageBreakBefore/>
       </w:pPr>
-      <w:bookmarkStart w:id="3" w:name="_Toc241745554"/>
+      <w:bookmarkStart w:id="3" w:name="_Toc241748394"/>
       <w:r>
         <w:lastRenderedPageBreak/>
         <w:t>Ver, ejecutar y exportar</w:t>
@@ -2338,7 +2338,7 @@
           <w:noProof/>
         </w:rPr>
         <w:drawing>
-          <wp:inline distT="0" distB="0" distL="0" distR="0" wp14:anchorId="689D3773" wp14:editId="726519FB">
+          <wp:inline distT="0" distB="0" distL="0" distR="0" wp14:anchorId="0035CCB1" wp14:editId="2AFA5FD2">
             <wp:extent cx="5715000" cy="3571875"/>
             <wp:effectExtent l="0" t="0" r="0" b="0"/>
             <wp:docPr id="267" name="06-viewer-results.png" descr="Una ejecución completada con los botones Excel, CSV y PDF sobre la cuadrícula de resultados." title="Una ejecución completada con los botones Excel, CSV y PDF sobre la cuadrícula de resultados."/>
@@ -2536,7 +2536,7 @@
         <w:pStyle w:val="Ttulo1"/>
         <w:pageBreakBefore/>
       </w:pPr>
-      <w:bookmarkStart w:id="4" w:name="_Toc241745555"/>
+      <w:bookmarkStart w:id="4" w:name="_Toc241748395"/>
       <w:r>
         <w:lastRenderedPageBreak/>
         <w:t>Generador de mapas</w:t>
@@ -2569,7 +2569,7 @@
           <w:noProof/>
         </w:rPr>
         <w:drawing>
-          <wp:inline distT="0" distB="0" distL="0" distR="0" wp14:anchorId="2BA29EE8" wp14:editId="18B6F357">
+          <wp:inline distT="0" distB="0" distL="0" distR="0" wp14:anchorId="623AB3A3" wp14:editId="010A4CDC">
             <wp:extent cx="5715000" cy="3571875"/>
             <wp:effectExtent l="0" t="0" r="0" b="0"/>
             <wp:docPr id="268" name="05-builder-overview.png" descr="El generador de mapas con el árbol Áreas de negocio, el lienzo de columnas y el panel Propiedades." title="El generador de mapas con el árbol Áreas de negocio, el lienzo de columnas y el panel Propiedades."/>
@@ -2807,7 +2807,7 @@
         <w:pStyle w:val="Ttulo1"/>
         <w:pageBreakBefore/>
       </w:pPr>
-      <w:bookmarkStart w:id="5" w:name="_Toc241745556"/>
+      <w:bookmarkStart w:id="5" w:name="_Toc241748396"/>
       <w:r>
         <w:lastRenderedPageBreak/>
         <w:t>Programaciones</w:t>
@@ -2830,7 +2830,7 @@
           <w:noProof/>
         </w:rPr>
         <w:drawing>
-          <wp:inline distT="0" distB="0" distL="0" distR="0" wp14:anchorId="3DA207E7" wp14:editId="0C1604B5">
+          <wp:inline distT="0" distB="0" distL="0" distR="0" wp14:anchorId="033342D5" wp14:editId="60978D9D">
             <wp:extent cx="5715000" cy="3571875"/>
             <wp:effectExtent l="0" t="0" r="0" b="0"/>
             <wp:docPr id="269" name="38-schedules-list.png" descr="La página Programaciones con una programación en pausa y sus iconos de acción." title="La página Programaciones con una programación en pausa y sus iconos de acción."/>
@@ -3366,7 +3366,7 @@
         <w:pStyle w:val="Ttulo1"/>
         <w:pageBreakBefore/>
       </w:pPr>
-      <w:bookmarkStart w:id="6" w:name="_Toc241745557"/>
+      <w:bookmarkStart w:id="6" w:name="_Toc241748397"/>
       <w:r>
         <w:lastRenderedPageBreak/>
         <w:t>Ejecuciones y Exportaciones</w:t>
@@ -3406,7 +3406,7 @@
           <w:noProof/>
         </w:rPr>
         <w:drawing>
-          <wp:inline distT="0" distB="0" distL="0" distR="0" wp14:anchorId="43BF5AC9" wp14:editId="1F0AB25B">
+          <wp:inline distT="0" distB="0" distL="0" distR="0" wp14:anchorId="3120BA21" wp14:editId="4F915968">
             <wp:extent cx="5715000" cy="3571875"/>
             <wp:effectExtent l="0" t="0" r="0" b="0"/>
             <wp:docPr id="270" name="08-runs.png" descr="La página Ejecuciones con los filtros Mapa, Estado y Tipo y la lista de ejecuciones." title="La página Ejecuciones con los filtros Mapa, Estado y Tipo y la lista de ejecuciones."/>
@@ -3581,7 +3581,7 @@
         <w:pStyle w:val="Ttulo1"/>
         <w:pageBreakBefore/>
       </w:pPr>
-      <w:bookmarkStart w:id="7" w:name="_Toc241745558"/>
+      <w:bookmarkStart w:id="7" w:name="_Toc241748398"/>
       <w:r>
         <w:lastRenderedPageBreak/>
         <w:t>Usuarios</w:t>
@@ -3649,7 +3649,7 @@
           <w:noProof/>
         </w:rPr>
         <w:drawing>
-          <wp:inline distT="0" distB="0" distL="0" distR="0" wp14:anchorId="7868FEA8" wp14:editId="6EFE7CAC">
+          <wp:inline distT="0" distB="0" distL="0" distR="0" wp14:anchorId="161FC752" wp14:editId="5C2E54C7">
             <wp:extent cx="4362450" cy="2190750"/>
             <wp:effectExtent l="0" t="0" r="0" b="0"/>
             <wp:docPr id="271" name="09-users-maps-dialog.png" descr="El cuadro Mapas de un usuario, con selectores de nivel de acceso compartido e iconos de propietario y de quitar." title="El cuadro Mapas de un usuario, con selectores de nivel de acceso compartido e iconos de propietario y de quitar."/>
@@ -3804,7 +3804,7 @@
         <w:pStyle w:val="Ttulo1"/>
         <w:pageBreakBefore/>
       </w:pPr>
-      <w:bookmarkStart w:id="8" w:name="_Toc241745559"/>
+      <w:bookmarkStart w:id="8" w:name="_Toc241748399"/>
       <w:r>
         <w:lastRenderedPageBreak/>
         <w:t>Configuración</w:t>
@@ -3837,7 +3837,7 @@
           <w:noProof/>
         </w:rPr>
         <w:drawing>
-          <wp:inline distT="0" distB="0" distL="0" distR="0" wp14:anchorId="3401C640" wp14:editId="431F5127">
+          <wp:inline distT="0" distB="0" distL="0" distR="0" wp14:anchorId="787734C6" wp14:editId="10309202">
             <wp:extent cx="5715000" cy="3571875"/>
             <wp:effectExtent l="0" t="0" r="0" b="0"/>
             <wp:docPr id="272" name="04-settings.png" descr="La página Configuración con las tarjetas Idioma, Tema y Paleta de colores." title="La página Configuración con las tarjetas Idioma, Tema y Paleta de colores."/>
@@ -4106,7 +4106,7 @@
         <w:sz w:val="16"/>
         <w:szCs w:val="16"/>
       </w:rPr>
-      <w:t>Discoverer Neo 2.1.0 · Guía rápida · MANAGER</w:t>
+      <w:t>Discoverer Neo 2.1.1 · Guía rápida · MANAGER</w:t>
     </w:r>
   </w:p>
 </w:hdr>
@@ -4115,10 +4115,10 @@
 <file path=word/numbering.xml><?xml version="1.0" encoding="utf-8"?>
 <w:numbering xmlns:wpc="http://schemas.microsoft.com/office/word/2010/wordprocessingCanvas" xmlns:cx="http://schemas.microsoft.com/office/drawing/2014/chartex" xmlns:cx1="http://schemas.microsoft.com/office/drawing/2015/9/8/chartex" xmlns:cx2="http://schemas.microsoft.com/office/drawing/2015/10/21/chartex" xmlns:cx3="http://schemas.microsoft.com/office/drawing/2016/5/9/chartex" xmlns:cx4="http://schemas.microsoft.com/office/drawing/2016/5/10/chartex" xmlns:cx5="http://schemas.microsoft.com/office/drawing/2016/5/11/chartex" xmlns:cx6="http://schemas.microsoft.com/office/drawing/2016/5/12/chartex" xmlns:cx7="http://schemas.microsoft.com/office/drawing/2016/5/13/chartex" xmlns:cx8="http://schemas.microsoft.com/office/drawing/2016/5/14/chartex" xmlns:mc="http://schemas.openxmlformats.org/markup-compatibility/2006" xmlns:aink="http://schemas.microsoft.com/office/drawing/2016/ink" xmlns:am3d="http://schemas.microsoft.com/office/drawing/2017/model3d" xmlns:o="urn:schemas-microsoft-com:office:office" xmlns:oel="http://schemas.microsoft.com/office/2019/extlst" xmlns:r="http://schemas.openxmlformats.org/officeDocument/2006/relationships" xmlns:m="http://schemas.openxmlformats.org/officeDocument/2006/math" xmlns:v="urn:schemas-microsoft-com:vml" xmlns:wp14="http://schemas.microsoft.com/office/word/2010/wordprocessingDrawing" xmlns:wp="http://schemas.openxmlformats.org/drawingml/2006/wordprocessingDrawing" xmlns:w10="urn:schemas-microsoft-com:office:word" xmlns:w="http://schemas.openxmlformats.org/wordprocessingml/2006/main" xmlns:w14="http://schemas.microsoft.com/office/word/2010/wordml" xmlns:w15="http://schemas.microsoft.com/office/word/2012/wordml" xmlns:w16cex="http://schemas.microsoft.com/office/word/2018/wordml/cex" xmlns:w16cid="http://schemas.microsoft.com/office/word/2016/wordml/cid" xmlns:w16="http://schemas.microsoft.com/office/word/2018/wordml" xmlns:w16sdtdh="http://schemas.microsoft.com/office/word/2020/wordml/sdtdatahash" xmlns:w16se="http://schemas.microsoft.com/office/word/2015/wordml/symex" xmlns:wpg="http://schemas.microsoft.com/office/word/2010/wordprocessingGroup" xmlns:wpi="http://schemas.microsoft.com/office/word/2010/wordprocessingInk" xmlns:wne="http://schemas.microsoft.com/office/word/2006/wordml" xmlns:wps="http://schemas.microsoft.com/office/word/2010/wordprocessingShape" mc:Ignorable="w14 w15 w16se w16cid w16 w16cex w16sdtdh wp14">
   <w:abstractNum w:abstractNumId="0" w15:restartNumberingAfterBreak="0">
-    <w:nsid w:val="03EE7F5D"/>
+    <w:nsid w:val="1ED742F5"/>
     <w:multiLevelType w:val="hybridMultilevel"/>
-    <w:tmpl w:val="F000B840"/>
-    <w:lvl w:ilvl="0" w:tplc="06A2C492">
+    <w:tmpl w:val="EA1483D2"/>
+    <w:lvl w:ilvl="0" w:tplc="9BB2AB16">
       <w:start w:val="1"/>
       <w:numFmt w:val="decimal"/>
       <w:lvlText w:val="%1."/>
@@ -4127,7 +4127,7 @@
         <w:ind w:left="360" w:hanging="300"/>
       </w:pPr>
     </w:lvl>
-    <w:lvl w:ilvl="1" w:tplc="A6A6A8BA" w:tentative="1">
+    <w:lvl w:ilvl="1" w:tplc="DF7C5C4E" w:tentative="1">
       <w:start w:val="1"/>
       <w:numFmt w:val="lowerLetter"/>
       <w:lvlText w:val="%2."/>
@@ -4136,47 +4136,47 @@
         <w:ind w:left="720" w:hanging="300"/>
       </w:pPr>
     </w:lvl>
-    <w:lvl w:ilvl="2" w:tplc="9714744C">
-      <w:numFmt w:val="decimal"/>
-      <w:lvlText w:val=""/>
-      <w:lvlJc w:val="left"/>
-    </w:lvl>
-    <w:lvl w:ilvl="3" w:tplc="1F58B936">
-      <w:numFmt w:val="decimal"/>
-      <w:lvlText w:val=""/>
-      <w:lvlJc w:val="left"/>
-    </w:lvl>
-    <w:lvl w:ilvl="4" w:tplc="D7F6A486">
-      <w:numFmt w:val="decimal"/>
-      <w:lvlText w:val=""/>
-      <w:lvlJc w:val="left"/>
-    </w:lvl>
-    <w:lvl w:ilvl="5" w:tplc="2B48E288">
-      <w:numFmt w:val="decimal"/>
-      <w:lvlText w:val=""/>
-      <w:lvlJc w:val="left"/>
-    </w:lvl>
-    <w:lvl w:ilvl="6" w:tplc="09FC747C">
-      <w:numFmt w:val="decimal"/>
-      <w:lvlText w:val=""/>
-      <w:lvlJc w:val="left"/>
-    </w:lvl>
-    <w:lvl w:ilvl="7" w:tplc="4F6EA748">
-      <w:numFmt w:val="decimal"/>
-      <w:lvlText w:val=""/>
-      <w:lvlJc w:val="left"/>
-    </w:lvl>
-    <w:lvl w:ilvl="8" w:tplc="EB12C586">
+    <w:lvl w:ilvl="2" w:tplc="6E8A3210">
+      <w:numFmt w:val="decimal"/>
+      <w:lvlText w:val=""/>
+      <w:lvlJc w:val="left"/>
+    </w:lvl>
+    <w:lvl w:ilvl="3" w:tplc="FE0E2200">
+      <w:numFmt w:val="decimal"/>
+      <w:lvlText w:val=""/>
+      <w:lvlJc w:val="left"/>
+    </w:lvl>
+    <w:lvl w:ilvl="4" w:tplc="C540A76E">
+      <w:numFmt w:val="decimal"/>
+      <w:lvlText w:val=""/>
+      <w:lvlJc w:val="left"/>
+    </w:lvl>
+    <w:lvl w:ilvl="5" w:tplc="AB84911A">
+      <w:numFmt w:val="decimal"/>
+      <w:lvlText w:val=""/>
+      <w:lvlJc w:val="left"/>
+    </w:lvl>
+    <w:lvl w:ilvl="6" w:tplc="2CD68102">
+      <w:numFmt w:val="decimal"/>
+      <w:lvlText w:val=""/>
+      <w:lvlJc w:val="left"/>
+    </w:lvl>
+    <w:lvl w:ilvl="7" w:tplc="B6E61570">
+      <w:numFmt w:val="decimal"/>
+      <w:lvlText w:val=""/>
+      <w:lvlJc w:val="left"/>
+    </w:lvl>
+    <w:lvl w:ilvl="8" w:tplc="EB5E1D64">
       <w:numFmt w:val="decimal"/>
       <w:lvlText w:val=""/>
       <w:lvlJc w:val="left"/>
     </w:lvl>
   </w:abstractNum>
   <w:abstractNum w:abstractNumId="1" w15:restartNumberingAfterBreak="0">
-    <w:nsid w:val="09890F6C"/>
+    <w:nsid w:val="28CA7D2E"/>
     <w:multiLevelType w:val="hybridMultilevel"/>
-    <w:tmpl w:val="B1A80524"/>
-    <w:lvl w:ilvl="0" w:tplc="A274E262">
+    <w:tmpl w:val="4A46CFDC"/>
+    <w:lvl w:ilvl="0" w:tplc="B2E8DD22">
       <w:start w:val="1"/>
       <w:numFmt w:val="decimal"/>
       <w:lvlText w:val="%1."/>
@@ -4185,7 +4185,7 @@
         <w:ind w:left="360" w:hanging="300"/>
       </w:pPr>
     </w:lvl>
-    <w:lvl w:ilvl="1" w:tplc="67522908" w:tentative="1">
+    <w:lvl w:ilvl="1" w:tplc="E8546DE0" w:tentative="1">
       <w:start w:val="1"/>
       <w:numFmt w:val="lowerLetter"/>
       <w:lvlText w:val="%2."/>
@@ -4194,47 +4194,47 @@
         <w:ind w:left="720" w:hanging="300"/>
       </w:pPr>
     </w:lvl>
-    <w:lvl w:ilvl="2" w:tplc="71A682DC">
-      <w:numFmt w:val="decimal"/>
-      <w:lvlText w:val=""/>
-      <w:lvlJc w:val="left"/>
-    </w:lvl>
-    <w:lvl w:ilvl="3" w:tplc="BC662B5A">
-      <w:numFmt w:val="decimal"/>
-      <w:lvlText w:val=""/>
-      <w:lvlJc w:val="left"/>
-    </w:lvl>
-    <w:lvl w:ilvl="4" w:tplc="A438812C">
-      <w:numFmt w:val="decimal"/>
-      <w:lvlText w:val=""/>
-      <w:lvlJc w:val="left"/>
-    </w:lvl>
-    <w:lvl w:ilvl="5" w:tplc="DB20EE24">
-      <w:numFmt w:val="decimal"/>
-      <w:lvlText w:val=""/>
-      <w:lvlJc w:val="left"/>
-    </w:lvl>
-    <w:lvl w:ilvl="6" w:tplc="70666850">
-      <w:numFmt w:val="decimal"/>
-      <w:lvlText w:val=""/>
-      <w:lvlJc w:val="left"/>
-    </w:lvl>
-    <w:lvl w:ilvl="7" w:tplc="664A99FC">
-      <w:numFmt w:val="decimal"/>
-      <w:lvlText w:val=""/>
-      <w:lvlJc w:val="left"/>
-    </w:lvl>
-    <w:lvl w:ilvl="8" w:tplc="D946E906">
+    <w:lvl w:ilvl="2" w:tplc="983E211E">
+      <w:numFmt w:val="decimal"/>
+      <w:lvlText w:val=""/>
+      <w:lvlJc w:val="left"/>
+    </w:lvl>
+    <w:lvl w:ilvl="3" w:tplc="06FAE592">
+      <w:numFmt w:val="decimal"/>
+      <w:lvlText w:val=""/>
+      <w:lvlJc w:val="left"/>
+    </w:lvl>
+    <w:lvl w:ilvl="4" w:tplc="B914B09A">
+      <w:numFmt w:val="decimal"/>
+      <w:lvlText w:val=""/>
+      <w:lvlJc w:val="left"/>
+    </w:lvl>
+    <w:lvl w:ilvl="5" w:tplc="B08ECD80">
+      <w:numFmt w:val="decimal"/>
+      <w:lvlText w:val=""/>
+      <w:lvlJc w:val="left"/>
+    </w:lvl>
+    <w:lvl w:ilvl="6" w:tplc="4D90225C">
+      <w:numFmt w:val="decimal"/>
+      <w:lvlText w:val=""/>
+      <w:lvlJc w:val="left"/>
+    </w:lvl>
+    <w:lvl w:ilvl="7" w:tplc="888E34FE">
+      <w:numFmt w:val="decimal"/>
+      <w:lvlText w:val=""/>
+      <w:lvlJc w:val="left"/>
+    </w:lvl>
+    <w:lvl w:ilvl="8" w:tplc="4DD2CCC0">
       <w:numFmt w:val="decimal"/>
       <w:lvlText w:val=""/>
       <w:lvlJc w:val="left"/>
     </w:lvl>
   </w:abstractNum>
   <w:abstractNum w:abstractNumId="2" w15:restartNumberingAfterBreak="0">
-    <w:nsid w:val="0D8E37B4"/>
+    <w:nsid w:val="290864F5"/>
     <w:multiLevelType w:val="hybridMultilevel"/>
-    <w:tmpl w:val="7A14C396"/>
-    <w:lvl w:ilvl="0" w:tplc="C804E626">
+    <w:tmpl w:val="99F23EB8"/>
+    <w:lvl w:ilvl="0" w:tplc="7AEE7B22">
       <w:start w:val="1"/>
       <w:numFmt w:val="decimal"/>
       <w:lvlText w:val="%1."/>
@@ -4243,7 +4243,7 @@
         <w:ind w:left="360" w:hanging="300"/>
       </w:pPr>
     </w:lvl>
-    <w:lvl w:ilvl="1" w:tplc="E49232C4" w:tentative="1">
+    <w:lvl w:ilvl="1" w:tplc="23F02F36" w:tentative="1">
       <w:start w:val="1"/>
       <w:numFmt w:val="lowerLetter"/>
       <w:lvlText w:val="%2."/>
@@ -4252,47 +4252,337 @@
         <w:ind w:left="720" w:hanging="300"/>
       </w:pPr>
     </w:lvl>
-    <w:lvl w:ilvl="2" w:tplc="049E87BC">
-      <w:numFmt w:val="decimal"/>
-      <w:lvlText w:val=""/>
-      <w:lvlJc w:val="left"/>
-    </w:lvl>
-    <w:lvl w:ilvl="3" w:tplc="E042E252">
-      <w:numFmt w:val="decimal"/>
-      <w:lvlText w:val=""/>
-      <w:lvlJc w:val="left"/>
-    </w:lvl>
-    <w:lvl w:ilvl="4" w:tplc="0ED8F954">
-      <w:numFmt w:val="decimal"/>
-      <w:lvlText w:val=""/>
-      <w:lvlJc w:val="left"/>
-    </w:lvl>
-    <w:lvl w:ilvl="5" w:tplc="9D06627C">
-      <w:numFmt w:val="decimal"/>
-      <w:lvlText w:val=""/>
-      <w:lvlJc w:val="left"/>
-    </w:lvl>
-    <w:lvl w:ilvl="6" w:tplc="9C1A3532">
-      <w:numFmt w:val="decimal"/>
-      <w:lvlText w:val=""/>
-      <w:lvlJc w:val="left"/>
-    </w:lvl>
-    <w:lvl w:ilvl="7" w:tplc="24D8CAF4">
-      <w:numFmt w:val="decimal"/>
-      <w:lvlText w:val=""/>
-      <w:lvlJc w:val="left"/>
-    </w:lvl>
-    <w:lvl w:ilvl="8" w:tplc="945C16E0">
+    <w:lvl w:ilvl="2" w:tplc="77B24806">
+      <w:numFmt w:val="decimal"/>
+      <w:lvlText w:val=""/>
+      <w:lvlJc w:val="left"/>
+    </w:lvl>
+    <w:lvl w:ilvl="3" w:tplc="882C6A04">
+      <w:numFmt w:val="decimal"/>
+      <w:lvlText w:val=""/>
+      <w:lvlJc w:val="left"/>
+    </w:lvl>
+    <w:lvl w:ilvl="4" w:tplc="84FAEECC">
+      <w:numFmt w:val="decimal"/>
+      <w:lvlText w:val=""/>
+      <w:lvlJc w:val="left"/>
+    </w:lvl>
+    <w:lvl w:ilvl="5" w:tplc="9CF013A4">
+      <w:numFmt w:val="decimal"/>
+      <w:lvlText w:val=""/>
+      <w:lvlJc w:val="left"/>
+    </w:lvl>
+    <w:lvl w:ilvl="6" w:tplc="C284D824">
+      <w:numFmt w:val="decimal"/>
+      <w:lvlText w:val=""/>
+      <w:lvlJc w:val="left"/>
+    </w:lvl>
+    <w:lvl w:ilvl="7" w:tplc="69CAE560">
+      <w:numFmt w:val="decimal"/>
+      <w:lvlText w:val=""/>
+      <w:lvlJc w:val="left"/>
+    </w:lvl>
+    <w:lvl w:ilvl="8" w:tplc="41305944">
       <w:numFmt w:val="decimal"/>
       <w:lvlText w:val=""/>
       <w:lvlJc w:val="left"/>
     </w:lvl>
   </w:abstractNum>
   <w:abstractNum w:abstractNumId="3" w15:restartNumberingAfterBreak="0">
-    <w:nsid w:val="34403927"/>
+    <w:nsid w:val="408A2BD3"/>
     <w:multiLevelType w:val="hybridMultilevel"/>
-    <w:tmpl w:val="89364CAC"/>
-    <w:lvl w:ilvl="0" w:tplc="DBCCB0C8" w:tentative="1">
+    <w:tmpl w:val="15DE5D10"/>
+    <w:lvl w:ilvl="0" w:tplc="CA28013A">
+      <w:start w:val="1"/>
+      <w:numFmt w:val="decimal"/>
+      <w:lvlText w:val="%1."/>
+      <w:lvlJc w:val="left"/>
+      <w:pPr>
+        <w:ind w:left="360" w:hanging="300"/>
+      </w:pPr>
+    </w:lvl>
+    <w:lvl w:ilvl="1" w:tplc="6DB8C770" w:tentative="1">
+      <w:start w:val="1"/>
+      <w:numFmt w:val="lowerLetter"/>
+      <w:lvlText w:val="%2."/>
+      <w:lvlJc w:val="left"/>
+      <w:pPr>
+        <w:ind w:left="720" w:hanging="300"/>
+      </w:pPr>
+    </w:lvl>
+    <w:lvl w:ilvl="2" w:tplc="CF020C90">
+      <w:numFmt w:val="decimal"/>
+      <w:lvlText w:val=""/>
+      <w:lvlJc w:val="left"/>
+    </w:lvl>
+    <w:lvl w:ilvl="3" w:tplc="68BC8062">
+      <w:numFmt w:val="decimal"/>
+      <w:lvlText w:val=""/>
+      <w:lvlJc w:val="left"/>
+    </w:lvl>
+    <w:lvl w:ilvl="4" w:tplc="CBAC42F2">
+      <w:numFmt w:val="decimal"/>
+      <w:lvlText w:val=""/>
+      <w:lvlJc w:val="left"/>
+    </w:lvl>
+    <w:lvl w:ilvl="5" w:tplc="D40EBB54">
+      <w:numFmt w:val="decimal"/>
+      <w:lvlText w:val=""/>
+      <w:lvlJc w:val="left"/>
+    </w:lvl>
+    <w:lvl w:ilvl="6" w:tplc="F3FA4694">
+      <w:numFmt w:val="decimal"/>
+      <w:lvlText w:val=""/>
+      <w:lvlJc w:val="left"/>
+    </w:lvl>
+    <w:lvl w:ilvl="7" w:tplc="E8BE4910">
+      <w:numFmt w:val="decimal"/>
+      <w:lvlText w:val=""/>
+      <w:lvlJc w:val="left"/>
+    </w:lvl>
+    <w:lvl w:ilvl="8" w:tplc="4B846692">
+      <w:numFmt w:val="decimal"/>
+      <w:lvlText w:val=""/>
+      <w:lvlJc w:val="left"/>
+    </w:lvl>
+  </w:abstractNum>
+  <w:abstractNum w:abstractNumId="4" w15:restartNumberingAfterBreak="0">
+    <w:nsid w:val="435B2F83"/>
+    <w:multiLevelType w:val="hybridMultilevel"/>
+    <w:tmpl w:val="D0B2E5BE"/>
+    <w:lvl w:ilvl="0" w:tplc="64EAE058">
+      <w:start w:val="1"/>
+      <w:numFmt w:val="decimal"/>
+      <w:lvlText w:val="%1."/>
+      <w:lvlJc w:val="left"/>
+      <w:pPr>
+        <w:ind w:left="360" w:hanging="300"/>
+      </w:pPr>
+    </w:lvl>
+    <w:lvl w:ilvl="1" w:tplc="4790B658" w:tentative="1">
+      <w:start w:val="1"/>
+      <w:numFmt w:val="lowerLetter"/>
+      <w:lvlText w:val="%2."/>
+      <w:lvlJc w:val="left"/>
+      <w:pPr>
+        <w:ind w:left="720" w:hanging="300"/>
+      </w:pPr>
+    </w:lvl>
+    <w:lvl w:ilvl="2" w:tplc="00C03474">
+      <w:numFmt w:val="decimal"/>
+      <w:lvlText w:val=""/>
+      <w:lvlJc w:val="left"/>
+    </w:lvl>
+    <w:lvl w:ilvl="3" w:tplc="BA04B8C8">
+      <w:numFmt w:val="decimal"/>
+      <w:lvlText w:val=""/>
+      <w:lvlJc w:val="left"/>
+    </w:lvl>
+    <w:lvl w:ilvl="4" w:tplc="8452B3B4">
+      <w:numFmt w:val="decimal"/>
+      <w:lvlText w:val=""/>
+      <w:lvlJc w:val="left"/>
+    </w:lvl>
+    <w:lvl w:ilvl="5" w:tplc="81B8D52E">
+      <w:numFmt w:val="decimal"/>
+      <w:lvlText w:val=""/>
+      <w:lvlJc w:val="left"/>
+    </w:lvl>
+    <w:lvl w:ilvl="6" w:tplc="FD8EE936">
+      <w:numFmt w:val="decimal"/>
+      <w:lvlText w:val=""/>
+      <w:lvlJc w:val="left"/>
+    </w:lvl>
+    <w:lvl w:ilvl="7" w:tplc="6B588410">
+      <w:numFmt w:val="decimal"/>
+      <w:lvlText w:val=""/>
+      <w:lvlJc w:val="left"/>
+    </w:lvl>
+    <w:lvl w:ilvl="8" w:tplc="CF766362">
+      <w:numFmt w:val="decimal"/>
+      <w:lvlText w:val=""/>
+      <w:lvlJc w:val="left"/>
+    </w:lvl>
+  </w:abstractNum>
+  <w:abstractNum w:abstractNumId="5" w15:restartNumberingAfterBreak="0">
+    <w:nsid w:val="4E14152E"/>
+    <w:multiLevelType w:val="hybridMultilevel"/>
+    <w:tmpl w:val="4EA230F0"/>
+    <w:lvl w:ilvl="0" w:tplc="C5D4CD7E">
+      <w:start w:val="1"/>
+      <w:numFmt w:val="decimal"/>
+      <w:lvlText w:val="%1."/>
+      <w:lvlJc w:val="left"/>
+      <w:pPr>
+        <w:ind w:left="360" w:hanging="300"/>
+      </w:pPr>
+    </w:lvl>
+    <w:lvl w:ilvl="1" w:tplc="D9F072B4" w:tentative="1">
+      <w:start w:val="1"/>
+      <w:numFmt w:val="lowerLetter"/>
+      <w:lvlText w:val="%2."/>
+      <w:lvlJc w:val="left"/>
+      <w:pPr>
+        <w:ind w:left="720" w:hanging="300"/>
+      </w:pPr>
+    </w:lvl>
+    <w:lvl w:ilvl="2" w:tplc="FF32BF16">
+      <w:numFmt w:val="decimal"/>
+      <w:lvlText w:val=""/>
+      <w:lvlJc w:val="left"/>
+    </w:lvl>
+    <w:lvl w:ilvl="3" w:tplc="203039F6">
+      <w:numFmt w:val="decimal"/>
+      <w:lvlText w:val=""/>
+      <w:lvlJc w:val="left"/>
+    </w:lvl>
+    <w:lvl w:ilvl="4" w:tplc="190425EC">
+      <w:numFmt w:val="decimal"/>
+      <w:lvlText w:val=""/>
+      <w:lvlJc w:val="left"/>
+    </w:lvl>
+    <w:lvl w:ilvl="5" w:tplc="4864AC26">
+      <w:numFmt w:val="decimal"/>
+      <w:lvlText w:val=""/>
+      <w:lvlJc w:val="left"/>
+    </w:lvl>
+    <w:lvl w:ilvl="6" w:tplc="DE1C60F4">
+      <w:numFmt w:val="decimal"/>
+      <w:lvlText w:val=""/>
+      <w:lvlJc w:val="left"/>
+    </w:lvl>
+    <w:lvl w:ilvl="7" w:tplc="F23C9732">
+      <w:numFmt w:val="decimal"/>
+      <w:lvlText w:val=""/>
+      <w:lvlJc w:val="left"/>
+    </w:lvl>
+    <w:lvl w:ilvl="8" w:tplc="BCA23578">
+      <w:numFmt w:val="decimal"/>
+      <w:lvlText w:val=""/>
+      <w:lvlJc w:val="left"/>
+    </w:lvl>
+  </w:abstractNum>
+  <w:abstractNum w:abstractNumId="6" w15:restartNumberingAfterBreak="0">
+    <w:nsid w:val="5F087D74"/>
+    <w:multiLevelType w:val="hybridMultilevel"/>
+    <w:tmpl w:val="601A3354"/>
+    <w:lvl w:ilvl="0" w:tplc="A90A6DF0">
+      <w:start w:val="1"/>
+      <w:numFmt w:val="decimal"/>
+      <w:lvlText w:val="%1."/>
+      <w:lvlJc w:val="left"/>
+      <w:pPr>
+        <w:ind w:left="360" w:hanging="300"/>
+      </w:pPr>
+    </w:lvl>
+    <w:lvl w:ilvl="1" w:tplc="2C94701A" w:tentative="1">
+      <w:start w:val="1"/>
+      <w:numFmt w:val="lowerLetter"/>
+      <w:lvlText w:val="%2."/>
+      <w:lvlJc w:val="left"/>
+      <w:pPr>
+        <w:ind w:left="720" w:hanging="300"/>
+      </w:pPr>
+    </w:lvl>
+    <w:lvl w:ilvl="2" w:tplc="24FE7F62">
+      <w:numFmt w:val="decimal"/>
+      <w:lvlText w:val=""/>
+      <w:lvlJc w:val="left"/>
+    </w:lvl>
+    <w:lvl w:ilvl="3" w:tplc="5442F440">
+      <w:numFmt w:val="decimal"/>
+      <w:lvlText w:val=""/>
+      <w:lvlJc w:val="left"/>
+    </w:lvl>
+    <w:lvl w:ilvl="4" w:tplc="E07A48A6">
+      <w:numFmt w:val="decimal"/>
+      <w:lvlText w:val=""/>
+      <w:lvlJc w:val="left"/>
+    </w:lvl>
+    <w:lvl w:ilvl="5" w:tplc="54C22CA0">
+      <w:numFmt w:val="decimal"/>
+      <w:lvlText w:val=""/>
+      <w:lvlJc w:val="left"/>
+    </w:lvl>
+    <w:lvl w:ilvl="6" w:tplc="495846DA">
+      <w:numFmt w:val="decimal"/>
+      <w:lvlText w:val=""/>
+      <w:lvlJc w:val="left"/>
+    </w:lvl>
+    <w:lvl w:ilvl="7" w:tplc="76B215CE">
+      <w:numFmt w:val="decimal"/>
+      <w:lvlText w:val=""/>
+      <w:lvlJc w:val="left"/>
+    </w:lvl>
+    <w:lvl w:ilvl="8" w:tplc="0312295A">
+      <w:numFmt w:val="decimal"/>
+      <w:lvlText w:val=""/>
+      <w:lvlJc w:val="left"/>
+    </w:lvl>
+  </w:abstractNum>
+  <w:abstractNum w:abstractNumId="7" w15:restartNumberingAfterBreak="0">
+    <w:nsid w:val="6A9B182E"/>
+    <w:multiLevelType w:val="hybridMultilevel"/>
+    <w:tmpl w:val="B9A8F0A6"/>
+    <w:lvl w:ilvl="0" w:tplc="9EC8F290" w:tentative="1">
+      <w:start w:val="1"/>
+      <w:numFmt w:val="bullet"/>
+      <w:lvlText w:val="•"/>
+      <w:lvlJc w:val="left"/>
+      <w:pPr>
+        <w:ind w:left="360" w:hanging="260"/>
+      </w:pPr>
+    </w:lvl>
+    <w:lvl w:ilvl="1" w:tplc="17AEAC4A" w:tentative="1">
+      <w:start w:val="1"/>
+      <w:numFmt w:val="bullet"/>
+      <w:lvlText w:val="–"/>
+      <w:lvlJc w:val="left"/>
+      <w:pPr>
+        <w:ind w:left="720" w:hanging="260"/>
+      </w:pPr>
+    </w:lvl>
+    <w:lvl w:ilvl="2" w:tplc="2DA0B7D6">
+      <w:numFmt w:val="decimal"/>
+      <w:lvlText w:val=""/>
+      <w:lvlJc w:val="left"/>
+    </w:lvl>
+    <w:lvl w:ilvl="3" w:tplc="2F9866E2">
+      <w:numFmt w:val="decimal"/>
+      <w:lvlText w:val=""/>
+      <w:lvlJc w:val="left"/>
+    </w:lvl>
+    <w:lvl w:ilvl="4" w:tplc="56D0BE70">
+      <w:numFmt w:val="decimal"/>
+      <w:lvlText w:val=""/>
+      <w:lvlJc w:val="left"/>
+    </w:lvl>
+    <w:lvl w:ilvl="5" w:tplc="86ACE3C6">
+      <w:numFmt w:val="decimal"/>
+      <w:lvlText w:val=""/>
+      <w:lvlJc w:val="left"/>
+    </w:lvl>
+    <w:lvl w:ilvl="6" w:tplc="A7FCF546">
+      <w:numFmt w:val="decimal"/>
+      <w:lvlText w:val=""/>
+      <w:lvlJc w:val="left"/>
+    </w:lvl>
+    <w:lvl w:ilvl="7" w:tplc="027A6582">
+      <w:numFmt w:val="decimal"/>
+      <w:lvlText w:val=""/>
+      <w:lvlJc w:val="left"/>
+    </w:lvl>
+    <w:lvl w:ilvl="8" w:tplc="ACA81682">
+      <w:numFmt w:val="decimal"/>
+      <w:lvlText w:val=""/>
+      <w:lvlJc w:val="left"/>
+    </w:lvl>
+  </w:abstractNum>
+  <w:abstractNum w:abstractNumId="8" w15:restartNumberingAfterBreak="0">
+    <w:nsid w:val="6B2005CB"/>
+    <w:multiLevelType w:val="hybridMultilevel"/>
+    <w:tmpl w:val="E81E81A6"/>
+    <w:lvl w:ilvl="0" w:tplc="442A6EAE" w:tentative="1">
       <w:start w:val="1"/>
       <w:numFmt w:val="bullet"/>
       <w:lvlText w:val="●"/>
@@ -4301,7 +4591,7 @@
         <w:ind w:left="720" w:hanging="360"/>
       </w:pPr>
     </w:lvl>
-    <w:lvl w:ilvl="1" w:tplc="6A56CB6A" w:tentative="1">
+    <w:lvl w:ilvl="1" w:tplc="9C1EAF70" w:tentative="1">
       <w:start w:val="1"/>
       <w:numFmt w:val="bullet"/>
       <w:lvlText w:val="○"/>
@@ -4310,7 +4600,7 @@
         <w:ind w:left="1440" w:hanging="360"/>
       </w:pPr>
     </w:lvl>
-    <w:lvl w:ilvl="2" w:tplc="248A0832" w:tentative="1">
+    <w:lvl w:ilvl="2" w:tplc="DE7E459C" w:tentative="1">
       <w:start w:val="1"/>
       <w:numFmt w:val="bullet"/>
       <w:lvlText w:val="■"/>
@@ -4319,7 +4609,7 @@
         <w:ind w:left="2160" w:hanging="360"/>
       </w:pPr>
     </w:lvl>
-    <w:lvl w:ilvl="3" w:tplc="DF9CE798" w:tentative="1">
+    <w:lvl w:ilvl="3" w:tplc="E056EE34" w:tentative="1">
       <w:start w:val="1"/>
       <w:numFmt w:val="bullet"/>
       <w:lvlText w:val="●"/>
@@ -4328,7 +4618,7 @@
         <w:ind w:left="2880" w:hanging="360"/>
       </w:pPr>
     </w:lvl>
-    <w:lvl w:ilvl="4" w:tplc="3788E454" w:tentative="1">
+    <w:lvl w:ilvl="4" w:tplc="D906454C" w:tentative="1">
       <w:start w:val="1"/>
       <w:numFmt w:val="bullet"/>
       <w:lvlText w:val="○"/>
@@ -4337,7 +4627,7 @@
         <w:ind w:left="3600" w:hanging="360"/>
       </w:pPr>
     </w:lvl>
-    <w:lvl w:ilvl="5" w:tplc="E61E9F16" w:tentative="1">
+    <w:lvl w:ilvl="5" w:tplc="F25AF4DA" w:tentative="1">
       <w:start w:val="1"/>
       <w:numFmt w:val="bullet"/>
       <w:lvlText w:val="■"/>
@@ -4346,7 +4636,7 @@
         <w:ind w:left="4320" w:hanging="360"/>
       </w:pPr>
     </w:lvl>
-    <w:lvl w:ilvl="6" w:tplc="A21C9F64" w:tentative="1">
+    <w:lvl w:ilvl="6" w:tplc="E5906540" w:tentative="1">
       <w:start w:val="1"/>
       <w:numFmt w:val="bullet"/>
       <w:lvlText w:val="●"/>
@@ -4355,7 +4645,7 @@
         <w:ind w:left="5040" w:hanging="360"/>
       </w:pPr>
     </w:lvl>
-    <w:lvl w:ilvl="7" w:tplc="5A866276" w:tentative="1">
+    <w:lvl w:ilvl="7" w:tplc="CC70A4B8" w:tentative="1">
       <w:start w:val="1"/>
       <w:numFmt w:val="bullet"/>
       <w:lvlText w:val="●"/>
@@ -4364,7 +4654,7 @@
         <w:ind w:left="5760" w:hanging="360"/>
       </w:pPr>
     </w:lvl>
-    <w:lvl w:ilvl="8" w:tplc="DAB8754A" w:tentative="1">
+    <w:lvl w:ilvl="8" w:tplc="91A27EBE" w:tentative="1">
       <w:start w:val="1"/>
       <w:numFmt w:val="bullet"/>
       <w:lvlText w:val="●"/>
@@ -4374,11 +4664,11 @@
       </w:pPr>
     </w:lvl>
   </w:abstractNum>
-  <w:abstractNum w:abstractNumId="4" w15:restartNumberingAfterBreak="0">
-    <w:nsid w:val="44E136D4"/>
+  <w:abstractNum w:abstractNumId="9" w15:restartNumberingAfterBreak="0">
+    <w:nsid w:val="74B809BB"/>
     <w:multiLevelType w:val="hybridMultilevel"/>
-    <w:tmpl w:val="4C7EE4F2"/>
-    <w:lvl w:ilvl="0" w:tplc="A7DAFE9E">
+    <w:tmpl w:val="193EE22A"/>
+    <w:lvl w:ilvl="0" w:tplc="ED8A8850">
       <w:start w:val="1"/>
       <w:numFmt w:val="decimal"/>
       <w:lvlText w:val="%1."/>
@@ -4387,7 +4677,7 @@
         <w:ind w:left="360" w:hanging="300"/>
       </w:pPr>
     </w:lvl>
-    <w:lvl w:ilvl="1" w:tplc="B536804A" w:tentative="1">
+    <w:lvl w:ilvl="1" w:tplc="0D745AB8" w:tentative="1">
       <w:start w:val="1"/>
       <w:numFmt w:val="lowerLetter"/>
       <w:lvlText w:val="%2."/>
@@ -4396,382 +4686,92 @@
         <w:ind w:left="720" w:hanging="300"/>
       </w:pPr>
     </w:lvl>
-    <w:lvl w:ilvl="2" w:tplc="29C265BA">
-      <w:numFmt w:val="decimal"/>
-      <w:lvlText w:val=""/>
-      <w:lvlJc w:val="left"/>
-    </w:lvl>
-    <w:lvl w:ilvl="3" w:tplc="028AB44E">
-      <w:numFmt w:val="decimal"/>
-      <w:lvlText w:val=""/>
-      <w:lvlJc w:val="left"/>
-    </w:lvl>
-    <w:lvl w:ilvl="4" w:tplc="A5AAF712">
-      <w:numFmt w:val="decimal"/>
-      <w:lvlText w:val=""/>
-      <w:lvlJc w:val="left"/>
-    </w:lvl>
-    <w:lvl w:ilvl="5" w:tplc="0EBA7620">
-      <w:numFmt w:val="decimal"/>
-      <w:lvlText w:val=""/>
-      <w:lvlJc w:val="left"/>
-    </w:lvl>
-    <w:lvl w:ilvl="6" w:tplc="2A2C592C">
-      <w:numFmt w:val="decimal"/>
-      <w:lvlText w:val=""/>
-      <w:lvlJc w:val="left"/>
-    </w:lvl>
-    <w:lvl w:ilvl="7" w:tplc="897266BE">
-      <w:numFmt w:val="decimal"/>
-      <w:lvlText w:val=""/>
-      <w:lvlJc w:val="left"/>
-    </w:lvl>
-    <w:lvl w:ilvl="8" w:tplc="FB104A32">
+    <w:lvl w:ilvl="2" w:tplc="A6385278">
+      <w:numFmt w:val="decimal"/>
+      <w:lvlText w:val=""/>
+      <w:lvlJc w:val="left"/>
+    </w:lvl>
+    <w:lvl w:ilvl="3" w:tplc="1D6E6126">
+      <w:numFmt w:val="decimal"/>
+      <w:lvlText w:val=""/>
+      <w:lvlJc w:val="left"/>
+    </w:lvl>
+    <w:lvl w:ilvl="4" w:tplc="7DC21262">
+      <w:numFmt w:val="decimal"/>
+      <w:lvlText w:val=""/>
+      <w:lvlJc w:val="left"/>
+    </w:lvl>
+    <w:lvl w:ilvl="5" w:tplc="A4AAA2DE">
+      <w:numFmt w:val="decimal"/>
+      <w:lvlText w:val=""/>
+      <w:lvlJc w:val="left"/>
+    </w:lvl>
+    <w:lvl w:ilvl="6" w:tplc="8AB499FE">
+      <w:numFmt w:val="decimal"/>
+      <w:lvlText w:val=""/>
+      <w:lvlJc w:val="left"/>
+    </w:lvl>
+    <w:lvl w:ilvl="7" w:tplc="158CE0BC">
+      <w:numFmt w:val="decimal"/>
+      <w:lvlText w:val=""/>
+      <w:lvlJc w:val="left"/>
+    </w:lvl>
+    <w:lvl w:ilvl="8" w:tplc="4A225CBC">
       <w:numFmt w:val="decimal"/>
       <w:lvlText w:val=""/>
       <w:lvlJc w:val="left"/>
     </w:lvl>
   </w:abstractNum>
-  <w:abstractNum w:abstractNumId="5" w15:restartNumberingAfterBreak="0">
-    <w:nsid w:val="5D8633B3"/>
-    <w:multiLevelType w:val="hybridMultilevel"/>
-    <w:tmpl w:val="43A8180C"/>
-    <w:lvl w:ilvl="0" w:tplc="D70EF2BA">
-      <w:start w:val="1"/>
-      <w:numFmt w:val="decimal"/>
-      <w:lvlText w:val="%1."/>
-      <w:lvlJc w:val="left"/>
-      <w:pPr>
-        <w:ind w:left="360" w:hanging="300"/>
-      </w:pPr>
-    </w:lvl>
-    <w:lvl w:ilvl="1" w:tplc="4E30DA70" w:tentative="1">
-      <w:start w:val="1"/>
-      <w:numFmt w:val="lowerLetter"/>
-      <w:lvlText w:val="%2."/>
-      <w:lvlJc w:val="left"/>
-      <w:pPr>
-        <w:ind w:left="720" w:hanging="300"/>
-      </w:pPr>
-    </w:lvl>
-    <w:lvl w:ilvl="2" w:tplc="7A70B0A2">
-      <w:numFmt w:val="decimal"/>
-      <w:lvlText w:val=""/>
-      <w:lvlJc w:val="left"/>
-    </w:lvl>
-    <w:lvl w:ilvl="3" w:tplc="AFFE2D50">
-      <w:numFmt w:val="decimal"/>
-      <w:lvlText w:val=""/>
-      <w:lvlJc w:val="left"/>
-    </w:lvl>
-    <w:lvl w:ilvl="4" w:tplc="DF4E2E64">
-      <w:numFmt w:val="decimal"/>
-      <w:lvlText w:val=""/>
-      <w:lvlJc w:val="left"/>
-    </w:lvl>
-    <w:lvl w:ilvl="5" w:tplc="2D0EC988">
-      <w:numFmt w:val="decimal"/>
-      <w:lvlText w:val=""/>
-      <w:lvlJc w:val="left"/>
-    </w:lvl>
-    <w:lvl w:ilvl="6" w:tplc="FA16A74E">
-      <w:numFmt w:val="decimal"/>
-      <w:lvlText w:val=""/>
-      <w:lvlJc w:val="left"/>
-    </w:lvl>
-    <w:lvl w:ilvl="7" w:tplc="DF9CF23C">
-      <w:numFmt w:val="decimal"/>
-      <w:lvlText w:val=""/>
-      <w:lvlJc w:val="left"/>
-    </w:lvl>
-    <w:lvl w:ilvl="8" w:tplc="82AEABB0">
-      <w:numFmt w:val="decimal"/>
-      <w:lvlText w:val=""/>
-      <w:lvlJc w:val="left"/>
-    </w:lvl>
-  </w:abstractNum>
-  <w:abstractNum w:abstractNumId="6" w15:restartNumberingAfterBreak="0">
-    <w:nsid w:val="5DB64B49"/>
-    <w:multiLevelType w:val="hybridMultilevel"/>
-    <w:tmpl w:val="F51CD01E"/>
-    <w:lvl w:ilvl="0" w:tplc="9EF82330" w:tentative="1">
-      <w:start w:val="1"/>
-      <w:numFmt w:val="bullet"/>
-      <w:lvlText w:val="•"/>
-      <w:lvlJc w:val="left"/>
-      <w:pPr>
-        <w:ind w:left="360" w:hanging="260"/>
-      </w:pPr>
-    </w:lvl>
-    <w:lvl w:ilvl="1" w:tplc="41BE6CA0" w:tentative="1">
-      <w:start w:val="1"/>
-      <w:numFmt w:val="bullet"/>
-      <w:lvlText w:val="–"/>
-      <w:lvlJc w:val="left"/>
-      <w:pPr>
-        <w:ind w:left="720" w:hanging="260"/>
-      </w:pPr>
-    </w:lvl>
-    <w:lvl w:ilvl="2" w:tplc="A95A6262">
-      <w:numFmt w:val="decimal"/>
-      <w:lvlText w:val=""/>
-      <w:lvlJc w:val="left"/>
-    </w:lvl>
-    <w:lvl w:ilvl="3" w:tplc="B90EC6F4">
-      <w:numFmt w:val="decimal"/>
-      <w:lvlText w:val=""/>
-      <w:lvlJc w:val="left"/>
-    </w:lvl>
-    <w:lvl w:ilvl="4" w:tplc="1AB854DC">
-      <w:numFmt w:val="decimal"/>
-      <w:lvlText w:val=""/>
-      <w:lvlJc w:val="left"/>
-    </w:lvl>
-    <w:lvl w:ilvl="5" w:tplc="07688BDC">
-      <w:numFmt w:val="decimal"/>
-      <w:lvlText w:val=""/>
-      <w:lvlJc w:val="left"/>
-    </w:lvl>
-    <w:lvl w:ilvl="6" w:tplc="0E52AECE">
-      <w:numFmt w:val="decimal"/>
-      <w:lvlText w:val=""/>
-      <w:lvlJc w:val="left"/>
-    </w:lvl>
-    <w:lvl w:ilvl="7" w:tplc="BE84726E">
-      <w:numFmt w:val="decimal"/>
-      <w:lvlText w:val=""/>
-      <w:lvlJc w:val="left"/>
-    </w:lvl>
-    <w:lvl w:ilvl="8" w:tplc="42D0BBE2">
-      <w:numFmt w:val="decimal"/>
-      <w:lvlText w:val=""/>
-      <w:lvlJc w:val="left"/>
-    </w:lvl>
-  </w:abstractNum>
-  <w:abstractNum w:abstractNumId="7" w15:restartNumberingAfterBreak="0">
-    <w:nsid w:val="67416DFD"/>
-    <w:multiLevelType w:val="hybridMultilevel"/>
-    <w:tmpl w:val="B1E081CE"/>
-    <w:lvl w:ilvl="0" w:tplc="3156282E">
-      <w:start w:val="1"/>
-      <w:numFmt w:val="decimal"/>
-      <w:lvlText w:val="%1."/>
-      <w:lvlJc w:val="left"/>
-      <w:pPr>
-        <w:ind w:left="360" w:hanging="300"/>
-      </w:pPr>
-    </w:lvl>
-    <w:lvl w:ilvl="1" w:tplc="CD5E4720" w:tentative="1">
-      <w:start w:val="1"/>
-      <w:numFmt w:val="lowerLetter"/>
-      <w:lvlText w:val="%2."/>
-      <w:lvlJc w:val="left"/>
-      <w:pPr>
-        <w:ind w:left="720" w:hanging="300"/>
-      </w:pPr>
-    </w:lvl>
-    <w:lvl w:ilvl="2" w:tplc="0B9CE2A4">
-      <w:numFmt w:val="decimal"/>
-      <w:lvlText w:val=""/>
-      <w:lvlJc w:val="left"/>
-    </w:lvl>
-    <w:lvl w:ilvl="3" w:tplc="67CED23A">
-      <w:numFmt w:val="decimal"/>
-      <w:lvlText w:val=""/>
-      <w:lvlJc w:val="left"/>
-    </w:lvl>
-    <w:lvl w:ilvl="4" w:tplc="72B89146">
-      <w:numFmt w:val="decimal"/>
-      <w:lvlText w:val=""/>
-      <w:lvlJc w:val="left"/>
-    </w:lvl>
-    <w:lvl w:ilvl="5" w:tplc="AE684A44">
-      <w:numFmt w:val="decimal"/>
-      <w:lvlText w:val=""/>
-      <w:lvlJc w:val="left"/>
-    </w:lvl>
-    <w:lvl w:ilvl="6" w:tplc="79C4BD4E">
-      <w:numFmt w:val="decimal"/>
-      <w:lvlText w:val=""/>
-      <w:lvlJc w:val="left"/>
-    </w:lvl>
-    <w:lvl w:ilvl="7" w:tplc="CB1C8518">
-      <w:numFmt w:val="decimal"/>
-      <w:lvlText w:val=""/>
-      <w:lvlJc w:val="left"/>
-    </w:lvl>
-    <w:lvl w:ilvl="8" w:tplc="7DCC7F88">
-      <w:numFmt w:val="decimal"/>
-      <w:lvlText w:val=""/>
-      <w:lvlJc w:val="left"/>
-    </w:lvl>
-  </w:abstractNum>
-  <w:abstractNum w:abstractNumId="8" w15:restartNumberingAfterBreak="0">
-    <w:nsid w:val="67D23564"/>
-    <w:multiLevelType w:val="hybridMultilevel"/>
-    <w:tmpl w:val="E2F68FC6"/>
-    <w:lvl w:ilvl="0" w:tplc="2416C6DA">
-      <w:start w:val="1"/>
-      <w:numFmt w:val="decimal"/>
-      <w:lvlText w:val="%1."/>
-      <w:lvlJc w:val="left"/>
-      <w:pPr>
-        <w:ind w:left="360" w:hanging="300"/>
-      </w:pPr>
-    </w:lvl>
-    <w:lvl w:ilvl="1" w:tplc="4F5CF91C" w:tentative="1">
-      <w:start w:val="1"/>
-      <w:numFmt w:val="lowerLetter"/>
-      <w:lvlText w:val="%2."/>
-      <w:lvlJc w:val="left"/>
-      <w:pPr>
-        <w:ind w:left="720" w:hanging="300"/>
-      </w:pPr>
-    </w:lvl>
-    <w:lvl w:ilvl="2" w:tplc="64440DEC">
-      <w:numFmt w:val="decimal"/>
-      <w:lvlText w:val=""/>
-      <w:lvlJc w:val="left"/>
-    </w:lvl>
-    <w:lvl w:ilvl="3" w:tplc="61929026">
-      <w:numFmt w:val="decimal"/>
-      <w:lvlText w:val=""/>
-      <w:lvlJc w:val="left"/>
-    </w:lvl>
-    <w:lvl w:ilvl="4" w:tplc="65A837B4">
-      <w:numFmt w:val="decimal"/>
-      <w:lvlText w:val=""/>
-      <w:lvlJc w:val="left"/>
-    </w:lvl>
-    <w:lvl w:ilvl="5" w:tplc="3E5E08A6">
-      <w:numFmt w:val="decimal"/>
-      <w:lvlText w:val=""/>
-      <w:lvlJc w:val="left"/>
-    </w:lvl>
-    <w:lvl w:ilvl="6" w:tplc="04B4AC5E">
-      <w:numFmt w:val="decimal"/>
-      <w:lvlText w:val=""/>
-      <w:lvlJc w:val="left"/>
-    </w:lvl>
-    <w:lvl w:ilvl="7" w:tplc="45C037BC">
-      <w:numFmt w:val="decimal"/>
-      <w:lvlText w:val=""/>
-      <w:lvlJc w:val="left"/>
-    </w:lvl>
-    <w:lvl w:ilvl="8" w:tplc="81C84002">
-      <w:numFmt w:val="decimal"/>
-      <w:lvlText w:val=""/>
-      <w:lvlJc w:val="left"/>
-    </w:lvl>
-  </w:abstractNum>
-  <w:abstractNum w:abstractNumId="9" w15:restartNumberingAfterBreak="0">
-    <w:nsid w:val="7975613C"/>
-    <w:multiLevelType w:val="hybridMultilevel"/>
-    <w:tmpl w:val="1B469480"/>
-    <w:lvl w:ilvl="0" w:tplc="78A60678">
-      <w:start w:val="1"/>
-      <w:numFmt w:val="decimal"/>
-      <w:lvlText w:val="%1."/>
-      <w:lvlJc w:val="left"/>
-      <w:pPr>
-        <w:ind w:left="360" w:hanging="300"/>
-      </w:pPr>
-    </w:lvl>
-    <w:lvl w:ilvl="1" w:tplc="794E0138" w:tentative="1">
-      <w:start w:val="1"/>
-      <w:numFmt w:val="lowerLetter"/>
-      <w:lvlText w:val="%2."/>
-      <w:lvlJc w:val="left"/>
-      <w:pPr>
-        <w:ind w:left="720" w:hanging="300"/>
-      </w:pPr>
-    </w:lvl>
-    <w:lvl w:ilvl="2" w:tplc="4058E17A">
-      <w:numFmt w:val="decimal"/>
-      <w:lvlText w:val=""/>
-      <w:lvlJc w:val="left"/>
-    </w:lvl>
-    <w:lvl w:ilvl="3" w:tplc="A5FC4DC6">
-      <w:numFmt w:val="decimal"/>
-      <w:lvlText w:val=""/>
-      <w:lvlJc w:val="left"/>
-    </w:lvl>
-    <w:lvl w:ilvl="4" w:tplc="3A80B2F2">
-      <w:numFmt w:val="decimal"/>
-      <w:lvlText w:val=""/>
-      <w:lvlJc w:val="left"/>
-    </w:lvl>
-    <w:lvl w:ilvl="5" w:tplc="6E3EB83A">
-      <w:numFmt w:val="decimal"/>
-      <w:lvlText w:val=""/>
-      <w:lvlJc w:val="left"/>
-    </w:lvl>
-    <w:lvl w:ilvl="6" w:tplc="386C066A">
-      <w:numFmt w:val="decimal"/>
-      <w:lvlText w:val=""/>
-      <w:lvlJc w:val="left"/>
-    </w:lvl>
-    <w:lvl w:ilvl="7" w:tplc="6508644A">
-      <w:numFmt w:val="decimal"/>
-      <w:lvlText w:val=""/>
-      <w:lvlJc w:val="left"/>
-    </w:lvl>
-    <w:lvl w:ilvl="8" w:tplc="CA7CB3D4">
-      <w:numFmt w:val="decimal"/>
-      <w:lvlText w:val=""/>
-      <w:lvlJc w:val="left"/>
-    </w:lvl>
-  </w:abstractNum>
-  <w:num w:numId="1" w16cid:durableId="1328243496">
+  <w:num w:numId="1" w16cid:durableId="812217641">
+    <w:abstractNumId w:val="8"/>
+    <w:lvlOverride w:ilvl="0">
+      <w:startOverride w:val="1"/>
+    </w:lvlOverride>
+  </w:num>
+  <w:num w:numId="2" w16cid:durableId="1641761647">
+    <w:abstractNumId w:val="6"/>
+    <w:lvlOverride w:ilvl="0">
+      <w:startOverride w:val="1"/>
+    </w:lvlOverride>
+  </w:num>
+  <w:num w:numId="3" w16cid:durableId="1058434555">
+    <w:abstractNumId w:val="9"/>
+    <w:lvlOverride w:ilvl="0">
+      <w:startOverride w:val="1"/>
+    </w:lvlOverride>
+  </w:num>
+  <w:num w:numId="4" w16cid:durableId="974603832">
+    <w:abstractNumId w:val="4"/>
+    <w:lvlOverride w:ilvl="0">
+      <w:startOverride w:val="1"/>
+    </w:lvlOverride>
+  </w:num>
+  <w:num w:numId="5" w16cid:durableId="957494630">
+    <w:abstractNumId w:val="0"/>
+    <w:lvlOverride w:ilvl="0">
+      <w:startOverride w:val="1"/>
+    </w:lvlOverride>
+  </w:num>
+  <w:num w:numId="6" w16cid:durableId="1534881035">
     <w:abstractNumId w:val="3"/>
     <w:lvlOverride w:ilvl="0">
       <w:startOverride w:val="1"/>
     </w:lvlOverride>
   </w:num>
-  <w:num w:numId="2" w16cid:durableId="2073965771">
-    <w:abstractNumId w:val="7"/>
-    <w:lvlOverride w:ilvl="0">
-      <w:startOverride w:val="1"/>
-    </w:lvlOverride>
-  </w:num>
-  <w:num w:numId="3" w16cid:durableId="929578838">
+  <w:num w:numId="7" w16cid:durableId="788549728">
     <w:abstractNumId w:val="5"/>
     <w:lvlOverride w:ilvl="0">
       <w:startOverride w:val="1"/>
     </w:lvlOverride>
   </w:num>
-  <w:num w:numId="4" w16cid:durableId="1931964547">
+  <w:num w:numId="8" w16cid:durableId="2126148738">
     <w:abstractNumId w:val="1"/>
     <w:lvlOverride w:ilvl="0">
       <w:startOverride w:val="1"/>
     </w:lvlOverride>
   </w:num>
-  <w:num w:numId="5" w16cid:durableId="606621722">
-    <w:abstractNumId w:val="8"/>
-    <w:lvlOverride w:ilvl="0">
-      <w:startOverride w:val="1"/>
-    </w:lvlOverride>
-  </w:num>
-  <w:num w:numId="6" w16cid:durableId="1579903707">
-    <w:abstractNumId w:val="4"/>
-    <w:lvlOverride w:ilvl="0">
-      <w:startOverride w:val="1"/>
-    </w:lvlOverride>
-  </w:num>
-  <w:num w:numId="7" w16cid:durableId="1264607686">
+  <w:num w:numId="9" w16cid:durableId="166100440">
     <w:abstractNumId w:val="2"/>
-    <w:lvlOverride w:ilvl="0">
-      <w:startOverride w:val="1"/>
-    </w:lvlOverride>
-  </w:num>
-  <w:num w:numId="8" w16cid:durableId="2090731987">
-    <w:abstractNumId w:val="9"/>
-    <w:lvlOverride w:ilvl="0">
-      <w:startOverride w:val="1"/>
-    </w:lvlOverride>
-  </w:num>
-  <w:num w:numId="9" w16cid:durableId="655183346">
-    <w:abstractNumId w:val="0"/>
     <w:lvlOverride w:ilvl="0">
       <w:startOverride w:val="1"/>
     </w:lvlOverride>
@@ -5452,7 +5452,7 @@
     <w:autoRedefine/>
     <w:uiPriority w:val="39"/>
     <w:unhideWhenUsed/>
-    <w:rsid w:val="00296153"/>
+    <w:rsid w:val="001A4371"/>
     <w:pPr>
       <w:spacing w:after="100"/>
     </w:pPr>

--- a/discoverer-neo/docs/user-guide/manual/Discoverer-Neo-MANAGER-Guide-Quick-es-ES.docx
+++ b/discoverer-neo/docs/user-guide/manual/Discoverer-Neo-MANAGER-Guide-Quick-es-ES.docx
@@ -54,7 +54,7 @@
           <w:sz w:val="22"/>
           <w:szCs w:val="22"/>
         </w:rPr>
-        <w:t>Versión 2.1.1</w:t>
+        <w:t>Versión 2.2.0</w:t>
       </w:r>
     </w:p>
     <w:p>
@@ -74,7 +74,7 @@
     <w:sdt>
       <w:sdtPr>
         <w:alias w:val="Índice"/>
-        <w:id w:val="-868685926"/>
+        <w:id w:val="618262220"/>
       </w:sdtPr>
       <w:sdtEndPr/>
       <w:sdtContent>
@@ -102,7 +102,7 @@
           <w:r>
             <w:fldChar w:fldCharType="separate"/>
           </w:r>
-          <w:hyperlink w:anchor="_Toc241748391" w:history="1">
+          <w:hyperlink w:anchor="_Toc241848631" w:history="1">
             <w:r>
               <w:rPr>
                 <w:rStyle w:val="Hiperligao"/>
@@ -126,7 +126,7 @@
               <w:rPr>
                 <w:noProof/>
               </w:rPr>
-              <w:instrText xml:space="preserve"> PAGEREF _Toc241748391 \h </w:instrText>
+              <w:instrText xml:space="preserve"> PAGEREF _Toc241848631 \h </w:instrText>
             </w:r>
             <w:r>
               <w:rPr>
@@ -168,7 +168,7 @@
               <w14:ligatures w14:val="standardContextual"/>
             </w:rPr>
           </w:pPr>
-          <w:hyperlink w:anchor="_Toc241748392" w:history="1">
+          <w:hyperlink w:anchor="_Toc241848632" w:history="1">
             <w:r>
               <w:rPr>
                 <w:rStyle w:val="Hiperligao"/>
@@ -192,7 +192,7 @@
               <w:rPr>
                 <w:noProof/>
               </w:rPr>
-              <w:instrText xml:space="preserve"> PAGEREF _Toc241748392 \h </w:instrText>
+              <w:instrText xml:space="preserve"> PAGEREF _Toc241848632 \h </w:instrText>
             </w:r>
             <w:r>
               <w:rPr>
@@ -234,7 +234,7 @@
               <w14:ligatures w14:val="standardContextual"/>
             </w:rPr>
           </w:pPr>
-          <w:hyperlink w:anchor="_Toc241748393" w:history="1">
+          <w:hyperlink w:anchor="_Toc241848633" w:history="1">
             <w:r>
               <w:rPr>
                 <w:rStyle w:val="Hiperligao"/>
@@ -258,7 +258,7 @@
               <w:rPr>
                 <w:noProof/>
               </w:rPr>
-              <w:instrText xml:space="preserve"> PAGEREF _Toc241748393 \h </w:instrText>
+              <w:instrText xml:space="preserve"> PAGEREF _Toc241848633 \h </w:instrText>
             </w:r>
             <w:r>
               <w:rPr>
@@ -300,7 +300,7 @@
               <w14:ligatures w14:val="standardContextual"/>
             </w:rPr>
           </w:pPr>
-          <w:hyperlink w:anchor="_Toc241748394" w:history="1">
+          <w:hyperlink w:anchor="_Toc241848634" w:history="1">
             <w:r>
               <w:rPr>
                 <w:rStyle w:val="Hiperligao"/>
@@ -324,7 +324,7 @@
               <w:rPr>
                 <w:noProof/>
               </w:rPr>
-              <w:instrText xml:space="preserve"> PAGEREF _Toc241748394 \h </w:instrText>
+              <w:instrText xml:space="preserve"> PAGEREF _Toc241848634 \h </w:instrText>
             </w:r>
             <w:r>
               <w:rPr>
@@ -366,7 +366,7 @@
               <w14:ligatures w14:val="standardContextual"/>
             </w:rPr>
           </w:pPr>
-          <w:hyperlink w:anchor="_Toc241748395" w:history="1">
+          <w:hyperlink w:anchor="_Toc241848635" w:history="1">
             <w:r>
               <w:rPr>
                 <w:rStyle w:val="Hiperligao"/>
@@ -390,7 +390,7 @@
               <w:rPr>
                 <w:noProof/>
               </w:rPr>
-              <w:instrText xml:space="preserve"> PAGEREF _Toc241748395 \h </w:instrText>
+              <w:instrText xml:space="preserve"> PAGEREF _Toc241848635 \h </w:instrText>
             </w:r>
             <w:r>
               <w:rPr>
@@ -432,7 +432,7 @@
               <w14:ligatures w14:val="standardContextual"/>
             </w:rPr>
           </w:pPr>
-          <w:hyperlink w:anchor="_Toc241748396" w:history="1">
+          <w:hyperlink w:anchor="_Toc241848636" w:history="1">
             <w:r>
               <w:rPr>
                 <w:rStyle w:val="Hiperligao"/>
@@ -456,7 +456,7 @@
               <w:rPr>
                 <w:noProof/>
               </w:rPr>
-              <w:instrText xml:space="preserve"> PAGEREF _Toc241748396 \h </w:instrText>
+              <w:instrText xml:space="preserve"> PAGEREF _Toc241848636 \h </w:instrText>
             </w:r>
             <w:r>
               <w:rPr>
@@ -498,7 +498,7 @@
               <w14:ligatures w14:val="standardContextual"/>
             </w:rPr>
           </w:pPr>
-          <w:hyperlink w:anchor="_Toc241748397" w:history="1">
+          <w:hyperlink w:anchor="_Toc241848637" w:history="1">
             <w:r>
               <w:rPr>
                 <w:rStyle w:val="Hiperligao"/>
@@ -522,7 +522,7 @@
               <w:rPr>
                 <w:noProof/>
               </w:rPr>
-              <w:instrText xml:space="preserve"> PAGEREF _Toc241748397 \h </w:instrText>
+              <w:instrText xml:space="preserve"> PAGEREF _Toc241848637 \h </w:instrText>
             </w:r>
             <w:r>
               <w:rPr>
@@ -564,7 +564,7 @@
               <w14:ligatures w14:val="standardContextual"/>
             </w:rPr>
           </w:pPr>
-          <w:hyperlink w:anchor="_Toc241748398" w:history="1">
+          <w:hyperlink w:anchor="_Toc241848638" w:history="1">
             <w:r>
               <w:rPr>
                 <w:rStyle w:val="Hiperligao"/>
@@ -588,7 +588,7 @@
               <w:rPr>
                 <w:noProof/>
               </w:rPr>
-              <w:instrText xml:space="preserve"> PAGEREF _Toc241748398 \h </w:instrText>
+              <w:instrText xml:space="preserve"> PAGEREF _Toc241848638 \h </w:instrText>
             </w:r>
             <w:r>
               <w:rPr>
@@ -630,7 +630,7 @@
               <w14:ligatures w14:val="standardContextual"/>
             </w:rPr>
           </w:pPr>
-          <w:hyperlink w:anchor="_Toc241748399" w:history="1">
+          <w:hyperlink w:anchor="_Toc241848639" w:history="1">
             <w:r>
               <w:rPr>
                 <w:rStyle w:val="Hiperligao"/>
@@ -654,7 +654,7 @@
               <w:rPr>
                 <w:noProof/>
               </w:rPr>
-              <w:instrText xml:space="preserve"> PAGEREF _Toc241748399 \h </w:instrText>
+              <w:instrText xml:space="preserve"> PAGEREF _Toc241848639 \h </w:instrText>
             </w:r>
             <w:r>
               <w:rPr>
@@ -702,7 +702,7 @@
       <w:pPr>
         <w:pStyle w:val="Ttulo1"/>
       </w:pPr>
-      <w:bookmarkStart w:id="0" w:name="_Toc241748391"/>
+      <w:bookmarkStart w:id="0" w:name="_Toc241848631"/>
       <w:r>
         <w:lastRenderedPageBreak/>
         <w:t>Su rol en una página</w:t>
@@ -1392,7 +1392,7 @@
         <w:pStyle w:val="Ttulo1"/>
         <w:pageBreakBefore/>
       </w:pPr>
-      <w:bookmarkStart w:id="1" w:name="_Toc241748392"/>
+      <w:bookmarkStart w:id="1" w:name="_Toc241848632"/>
       <w:r>
         <w:lastRenderedPageBreak/>
         <w:t>Mapas</w:t>
@@ -1425,10 +1425,10 @@
           <w:noProof/>
         </w:rPr>
         <w:drawing>
-          <wp:inline distT="0" distB="0" distL="0" distR="0" wp14:anchorId="5E1EBB82" wp14:editId="5C0C6362">
+          <wp:inline distT="0" distB="0" distL="0" distR="0" wp14:anchorId="7EB65BAA" wp14:editId="34E780F2">
             <wp:extent cx="5715000" cy="3429000"/>
             <wp:effectExtent l="0" t="0" r="0" b="0"/>
-            <wp:docPr id="265" name="02-maps-all.png" descr="La lista de Mapas, pestaña Todos, con los iconos Copiar, Compartir, Programar y Exportar en cada fila." title="La lista de Mapas, pestaña Todos, con los iconos Copiar, Compartir, Programar y Exportar en cada fila."/>
+            <wp:docPr id="273" name="02-maps-all.png" descr="La lista de Mapas, pestaña Todos, con los iconos Copiar, Compartir, Programar y Exportar en cada fila." title="La lista de Mapas, pestaña Todos, con los iconos Copiar, Compartir, Programar y Exportar en cada fila."/>
             <wp:cNvGraphicFramePr>
               <a:graphicFrameLocks xmlns:a="http://schemas.openxmlformats.org/drawingml/2006/main" noChangeAspect="1"/>
             </wp:cNvGraphicFramePr>
@@ -1889,7 +1889,7 @@
         <w:pStyle w:val="Ttulo1"/>
         <w:pageBreakBefore/>
       </w:pPr>
-      <w:bookmarkStart w:id="2" w:name="_Toc241748393"/>
+      <w:bookmarkStart w:id="2" w:name="_Toc241848633"/>
       <w:r>
         <w:lastRenderedPageBreak/>
         <w:t>Compartir un mapa</w:t>
@@ -1912,10 +1912,10 @@
           <w:noProof/>
         </w:rPr>
         <w:drawing>
-          <wp:inline distT="0" distB="0" distL="0" distR="0" wp14:anchorId="624D9BCA" wp14:editId="565E7185">
+          <wp:inline distT="0" distB="0" distL="0" distR="0" wp14:anchorId="304A84E1" wp14:editId="35D871B9">
             <wp:extent cx="3743325" cy="3895725"/>
             <wp:effectExtent l="0" t="0" r="0" b="0"/>
-            <wp:docPr id="266" name="03-share-dialog.png" descr="El cuadro Compartir mapa con un cuadro de búsqueda y los botones Puede ver, Puede exportar y Puede editar." title="El cuadro Compartir mapa con un cuadro de búsqueda y los botones Puede ver, Puede exportar y Puede editar."/>
+            <wp:docPr id="274" name="03-share-dialog.png" descr="El cuadro Compartir mapa con un cuadro de búsqueda y los botones Puede ver, Puede exportar y Puede editar." title="El cuadro Compartir mapa con un cuadro de búsqueda y los botones Puede ver, Puede exportar y Puede editar."/>
             <wp:cNvGraphicFramePr>
               <a:graphicFrameLocks xmlns:a="http://schemas.openxmlformats.org/drawingml/2006/main" noChangeAspect="1"/>
             </wp:cNvGraphicFramePr>
@@ -2315,7 +2315,7 @@
         <w:pStyle w:val="Ttulo1"/>
         <w:pageBreakBefore/>
       </w:pPr>
-      <w:bookmarkStart w:id="3" w:name="_Toc241748394"/>
+      <w:bookmarkStart w:id="3" w:name="_Toc241848634"/>
       <w:r>
         <w:lastRenderedPageBreak/>
         <w:t>Ver, ejecutar y exportar</w:t>
@@ -2338,10 +2338,10 @@
           <w:noProof/>
         </w:rPr>
         <w:drawing>
-          <wp:inline distT="0" distB="0" distL="0" distR="0" wp14:anchorId="0035CCB1" wp14:editId="2AFA5FD2">
+          <wp:inline distT="0" distB="0" distL="0" distR="0" wp14:anchorId="4B8F92B5" wp14:editId="5DFC150D">
             <wp:extent cx="5715000" cy="3571875"/>
             <wp:effectExtent l="0" t="0" r="0" b="0"/>
-            <wp:docPr id="267" name="06-viewer-results.png" descr="Una ejecución completada con los botones Excel, CSV y PDF sobre la cuadrícula de resultados." title="Una ejecución completada con los botones Excel, CSV y PDF sobre la cuadrícula de resultados."/>
+            <wp:docPr id="275" name="06-viewer-results.png" descr="Una ejecución completada con los botones Excel, CSV y PDF sobre la cuadrícula de resultados." title="Una ejecución completada con los botones Excel, CSV y PDF sobre la cuadrícula de resultados."/>
             <wp:cNvGraphicFramePr>
               <a:graphicFrameLocks xmlns:a="http://schemas.openxmlformats.org/drawingml/2006/main" noChangeAspect="1"/>
             </wp:cNvGraphicFramePr>
@@ -2536,7 +2536,7 @@
         <w:pStyle w:val="Ttulo1"/>
         <w:pageBreakBefore/>
       </w:pPr>
-      <w:bookmarkStart w:id="4" w:name="_Toc241748395"/>
+      <w:bookmarkStart w:id="4" w:name="_Toc241848635"/>
       <w:r>
         <w:lastRenderedPageBreak/>
         <w:t>Generador de mapas</w:t>
@@ -2569,10 +2569,10 @@
           <w:noProof/>
         </w:rPr>
         <w:drawing>
-          <wp:inline distT="0" distB="0" distL="0" distR="0" wp14:anchorId="623AB3A3" wp14:editId="010A4CDC">
+          <wp:inline distT="0" distB="0" distL="0" distR="0" wp14:anchorId="2AC071C2" wp14:editId="33D8F7BE">
             <wp:extent cx="5715000" cy="3571875"/>
             <wp:effectExtent l="0" t="0" r="0" b="0"/>
-            <wp:docPr id="268" name="05-builder-overview.png" descr="El generador de mapas con el árbol Áreas de negocio, el lienzo de columnas y el panel Propiedades." title="El generador de mapas con el árbol Áreas de negocio, el lienzo de columnas y el panel Propiedades."/>
+            <wp:docPr id="276" name="05-builder-overview.png" descr="El generador de mapas con el árbol Áreas de negocio, el lienzo de columnas y el panel Propiedades." title="El generador de mapas con el árbol Áreas de negocio, el lienzo de columnas y el panel Propiedades."/>
             <wp:cNvGraphicFramePr>
               <a:graphicFrameLocks xmlns:a="http://schemas.openxmlformats.org/drawingml/2006/main" noChangeAspect="1"/>
             </wp:cNvGraphicFramePr>
@@ -2807,7 +2807,7 @@
         <w:pStyle w:val="Ttulo1"/>
         <w:pageBreakBefore/>
       </w:pPr>
-      <w:bookmarkStart w:id="5" w:name="_Toc241748396"/>
+      <w:bookmarkStart w:id="5" w:name="_Toc241848636"/>
       <w:r>
         <w:lastRenderedPageBreak/>
         <w:t>Programaciones</w:t>
@@ -2830,10 +2830,10 @@
           <w:noProof/>
         </w:rPr>
         <w:drawing>
-          <wp:inline distT="0" distB="0" distL="0" distR="0" wp14:anchorId="033342D5" wp14:editId="60978D9D">
+          <wp:inline distT="0" distB="0" distL="0" distR="0" wp14:anchorId="25A50CD1" wp14:editId="47E96AC4">
             <wp:extent cx="5715000" cy="3571875"/>
             <wp:effectExtent l="0" t="0" r="0" b="0"/>
-            <wp:docPr id="269" name="38-schedules-list.png" descr="La página Programaciones con una programación en pausa y sus iconos de acción." title="La página Programaciones con una programación en pausa y sus iconos de acción."/>
+            <wp:docPr id="277" name="38-schedules-list.png" descr="La página Programaciones con una programación en pausa y sus iconos de acción." title="La página Programaciones con una programación en pausa y sus iconos de acción."/>
             <wp:cNvGraphicFramePr>
               <a:graphicFrameLocks xmlns:a="http://schemas.openxmlformats.org/drawingml/2006/main" noChangeAspect="1"/>
             </wp:cNvGraphicFramePr>
@@ -3158,7 +3158,7 @@
                 <w:b/>
                 <w:bCs/>
               </w:rPr>
-              <w:t>Diaria (medianoche)</w:t>
+              <w:t>Diario</w:t>
             </w:r>
             <w:r>
               <w:t xml:space="preserve">, </w:t>
@@ -3168,7 +3168,7 @@
                 <w:b/>
                 <w:bCs/>
               </w:rPr>
-              <w:t>Semanal (domingo, medianoche)</w:t>
+              <w:t>Semanal</w:t>
             </w:r>
             <w:r>
               <w:t xml:space="preserve">, </w:t>
@@ -3178,7 +3178,27 @@
                 <w:b/>
                 <w:bCs/>
               </w:rPr>
-              <w:t>Mensual (día 1, medianoche)</w:t>
+              <w:t>Quincenal</w:t>
+            </w:r>
+            <w:r>
+              <w:t xml:space="preserve">, </w:t>
+            </w:r>
+            <w:r>
+              <w:rPr>
+                <w:b/>
+                <w:bCs/>
+              </w:rPr>
+              <w:t>Mensual</w:t>
+            </w:r>
+            <w:r>
+              <w:t xml:space="preserve">, cada 2, 3, 4 o 6 meses, </w:t>
+            </w:r>
+            <w:r>
+              <w:rPr>
+                <w:b/>
+                <w:bCs/>
+              </w:rPr>
+              <w:t>Anual</w:t>
             </w:r>
           </w:p>
         </w:tc>
@@ -3203,7 +3223,17 @@
               <w:spacing w:after="0"/>
             </w:pPr>
             <w:r>
-              <w:t>Horarios ya preparados.</w:t>
+              <w:t xml:space="preserve">Horarios ya preparados, con una </w:t>
+            </w:r>
+            <w:r>
+              <w:rPr>
+                <w:b/>
+                <w:bCs/>
+              </w:rPr>
+              <w:t>Hora</w:t>
+            </w:r>
+            <w:r>
+              <w:t xml:space="preserve"> y un día.</w:t>
             </w:r>
           </w:p>
         </w:tc>
@@ -3244,7 +3274,7 @@
                 <w:b/>
                 <w:bCs/>
               </w:rPr>
-              <w:t>Personalizada</w:t>
+              <w:t>Personalizado (cron)</w:t>
             </w:r>
           </w:p>
         </w:tc>
@@ -3310,17 +3340,7 @@
                 <w:b/>
                 <w:bCs/>
               </w:rPr>
-              <w:t>Excel (.xlsx)</w:t>
-            </w:r>
-            <w:r>
-              <w:t xml:space="preserve">, </w:t>
-            </w:r>
-            <w:r>
-              <w:rPr>
-                <w:b/>
-                <w:bCs/>
-              </w:rPr>
-              <w:t>CSV</w:t>
+              <w:t>Relativo a la fecha de ejecución</w:t>
             </w:r>
           </w:p>
         </w:tc>
@@ -3345,6 +3365,103 @@
               <w:spacing w:after="0"/>
             </w:pPr>
             <w:r>
+              <w:t xml:space="preserve">Un valor de parámetro que sigue la ejecución, por ejemplo -1 </w:t>
+            </w:r>
+            <w:r>
+              <w:rPr>
+                <w:b/>
+                <w:bCs/>
+              </w:rPr>
+              <w:t>meses</w:t>
+            </w:r>
+            <w:r>
+              <w:t xml:space="preserve">, </w:t>
+            </w:r>
+            <w:r>
+              <w:rPr>
+                <w:b/>
+                <w:bCs/>
+              </w:rPr>
+              <w:t>último día de ese mes</w:t>
+            </w:r>
+            <w:r>
+              <w:t>.</w:t>
+            </w:r>
+          </w:p>
+        </w:tc>
+      </w:tr>
+      <w:tr>
+        <w:tblPrEx>
+          <w:tblCellMar>
+            <w:top w:w="0" w:type="dxa"/>
+            <w:bottom w:w="0" w:type="dxa"/>
+          </w:tblCellMar>
+        </w:tblPrEx>
+        <w:trPr>
+          <w:cantSplit/>
+        </w:trPr>
+        <w:tc>
+          <w:tcPr>
+            <w:tcW w:w="3800" w:type="dxa"/>
+            <w:tcBorders>
+              <w:top w:val="single" w:sz="4" w:space="0" w:color="BFC7D1"/>
+              <w:left w:val="single" w:sz="4" w:space="0" w:color="BFC7D1"/>
+              <w:bottom w:val="single" w:sz="4" w:space="0" w:color="BFC7D1"/>
+              <w:right w:val="single" w:sz="4" w:space="0" w:color="BFC7D1"/>
+            </w:tcBorders>
+            <w:shd w:val="clear" w:color="auto" w:fill="F3F6F9"/>
+            <w:tcMar>
+              <w:top w:w="60" w:type="dxa"/>
+              <w:left w:w="100" w:type="dxa"/>
+              <w:bottom w:w="60" w:type="dxa"/>
+              <w:right w:w="100" w:type="dxa"/>
+            </w:tcMar>
+          </w:tcPr>
+          <w:p>
+            <w:pPr>
+              <w:spacing w:after="0"/>
+            </w:pPr>
+            <w:r>
+              <w:rPr>
+                <w:b/>
+                <w:bCs/>
+              </w:rPr>
+              <w:t>Excel (.xlsx)</w:t>
+            </w:r>
+            <w:r>
+              <w:t xml:space="preserve">, </w:t>
+            </w:r>
+            <w:r>
+              <w:rPr>
+                <w:b/>
+                <w:bCs/>
+              </w:rPr>
+              <w:t>CSV</w:t>
+            </w:r>
+          </w:p>
+        </w:tc>
+        <w:tc>
+          <w:tcPr>
+            <w:tcW w:w="5226" w:type="dxa"/>
+            <w:tcBorders>
+              <w:top w:val="single" w:sz="4" w:space="0" w:color="BFC7D1"/>
+              <w:left w:val="single" w:sz="4" w:space="0" w:color="BFC7D1"/>
+              <w:bottom w:val="single" w:sz="4" w:space="0" w:color="BFC7D1"/>
+              <w:right w:val="single" w:sz="4" w:space="0" w:color="BFC7D1"/>
+            </w:tcBorders>
+            <w:shd w:val="clear" w:color="auto" w:fill="F3F6F9"/>
+            <w:tcMar>
+              <w:top w:w="60" w:type="dxa"/>
+              <w:left w:w="100" w:type="dxa"/>
+              <w:bottom w:w="60" w:type="dxa"/>
+              <w:right w:w="100" w:type="dxa"/>
+            </w:tcMar>
+          </w:tcPr>
+          <w:p>
+            <w:pPr>
+              <w:spacing w:after="0"/>
+            </w:pPr>
+            <w:r>
               <w:t>Formato del resultado guardado.</w:t>
             </w:r>
           </w:p>
@@ -3366,7 +3483,7 @@
         <w:pStyle w:val="Ttulo1"/>
         <w:pageBreakBefore/>
       </w:pPr>
-      <w:bookmarkStart w:id="6" w:name="_Toc241748397"/>
+      <w:bookmarkStart w:id="6" w:name="_Toc241848637"/>
       <w:r>
         <w:lastRenderedPageBreak/>
         <w:t>Ejecuciones y Exportaciones</w:t>
@@ -3406,10 +3523,10 @@
           <w:noProof/>
         </w:rPr>
         <w:drawing>
-          <wp:inline distT="0" distB="0" distL="0" distR="0" wp14:anchorId="3120BA21" wp14:editId="4F915968">
+          <wp:inline distT="0" distB="0" distL="0" distR="0" wp14:anchorId="60B1CDEC" wp14:editId="2035C615">
             <wp:extent cx="5715000" cy="3571875"/>
             <wp:effectExtent l="0" t="0" r="0" b="0"/>
-            <wp:docPr id="270" name="08-runs.png" descr="La página Ejecuciones con los filtros Mapa, Estado y Tipo y la lista de ejecuciones." title="La página Ejecuciones con los filtros Mapa, Estado y Tipo y la lista de ejecuciones."/>
+            <wp:docPr id="278" name="08-runs.png" descr="La página Ejecuciones con los filtros Mapa, Estado y Tipo y la lista de ejecuciones." title="La página Ejecuciones con los filtros Mapa, Estado y Tipo y la lista de ejecuciones."/>
             <wp:cNvGraphicFramePr>
               <a:graphicFrameLocks xmlns:a="http://schemas.openxmlformats.org/drawingml/2006/main" noChangeAspect="1"/>
             </wp:cNvGraphicFramePr>
@@ -3581,7 +3698,7 @@
         <w:pStyle w:val="Ttulo1"/>
         <w:pageBreakBefore/>
       </w:pPr>
-      <w:bookmarkStart w:id="7" w:name="_Toc241748398"/>
+      <w:bookmarkStart w:id="7" w:name="_Toc241848638"/>
       <w:r>
         <w:lastRenderedPageBreak/>
         <w:t>Usuarios</w:t>
@@ -3649,10 +3766,10 @@
           <w:noProof/>
         </w:rPr>
         <w:drawing>
-          <wp:inline distT="0" distB="0" distL="0" distR="0" wp14:anchorId="161FC752" wp14:editId="5C2E54C7">
+          <wp:inline distT="0" distB="0" distL="0" distR="0" wp14:anchorId="49FCC3F5" wp14:editId="00F66DEB">
             <wp:extent cx="4362450" cy="2190750"/>
             <wp:effectExtent l="0" t="0" r="0" b="0"/>
-            <wp:docPr id="271" name="09-users-maps-dialog.png" descr="El cuadro Mapas de un usuario, con selectores de nivel de acceso compartido e iconos de propietario y de quitar." title="El cuadro Mapas de un usuario, con selectores de nivel de acceso compartido e iconos de propietario y de quitar."/>
+            <wp:docPr id="279" name="09-users-maps-dialog.png" descr="El cuadro Mapas de un usuario, con selectores de nivel de acceso compartido e iconos de propietario y de quitar." title="El cuadro Mapas de un usuario, con selectores de nivel de acceso compartido e iconos de propietario y de quitar."/>
             <wp:cNvGraphicFramePr>
               <a:graphicFrameLocks xmlns:a="http://schemas.openxmlformats.org/drawingml/2006/main" noChangeAspect="1"/>
             </wp:cNvGraphicFramePr>
@@ -3804,7 +3921,7 @@
         <w:pStyle w:val="Ttulo1"/>
         <w:pageBreakBefore/>
       </w:pPr>
-      <w:bookmarkStart w:id="8" w:name="_Toc241748399"/>
+      <w:bookmarkStart w:id="8" w:name="_Toc241848639"/>
       <w:r>
         <w:lastRenderedPageBreak/>
         <w:t>Configuración</w:t>
@@ -3837,10 +3954,10 @@
           <w:noProof/>
         </w:rPr>
         <w:drawing>
-          <wp:inline distT="0" distB="0" distL="0" distR="0" wp14:anchorId="787734C6" wp14:editId="10309202">
+          <wp:inline distT="0" distB="0" distL="0" distR="0" wp14:anchorId="08E370AB" wp14:editId="18660E9D">
             <wp:extent cx="5715000" cy="3571875"/>
             <wp:effectExtent l="0" t="0" r="0" b="0"/>
-            <wp:docPr id="272" name="04-settings.png" descr="La página Configuración con las tarjetas Idioma, Tema y Paleta de colores." title="La página Configuración con las tarjetas Idioma, Tema y Paleta de colores."/>
+            <wp:docPr id="280" name="04-settings.png" descr="La página Configuración con las tarjetas Idioma, Tema y Paleta de colores." title="La página Configuración con las tarjetas Idioma, Tema y Paleta de colores."/>
             <wp:cNvGraphicFramePr>
               <a:graphicFrameLocks xmlns:a="http://schemas.openxmlformats.org/drawingml/2006/main" noChangeAspect="1"/>
             </wp:cNvGraphicFramePr>
@@ -4106,7 +4223,7 @@
         <w:sz w:val="16"/>
         <w:szCs w:val="16"/>
       </w:rPr>
-      <w:t>Discoverer Neo 2.1.1 · Guía rápida · MANAGER</w:t>
+      <w:t>Discoverer Neo 2.2.0 · Guía rápida · MANAGER</w:t>
     </w:r>
   </w:p>
 </w:hdr>
@@ -4115,11 +4232,97 @@
 <file path=word/numbering.xml><?xml version="1.0" encoding="utf-8"?>
 <w:numbering xmlns:wpc="http://schemas.microsoft.com/office/word/2010/wordprocessingCanvas" xmlns:cx="http://schemas.microsoft.com/office/drawing/2014/chartex" xmlns:cx1="http://schemas.microsoft.com/office/drawing/2015/9/8/chartex" xmlns:cx2="http://schemas.microsoft.com/office/drawing/2015/10/21/chartex" xmlns:cx3="http://schemas.microsoft.com/office/drawing/2016/5/9/chartex" xmlns:cx4="http://schemas.microsoft.com/office/drawing/2016/5/10/chartex" xmlns:cx5="http://schemas.microsoft.com/office/drawing/2016/5/11/chartex" xmlns:cx6="http://schemas.microsoft.com/office/drawing/2016/5/12/chartex" xmlns:cx7="http://schemas.microsoft.com/office/drawing/2016/5/13/chartex" xmlns:cx8="http://schemas.microsoft.com/office/drawing/2016/5/14/chartex" xmlns:mc="http://schemas.openxmlformats.org/markup-compatibility/2006" xmlns:aink="http://schemas.microsoft.com/office/drawing/2016/ink" xmlns:am3d="http://schemas.microsoft.com/office/drawing/2017/model3d" xmlns:o="urn:schemas-microsoft-com:office:office" xmlns:oel="http://schemas.microsoft.com/office/2019/extlst" xmlns:r="http://schemas.openxmlformats.org/officeDocument/2006/relationships" xmlns:m="http://schemas.openxmlformats.org/officeDocument/2006/math" xmlns:v="urn:schemas-microsoft-com:vml" xmlns:wp14="http://schemas.microsoft.com/office/word/2010/wordprocessingDrawing" xmlns:wp="http://schemas.openxmlformats.org/drawingml/2006/wordprocessingDrawing" xmlns:w10="urn:schemas-microsoft-com:office:word" xmlns:w="http://schemas.openxmlformats.org/wordprocessingml/2006/main" xmlns:w14="http://schemas.microsoft.com/office/word/2010/wordml" xmlns:w15="http://schemas.microsoft.com/office/word/2012/wordml" xmlns:w16cex="http://schemas.microsoft.com/office/word/2018/wordml/cex" xmlns:w16cid="http://schemas.microsoft.com/office/word/2016/wordml/cid" xmlns:w16="http://schemas.microsoft.com/office/word/2018/wordml" xmlns:w16sdtdh="http://schemas.microsoft.com/office/word/2020/wordml/sdtdatahash" xmlns:w16se="http://schemas.microsoft.com/office/word/2015/wordml/symex" xmlns:wpg="http://schemas.microsoft.com/office/word/2010/wordprocessingGroup" xmlns:wpi="http://schemas.microsoft.com/office/word/2010/wordprocessingInk" xmlns:wne="http://schemas.microsoft.com/office/word/2006/wordml" xmlns:wps="http://schemas.microsoft.com/office/word/2010/wordprocessingShape" mc:Ignorable="w14 w15 w16se w16cid w16 w16cex w16sdtdh wp14">
   <w:abstractNum w:abstractNumId="0" w15:restartNumberingAfterBreak="0">
-    <w:nsid w:val="1ED742F5"/>
+    <w:nsid w:val="1525565E"/>
     <w:multiLevelType w:val="hybridMultilevel"/>
-    <w:tmpl w:val="EA1483D2"/>
-    <w:lvl w:ilvl="0" w:tplc="9BB2AB16">
+    <w:tmpl w:val="538472C4"/>
+    <w:lvl w:ilvl="0" w:tplc="5CD0ED08" w:tentative="1">
       <w:start w:val="1"/>
+      <w:numFmt w:val="bullet"/>
+      <w:lvlText w:val="●"/>
+      <w:lvlJc w:val="left"/>
+      <w:pPr>
+        <w:ind w:left="720" w:hanging="360"/>
+      </w:pPr>
+    </w:lvl>
+    <w:lvl w:ilvl="1" w:tplc="CC5C7720" w:tentative="1">
+      <w:start w:val="1"/>
+      <w:numFmt w:val="bullet"/>
+      <w:lvlText w:val="○"/>
+      <w:lvlJc w:val="left"/>
+      <w:pPr>
+        <w:ind w:left="1440" w:hanging="360"/>
+      </w:pPr>
+    </w:lvl>
+    <w:lvl w:ilvl="2" w:tplc="63788476" w:tentative="1">
+      <w:start w:val="1"/>
+      <w:numFmt w:val="bullet"/>
+      <w:lvlText w:val="■"/>
+      <w:lvlJc w:val="left"/>
+      <w:pPr>
+        <w:ind w:left="2160" w:hanging="360"/>
+      </w:pPr>
+    </w:lvl>
+    <w:lvl w:ilvl="3" w:tplc="0FA6A3A0" w:tentative="1">
+      <w:start w:val="1"/>
+      <w:numFmt w:val="bullet"/>
+      <w:lvlText w:val="●"/>
+      <w:lvlJc w:val="left"/>
+      <w:pPr>
+        <w:ind w:left="2880" w:hanging="360"/>
+      </w:pPr>
+    </w:lvl>
+    <w:lvl w:ilvl="4" w:tplc="ACCA3948" w:tentative="1">
+      <w:start w:val="1"/>
+      <w:numFmt w:val="bullet"/>
+      <w:lvlText w:val="○"/>
+      <w:lvlJc w:val="left"/>
+      <w:pPr>
+        <w:ind w:left="3600" w:hanging="360"/>
+      </w:pPr>
+    </w:lvl>
+    <w:lvl w:ilvl="5" w:tplc="EE70C10A" w:tentative="1">
+      <w:start w:val="1"/>
+      <w:numFmt w:val="bullet"/>
+      <w:lvlText w:val="■"/>
+      <w:lvlJc w:val="left"/>
+      <w:pPr>
+        <w:ind w:left="4320" w:hanging="360"/>
+      </w:pPr>
+    </w:lvl>
+    <w:lvl w:ilvl="6" w:tplc="1C987510" w:tentative="1">
+      <w:start w:val="1"/>
+      <w:numFmt w:val="bullet"/>
+      <w:lvlText w:val="●"/>
+      <w:lvlJc w:val="left"/>
+      <w:pPr>
+        <w:ind w:left="5040" w:hanging="360"/>
+      </w:pPr>
+    </w:lvl>
+    <w:lvl w:ilvl="7" w:tplc="4AE23D7C" w:tentative="1">
+      <w:start w:val="1"/>
+      <w:numFmt w:val="bullet"/>
+      <w:lvlText w:val="●"/>
+      <w:lvlJc w:val="left"/>
+      <w:pPr>
+        <w:ind w:left="5760" w:hanging="360"/>
+      </w:pPr>
+    </w:lvl>
+    <w:lvl w:ilvl="8" w:tplc="078CFAE0" w:tentative="1">
+      <w:start w:val="1"/>
+      <w:numFmt w:val="bullet"/>
+      <w:lvlText w:val="●"/>
+      <w:lvlJc w:val="left"/>
+      <w:pPr>
+        <w:ind w:left="6480" w:hanging="360"/>
+      </w:pPr>
+    </w:lvl>
+  </w:abstractNum>
+  <w:abstractNum w:abstractNumId="1" w15:restartNumberingAfterBreak="0">
+    <w:nsid w:val="1F8972F7"/>
+    <w:multiLevelType w:val="hybridMultilevel"/>
+    <w:tmpl w:val="788E54BA"/>
+    <w:lvl w:ilvl="0" w:tplc="C1DE1684">
+      <w:start w:val="1"/>
       <w:numFmt w:val="decimal"/>
       <w:lvlText w:val="%1."/>
       <w:lvlJc w:val="left"/>
@@ -4127,7 +4330,7 @@
         <w:ind w:left="360" w:hanging="300"/>
       </w:pPr>
     </w:lvl>
-    <w:lvl w:ilvl="1" w:tplc="DF7C5C4E" w:tentative="1">
+    <w:lvl w:ilvl="1" w:tplc="06D2E5A4" w:tentative="1">
       <w:start w:val="1"/>
       <w:numFmt w:val="lowerLetter"/>
       <w:lvlText w:val="%2."/>
@@ -4136,47 +4339,47 @@
         <w:ind w:left="720" w:hanging="300"/>
       </w:pPr>
     </w:lvl>
-    <w:lvl w:ilvl="2" w:tplc="6E8A3210">
-      <w:numFmt w:val="decimal"/>
-      <w:lvlText w:val=""/>
-      <w:lvlJc w:val="left"/>
-    </w:lvl>
-    <w:lvl w:ilvl="3" w:tplc="FE0E2200">
-      <w:numFmt w:val="decimal"/>
-      <w:lvlText w:val=""/>
-      <w:lvlJc w:val="left"/>
-    </w:lvl>
-    <w:lvl w:ilvl="4" w:tplc="C540A76E">
-      <w:numFmt w:val="decimal"/>
-      <w:lvlText w:val=""/>
-      <w:lvlJc w:val="left"/>
-    </w:lvl>
-    <w:lvl w:ilvl="5" w:tplc="AB84911A">
-      <w:numFmt w:val="decimal"/>
-      <w:lvlText w:val=""/>
-      <w:lvlJc w:val="left"/>
-    </w:lvl>
-    <w:lvl w:ilvl="6" w:tplc="2CD68102">
-      <w:numFmt w:val="decimal"/>
-      <w:lvlText w:val=""/>
-      <w:lvlJc w:val="left"/>
-    </w:lvl>
-    <w:lvl w:ilvl="7" w:tplc="B6E61570">
-      <w:numFmt w:val="decimal"/>
-      <w:lvlText w:val=""/>
-      <w:lvlJc w:val="left"/>
-    </w:lvl>
-    <w:lvl w:ilvl="8" w:tplc="EB5E1D64">
+    <w:lvl w:ilvl="2" w:tplc="62DE7016">
+      <w:numFmt w:val="decimal"/>
+      <w:lvlText w:val=""/>
+      <w:lvlJc w:val="left"/>
+    </w:lvl>
+    <w:lvl w:ilvl="3" w:tplc="7040ABA2">
+      <w:numFmt w:val="decimal"/>
+      <w:lvlText w:val=""/>
+      <w:lvlJc w:val="left"/>
+    </w:lvl>
+    <w:lvl w:ilvl="4" w:tplc="F65006D6">
+      <w:numFmt w:val="decimal"/>
+      <w:lvlText w:val=""/>
+      <w:lvlJc w:val="left"/>
+    </w:lvl>
+    <w:lvl w:ilvl="5" w:tplc="9A94BD10">
+      <w:numFmt w:val="decimal"/>
+      <w:lvlText w:val=""/>
+      <w:lvlJc w:val="left"/>
+    </w:lvl>
+    <w:lvl w:ilvl="6" w:tplc="C45CB5D6">
+      <w:numFmt w:val="decimal"/>
+      <w:lvlText w:val=""/>
+      <w:lvlJc w:val="left"/>
+    </w:lvl>
+    <w:lvl w:ilvl="7" w:tplc="6A40AB00">
+      <w:numFmt w:val="decimal"/>
+      <w:lvlText w:val=""/>
+      <w:lvlJc w:val="left"/>
+    </w:lvl>
+    <w:lvl w:ilvl="8" w:tplc="BC0456C0">
       <w:numFmt w:val="decimal"/>
       <w:lvlText w:val=""/>
       <w:lvlJc w:val="left"/>
     </w:lvl>
   </w:abstractNum>
-  <w:abstractNum w:abstractNumId="1" w15:restartNumberingAfterBreak="0">
-    <w:nsid w:val="28CA7D2E"/>
+  <w:abstractNum w:abstractNumId="2" w15:restartNumberingAfterBreak="0">
+    <w:nsid w:val="26BA7448"/>
     <w:multiLevelType w:val="hybridMultilevel"/>
-    <w:tmpl w:val="4A46CFDC"/>
-    <w:lvl w:ilvl="0" w:tplc="B2E8DD22">
+    <w:tmpl w:val="5D90CADA"/>
+    <w:lvl w:ilvl="0" w:tplc="87B4A6C0">
       <w:start w:val="1"/>
       <w:numFmt w:val="decimal"/>
       <w:lvlText w:val="%1."/>
@@ -4185,7 +4388,7 @@
         <w:ind w:left="360" w:hanging="300"/>
       </w:pPr>
     </w:lvl>
-    <w:lvl w:ilvl="1" w:tplc="E8546DE0" w:tentative="1">
+    <w:lvl w:ilvl="1" w:tplc="959AE150" w:tentative="1">
       <w:start w:val="1"/>
       <w:numFmt w:val="lowerLetter"/>
       <w:lvlText w:val="%2."/>
@@ -4194,47 +4397,47 @@
         <w:ind w:left="720" w:hanging="300"/>
       </w:pPr>
     </w:lvl>
-    <w:lvl w:ilvl="2" w:tplc="983E211E">
-      <w:numFmt w:val="decimal"/>
-      <w:lvlText w:val=""/>
-      <w:lvlJc w:val="left"/>
-    </w:lvl>
-    <w:lvl w:ilvl="3" w:tplc="06FAE592">
-      <w:numFmt w:val="decimal"/>
-      <w:lvlText w:val=""/>
-      <w:lvlJc w:val="left"/>
-    </w:lvl>
-    <w:lvl w:ilvl="4" w:tplc="B914B09A">
-      <w:numFmt w:val="decimal"/>
-      <w:lvlText w:val=""/>
-      <w:lvlJc w:val="left"/>
-    </w:lvl>
-    <w:lvl w:ilvl="5" w:tplc="B08ECD80">
-      <w:numFmt w:val="decimal"/>
-      <w:lvlText w:val=""/>
-      <w:lvlJc w:val="left"/>
-    </w:lvl>
-    <w:lvl w:ilvl="6" w:tplc="4D90225C">
-      <w:numFmt w:val="decimal"/>
-      <w:lvlText w:val=""/>
-      <w:lvlJc w:val="left"/>
-    </w:lvl>
-    <w:lvl w:ilvl="7" w:tplc="888E34FE">
-      <w:numFmt w:val="decimal"/>
-      <w:lvlText w:val=""/>
-      <w:lvlJc w:val="left"/>
-    </w:lvl>
-    <w:lvl w:ilvl="8" w:tplc="4DD2CCC0">
+    <w:lvl w:ilvl="2" w:tplc="42C4E690">
+      <w:numFmt w:val="decimal"/>
+      <w:lvlText w:val=""/>
+      <w:lvlJc w:val="left"/>
+    </w:lvl>
+    <w:lvl w:ilvl="3" w:tplc="E49029EA">
+      <w:numFmt w:val="decimal"/>
+      <w:lvlText w:val=""/>
+      <w:lvlJc w:val="left"/>
+    </w:lvl>
+    <w:lvl w:ilvl="4" w:tplc="5030BED0">
+      <w:numFmt w:val="decimal"/>
+      <w:lvlText w:val=""/>
+      <w:lvlJc w:val="left"/>
+    </w:lvl>
+    <w:lvl w:ilvl="5" w:tplc="D03AF43C">
+      <w:numFmt w:val="decimal"/>
+      <w:lvlText w:val=""/>
+      <w:lvlJc w:val="left"/>
+    </w:lvl>
+    <w:lvl w:ilvl="6" w:tplc="64244390">
+      <w:numFmt w:val="decimal"/>
+      <w:lvlText w:val=""/>
+      <w:lvlJc w:val="left"/>
+    </w:lvl>
+    <w:lvl w:ilvl="7" w:tplc="64626A1A">
+      <w:numFmt w:val="decimal"/>
+      <w:lvlText w:val=""/>
+      <w:lvlJc w:val="left"/>
+    </w:lvl>
+    <w:lvl w:ilvl="8" w:tplc="E3E8D06E">
       <w:numFmt w:val="decimal"/>
       <w:lvlText w:val=""/>
       <w:lvlJc w:val="left"/>
     </w:lvl>
   </w:abstractNum>
-  <w:abstractNum w:abstractNumId="2" w15:restartNumberingAfterBreak="0">
-    <w:nsid w:val="290864F5"/>
+  <w:abstractNum w:abstractNumId="3" w15:restartNumberingAfterBreak="0">
+    <w:nsid w:val="2DED1CFA"/>
     <w:multiLevelType w:val="hybridMultilevel"/>
-    <w:tmpl w:val="99F23EB8"/>
-    <w:lvl w:ilvl="0" w:tplc="7AEE7B22">
+    <w:tmpl w:val="A0B013DA"/>
+    <w:lvl w:ilvl="0" w:tplc="F03AA428">
       <w:start w:val="1"/>
       <w:numFmt w:val="decimal"/>
       <w:lvlText w:val="%1."/>
@@ -4243,7 +4446,7 @@
         <w:ind w:left="360" w:hanging="300"/>
       </w:pPr>
     </w:lvl>
-    <w:lvl w:ilvl="1" w:tplc="23F02F36" w:tentative="1">
+    <w:lvl w:ilvl="1" w:tplc="0C16FD82" w:tentative="1">
       <w:start w:val="1"/>
       <w:numFmt w:val="lowerLetter"/>
       <w:lvlText w:val="%2."/>
@@ -4252,47 +4455,47 @@
         <w:ind w:left="720" w:hanging="300"/>
       </w:pPr>
     </w:lvl>
-    <w:lvl w:ilvl="2" w:tplc="77B24806">
-      <w:numFmt w:val="decimal"/>
-      <w:lvlText w:val=""/>
-      <w:lvlJc w:val="left"/>
-    </w:lvl>
-    <w:lvl w:ilvl="3" w:tplc="882C6A04">
-      <w:numFmt w:val="decimal"/>
-      <w:lvlText w:val=""/>
-      <w:lvlJc w:val="left"/>
-    </w:lvl>
-    <w:lvl w:ilvl="4" w:tplc="84FAEECC">
-      <w:numFmt w:val="decimal"/>
-      <w:lvlText w:val=""/>
-      <w:lvlJc w:val="left"/>
-    </w:lvl>
-    <w:lvl w:ilvl="5" w:tplc="9CF013A4">
-      <w:numFmt w:val="decimal"/>
-      <w:lvlText w:val=""/>
-      <w:lvlJc w:val="left"/>
-    </w:lvl>
-    <w:lvl w:ilvl="6" w:tplc="C284D824">
-      <w:numFmt w:val="decimal"/>
-      <w:lvlText w:val=""/>
-      <w:lvlJc w:val="left"/>
-    </w:lvl>
-    <w:lvl w:ilvl="7" w:tplc="69CAE560">
-      <w:numFmt w:val="decimal"/>
-      <w:lvlText w:val=""/>
-      <w:lvlJc w:val="left"/>
-    </w:lvl>
-    <w:lvl w:ilvl="8" w:tplc="41305944">
+    <w:lvl w:ilvl="2" w:tplc="F3826BBE">
+      <w:numFmt w:val="decimal"/>
+      <w:lvlText w:val=""/>
+      <w:lvlJc w:val="left"/>
+    </w:lvl>
+    <w:lvl w:ilvl="3" w:tplc="DD28ED5C">
+      <w:numFmt w:val="decimal"/>
+      <w:lvlText w:val=""/>
+      <w:lvlJc w:val="left"/>
+    </w:lvl>
+    <w:lvl w:ilvl="4" w:tplc="731C7B4C">
+      <w:numFmt w:val="decimal"/>
+      <w:lvlText w:val=""/>
+      <w:lvlJc w:val="left"/>
+    </w:lvl>
+    <w:lvl w:ilvl="5" w:tplc="947248F4">
+      <w:numFmt w:val="decimal"/>
+      <w:lvlText w:val=""/>
+      <w:lvlJc w:val="left"/>
+    </w:lvl>
+    <w:lvl w:ilvl="6" w:tplc="2064E3F2">
+      <w:numFmt w:val="decimal"/>
+      <w:lvlText w:val=""/>
+      <w:lvlJc w:val="left"/>
+    </w:lvl>
+    <w:lvl w:ilvl="7" w:tplc="5BECCB38">
+      <w:numFmt w:val="decimal"/>
+      <w:lvlText w:val=""/>
+      <w:lvlJc w:val="left"/>
+    </w:lvl>
+    <w:lvl w:ilvl="8" w:tplc="9796DBC4">
       <w:numFmt w:val="decimal"/>
       <w:lvlText w:val=""/>
       <w:lvlJc w:val="left"/>
     </w:lvl>
   </w:abstractNum>
-  <w:abstractNum w:abstractNumId="3" w15:restartNumberingAfterBreak="0">
-    <w:nsid w:val="408A2BD3"/>
+  <w:abstractNum w:abstractNumId="4" w15:restartNumberingAfterBreak="0">
+    <w:nsid w:val="462D78BD"/>
     <w:multiLevelType w:val="hybridMultilevel"/>
-    <w:tmpl w:val="15DE5D10"/>
-    <w:lvl w:ilvl="0" w:tplc="CA28013A">
+    <w:tmpl w:val="853CE102"/>
+    <w:lvl w:ilvl="0" w:tplc="A540FF48">
       <w:start w:val="1"/>
       <w:numFmt w:val="decimal"/>
       <w:lvlText w:val="%1."/>
@@ -4301,7 +4504,7 @@
         <w:ind w:left="360" w:hanging="300"/>
       </w:pPr>
     </w:lvl>
-    <w:lvl w:ilvl="1" w:tplc="6DB8C770" w:tentative="1">
+    <w:lvl w:ilvl="1" w:tplc="35849190" w:tentative="1">
       <w:start w:val="1"/>
       <w:numFmt w:val="lowerLetter"/>
       <w:lvlText w:val="%2."/>
@@ -4310,47 +4513,47 @@
         <w:ind w:left="720" w:hanging="300"/>
       </w:pPr>
     </w:lvl>
-    <w:lvl w:ilvl="2" w:tplc="CF020C90">
-      <w:numFmt w:val="decimal"/>
-      <w:lvlText w:val=""/>
-      <w:lvlJc w:val="left"/>
-    </w:lvl>
-    <w:lvl w:ilvl="3" w:tplc="68BC8062">
-      <w:numFmt w:val="decimal"/>
-      <w:lvlText w:val=""/>
-      <w:lvlJc w:val="left"/>
-    </w:lvl>
-    <w:lvl w:ilvl="4" w:tplc="CBAC42F2">
-      <w:numFmt w:val="decimal"/>
-      <w:lvlText w:val=""/>
-      <w:lvlJc w:val="left"/>
-    </w:lvl>
-    <w:lvl w:ilvl="5" w:tplc="D40EBB54">
-      <w:numFmt w:val="decimal"/>
-      <w:lvlText w:val=""/>
-      <w:lvlJc w:val="left"/>
-    </w:lvl>
-    <w:lvl w:ilvl="6" w:tplc="F3FA4694">
-      <w:numFmt w:val="decimal"/>
-      <w:lvlText w:val=""/>
-      <w:lvlJc w:val="left"/>
-    </w:lvl>
-    <w:lvl w:ilvl="7" w:tplc="E8BE4910">
-      <w:numFmt w:val="decimal"/>
-      <w:lvlText w:val=""/>
-      <w:lvlJc w:val="left"/>
-    </w:lvl>
-    <w:lvl w:ilvl="8" w:tplc="4B846692">
+    <w:lvl w:ilvl="2" w:tplc="EC52C1DC">
+      <w:numFmt w:val="decimal"/>
+      <w:lvlText w:val=""/>
+      <w:lvlJc w:val="left"/>
+    </w:lvl>
+    <w:lvl w:ilvl="3" w:tplc="B8BCAF92">
+      <w:numFmt w:val="decimal"/>
+      <w:lvlText w:val=""/>
+      <w:lvlJc w:val="left"/>
+    </w:lvl>
+    <w:lvl w:ilvl="4" w:tplc="FC96953A">
+      <w:numFmt w:val="decimal"/>
+      <w:lvlText w:val=""/>
+      <w:lvlJc w:val="left"/>
+    </w:lvl>
+    <w:lvl w:ilvl="5" w:tplc="637E49BC">
+      <w:numFmt w:val="decimal"/>
+      <w:lvlText w:val=""/>
+      <w:lvlJc w:val="left"/>
+    </w:lvl>
+    <w:lvl w:ilvl="6" w:tplc="17B03DF8">
+      <w:numFmt w:val="decimal"/>
+      <w:lvlText w:val=""/>
+      <w:lvlJc w:val="left"/>
+    </w:lvl>
+    <w:lvl w:ilvl="7" w:tplc="C3203D20">
+      <w:numFmt w:val="decimal"/>
+      <w:lvlText w:val=""/>
+      <w:lvlJc w:val="left"/>
+    </w:lvl>
+    <w:lvl w:ilvl="8" w:tplc="7F0A04E0">
       <w:numFmt w:val="decimal"/>
       <w:lvlText w:val=""/>
       <w:lvlJc w:val="left"/>
     </w:lvl>
   </w:abstractNum>
-  <w:abstractNum w:abstractNumId="4" w15:restartNumberingAfterBreak="0">
-    <w:nsid w:val="435B2F83"/>
+  <w:abstractNum w:abstractNumId="5" w15:restartNumberingAfterBreak="0">
+    <w:nsid w:val="60CF32A5"/>
     <w:multiLevelType w:val="hybridMultilevel"/>
-    <w:tmpl w:val="D0B2E5BE"/>
-    <w:lvl w:ilvl="0" w:tplc="64EAE058">
+    <w:tmpl w:val="2ADCB60A"/>
+    <w:lvl w:ilvl="0" w:tplc="40B84F3A">
       <w:start w:val="1"/>
       <w:numFmt w:val="decimal"/>
       <w:lvlText w:val="%1."/>
@@ -4359,7 +4562,7 @@
         <w:ind w:left="360" w:hanging="300"/>
       </w:pPr>
     </w:lvl>
-    <w:lvl w:ilvl="1" w:tplc="4790B658" w:tentative="1">
+    <w:lvl w:ilvl="1" w:tplc="CBD085B6" w:tentative="1">
       <w:start w:val="1"/>
       <w:numFmt w:val="lowerLetter"/>
       <w:lvlText w:val="%2."/>
@@ -4368,47 +4571,47 @@
         <w:ind w:left="720" w:hanging="300"/>
       </w:pPr>
     </w:lvl>
-    <w:lvl w:ilvl="2" w:tplc="00C03474">
-      <w:numFmt w:val="decimal"/>
-      <w:lvlText w:val=""/>
-      <w:lvlJc w:val="left"/>
-    </w:lvl>
-    <w:lvl w:ilvl="3" w:tplc="BA04B8C8">
-      <w:numFmt w:val="decimal"/>
-      <w:lvlText w:val=""/>
-      <w:lvlJc w:val="left"/>
-    </w:lvl>
-    <w:lvl w:ilvl="4" w:tplc="8452B3B4">
-      <w:numFmt w:val="decimal"/>
-      <w:lvlText w:val=""/>
-      <w:lvlJc w:val="left"/>
-    </w:lvl>
-    <w:lvl w:ilvl="5" w:tplc="81B8D52E">
-      <w:numFmt w:val="decimal"/>
-      <w:lvlText w:val=""/>
-      <w:lvlJc w:val="left"/>
-    </w:lvl>
-    <w:lvl w:ilvl="6" w:tplc="FD8EE936">
-      <w:numFmt w:val="decimal"/>
-      <w:lvlText w:val=""/>
-      <w:lvlJc w:val="left"/>
-    </w:lvl>
-    <w:lvl w:ilvl="7" w:tplc="6B588410">
-      <w:numFmt w:val="decimal"/>
-      <w:lvlText w:val=""/>
-      <w:lvlJc w:val="left"/>
-    </w:lvl>
-    <w:lvl w:ilvl="8" w:tplc="CF766362">
+    <w:lvl w:ilvl="2" w:tplc="35F8E302">
+      <w:numFmt w:val="decimal"/>
+      <w:lvlText w:val=""/>
+      <w:lvlJc w:val="left"/>
+    </w:lvl>
+    <w:lvl w:ilvl="3" w:tplc="7F160194">
+      <w:numFmt w:val="decimal"/>
+      <w:lvlText w:val=""/>
+      <w:lvlJc w:val="left"/>
+    </w:lvl>
+    <w:lvl w:ilvl="4" w:tplc="F8E8609A">
+      <w:numFmt w:val="decimal"/>
+      <w:lvlText w:val=""/>
+      <w:lvlJc w:val="left"/>
+    </w:lvl>
+    <w:lvl w:ilvl="5" w:tplc="7026F15C">
+      <w:numFmt w:val="decimal"/>
+      <w:lvlText w:val=""/>
+      <w:lvlJc w:val="left"/>
+    </w:lvl>
+    <w:lvl w:ilvl="6" w:tplc="EBFE1424">
+      <w:numFmt w:val="decimal"/>
+      <w:lvlText w:val=""/>
+      <w:lvlJc w:val="left"/>
+    </w:lvl>
+    <w:lvl w:ilvl="7" w:tplc="EF2E54BA">
+      <w:numFmt w:val="decimal"/>
+      <w:lvlText w:val=""/>
+      <w:lvlJc w:val="left"/>
+    </w:lvl>
+    <w:lvl w:ilvl="8" w:tplc="F670C57A">
       <w:numFmt w:val="decimal"/>
       <w:lvlText w:val=""/>
       <w:lvlJc w:val="left"/>
     </w:lvl>
   </w:abstractNum>
-  <w:abstractNum w:abstractNumId="5" w15:restartNumberingAfterBreak="0">
-    <w:nsid w:val="4E14152E"/>
+  <w:abstractNum w:abstractNumId="6" w15:restartNumberingAfterBreak="0">
+    <w:nsid w:val="66B91680"/>
     <w:multiLevelType w:val="hybridMultilevel"/>
-    <w:tmpl w:val="4EA230F0"/>
-    <w:lvl w:ilvl="0" w:tplc="C5D4CD7E">
+    <w:tmpl w:val="A80204E4"/>
+    <w:lvl w:ilvl="0" w:tplc="2318B7F6">
       <w:start w:val="1"/>
       <w:numFmt w:val="decimal"/>
       <w:lvlText w:val="%1."/>
@@ -4417,7 +4620,7 @@
         <w:ind w:left="360" w:hanging="300"/>
       </w:pPr>
     </w:lvl>
-    <w:lvl w:ilvl="1" w:tplc="D9F072B4" w:tentative="1">
+    <w:lvl w:ilvl="1" w:tplc="F06873AE" w:tentative="1">
       <w:start w:val="1"/>
       <w:numFmt w:val="lowerLetter"/>
       <w:lvlText w:val="%2."/>
@@ -4426,47 +4629,47 @@
         <w:ind w:left="720" w:hanging="300"/>
       </w:pPr>
     </w:lvl>
-    <w:lvl w:ilvl="2" w:tplc="FF32BF16">
-      <w:numFmt w:val="decimal"/>
-      <w:lvlText w:val=""/>
-      <w:lvlJc w:val="left"/>
-    </w:lvl>
-    <w:lvl w:ilvl="3" w:tplc="203039F6">
-      <w:numFmt w:val="decimal"/>
-      <w:lvlText w:val=""/>
-      <w:lvlJc w:val="left"/>
-    </w:lvl>
-    <w:lvl w:ilvl="4" w:tplc="190425EC">
-      <w:numFmt w:val="decimal"/>
-      <w:lvlText w:val=""/>
-      <w:lvlJc w:val="left"/>
-    </w:lvl>
-    <w:lvl w:ilvl="5" w:tplc="4864AC26">
-      <w:numFmt w:val="decimal"/>
-      <w:lvlText w:val=""/>
-      <w:lvlJc w:val="left"/>
-    </w:lvl>
-    <w:lvl w:ilvl="6" w:tplc="DE1C60F4">
-      <w:numFmt w:val="decimal"/>
-      <w:lvlText w:val=""/>
-      <w:lvlJc w:val="left"/>
-    </w:lvl>
-    <w:lvl w:ilvl="7" w:tplc="F23C9732">
-      <w:numFmt w:val="decimal"/>
-      <w:lvlText w:val=""/>
-      <w:lvlJc w:val="left"/>
-    </w:lvl>
-    <w:lvl w:ilvl="8" w:tplc="BCA23578">
+    <w:lvl w:ilvl="2" w:tplc="3DA083E6">
+      <w:numFmt w:val="decimal"/>
+      <w:lvlText w:val=""/>
+      <w:lvlJc w:val="left"/>
+    </w:lvl>
+    <w:lvl w:ilvl="3" w:tplc="AE86CB2E">
+      <w:numFmt w:val="decimal"/>
+      <w:lvlText w:val=""/>
+      <w:lvlJc w:val="left"/>
+    </w:lvl>
+    <w:lvl w:ilvl="4" w:tplc="37EA7928">
+      <w:numFmt w:val="decimal"/>
+      <w:lvlText w:val=""/>
+      <w:lvlJc w:val="left"/>
+    </w:lvl>
+    <w:lvl w:ilvl="5" w:tplc="640201EA">
+      <w:numFmt w:val="decimal"/>
+      <w:lvlText w:val=""/>
+      <w:lvlJc w:val="left"/>
+    </w:lvl>
+    <w:lvl w:ilvl="6" w:tplc="DE24CCA8">
+      <w:numFmt w:val="decimal"/>
+      <w:lvlText w:val=""/>
+      <w:lvlJc w:val="left"/>
+    </w:lvl>
+    <w:lvl w:ilvl="7" w:tplc="E17AA4FE">
+      <w:numFmt w:val="decimal"/>
+      <w:lvlText w:val=""/>
+      <w:lvlJc w:val="left"/>
+    </w:lvl>
+    <w:lvl w:ilvl="8" w:tplc="46767420">
       <w:numFmt w:val="decimal"/>
       <w:lvlText w:val=""/>
       <w:lvlJc w:val="left"/>
     </w:lvl>
   </w:abstractNum>
-  <w:abstractNum w:abstractNumId="6" w15:restartNumberingAfterBreak="0">
-    <w:nsid w:val="5F087D74"/>
+  <w:abstractNum w:abstractNumId="7" w15:restartNumberingAfterBreak="0">
+    <w:nsid w:val="690A0150"/>
     <w:multiLevelType w:val="hybridMultilevel"/>
-    <w:tmpl w:val="601A3354"/>
-    <w:lvl w:ilvl="0" w:tplc="A90A6DF0">
+    <w:tmpl w:val="1D0CBD1C"/>
+    <w:lvl w:ilvl="0" w:tplc="8F927C8C">
       <w:start w:val="1"/>
       <w:numFmt w:val="decimal"/>
       <w:lvlText w:val="%1."/>
@@ -4475,7 +4678,7 @@
         <w:ind w:left="360" w:hanging="300"/>
       </w:pPr>
     </w:lvl>
-    <w:lvl w:ilvl="1" w:tplc="2C94701A" w:tentative="1">
+    <w:lvl w:ilvl="1" w:tplc="A93E4B64" w:tentative="1">
       <w:start w:val="1"/>
       <w:numFmt w:val="lowerLetter"/>
       <w:lvlText w:val="%2."/>
@@ -4484,47 +4687,47 @@
         <w:ind w:left="720" w:hanging="300"/>
       </w:pPr>
     </w:lvl>
-    <w:lvl w:ilvl="2" w:tplc="24FE7F62">
-      <w:numFmt w:val="decimal"/>
-      <w:lvlText w:val=""/>
-      <w:lvlJc w:val="left"/>
-    </w:lvl>
-    <w:lvl w:ilvl="3" w:tplc="5442F440">
-      <w:numFmt w:val="decimal"/>
-      <w:lvlText w:val=""/>
-      <w:lvlJc w:val="left"/>
-    </w:lvl>
-    <w:lvl w:ilvl="4" w:tplc="E07A48A6">
-      <w:numFmt w:val="decimal"/>
-      <w:lvlText w:val=""/>
-      <w:lvlJc w:val="left"/>
-    </w:lvl>
-    <w:lvl w:ilvl="5" w:tplc="54C22CA0">
-      <w:numFmt w:val="decimal"/>
-      <w:lvlText w:val=""/>
-      <w:lvlJc w:val="left"/>
-    </w:lvl>
-    <w:lvl w:ilvl="6" w:tplc="495846DA">
-      <w:numFmt w:val="decimal"/>
-      <w:lvlText w:val=""/>
-      <w:lvlJc w:val="left"/>
-    </w:lvl>
-    <w:lvl w:ilvl="7" w:tplc="76B215CE">
-      <w:numFmt w:val="decimal"/>
-      <w:lvlText w:val=""/>
-      <w:lvlJc w:val="left"/>
-    </w:lvl>
-    <w:lvl w:ilvl="8" w:tplc="0312295A">
+    <w:lvl w:ilvl="2" w:tplc="AD26008A">
+      <w:numFmt w:val="decimal"/>
+      <w:lvlText w:val=""/>
+      <w:lvlJc w:val="left"/>
+    </w:lvl>
+    <w:lvl w:ilvl="3" w:tplc="F184E7A8">
+      <w:numFmt w:val="decimal"/>
+      <w:lvlText w:val=""/>
+      <w:lvlJc w:val="left"/>
+    </w:lvl>
+    <w:lvl w:ilvl="4" w:tplc="C7EC582E">
+      <w:numFmt w:val="decimal"/>
+      <w:lvlText w:val=""/>
+      <w:lvlJc w:val="left"/>
+    </w:lvl>
+    <w:lvl w:ilvl="5" w:tplc="79CCEE10">
+      <w:numFmt w:val="decimal"/>
+      <w:lvlText w:val=""/>
+      <w:lvlJc w:val="left"/>
+    </w:lvl>
+    <w:lvl w:ilvl="6" w:tplc="8A3E1642">
+      <w:numFmt w:val="decimal"/>
+      <w:lvlText w:val=""/>
+      <w:lvlJc w:val="left"/>
+    </w:lvl>
+    <w:lvl w:ilvl="7" w:tplc="2044515E">
+      <w:numFmt w:val="decimal"/>
+      <w:lvlText w:val=""/>
+      <w:lvlJc w:val="left"/>
+    </w:lvl>
+    <w:lvl w:ilvl="8" w:tplc="F0488E46">
       <w:numFmt w:val="decimal"/>
       <w:lvlText w:val=""/>
       <w:lvlJc w:val="left"/>
     </w:lvl>
   </w:abstractNum>
-  <w:abstractNum w:abstractNumId="7" w15:restartNumberingAfterBreak="0">
-    <w:nsid w:val="6A9B182E"/>
+  <w:abstractNum w:abstractNumId="8" w15:restartNumberingAfterBreak="0">
+    <w:nsid w:val="69AF2DE3"/>
     <w:multiLevelType w:val="hybridMultilevel"/>
-    <w:tmpl w:val="B9A8F0A6"/>
-    <w:lvl w:ilvl="0" w:tplc="9EC8F290" w:tentative="1">
+    <w:tmpl w:val="1C5C5F0E"/>
+    <w:lvl w:ilvl="0" w:tplc="387E97DE" w:tentative="1">
       <w:start w:val="1"/>
       <w:numFmt w:val="bullet"/>
       <w:lvlText w:val="•"/>
@@ -4533,7 +4736,7 @@
         <w:ind w:left="360" w:hanging="260"/>
       </w:pPr>
     </w:lvl>
-    <w:lvl w:ilvl="1" w:tplc="17AEAC4A" w:tentative="1">
+    <w:lvl w:ilvl="1" w:tplc="9376BD78" w:tentative="1">
       <w:start w:val="1"/>
       <w:numFmt w:val="bullet"/>
       <w:lvlText w:val="–"/>
@@ -4542,133 +4745,47 @@
         <w:ind w:left="720" w:hanging="260"/>
       </w:pPr>
     </w:lvl>
-    <w:lvl w:ilvl="2" w:tplc="2DA0B7D6">
-      <w:numFmt w:val="decimal"/>
-      <w:lvlText w:val=""/>
-      <w:lvlJc w:val="left"/>
-    </w:lvl>
-    <w:lvl w:ilvl="3" w:tplc="2F9866E2">
-      <w:numFmt w:val="decimal"/>
-      <w:lvlText w:val=""/>
-      <w:lvlJc w:val="left"/>
-    </w:lvl>
-    <w:lvl w:ilvl="4" w:tplc="56D0BE70">
-      <w:numFmt w:val="decimal"/>
-      <w:lvlText w:val=""/>
-      <w:lvlJc w:val="left"/>
-    </w:lvl>
-    <w:lvl w:ilvl="5" w:tplc="86ACE3C6">
-      <w:numFmt w:val="decimal"/>
-      <w:lvlText w:val=""/>
-      <w:lvlJc w:val="left"/>
-    </w:lvl>
-    <w:lvl w:ilvl="6" w:tplc="A7FCF546">
-      <w:numFmt w:val="decimal"/>
-      <w:lvlText w:val=""/>
-      <w:lvlJc w:val="left"/>
-    </w:lvl>
-    <w:lvl w:ilvl="7" w:tplc="027A6582">
-      <w:numFmt w:val="decimal"/>
-      <w:lvlText w:val=""/>
-      <w:lvlJc w:val="left"/>
-    </w:lvl>
-    <w:lvl w:ilvl="8" w:tplc="ACA81682">
-      <w:numFmt w:val="decimal"/>
-      <w:lvlText w:val=""/>
-      <w:lvlJc w:val="left"/>
-    </w:lvl>
-  </w:abstractNum>
-  <w:abstractNum w:abstractNumId="8" w15:restartNumberingAfterBreak="0">
-    <w:nsid w:val="6B2005CB"/>
-    <w:multiLevelType w:val="hybridMultilevel"/>
-    <w:tmpl w:val="E81E81A6"/>
-    <w:lvl w:ilvl="0" w:tplc="442A6EAE" w:tentative="1">
-      <w:start w:val="1"/>
-      <w:numFmt w:val="bullet"/>
-      <w:lvlText w:val="●"/>
-      <w:lvlJc w:val="left"/>
-      <w:pPr>
-        <w:ind w:left="720" w:hanging="360"/>
-      </w:pPr>
-    </w:lvl>
-    <w:lvl w:ilvl="1" w:tplc="9C1EAF70" w:tentative="1">
-      <w:start w:val="1"/>
-      <w:numFmt w:val="bullet"/>
-      <w:lvlText w:val="○"/>
-      <w:lvlJc w:val="left"/>
-      <w:pPr>
-        <w:ind w:left="1440" w:hanging="360"/>
-      </w:pPr>
-    </w:lvl>
-    <w:lvl w:ilvl="2" w:tplc="DE7E459C" w:tentative="1">
-      <w:start w:val="1"/>
-      <w:numFmt w:val="bullet"/>
-      <w:lvlText w:val="■"/>
-      <w:lvlJc w:val="left"/>
-      <w:pPr>
-        <w:ind w:left="2160" w:hanging="360"/>
-      </w:pPr>
-    </w:lvl>
-    <w:lvl w:ilvl="3" w:tplc="E056EE34" w:tentative="1">
-      <w:start w:val="1"/>
-      <w:numFmt w:val="bullet"/>
-      <w:lvlText w:val="●"/>
-      <w:lvlJc w:val="left"/>
-      <w:pPr>
-        <w:ind w:left="2880" w:hanging="360"/>
-      </w:pPr>
-    </w:lvl>
-    <w:lvl w:ilvl="4" w:tplc="D906454C" w:tentative="1">
-      <w:start w:val="1"/>
-      <w:numFmt w:val="bullet"/>
-      <w:lvlText w:val="○"/>
-      <w:lvlJc w:val="left"/>
-      <w:pPr>
-        <w:ind w:left="3600" w:hanging="360"/>
-      </w:pPr>
-    </w:lvl>
-    <w:lvl w:ilvl="5" w:tplc="F25AF4DA" w:tentative="1">
-      <w:start w:val="1"/>
-      <w:numFmt w:val="bullet"/>
-      <w:lvlText w:val="■"/>
-      <w:lvlJc w:val="left"/>
-      <w:pPr>
-        <w:ind w:left="4320" w:hanging="360"/>
-      </w:pPr>
-    </w:lvl>
-    <w:lvl w:ilvl="6" w:tplc="E5906540" w:tentative="1">
-      <w:start w:val="1"/>
-      <w:numFmt w:val="bullet"/>
-      <w:lvlText w:val="●"/>
-      <w:lvlJc w:val="left"/>
-      <w:pPr>
-        <w:ind w:left="5040" w:hanging="360"/>
-      </w:pPr>
-    </w:lvl>
-    <w:lvl w:ilvl="7" w:tplc="CC70A4B8" w:tentative="1">
-      <w:start w:val="1"/>
-      <w:numFmt w:val="bullet"/>
-      <w:lvlText w:val="●"/>
-      <w:lvlJc w:val="left"/>
-      <w:pPr>
-        <w:ind w:left="5760" w:hanging="360"/>
-      </w:pPr>
-    </w:lvl>
-    <w:lvl w:ilvl="8" w:tplc="91A27EBE" w:tentative="1">
-      <w:start w:val="1"/>
-      <w:numFmt w:val="bullet"/>
-      <w:lvlText w:val="●"/>
-      <w:lvlJc w:val="left"/>
-      <w:pPr>
-        <w:ind w:left="6480" w:hanging="360"/>
-      </w:pPr>
+    <w:lvl w:ilvl="2" w:tplc="34A63070">
+      <w:numFmt w:val="decimal"/>
+      <w:lvlText w:val=""/>
+      <w:lvlJc w:val="left"/>
+    </w:lvl>
+    <w:lvl w:ilvl="3" w:tplc="AB2EA4E0">
+      <w:numFmt w:val="decimal"/>
+      <w:lvlText w:val=""/>
+      <w:lvlJc w:val="left"/>
+    </w:lvl>
+    <w:lvl w:ilvl="4" w:tplc="CF5C730E">
+      <w:numFmt w:val="decimal"/>
+      <w:lvlText w:val=""/>
+      <w:lvlJc w:val="left"/>
+    </w:lvl>
+    <w:lvl w:ilvl="5" w:tplc="3A729348">
+      <w:numFmt w:val="decimal"/>
+      <w:lvlText w:val=""/>
+      <w:lvlJc w:val="left"/>
+    </w:lvl>
+    <w:lvl w:ilvl="6" w:tplc="A552D3FE">
+      <w:numFmt w:val="decimal"/>
+      <w:lvlText w:val=""/>
+      <w:lvlJc w:val="left"/>
+    </w:lvl>
+    <w:lvl w:ilvl="7" w:tplc="66541568">
+      <w:numFmt w:val="decimal"/>
+      <w:lvlText w:val=""/>
+      <w:lvlJc w:val="left"/>
+    </w:lvl>
+    <w:lvl w:ilvl="8" w:tplc="A11C4132">
+      <w:numFmt w:val="decimal"/>
+      <w:lvlText w:val=""/>
+      <w:lvlJc w:val="left"/>
     </w:lvl>
   </w:abstractNum>
   <w:abstractNum w:abstractNumId="9" w15:restartNumberingAfterBreak="0">
-    <w:nsid w:val="74B809BB"/>
+    <w:nsid w:val="7C116FBA"/>
     <w:multiLevelType w:val="hybridMultilevel"/>
-    <w:tmpl w:val="193EE22A"/>
-    <w:lvl w:ilvl="0" w:tplc="ED8A8850">
+    <w:tmpl w:val="047C54A4"/>
+    <w:lvl w:ilvl="0" w:tplc="9A24D47E">
       <w:start w:val="1"/>
       <w:numFmt w:val="decimal"/>
       <w:lvlText w:val="%1."/>
@@ -4677,7 +4794,7 @@
         <w:ind w:left="360" w:hanging="300"/>
       </w:pPr>
     </w:lvl>
-    <w:lvl w:ilvl="1" w:tplc="0D745AB8" w:tentative="1">
+    <w:lvl w:ilvl="1" w:tplc="9B024456" w:tentative="1">
       <w:start w:val="1"/>
       <w:numFmt w:val="lowerLetter"/>
       <w:lvlText w:val="%2."/>
@@ -4686,92 +4803,92 @@
         <w:ind w:left="720" w:hanging="300"/>
       </w:pPr>
     </w:lvl>
-    <w:lvl w:ilvl="2" w:tplc="A6385278">
-      <w:numFmt w:val="decimal"/>
-      <w:lvlText w:val=""/>
-      <w:lvlJc w:val="left"/>
-    </w:lvl>
-    <w:lvl w:ilvl="3" w:tplc="1D6E6126">
-      <w:numFmt w:val="decimal"/>
-      <w:lvlText w:val=""/>
-      <w:lvlJc w:val="left"/>
-    </w:lvl>
-    <w:lvl w:ilvl="4" w:tplc="7DC21262">
-      <w:numFmt w:val="decimal"/>
-      <w:lvlText w:val=""/>
-      <w:lvlJc w:val="left"/>
-    </w:lvl>
-    <w:lvl w:ilvl="5" w:tplc="A4AAA2DE">
-      <w:numFmt w:val="decimal"/>
-      <w:lvlText w:val=""/>
-      <w:lvlJc w:val="left"/>
-    </w:lvl>
-    <w:lvl w:ilvl="6" w:tplc="8AB499FE">
-      <w:numFmt w:val="decimal"/>
-      <w:lvlText w:val=""/>
-      <w:lvlJc w:val="left"/>
-    </w:lvl>
-    <w:lvl w:ilvl="7" w:tplc="158CE0BC">
-      <w:numFmt w:val="decimal"/>
-      <w:lvlText w:val=""/>
-      <w:lvlJc w:val="left"/>
-    </w:lvl>
-    <w:lvl w:ilvl="8" w:tplc="4A225CBC">
+    <w:lvl w:ilvl="2" w:tplc="005E9356">
+      <w:numFmt w:val="decimal"/>
+      <w:lvlText w:val=""/>
+      <w:lvlJc w:val="left"/>
+    </w:lvl>
+    <w:lvl w:ilvl="3" w:tplc="CFFECEE2">
+      <w:numFmt w:val="decimal"/>
+      <w:lvlText w:val=""/>
+      <w:lvlJc w:val="left"/>
+    </w:lvl>
+    <w:lvl w:ilvl="4" w:tplc="5B38F088">
+      <w:numFmt w:val="decimal"/>
+      <w:lvlText w:val=""/>
+      <w:lvlJc w:val="left"/>
+    </w:lvl>
+    <w:lvl w:ilvl="5" w:tplc="4EF2EB9A">
+      <w:numFmt w:val="decimal"/>
+      <w:lvlText w:val=""/>
+      <w:lvlJc w:val="left"/>
+    </w:lvl>
+    <w:lvl w:ilvl="6" w:tplc="39DC389E">
+      <w:numFmt w:val="decimal"/>
+      <w:lvlText w:val=""/>
+      <w:lvlJc w:val="left"/>
+    </w:lvl>
+    <w:lvl w:ilvl="7" w:tplc="62DE4C2E">
+      <w:numFmt w:val="decimal"/>
+      <w:lvlText w:val=""/>
+      <w:lvlJc w:val="left"/>
+    </w:lvl>
+    <w:lvl w:ilvl="8" w:tplc="EC8C4A58">
       <w:numFmt w:val="decimal"/>
       <w:lvlText w:val=""/>
       <w:lvlJc w:val="left"/>
     </w:lvl>
   </w:abstractNum>
-  <w:num w:numId="1" w16cid:durableId="812217641">
-    <w:abstractNumId w:val="8"/>
+  <w:num w:numId="1" w16cid:durableId="2016111457">
+    <w:abstractNumId w:val="0"/>
     <w:lvlOverride w:ilvl="0">
       <w:startOverride w:val="1"/>
     </w:lvlOverride>
   </w:num>
-  <w:num w:numId="2" w16cid:durableId="1641761647">
+  <w:num w:numId="2" w16cid:durableId="530336695">
+    <w:abstractNumId w:val="3"/>
+    <w:lvlOverride w:ilvl="0">
+      <w:startOverride w:val="1"/>
+    </w:lvlOverride>
+  </w:num>
+  <w:num w:numId="3" w16cid:durableId="1126119277">
+    <w:abstractNumId w:val="1"/>
+    <w:lvlOverride w:ilvl="0">
+      <w:startOverride w:val="1"/>
+    </w:lvlOverride>
+  </w:num>
+  <w:num w:numId="4" w16cid:durableId="812723551">
+    <w:abstractNumId w:val="4"/>
+    <w:lvlOverride w:ilvl="0">
+      <w:startOverride w:val="1"/>
+    </w:lvlOverride>
+  </w:num>
+  <w:num w:numId="5" w16cid:durableId="134184774">
     <w:abstractNumId w:val="6"/>
     <w:lvlOverride w:ilvl="0">
       <w:startOverride w:val="1"/>
     </w:lvlOverride>
   </w:num>
-  <w:num w:numId="3" w16cid:durableId="1058434555">
-    <w:abstractNumId w:val="9"/>
+  <w:num w:numId="6" w16cid:durableId="535583249">
+    <w:abstractNumId w:val="7"/>
     <w:lvlOverride w:ilvl="0">
       <w:startOverride w:val="1"/>
     </w:lvlOverride>
   </w:num>
-  <w:num w:numId="4" w16cid:durableId="974603832">
-    <w:abstractNumId w:val="4"/>
-    <w:lvlOverride w:ilvl="0">
-      <w:startOverride w:val="1"/>
-    </w:lvlOverride>
-  </w:num>
-  <w:num w:numId="5" w16cid:durableId="957494630">
-    <w:abstractNumId w:val="0"/>
-    <w:lvlOverride w:ilvl="0">
-      <w:startOverride w:val="1"/>
-    </w:lvlOverride>
-  </w:num>
-  <w:num w:numId="6" w16cid:durableId="1534881035">
-    <w:abstractNumId w:val="3"/>
-    <w:lvlOverride w:ilvl="0">
-      <w:startOverride w:val="1"/>
-    </w:lvlOverride>
-  </w:num>
-  <w:num w:numId="7" w16cid:durableId="788549728">
+  <w:num w:numId="7" w16cid:durableId="944994176">
     <w:abstractNumId w:val="5"/>
     <w:lvlOverride w:ilvl="0">
       <w:startOverride w:val="1"/>
     </w:lvlOverride>
   </w:num>
-  <w:num w:numId="8" w16cid:durableId="2126148738">
-    <w:abstractNumId w:val="1"/>
+  <w:num w:numId="8" w16cid:durableId="767311489">
+    <w:abstractNumId w:val="2"/>
     <w:lvlOverride w:ilvl="0">
       <w:startOverride w:val="1"/>
     </w:lvlOverride>
   </w:num>
-  <w:num w:numId="9" w16cid:durableId="166100440">
-    <w:abstractNumId w:val="2"/>
+  <w:num w:numId="9" w16cid:durableId="1730030894">
+    <w:abstractNumId w:val="9"/>
     <w:lvlOverride w:ilvl="0">
       <w:startOverride w:val="1"/>
     </w:lvlOverride>
@@ -5452,7 +5569,7 @@
     <w:autoRedefine/>
     <w:uiPriority w:val="39"/>
     <w:unhideWhenUsed/>
-    <w:rsid w:val="001A4371"/>
+    <w:rsid w:val="007A464B"/>
     <w:pPr>
       <w:spacing w:after="100"/>
     </w:pPr>
